--- a/Лабораторная работа №7 Буланый Горковец.docx
+++ b/Лабораторная работа №7 Буланый Горковец.docx
@@ -418,7 +418,6 @@
           <w:szCs w:val="24"/>
         </w:rPr>
       </w:pPr>
-      <w:proofErr w:type="spellStart"/>
       <w:r>
         <w:rPr>
           <w:rFonts w:ascii="Times New Roman" w:hAnsi="Times New Roman" w:cs="Times New Roman"/>
@@ -426,17 +425,7 @@
           <w:sz w:val="24"/>
           <w:szCs w:val="24"/>
         </w:rPr>
-        <w:t>Горковец</w:t>
-      </w:r>
-      <w:proofErr w:type="spellEnd"/>
-      <w:r>
-        <w:rPr>
-          <w:rFonts w:ascii="Times New Roman" w:hAnsi="Times New Roman" w:cs="Times New Roman"/>
-          <w:color w:val="000000"/>
-          <w:sz w:val="24"/>
-          <w:szCs w:val="24"/>
-        </w:rPr>
-        <w:t xml:space="preserve"> А. С.</w:t>
+        <w:t>Горковец А. С.</w:t>
       </w:r>
       <w:r>
         <w:rPr>
@@ -467,27 +456,7 @@
           <w:sz w:val="24"/>
           <w:szCs w:val="24"/>
         </w:rPr>
-        <w:t xml:space="preserve">Проверили: доцент кафедры </w:t>
-      </w:r>
-      <w:proofErr w:type="spellStart"/>
-      <w:r>
-        <w:rPr>
-          <w:rFonts w:ascii="Times New Roman" w:hAnsi="Times New Roman" w:cs="Times New Roman"/>
-          <w:color w:val="000000"/>
-          <w:sz w:val="24"/>
-          <w:szCs w:val="24"/>
-        </w:rPr>
-        <w:t>УиЗИ</w:t>
-      </w:r>
-      <w:proofErr w:type="spellEnd"/>
-      <w:r>
-        <w:rPr>
-          <w:rFonts w:ascii="Times New Roman" w:hAnsi="Times New Roman" w:cs="Times New Roman"/>
-          <w:color w:val="000000"/>
-          <w:sz w:val="24"/>
-          <w:szCs w:val="24"/>
-        </w:rPr>
-        <w:t xml:space="preserve">, к. т. н.  </w:t>
+        <w:t xml:space="preserve">Проверили: доцент кафедры УиЗИ, к. т. н.  </w:t>
       </w:r>
     </w:p>
     <w:p>
@@ -508,9 +477,8 @@
           <w:sz w:val="24"/>
           <w:szCs w:val="24"/>
         </w:rPr>
-        <w:t xml:space="preserve">Сафронов </w:t>
-      </w:r>
-      <w:proofErr w:type="gramStart"/>
+        <w:t>Сафронов А.И.</w:t>
+      </w:r>
       <w:r>
         <w:rPr>
           <w:rFonts w:ascii="Times New Roman" w:hAnsi="Times New Roman" w:cs="Times New Roman"/>
@@ -518,50 +486,9 @@
           <w:sz w:val="24"/>
           <w:szCs w:val="24"/>
         </w:rPr>
-        <w:t>А.И.</w:t>
-      </w:r>
-      <w:proofErr w:type="gramEnd"/>
-      <w:r>
-        <w:rPr>
-          <w:rFonts w:ascii="Times New Roman" w:hAnsi="Times New Roman" w:cs="Times New Roman"/>
-          <w:color w:val="000000"/>
-          <w:sz w:val="24"/>
-          <w:szCs w:val="24"/>
-        </w:rPr>
         <w:br/>
-        <w:t xml:space="preserve">профессор кафедры </w:t>
-      </w:r>
-      <w:proofErr w:type="spellStart"/>
-      <w:r>
-        <w:rPr>
-          <w:rFonts w:ascii="Times New Roman" w:hAnsi="Times New Roman" w:cs="Times New Roman"/>
-          <w:color w:val="000000"/>
-          <w:sz w:val="24"/>
-          <w:szCs w:val="24"/>
-        </w:rPr>
-        <w:t>УиЗИ</w:t>
-      </w:r>
-      <w:proofErr w:type="spellEnd"/>
-      <w:r>
-        <w:rPr>
-          <w:rFonts w:ascii="Times New Roman" w:hAnsi="Times New Roman" w:cs="Times New Roman"/>
-          <w:color w:val="000000"/>
-          <w:sz w:val="24"/>
-          <w:szCs w:val="24"/>
-        </w:rPr>
-        <w:t xml:space="preserve"> д.т.н. Сидоренко </w:t>
-      </w:r>
-      <w:proofErr w:type="gramStart"/>
-      <w:r>
-        <w:rPr>
-          <w:rFonts w:ascii="Times New Roman" w:hAnsi="Times New Roman" w:cs="Times New Roman"/>
-          <w:color w:val="000000"/>
-          <w:sz w:val="24"/>
-          <w:szCs w:val="24"/>
-        </w:rPr>
-        <w:t>В.Г.</w:t>
-      </w:r>
-      <w:proofErr w:type="gramEnd"/>
+        <w:t>профессор кафедры УиЗИ д.т.н. Сидоренко В.Г.</w:t>
+      </w:r>
     </w:p>
     <w:p>
       <w:pPr>
@@ -2522,25 +2449,7 @@
                 <w:sz w:val="28"/>
                 <w:szCs w:val="28"/>
               </w:rPr>
-              <w:t xml:space="preserve">Получение информации о «горячих точках» кода на основе анализа реляционной модели </w:t>
-            </w:r>
-            <w:proofErr w:type="spellStart"/>
-            <w:r>
-              <w:rPr>
-                <w:rFonts w:ascii="Times New Roman" w:eastAsia="Times New Roman" w:hAnsi="Times New Roman" w:cs="Times New Roman"/>
-                <w:sz w:val="28"/>
-                <w:szCs w:val="28"/>
-              </w:rPr>
-              <w:t>git</w:t>
-            </w:r>
-            <w:proofErr w:type="spellEnd"/>
-            <w:r>
-              <w:rPr>
-                <w:rFonts w:ascii="Times New Roman" w:eastAsia="Times New Roman" w:hAnsi="Times New Roman" w:cs="Times New Roman"/>
-                <w:sz w:val="28"/>
-                <w:szCs w:val="28"/>
-              </w:rPr>
-              <w:t>-репозитория</w:t>
+              <w:t>Получение информации о «горячих точках» кода на основе анализа реляционной модели git-репозитория</w:t>
             </w:r>
           </w:p>
         </w:tc>
@@ -2622,25 +2531,7 @@
           <w:sz w:val="28"/>
           <w:szCs w:val="28"/>
         </w:rPr>
-        <w:t xml:space="preserve"> анализатор </w:t>
-      </w:r>
-      <w:proofErr w:type="spellStart"/>
-      <w:r>
-        <w:rPr>
-          <w:rFonts w:ascii="Times New Roman" w:hAnsi="Times New Roman" w:cs="Times New Roman"/>
-          <w:sz w:val="28"/>
-          <w:szCs w:val="28"/>
-        </w:rPr>
-        <w:t>Git</w:t>
-      </w:r>
-      <w:proofErr w:type="spellEnd"/>
-      <w:r>
-        <w:rPr>
-          <w:rFonts w:ascii="Times New Roman" w:hAnsi="Times New Roman" w:cs="Times New Roman"/>
-          <w:sz w:val="28"/>
-          <w:szCs w:val="28"/>
-        </w:rPr>
-        <w:t>-репозиториев, который выявляет «горячие точки» кода на основе анализа истории коммитов, авторов, метрик.</w:t>
+        <w:t xml:space="preserve"> анализатор Git-репозиториев, который выявляет «горячие точки» кода на основе анализа истории коммитов, авторов, метрик.</w:t>
       </w:r>
     </w:p>
     <w:p>
@@ -2704,18 +2595,8 @@
           <w:sz w:val="28"/>
           <w:szCs w:val="28"/>
         </w:rPr>
-        <w:t xml:space="preserve"> Исходный код и документация доступны в официальном репозитории на </w:t>
-      </w:r>
-      <w:proofErr w:type="spellStart"/>
-      <w:r>
-        <w:rPr>
-          <w:rFonts w:ascii="Times New Roman" w:hAnsi="Times New Roman" w:cs="Times New Roman"/>
-          <w:sz w:val="28"/>
-          <w:szCs w:val="28"/>
-        </w:rPr>
-        <w:t>GitHub</w:t>
-      </w:r>
-      <w:proofErr w:type="spellEnd"/>
+        <w:t xml:space="preserve"> Исходный код и документация доступны в официальном репозитории на GitHub</w:t>
+      </w:r>
       <w:r>
         <w:rPr>
           <w:rFonts w:ascii="Times New Roman" w:hAnsi="Times New Roman" w:cs="Times New Roman"/>
@@ -2732,42 +2613,21 @@
         </w:rPr>
         <w:t>(</w:t>
       </w:r>
-      <w:hyperlink r:id="rId9">
-        <w:r>
-          <w:rPr>
-            <w:rStyle w:val="a4"/>
-            <w:rFonts w:ascii="Times New Roman" w:hAnsi="Times New Roman" w:cs="Times New Roman"/>
-            <w:sz w:val="28"/>
-            <w:szCs w:val="28"/>
-          </w:rPr>
-          <w:t>https://github.com/ejwa/gitinspector</w:t>
-        </w:r>
-      </w:hyperlink>
-      <w:r>
-        <w:rPr>
-          <w:rFonts w:ascii="Times New Roman" w:hAnsi="Times New Roman" w:cs="Times New Roman"/>
-          <w:sz w:val="28"/>
-          <w:szCs w:val="28"/>
-        </w:rPr>
-        <w:t xml:space="preserve">). Инструмент доступен для установки на всех основных операционных системах (Windows, </w:t>
-      </w:r>
-      <w:proofErr w:type="spellStart"/>
-      <w:r>
-        <w:rPr>
-          <w:rFonts w:ascii="Times New Roman" w:hAnsi="Times New Roman" w:cs="Times New Roman"/>
-          <w:sz w:val="28"/>
-          <w:szCs w:val="28"/>
-        </w:rPr>
-        <w:t>macOS</w:t>
-      </w:r>
-      <w:proofErr w:type="spellEnd"/>
-      <w:r>
-        <w:rPr>
-          <w:rFonts w:ascii="Times New Roman" w:hAnsi="Times New Roman" w:cs="Times New Roman"/>
-          <w:sz w:val="28"/>
-          <w:szCs w:val="28"/>
-        </w:rPr>
-        <w:t>, Linux) через различные менеджеры пакетов, что делает его очень доступным для широкого круга пользователей.</w:t>
+      <w:r>
+        <w:rPr>
+          <w:rFonts w:ascii="Times New Roman" w:hAnsi="Times New Roman" w:cs="Times New Roman"/>
+          <w:sz w:val="28"/>
+          <w:szCs w:val="28"/>
+        </w:rPr>
+        <w:t>https://github.com/ejwa/gitinspector</w:t>
+      </w:r>
+      <w:r>
+        <w:rPr>
+          <w:rFonts w:ascii="Times New Roman" w:hAnsi="Times New Roman" w:cs="Times New Roman"/>
+          <w:sz w:val="28"/>
+          <w:szCs w:val="28"/>
+        </w:rPr>
+        <w:t>). Инструмент доступен для установки на всех основных операционных системах (Windows, macOS, Linux) через различные менеджеры пакетов, что делает его очень доступным для широкого круга пользователей.</w:t>
       </w:r>
     </w:p>
     <w:p>
@@ -2826,23 +2686,13 @@
           <w:szCs w:val="28"/>
         </w:rPr>
       </w:pPr>
-      <w:proofErr w:type="spellStart"/>
-      <w:r>
-        <w:rPr>
-          <w:rFonts w:ascii="Times New Roman" w:hAnsi="Times New Roman" w:cs="Times New Roman"/>
-          <w:sz w:val="28"/>
-          <w:szCs w:val="28"/>
-        </w:rPr>
-        <w:t>Debian</w:t>
-      </w:r>
-      <w:proofErr w:type="spellEnd"/>
-      <w:r>
-        <w:rPr>
-          <w:rFonts w:ascii="Times New Roman" w:hAnsi="Times New Roman" w:cs="Times New Roman"/>
-          <w:sz w:val="28"/>
-          <w:szCs w:val="28"/>
-        </w:rPr>
-        <w:t>/Ubuntu (Linux): Установка производится из официальных репозиториев стандартной командой:</w:t>
+      <w:r>
+        <w:rPr>
+          <w:rFonts w:ascii="Times New Roman" w:hAnsi="Times New Roman" w:cs="Times New Roman"/>
+          <w:sz w:val="28"/>
+          <w:szCs w:val="28"/>
+        </w:rPr>
+        <w:t>Debian/Ubuntu (Linux): Установка производится из официальных репозиториев стандартной командой:</w:t>
       </w:r>
     </w:p>
     <w:p>
@@ -2889,7 +2739,6 @@
           <w:lang w:val="en-US"/>
         </w:rPr>
       </w:pPr>
-      <w:proofErr w:type="spellStart"/>
       <w:r>
         <w:rPr>
           <w:rFonts w:ascii="Times New Roman" w:hAnsi="Times New Roman" w:cs="Times New Roman"/>
@@ -2897,17 +2746,7 @@
           <w:szCs w:val="28"/>
           <w:lang w:val="en-US"/>
         </w:rPr>
-        <w:t>sudo</w:t>
-      </w:r>
-      <w:proofErr w:type="spellEnd"/>
-      <w:r>
-        <w:rPr>
-          <w:rFonts w:ascii="Times New Roman" w:hAnsi="Times New Roman" w:cs="Times New Roman"/>
-          <w:sz w:val="28"/>
-          <w:szCs w:val="28"/>
-          <w:lang w:val="en-US"/>
-        </w:rPr>
-        <w:t xml:space="preserve"> apt update</w:t>
+        <w:t>sudo apt update</w:t>
       </w:r>
     </w:p>
     <w:p>
@@ -2927,7 +2766,6 @@
           <w:lang w:val="en-US"/>
         </w:rPr>
       </w:pPr>
-      <w:proofErr w:type="spellStart"/>
       <w:r>
         <w:rPr>
           <w:rFonts w:ascii="Times New Roman" w:hAnsi="Times New Roman" w:cs="Times New Roman"/>
@@ -2935,17 +2773,7 @@
           <w:szCs w:val="28"/>
           <w:lang w:val="en-US"/>
         </w:rPr>
-        <w:t>sudo</w:t>
-      </w:r>
-      <w:proofErr w:type="spellEnd"/>
-      <w:r>
-        <w:rPr>
-          <w:rFonts w:ascii="Times New Roman" w:hAnsi="Times New Roman" w:cs="Times New Roman"/>
-          <w:sz w:val="28"/>
-          <w:szCs w:val="28"/>
-          <w:lang w:val="en-US"/>
-        </w:rPr>
-        <w:t xml:space="preserve"> apt install gitinspector</w:t>
+        <w:t>sudo apt install gitinspector</w:t>
       </w:r>
     </w:p>
     <w:p>
@@ -2985,43 +2813,7 @@
           <w:sz w:val="28"/>
           <w:szCs w:val="28"/>
         </w:rPr>
-        <w:t xml:space="preserve">   </w:t>
-      </w:r>
-      <w:proofErr w:type="spellStart"/>
-      <w:r>
-        <w:rPr>
-          <w:rFonts w:ascii="Times New Roman" w:hAnsi="Times New Roman" w:cs="Times New Roman"/>
-          <w:sz w:val="28"/>
-          <w:szCs w:val="28"/>
-        </w:rPr>
-        <w:t>macOS</w:t>
-      </w:r>
-      <w:proofErr w:type="spellEnd"/>
-      <w:r>
-        <w:rPr>
-          <w:rFonts w:ascii="Times New Roman" w:hAnsi="Times New Roman" w:cs="Times New Roman"/>
-          <w:sz w:val="28"/>
-          <w:szCs w:val="28"/>
-        </w:rPr>
-        <w:t xml:space="preserve">: Рекомендуемый способ — использование менеджера пакетов </w:t>
-      </w:r>
-      <w:proofErr w:type="spellStart"/>
-      <w:r>
-        <w:rPr>
-          <w:rFonts w:ascii="Times New Roman" w:hAnsi="Times New Roman" w:cs="Times New Roman"/>
-          <w:sz w:val="28"/>
-          <w:szCs w:val="28"/>
-        </w:rPr>
-        <w:t>Homebrew</w:t>
-      </w:r>
-      <w:proofErr w:type="spellEnd"/>
-      <w:r>
-        <w:rPr>
-          <w:rFonts w:ascii="Times New Roman" w:hAnsi="Times New Roman" w:cs="Times New Roman"/>
-          <w:sz w:val="28"/>
-          <w:szCs w:val="28"/>
-        </w:rPr>
-        <w:t>:</w:t>
+        <w:t xml:space="preserve">   macOS: Рекомендуемый способ — использование менеджера пакетов Homebrew:</w:t>
       </w:r>
     </w:p>
     <w:p>
@@ -3040,7 +2832,6 @@
           <w:szCs w:val="28"/>
         </w:rPr>
       </w:pPr>
-      <w:proofErr w:type="spellStart"/>
       <w:r>
         <w:rPr>
           <w:rFonts w:ascii="Times New Roman" w:hAnsi="Times New Roman" w:cs="Times New Roman"/>
@@ -3050,7 +2841,6 @@
         <w:lastRenderedPageBreak/>
         <w:t>bash</w:t>
       </w:r>
-      <w:proofErr w:type="spellEnd"/>
     </w:p>
     <w:p>
       <w:pPr>
@@ -3068,16 +2858,92 @@
           <w:szCs w:val="28"/>
         </w:rPr>
       </w:pPr>
-      <w:proofErr w:type="spellStart"/>
-      <w:r>
-        <w:rPr>
-          <w:rFonts w:ascii="Times New Roman" w:hAnsi="Times New Roman" w:cs="Times New Roman"/>
-          <w:sz w:val="28"/>
-          <w:szCs w:val="28"/>
-        </w:rPr>
-        <w:t>brew</w:t>
-      </w:r>
-      <w:proofErr w:type="spellEnd"/>
+      <w:r>
+        <w:rPr>
+          <w:rFonts w:ascii="Times New Roman" w:hAnsi="Times New Roman" w:cs="Times New Roman"/>
+          <w:sz w:val="28"/>
+          <w:szCs w:val="28"/>
+        </w:rPr>
+        <w:t>brew install gitinspector</w:t>
+      </w:r>
+    </w:p>
+    <w:p>
+      <w:pPr>
+        <w:spacing w:after="0" w:line="360" w:lineRule="auto"/>
+        <w:ind w:firstLine="709"/>
+        <w:jc w:val="both"/>
+        <w:rPr>
+          <w:rFonts w:ascii="Times New Roman" w:hAnsi="Times New Roman" w:cs="Times New Roman"/>
+          <w:sz w:val="28"/>
+          <w:szCs w:val="28"/>
+        </w:rPr>
+      </w:pPr>
+      <w:r>
+        <w:rPr>
+          <w:rFonts w:ascii="Times New Roman" w:hAnsi="Times New Roman" w:cs="Times New Roman"/>
+          <w:sz w:val="28"/>
+          <w:szCs w:val="28"/>
+        </w:rPr>
+        <w:t xml:space="preserve">    Windows: Самый простой способ — использовать менеджер пакетов npm (требует предустановленного Node.js):</w:t>
+      </w:r>
+    </w:p>
+    <w:p>
+      <w:pPr>
+        <w:spacing w:after="0" w:line="360" w:lineRule="auto"/>
+        <w:ind w:firstLine="709"/>
+        <w:jc w:val="both"/>
+        <w:rPr>
+          <w:rFonts w:ascii="Times New Roman" w:hAnsi="Times New Roman" w:cs="Times New Roman"/>
+          <w:sz w:val="28"/>
+          <w:szCs w:val="28"/>
+        </w:rPr>
+      </w:pPr>
+      <w:r>
+        <w:rPr>
+          <w:rFonts w:ascii="Times New Roman" w:hAnsi="Times New Roman" w:cs="Times New Roman"/>
+          <w:sz w:val="28"/>
+          <w:szCs w:val="28"/>
+        </w:rPr>
+        <w:t xml:space="preserve">    </w:t>
+      </w:r>
+      <w:r>
+        <w:rPr>
+          <w:rFonts w:ascii="Times New Roman" w:hAnsi="Times New Roman" w:cs="Times New Roman"/>
+          <w:sz w:val="28"/>
+          <w:szCs w:val="28"/>
+          <w:lang w:val="en-US"/>
+        </w:rPr>
+        <w:t>bash</w:t>
+      </w:r>
+    </w:p>
+    <w:p>
+      <w:pPr>
+        <w:spacing w:after="0" w:line="360" w:lineRule="auto"/>
+        <w:ind w:firstLine="709"/>
+        <w:jc w:val="both"/>
+        <w:rPr>
+          <w:rFonts w:ascii="Times New Roman" w:hAnsi="Times New Roman" w:cs="Times New Roman"/>
+          <w:sz w:val="28"/>
+          <w:szCs w:val="28"/>
+        </w:rPr>
+      </w:pPr>
+      <w:r>
+        <w:rPr>
+          <w:rFonts w:ascii="Times New Roman" w:hAnsi="Times New Roman" w:cs="Times New Roman"/>
+          <w:sz w:val="28"/>
+          <w:szCs w:val="28"/>
+        </w:rPr>
+        <w:t xml:space="preserve">    </w:t>
+      </w:r>
+      <w:r>
+        <w:rPr>
+          <w:rFonts w:ascii="Times New Roman" w:hAnsi="Times New Roman" w:cs="Times New Roman"/>
+          <w:sz w:val="28"/>
+          <w:szCs w:val="28"/>
+          <w:lang w:val="en-US"/>
+        </w:rPr>
+        <w:t>npm</w:t>
+      </w:r>
       <w:r>
         <w:rPr>
           <w:rFonts w:ascii="Times New Roman" w:hAnsi="Times New Roman" w:cs="Times New Roman"/>
@@ -3086,23 +2952,48 @@
         </w:rPr>
         <w:t xml:space="preserve"> </w:t>
       </w:r>
-      <w:proofErr w:type="spellStart"/>
-      <w:r>
-        <w:rPr>
-          <w:rFonts w:ascii="Times New Roman" w:hAnsi="Times New Roman" w:cs="Times New Roman"/>
-          <w:sz w:val="28"/>
-          <w:szCs w:val="28"/>
+      <w:r>
+        <w:rPr>
+          <w:rFonts w:ascii="Times New Roman" w:hAnsi="Times New Roman" w:cs="Times New Roman"/>
+          <w:sz w:val="28"/>
+          <w:szCs w:val="28"/>
+          <w:lang w:val="en-US"/>
         </w:rPr>
         <w:t>install</w:t>
       </w:r>
-      <w:proofErr w:type="spellEnd"/>
-      <w:r>
-        <w:rPr>
-          <w:rFonts w:ascii="Times New Roman" w:hAnsi="Times New Roman" w:cs="Times New Roman"/>
-          <w:sz w:val="28"/>
-          <w:szCs w:val="28"/>
-        </w:rPr>
-        <w:t xml:space="preserve"> gitinspector</w:t>
+      <w:r>
+        <w:rPr>
+          <w:rFonts w:ascii="Times New Roman" w:hAnsi="Times New Roman" w:cs="Times New Roman"/>
+          <w:sz w:val="28"/>
+          <w:szCs w:val="28"/>
+        </w:rPr>
+        <w:t xml:space="preserve"> -</w:t>
+      </w:r>
+      <w:r>
+        <w:rPr>
+          <w:rFonts w:ascii="Times New Roman" w:hAnsi="Times New Roman" w:cs="Times New Roman"/>
+          <w:sz w:val="28"/>
+          <w:szCs w:val="28"/>
+          <w:lang w:val="en-US"/>
+        </w:rPr>
+        <w:t>g</w:t>
+      </w:r>
+      <w:r>
+        <w:rPr>
+          <w:rFonts w:ascii="Times New Roman" w:hAnsi="Times New Roman" w:cs="Times New Roman"/>
+          <w:sz w:val="28"/>
+          <w:szCs w:val="28"/>
+        </w:rPr>
+        <w:t xml:space="preserve"> </w:t>
+      </w:r>
+      <w:r>
+        <w:rPr>
+          <w:rFonts w:ascii="Times New Roman" w:hAnsi="Times New Roman" w:cs="Times New Roman"/>
+          <w:sz w:val="28"/>
+          <w:szCs w:val="28"/>
+          <w:lang w:val="en-US"/>
+        </w:rPr>
+        <w:t>gitinspector</w:t>
       </w:r>
     </w:p>
     <w:p>
@@ -3122,25 +3013,7 @@
           <w:sz w:val="28"/>
           <w:szCs w:val="28"/>
         </w:rPr>
-        <w:t xml:space="preserve">    Windows: Самый простой способ — использовать менеджер пакетов </w:t>
-      </w:r>
-      <w:proofErr w:type="spellStart"/>
-      <w:r>
-        <w:rPr>
-          <w:rFonts w:ascii="Times New Roman" w:hAnsi="Times New Roman" w:cs="Times New Roman"/>
-          <w:sz w:val="28"/>
-          <w:szCs w:val="28"/>
-        </w:rPr>
-        <w:t>npm</w:t>
-      </w:r>
-      <w:proofErr w:type="spellEnd"/>
-      <w:r>
-        <w:rPr>
-          <w:rFonts w:ascii="Times New Roman" w:hAnsi="Times New Roman" w:cs="Times New Roman"/>
-          <w:sz w:val="28"/>
-          <w:szCs w:val="28"/>
-        </w:rPr>
-        <w:t xml:space="preserve"> (требует предустановленного Node.js):</w:t>
+        <w:t xml:space="preserve">    Также существует отдельный проект «gitinspectorgui», предоставляющий графический интерфейс и устанавливаемый через отдельный инсталлятор.</w:t>
       </w:r>
     </w:p>
     <w:p>
@@ -3160,6 +3033,43 @@
           <w:sz w:val="28"/>
           <w:szCs w:val="28"/>
         </w:rPr>
+        <w:t xml:space="preserve">   Кроссплатформенная установка (через Python/pip):</w:t>
+      </w:r>
+      <w:r>
+        <w:rPr>
+          <w:rFonts w:ascii="Times New Roman" w:hAnsi="Times New Roman" w:cs="Times New Roman"/>
+          <w:sz w:val="28"/>
+          <w:szCs w:val="28"/>
+        </w:rPr>
+        <w:t xml:space="preserve"> </w:t>
+      </w:r>
+      <w:r>
+        <w:rPr>
+          <w:rFonts w:ascii="Times New Roman" w:hAnsi="Times New Roman" w:cs="Times New Roman"/>
+          <w:sz w:val="28"/>
+          <w:szCs w:val="28"/>
+        </w:rPr>
+        <w:t>Так как инструмент написан на Python, он доступен в репозитории PyPI. Его можно установить с помощью «pip», что делает его доступным на любой системе с интерпретатором Python:</w:t>
+      </w:r>
+    </w:p>
+    <w:p>
+      <w:pPr>
+        <w:spacing w:after="0" w:line="360" w:lineRule="auto"/>
+        <w:ind w:firstLine="709"/>
+        <w:jc w:val="both"/>
+        <w:rPr>
+          <w:rFonts w:ascii="Times New Roman" w:hAnsi="Times New Roman" w:cs="Times New Roman"/>
+          <w:sz w:val="28"/>
+          <w:szCs w:val="28"/>
+          <w:lang w:val="en-US"/>
+        </w:rPr>
+      </w:pPr>
+      <w:r>
+        <w:rPr>
+          <w:rFonts w:ascii="Times New Roman" w:hAnsi="Times New Roman" w:cs="Times New Roman"/>
+          <w:sz w:val="28"/>
+          <w:szCs w:val="28"/>
+        </w:rPr>
         <w:t xml:space="preserve">    </w:t>
       </w:r>
       <w:r>
@@ -3169,7 +3079,7 @@
           <w:szCs w:val="28"/>
           <w:lang w:val="en-US"/>
         </w:rPr>
-        <w:t>bash</w:t>
+        <w:t>«««bash</w:t>
       </w:r>
     </w:p>
     <w:p>
@@ -3181,32 +3091,106 @@
           <w:rFonts w:ascii="Times New Roman" w:hAnsi="Times New Roman" w:cs="Times New Roman"/>
           <w:sz w:val="28"/>
           <w:szCs w:val="28"/>
-        </w:rPr>
-      </w:pPr>
-      <w:r>
-        <w:rPr>
-          <w:rFonts w:ascii="Times New Roman" w:hAnsi="Times New Roman" w:cs="Times New Roman"/>
-          <w:sz w:val="28"/>
-          <w:szCs w:val="28"/>
+          <w:lang w:val="en-US"/>
+        </w:rPr>
+      </w:pPr>
+      <w:r>
+        <w:rPr>
+          <w:rFonts w:ascii="Times New Roman" w:hAnsi="Times New Roman" w:cs="Times New Roman"/>
+          <w:sz w:val="28"/>
+          <w:szCs w:val="28"/>
+          <w:lang w:val="en-US"/>
+        </w:rPr>
+        <w:t xml:space="preserve">    pip install gitinspector</w:t>
+      </w:r>
+    </w:p>
+    <w:p>
+      <w:pPr>
+        <w:spacing w:after="0" w:line="360" w:lineRule="auto"/>
+        <w:ind w:firstLine="709"/>
+        <w:jc w:val="both"/>
+        <w:rPr>
+          <w:rFonts w:ascii="Times New Roman" w:hAnsi="Times New Roman" w:cs="Times New Roman"/>
+          <w:sz w:val="28"/>
+          <w:szCs w:val="28"/>
+          <w:lang w:val="en-US"/>
+        </w:rPr>
+      </w:pPr>
+      <w:r>
+        <w:rPr>
+          <w:rFonts w:ascii="Times New Roman" w:hAnsi="Times New Roman" w:cs="Times New Roman"/>
+          <w:sz w:val="28"/>
+          <w:szCs w:val="28"/>
+          <w:lang w:val="en-US"/>
         </w:rPr>
         <w:t xml:space="preserve">    </w:t>
       </w:r>
-      <w:proofErr w:type="spellStart"/>
-      <w:r>
+      <w:r>
+        <w:rPr>
+          <w:rFonts w:ascii="Times New Roman" w:hAnsi="Times New Roman" w:cs="Times New Roman"/>
+          <w:sz w:val="28"/>
+          <w:szCs w:val="28"/>
+        </w:rPr>
+        <w:t>или</w:t>
+      </w:r>
+    </w:p>
+    <w:p>
+      <w:pPr>
+        <w:spacing w:after="0" w:line="360" w:lineRule="auto"/>
+        <w:ind w:firstLine="709"/>
+        <w:jc w:val="both"/>
         <w:rPr>
           <w:rFonts w:ascii="Times New Roman" w:hAnsi="Times New Roman" w:cs="Times New Roman"/>
           <w:sz w:val="28"/>
           <w:szCs w:val="28"/>
           <w:lang w:val="en-US"/>
         </w:rPr>
-        <w:t>npm</w:t>
-      </w:r>
-      <w:proofErr w:type="spellEnd"/>
-      <w:r>
-        <w:rPr>
-          <w:rFonts w:ascii="Times New Roman" w:hAnsi="Times New Roman" w:cs="Times New Roman"/>
-          <w:sz w:val="28"/>
-          <w:szCs w:val="28"/>
+      </w:pPr>
+      <w:r>
+        <w:rPr>
+          <w:rFonts w:ascii="Times New Roman" w:hAnsi="Times New Roman" w:cs="Times New Roman"/>
+          <w:sz w:val="28"/>
+          <w:szCs w:val="28"/>
+          <w:lang w:val="en-US"/>
+        </w:rPr>
+        <w:t xml:space="preserve">    «««bash</w:t>
+      </w:r>
+    </w:p>
+    <w:p>
+      <w:pPr>
+        <w:spacing w:after="0" w:line="360" w:lineRule="auto"/>
+        <w:ind w:firstLine="709"/>
+        <w:jc w:val="both"/>
+        <w:rPr>
+          <w:rFonts w:ascii="Times New Roman" w:hAnsi="Times New Roman" w:cs="Times New Roman"/>
+          <w:sz w:val="28"/>
+          <w:szCs w:val="28"/>
+          <w:lang w:val="en-US"/>
+        </w:rPr>
+      </w:pPr>
+      <w:r>
+        <w:rPr>
+          <w:rFonts w:ascii="Times New Roman" w:hAnsi="Times New Roman" w:cs="Times New Roman"/>
+          <w:sz w:val="28"/>
+          <w:szCs w:val="28"/>
+          <w:lang w:val="en-US"/>
+        </w:rPr>
+        <w:t xml:space="preserve">    pip install gitinspectorgui (</w:t>
+      </w:r>
+      <w:r>
+        <w:rPr>
+          <w:rFonts w:ascii="Times New Roman" w:hAnsi="Times New Roman" w:cs="Times New Roman"/>
+          <w:sz w:val="28"/>
+          <w:szCs w:val="28"/>
+        </w:rPr>
+        <w:t>для</w:t>
+      </w:r>
+      <w:r>
+        <w:rPr>
+          <w:rFonts w:ascii="Times New Roman" w:hAnsi="Times New Roman" w:cs="Times New Roman"/>
+          <w:sz w:val="28"/>
+          <w:szCs w:val="28"/>
+          <w:lang w:val="en-US"/>
         </w:rPr>
         <w:t xml:space="preserve"> </w:t>
       </w:r>
@@ -3215,17 +3199,25 @@
           <w:rFonts w:ascii="Times New Roman" w:hAnsi="Times New Roman" w:cs="Times New Roman"/>
           <w:sz w:val="28"/>
           <w:szCs w:val="28"/>
+        </w:rPr>
+        <w:t>версии</w:t>
+      </w:r>
+      <w:r>
+        <w:rPr>
+          <w:rFonts w:ascii="Times New Roman" w:hAnsi="Times New Roman" w:cs="Times New Roman"/>
+          <w:sz w:val="28"/>
+          <w:szCs w:val="28"/>
           <w:lang w:val="en-US"/>
         </w:rPr>
-        <w:t>install</w:t>
-      </w:r>
-      <w:r>
-        <w:rPr>
-          <w:rFonts w:ascii="Times New Roman" w:hAnsi="Times New Roman" w:cs="Times New Roman"/>
-          <w:sz w:val="28"/>
-          <w:szCs w:val="28"/>
-        </w:rPr>
-        <w:t xml:space="preserve"> -</w:t>
+        <w:t xml:space="preserve"> </w:t>
+      </w:r>
+      <w:r>
+        <w:rPr>
+          <w:rFonts w:ascii="Times New Roman" w:hAnsi="Times New Roman" w:cs="Times New Roman"/>
+          <w:sz w:val="28"/>
+          <w:szCs w:val="28"/>
+        </w:rPr>
+        <w:t>с</w:t>
       </w:r>
       <w:r>
         <w:rPr>
@@ -3234,410 +3226,8 @@
           <w:szCs w:val="28"/>
           <w:lang w:val="en-US"/>
         </w:rPr>
-        <w:t>g</w:t>
-      </w:r>
-      <w:r>
-        <w:rPr>
-          <w:rFonts w:ascii="Times New Roman" w:hAnsi="Times New Roman" w:cs="Times New Roman"/>
-          <w:sz w:val="28"/>
-          <w:szCs w:val="28"/>
-        </w:rPr>
-        <w:t xml:space="preserve"> </w:t>
-      </w:r>
-      <w:r>
-        <w:rPr>
-          <w:rFonts w:ascii="Times New Roman" w:hAnsi="Times New Roman" w:cs="Times New Roman"/>
-          <w:sz w:val="28"/>
-          <w:szCs w:val="28"/>
-          <w:lang w:val="en-US"/>
-        </w:rPr>
-        <w:t>gitinspector</w:t>
-      </w:r>
-    </w:p>
-    <w:p>
-      <w:pPr>
-        <w:spacing w:after="0" w:line="360" w:lineRule="auto"/>
-        <w:ind w:firstLine="709"/>
-        <w:jc w:val="both"/>
-        <w:rPr>
-          <w:rFonts w:ascii="Times New Roman" w:hAnsi="Times New Roman" w:cs="Times New Roman"/>
-          <w:sz w:val="28"/>
-          <w:szCs w:val="28"/>
-        </w:rPr>
-      </w:pPr>
-      <w:r>
-        <w:rPr>
-          <w:rFonts w:ascii="Times New Roman" w:hAnsi="Times New Roman" w:cs="Times New Roman"/>
-          <w:sz w:val="28"/>
-          <w:szCs w:val="28"/>
-        </w:rPr>
-        <w:t xml:space="preserve">    Также существует отдельный проект «</w:t>
-      </w:r>
-      <w:proofErr w:type="spellStart"/>
-      <w:r>
-        <w:rPr>
-          <w:rFonts w:ascii="Times New Roman" w:hAnsi="Times New Roman" w:cs="Times New Roman"/>
-          <w:sz w:val="28"/>
-          <w:szCs w:val="28"/>
-        </w:rPr>
-        <w:t>gitinspectorgui</w:t>
-      </w:r>
-      <w:proofErr w:type="spellEnd"/>
-      <w:r>
-        <w:rPr>
-          <w:rFonts w:ascii="Times New Roman" w:hAnsi="Times New Roman" w:cs="Times New Roman"/>
-          <w:sz w:val="28"/>
-          <w:szCs w:val="28"/>
-        </w:rPr>
-        <w:t>», предоставляющий графический интерфейс и устанавливаемый через отдельный инсталлятор.</w:t>
-      </w:r>
-    </w:p>
-    <w:p>
-      <w:pPr>
-        <w:spacing w:after="0" w:line="360" w:lineRule="auto"/>
-        <w:ind w:firstLine="709"/>
-        <w:jc w:val="both"/>
-        <w:rPr>
-          <w:rFonts w:ascii="Times New Roman" w:hAnsi="Times New Roman" w:cs="Times New Roman"/>
-          <w:sz w:val="28"/>
-          <w:szCs w:val="28"/>
-        </w:rPr>
-      </w:pPr>
-      <w:r>
-        <w:rPr>
-          <w:rFonts w:ascii="Times New Roman" w:hAnsi="Times New Roman" w:cs="Times New Roman"/>
-          <w:sz w:val="28"/>
-          <w:szCs w:val="28"/>
-        </w:rPr>
-        <w:t xml:space="preserve">   Кроссплатформенная установка (через Python/</w:t>
-      </w:r>
-      <w:proofErr w:type="spellStart"/>
-      <w:r>
-        <w:rPr>
-          <w:rFonts w:ascii="Times New Roman" w:hAnsi="Times New Roman" w:cs="Times New Roman"/>
-          <w:sz w:val="28"/>
-          <w:szCs w:val="28"/>
-        </w:rPr>
-        <w:t>pip</w:t>
-      </w:r>
-      <w:proofErr w:type="spellEnd"/>
-      <w:r>
-        <w:rPr>
-          <w:rFonts w:ascii="Times New Roman" w:hAnsi="Times New Roman" w:cs="Times New Roman"/>
-          <w:sz w:val="28"/>
-          <w:szCs w:val="28"/>
-        </w:rPr>
-        <w:t>)</w:t>
-      </w:r>
-      <w:proofErr w:type="gramStart"/>
-      <w:r>
-        <w:rPr>
-          <w:rFonts w:ascii="Times New Roman" w:hAnsi="Times New Roman" w:cs="Times New Roman"/>
-          <w:sz w:val="28"/>
-          <w:szCs w:val="28"/>
-        </w:rPr>
-        <w:t>:</w:t>
-      </w:r>
-      <w:r>
-        <w:rPr>
-          <w:rFonts w:ascii="Times New Roman" w:hAnsi="Times New Roman" w:cs="Times New Roman"/>
-          <w:sz w:val="28"/>
-          <w:szCs w:val="28"/>
-        </w:rPr>
-        <w:t xml:space="preserve"> </w:t>
-      </w:r>
-      <w:r>
-        <w:rPr>
-          <w:rFonts w:ascii="Times New Roman" w:hAnsi="Times New Roman" w:cs="Times New Roman"/>
-          <w:sz w:val="28"/>
-          <w:szCs w:val="28"/>
-        </w:rPr>
-        <w:t>Так</w:t>
-      </w:r>
-      <w:proofErr w:type="gramEnd"/>
-      <w:r>
-        <w:rPr>
-          <w:rFonts w:ascii="Times New Roman" w:hAnsi="Times New Roman" w:cs="Times New Roman"/>
-          <w:sz w:val="28"/>
-          <w:szCs w:val="28"/>
-        </w:rPr>
-        <w:t xml:space="preserve"> как инструмент написан на Python, он доступен в репозитории </w:t>
-      </w:r>
-      <w:proofErr w:type="spellStart"/>
-      <w:r>
-        <w:rPr>
-          <w:rFonts w:ascii="Times New Roman" w:hAnsi="Times New Roman" w:cs="Times New Roman"/>
-          <w:sz w:val="28"/>
-          <w:szCs w:val="28"/>
-        </w:rPr>
-        <w:t>PyPI</w:t>
-      </w:r>
-      <w:proofErr w:type="spellEnd"/>
-      <w:r>
-        <w:rPr>
-          <w:rFonts w:ascii="Times New Roman" w:hAnsi="Times New Roman" w:cs="Times New Roman"/>
-          <w:sz w:val="28"/>
-          <w:szCs w:val="28"/>
-        </w:rPr>
-        <w:t>. Его можно установить с помощью «</w:t>
-      </w:r>
-      <w:proofErr w:type="spellStart"/>
-      <w:r>
-        <w:rPr>
-          <w:rFonts w:ascii="Times New Roman" w:hAnsi="Times New Roman" w:cs="Times New Roman"/>
-          <w:sz w:val="28"/>
-          <w:szCs w:val="28"/>
-        </w:rPr>
-        <w:t>pip</w:t>
-      </w:r>
-      <w:proofErr w:type="spellEnd"/>
-      <w:r>
-        <w:rPr>
-          <w:rFonts w:ascii="Times New Roman" w:hAnsi="Times New Roman" w:cs="Times New Roman"/>
-          <w:sz w:val="28"/>
-          <w:szCs w:val="28"/>
-        </w:rPr>
-        <w:t>», что делает его доступным на любой системе с интерпретатором Python:</w:t>
-      </w:r>
-    </w:p>
-    <w:p>
-      <w:pPr>
-        <w:spacing w:after="0" w:line="360" w:lineRule="auto"/>
-        <w:ind w:firstLine="709"/>
-        <w:jc w:val="both"/>
-        <w:rPr>
-          <w:rFonts w:ascii="Times New Roman" w:hAnsi="Times New Roman" w:cs="Times New Roman"/>
-          <w:sz w:val="28"/>
-          <w:szCs w:val="28"/>
-          <w:lang w:val="en-US"/>
-        </w:rPr>
-      </w:pPr>
-      <w:r>
-        <w:rPr>
-          <w:rFonts w:ascii="Times New Roman" w:hAnsi="Times New Roman" w:cs="Times New Roman"/>
-          <w:sz w:val="28"/>
-          <w:szCs w:val="28"/>
-        </w:rPr>
-        <w:t xml:space="preserve">    </w:t>
-      </w:r>
-      <w:r>
-        <w:rPr>
-          <w:rFonts w:ascii="Times New Roman" w:hAnsi="Times New Roman" w:cs="Times New Roman"/>
-          <w:sz w:val="28"/>
-          <w:szCs w:val="28"/>
-          <w:lang w:val="en-US"/>
-        </w:rPr>
-        <w:t>«««bash</w:t>
-      </w:r>
-    </w:p>
-    <w:p>
-      <w:pPr>
-        <w:spacing w:after="0" w:line="360" w:lineRule="auto"/>
-        <w:ind w:firstLine="709"/>
-        <w:jc w:val="both"/>
-        <w:rPr>
-          <w:rFonts w:ascii="Times New Roman" w:hAnsi="Times New Roman" w:cs="Times New Roman"/>
-          <w:sz w:val="28"/>
-          <w:szCs w:val="28"/>
-          <w:lang w:val="en-US"/>
-        </w:rPr>
-      </w:pPr>
-      <w:r>
-        <w:rPr>
-          <w:rFonts w:ascii="Times New Roman" w:hAnsi="Times New Roman" w:cs="Times New Roman"/>
-          <w:sz w:val="28"/>
-          <w:szCs w:val="28"/>
-          <w:lang w:val="en-US"/>
-        </w:rPr>
-        <w:t xml:space="preserve">    </w:t>
-      </w:r>
-      <w:proofErr w:type="gramStart"/>
-      <w:r>
-        <w:rPr>
-          <w:rFonts w:ascii="Times New Roman" w:hAnsi="Times New Roman" w:cs="Times New Roman"/>
-          <w:sz w:val="28"/>
-          <w:szCs w:val="28"/>
-          <w:lang w:val="en-US"/>
-        </w:rPr>
-        <w:t>pip</w:t>
-      </w:r>
-      <w:proofErr w:type="gramEnd"/>
-      <w:r>
-        <w:rPr>
-          <w:rFonts w:ascii="Times New Roman" w:hAnsi="Times New Roman" w:cs="Times New Roman"/>
-          <w:sz w:val="28"/>
-          <w:szCs w:val="28"/>
-          <w:lang w:val="en-US"/>
-        </w:rPr>
-        <w:t xml:space="preserve"> </w:t>
-      </w:r>
-      <w:proofErr w:type="gramStart"/>
-      <w:r>
-        <w:rPr>
-          <w:rFonts w:ascii="Times New Roman" w:hAnsi="Times New Roman" w:cs="Times New Roman"/>
-          <w:sz w:val="28"/>
-          <w:szCs w:val="28"/>
-          <w:lang w:val="en-US"/>
-        </w:rPr>
-        <w:t>install gitinspector</w:t>
-      </w:r>
-      <w:proofErr w:type="gramEnd"/>
-    </w:p>
-    <w:p>
-      <w:pPr>
-        <w:spacing w:after="0" w:line="360" w:lineRule="auto"/>
-        <w:ind w:firstLine="709"/>
-        <w:jc w:val="both"/>
-        <w:rPr>
-          <w:rFonts w:ascii="Times New Roman" w:hAnsi="Times New Roman" w:cs="Times New Roman"/>
-          <w:sz w:val="28"/>
-          <w:szCs w:val="28"/>
-          <w:lang w:val="en-US"/>
-        </w:rPr>
-      </w:pPr>
-      <w:r>
-        <w:rPr>
-          <w:rFonts w:ascii="Times New Roman" w:hAnsi="Times New Roman" w:cs="Times New Roman"/>
-          <w:sz w:val="28"/>
-          <w:szCs w:val="28"/>
-          <w:lang w:val="en-US"/>
-        </w:rPr>
-        <w:t xml:space="preserve">    </w:t>
-      </w:r>
-      <w:r>
-        <w:rPr>
-          <w:rFonts w:ascii="Times New Roman" w:hAnsi="Times New Roman" w:cs="Times New Roman"/>
-          <w:sz w:val="28"/>
-          <w:szCs w:val="28"/>
-        </w:rPr>
-        <w:t>или</w:t>
-      </w:r>
-    </w:p>
-    <w:p>
-      <w:pPr>
-        <w:spacing w:after="0" w:line="360" w:lineRule="auto"/>
-        <w:ind w:firstLine="709"/>
-        <w:jc w:val="both"/>
-        <w:rPr>
-          <w:rFonts w:ascii="Times New Roman" w:hAnsi="Times New Roman" w:cs="Times New Roman"/>
-          <w:sz w:val="28"/>
-          <w:szCs w:val="28"/>
-          <w:lang w:val="en-US"/>
-        </w:rPr>
-      </w:pPr>
-      <w:r>
-        <w:rPr>
-          <w:rFonts w:ascii="Times New Roman" w:hAnsi="Times New Roman" w:cs="Times New Roman"/>
-          <w:sz w:val="28"/>
-          <w:szCs w:val="28"/>
-          <w:lang w:val="en-US"/>
-        </w:rPr>
-        <w:t xml:space="preserve">    «««bash</w:t>
-      </w:r>
-    </w:p>
-    <w:p>
-      <w:pPr>
-        <w:spacing w:after="0" w:line="360" w:lineRule="auto"/>
-        <w:ind w:firstLine="709"/>
-        <w:jc w:val="both"/>
-        <w:rPr>
-          <w:rFonts w:ascii="Times New Roman" w:hAnsi="Times New Roman" w:cs="Times New Roman"/>
-          <w:sz w:val="28"/>
-          <w:szCs w:val="28"/>
-          <w:lang w:val="en-US"/>
-        </w:rPr>
-      </w:pPr>
-      <w:r>
-        <w:rPr>
-          <w:rFonts w:ascii="Times New Roman" w:hAnsi="Times New Roman" w:cs="Times New Roman"/>
-          <w:sz w:val="28"/>
-          <w:szCs w:val="28"/>
-          <w:lang w:val="en-US"/>
-        </w:rPr>
-        <w:t xml:space="preserve">    pip install </w:t>
-      </w:r>
-      <w:proofErr w:type="spellStart"/>
-      <w:r>
-        <w:rPr>
-          <w:rFonts w:ascii="Times New Roman" w:hAnsi="Times New Roman" w:cs="Times New Roman"/>
-          <w:sz w:val="28"/>
-          <w:szCs w:val="28"/>
-          <w:lang w:val="en-US"/>
-        </w:rPr>
-        <w:t>gitinspectorgui</w:t>
-      </w:r>
-      <w:proofErr w:type="spellEnd"/>
-      <w:r>
-        <w:rPr>
-          <w:rFonts w:ascii="Times New Roman" w:hAnsi="Times New Roman" w:cs="Times New Roman"/>
-          <w:sz w:val="28"/>
-          <w:szCs w:val="28"/>
-          <w:lang w:val="en-US"/>
-        </w:rPr>
-        <w:t xml:space="preserve"> (</w:t>
-      </w:r>
-      <w:r>
-        <w:rPr>
-          <w:rFonts w:ascii="Times New Roman" w:hAnsi="Times New Roman" w:cs="Times New Roman"/>
-          <w:sz w:val="28"/>
-          <w:szCs w:val="28"/>
-        </w:rPr>
-        <w:t>для</w:t>
-      </w:r>
-      <w:r>
-        <w:rPr>
-          <w:rFonts w:ascii="Times New Roman" w:hAnsi="Times New Roman" w:cs="Times New Roman"/>
-          <w:sz w:val="28"/>
-          <w:szCs w:val="28"/>
-          <w:lang w:val="en-US"/>
-        </w:rPr>
-        <w:t xml:space="preserve"> </w:t>
-      </w:r>
-      <w:r>
-        <w:rPr>
-          <w:rFonts w:ascii="Times New Roman" w:hAnsi="Times New Roman" w:cs="Times New Roman"/>
-          <w:sz w:val="28"/>
-          <w:szCs w:val="28"/>
-        </w:rPr>
-        <w:t>версии</w:t>
-      </w:r>
-      <w:r>
-        <w:rPr>
-          <w:rFonts w:ascii="Times New Roman" w:hAnsi="Times New Roman" w:cs="Times New Roman"/>
-          <w:sz w:val="28"/>
-          <w:szCs w:val="28"/>
-          <w:lang w:val="en-US"/>
-        </w:rPr>
-        <w:t xml:space="preserve"> </w:t>
-      </w:r>
-      <w:r>
-        <w:rPr>
-          <w:rFonts w:ascii="Times New Roman" w:hAnsi="Times New Roman" w:cs="Times New Roman"/>
-          <w:sz w:val="28"/>
-          <w:szCs w:val="28"/>
-        </w:rPr>
-        <w:t>с</w:t>
-      </w:r>
-      <w:r>
-        <w:rPr>
-          <w:rFonts w:ascii="Times New Roman" w:hAnsi="Times New Roman" w:cs="Times New Roman"/>
-          <w:sz w:val="28"/>
-          <w:szCs w:val="28"/>
-          <w:lang w:val="en-US"/>
-        </w:rPr>
-        <w:t xml:space="preserve"> GUI</w:t>
-      </w:r>
-      <w:proofErr w:type="gramStart"/>
-      <w:r>
-        <w:rPr>
-          <w:rFonts w:ascii="Times New Roman" w:hAnsi="Times New Roman" w:cs="Times New Roman"/>
-          <w:sz w:val="28"/>
-          <w:szCs w:val="28"/>
-          <w:lang w:val="en-US"/>
-        </w:rPr>
-        <w:t>) .</w:t>
-      </w:r>
-      <w:proofErr w:type="gramEnd"/>
+        <w:t xml:space="preserve"> GUI) .</w:t>
+      </w:r>
     </w:p>
     <w:p>
       <w:pPr>
@@ -3704,43 +3294,7 @@
           <w:sz w:val="28"/>
           <w:szCs w:val="28"/>
         </w:rPr>
-        <w:t xml:space="preserve">   Официальная документация</w:t>
-      </w:r>
-      <w:proofErr w:type="gramStart"/>
-      <w:r>
-        <w:rPr>
-          <w:rFonts w:ascii="Times New Roman" w:hAnsi="Times New Roman" w:cs="Times New Roman"/>
-          <w:sz w:val="28"/>
-          <w:szCs w:val="28"/>
-        </w:rPr>
-        <w:t>: На</w:t>
-      </w:r>
-      <w:proofErr w:type="gramEnd"/>
-      <w:r>
-        <w:rPr>
-          <w:rFonts w:ascii="Times New Roman" w:hAnsi="Times New Roman" w:cs="Times New Roman"/>
-          <w:sz w:val="28"/>
-          <w:szCs w:val="28"/>
-        </w:rPr>
-        <w:t xml:space="preserve"> </w:t>
-      </w:r>
-      <w:proofErr w:type="spellStart"/>
-      <w:r>
-        <w:rPr>
-          <w:rFonts w:ascii="Times New Roman" w:hAnsi="Times New Roman" w:cs="Times New Roman"/>
-          <w:sz w:val="28"/>
-          <w:szCs w:val="28"/>
-        </w:rPr>
-        <w:t>GitHub</w:t>
-      </w:r>
-      <w:proofErr w:type="spellEnd"/>
-      <w:r>
-        <w:rPr>
-          <w:rFonts w:ascii="Times New Roman" w:hAnsi="Times New Roman" w:cs="Times New Roman"/>
-          <w:sz w:val="28"/>
-          <w:szCs w:val="28"/>
-        </w:rPr>
-        <w:t>-странице проекта представлено подробное «README», в котором описаны основные функции, примеры использования и список поддерживаемых языков.</w:t>
+        <w:t xml:space="preserve">   Официальная документация: На GitHub-странице проекта представлено подробное «README», в котором описаны основные функции, примеры использования и список поддерживаемых языков.</w:t>
       </w:r>
     </w:p>
     <w:p>
@@ -3760,54 +3314,8 @@
           <w:sz w:val="28"/>
           <w:szCs w:val="28"/>
         </w:rPr>
-        <w:t xml:space="preserve">   Man-страницы (Linux): В системах Linux и Unix доступны стандартные </w:t>
-      </w:r>
-      <w:proofErr w:type="spellStart"/>
-      <w:r>
-        <w:rPr>
-          <w:rFonts w:ascii="Times New Roman" w:hAnsi="Times New Roman" w:cs="Times New Roman"/>
-          <w:sz w:val="28"/>
-          <w:szCs w:val="28"/>
-        </w:rPr>
-        <w:t>man</w:t>
-      </w:r>
-      <w:proofErr w:type="spellEnd"/>
-      <w:r>
-        <w:rPr>
-          <w:rFonts w:ascii="Times New Roman" w:hAnsi="Times New Roman" w:cs="Times New Roman"/>
-          <w:sz w:val="28"/>
-          <w:szCs w:val="28"/>
-        </w:rPr>
-        <w:t>-страницы («</w:t>
-      </w:r>
-      <w:proofErr w:type="spellStart"/>
-      <w:r>
-        <w:rPr>
-          <w:rFonts w:ascii="Times New Roman" w:hAnsi="Times New Roman" w:cs="Times New Roman"/>
-          <w:sz w:val="28"/>
-          <w:szCs w:val="28"/>
-        </w:rPr>
-        <w:t>man</w:t>
-      </w:r>
-      <w:proofErr w:type="spellEnd"/>
-      <w:r>
-        <w:rPr>
-          <w:rFonts w:ascii="Times New Roman" w:hAnsi="Times New Roman" w:cs="Times New Roman"/>
-          <w:sz w:val="28"/>
-          <w:szCs w:val="28"/>
-        </w:rPr>
-        <w:t xml:space="preserve"> gitinspector»), которые детально описывают все возможные флаги и опции командной </w:t>
-      </w:r>
-      <w:proofErr w:type="gramStart"/>
-      <w:r>
-        <w:rPr>
-          <w:rFonts w:ascii="Times New Roman" w:hAnsi="Times New Roman" w:cs="Times New Roman"/>
-          <w:sz w:val="28"/>
-          <w:szCs w:val="28"/>
-        </w:rPr>
-        <w:t>строки .</w:t>
-      </w:r>
-      <w:proofErr w:type="gramEnd"/>
+        <w:t xml:space="preserve">   Man-страницы (Linux): В системах Linux и Unix доступны стандартные man-страницы («man gitinspector»), которые детально описывают все возможные флаги и опции командной строки .</w:t>
+      </w:r>
     </w:p>
     <w:p>
       <w:pPr>
@@ -3826,43 +3334,7 @@
           <w:sz w:val="28"/>
           <w:szCs w:val="28"/>
         </w:rPr>
-        <w:t xml:space="preserve">   Сторонние руководства</w:t>
-      </w:r>
-      <w:proofErr w:type="gramStart"/>
-      <w:r>
-        <w:rPr>
-          <w:rFonts w:ascii="Times New Roman" w:hAnsi="Times New Roman" w:cs="Times New Roman"/>
-          <w:sz w:val="28"/>
-          <w:szCs w:val="28"/>
-        </w:rPr>
-        <w:t>: Существует</w:t>
-      </w:r>
-      <w:proofErr w:type="gramEnd"/>
-      <w:r>
-        <w:rPr>
-          <w:rFonts w:ascii="Times New Roman" w:hAnsi="Times New Roman" w:cs="Times New Roman"/>
-          <w:sz w:val="28"/>
-          <w:szCs w:val="28"/>
-        </w:rPr>
-        <w:t xml:space="preserve"> множество туториалов и статей, например, на CSDN и </w:t>
-      </w:r>
-      <w:proofErr w:type="spellStart"/>
-      <w:r>
-        <w:rPr>
-          <w:rFonts w:ascii="Times New Roman" w:hAnsi="Times New Roman" w:cs="Times New Roman"/>
-          <w:sz w:val="28"/>
-          <w:szCs w:val="28"/>
-        </w:rPr>
-        <w:t>GitCode</w:t>
-      </w:r>
-      <w:proofErr w:type="spellEnd"/>
-      <w:r>
-        <w:rPr>
-          <w:rFonts w:ascii="Times New Roman" w:hAnsi="Times New Roman" w:cs="Times New Roman"/>
-          <w:sz w:val="28"/>
-          <w:szCs w:val="28"/>
-        </w:rPr>
-        <w:t>, которые описывают процесс установки и базовое использование инструмента, что делает его особенно понятным для новичков.</w:t>
+        <w:t xml:space="preserve">   Сторонние руководства: Существует множество туториалов и статей, например, на CSDN и GitCode, которые описывают процесс установки и базовое использование инструмента, что делает его особенно понятным для новичков.</w:t>
       </w:r>
     </w:p>
     <w:p>
@@ -3883,25 +3355,7 @@
           <w:szCs w:val="28"/>
         </w:rPr>
         <w:lastRenderedPageBreak/>
-        <w:t xml:space="preserve">   Актуальность: Инструмент поддерживается сообществом, хотя и не развивается активно. Последние обновления в репозиториях датированы </w:t>
-      </w:r>
-      <w:proofErr w:type="gramStart"/>
-      <w:r>
-        <w:rPr>
-          <w:rFonts w:ascii="Times New Roman" w:hAnsi="Times New Roman" w:cs="Times New Roman"/>
-          <w:sz w:val="28"/>
-          <w:szCs w:val="28"/>
-        </w:rPr>
-        <w:t>2024-2025</w:t>
-      </w:r>
-      <w:proofErr w:type="gramEnd"/>
-      <w:r>
-        <w:rPr>
-          <w:rFonts w:ascii="Times New Roman" w:hAnsi="Times New Roman" w:cs="Times New Roman"/>
-          <w:sz w:val="28"/>
-          <w:szCs w:val="28"/>
-        </w:rPr>
-        <w:t xml:space="preserve"> годом, что говорит о его стабильности и поддержке.</w:t>
+        <w:t xml:space="preserve">   Актуальность: Инструмент поддерживается сообществом, хотя и не развивается активно. Последние обновления в репозиториях датированы 2024-2025 годом, что говорит о его стабильности и поддержке.</w:t>
       </w:r>
     </w:p>
     <w:p>
@@ -3948,187 +3402,7 @@
           <w:sz w:val="28"/>
           <w:szCs w:val="28"/>
         </w:rPr>
-        <w:t>Gitinspector не выполняет глубокий синтаксический анализ (как парсеры AST), но умеет фильтровать файлы по их расширениям. По умолчанию он анализирует файлы со следующими расширениями: «</w:t>
-      </w:r>
-      <w:proofErr w:type="spellStart"/>
-      <w:r>
-        <w:rPr>
-          <w:rFonts w:ascii="Times New Roman" w:hAnsi="Times New Roman" w:cs="Times New Roman"/>
-          <w:sz w:val="28"/>
-          <w:szCs w:val="28"/>
-        </w:rPr>
-        <w:t>java</w:t>
-      </w:r>
-      <w:proofErr w:type="spellEnd"/>
-      <w:r>
-        <w:rPr>
-          <w:rFonts w:ascii="Times New Roman" w:hAnsi="Times New Roman" w:cs="Times New Roman"/>
-          <w:sz w:val="28"/>
-          <w:szCs w:val="28"/>
-        </w:rPr>
-        <w:t xml:space="preserve">, c, </w:t>
-      </w:r>
-      <w:proofErr w:type="spellStart"/>
-      <w:r>
-        <w:rPr>
-          <w:rFonts w:ascii="Times New Roman" w:hAnsi="Times New Roman" w:cs="Times New Roman"/>
-          <w:sz w:val="28"/>
-          <w:szCs w:val="28"/>
-        </w:rPr>
-        <w:t>cc</w:t>
-      </w:r>
-      <w:proofErr w:type="spellEnd"/>
-      <w:r>
-        <w:rPr>
-          <w:rFonts w:ascii="Times New Roman" w:hAnsi="Times New Roman" w:cs="Times New Roman"/>
-          <w:sz w:val="28"/>
-          <w:szCs w:val="28"/>
-        </w:rPr>
-        <w:t xml:space="preserve">, </w:t>
-      </w:r>
-      <w:proofErr w:type="spellStart"/>
-      <w:r>
-        <w:rPr>
-          <w:rFonts w:ascii="Times New Roman" w:hAnsi="Times New Roman" w:cs="Times New Roman"/>
-          <w:sz w:val="28"/>
-          <w:szCs w:val="28"/>
-        </w:rPr>
-        <w:t>cpp</w:t>
-      </w:r>
-      <w:proofErr w:type="spellEnd"/>
-      <w:r>
-        <w:rPr>
-          <w:rFonts w:ascii="Times New Roman" w:hAnsi="Times New Roman" w:cs="Times New Roman"/>
-          <w:sz w:val="28"/>
-          <w:szCs w:val="28"/>
-        </w:rPr>
-        <w:t xml:space="preserve">, h, </w:t>
-      </w:r>
-      <w:proofErr w:type="spellStart"/>
-      <w:r>
-        <w:rPr>
-          <w:rFonts w:ascii="Times New Roman" w:hAnsi="Times New Roman" w:cs="Times New Roman"/>
-          <w:sz w:val="28"/>
-          <w:szCs w:val="28"/>
-        </w:rPr>
-        <w:t>hh</w:t>
-      </w:r>
-      <w:proofErr w:type="spellEnd"/>
-      <w:r>
-        <w:rPr>
-          <w:rFonts w:ascii="Times New Roman" w:hAnsi="Times New Roman" w:cs="Times New Roman"/>
-          <w:sz w:val="28"/>
-          <w:szCs w:val="28"/>
-        </w:rPr>
-        <w:t xml:space="preserve">, </w:t>
-      </w:r>
-      <w:proofErr w:type="spellStart"/>
-      <w:r>
-        <w:rPr>
-          <w:rFonts w:ascii="Times New Roman" w:hAnsi="Times New Roman" w:cs="Times New Roman"/>
-          <w:sz w:val="28"/>
-          <w:szCs w:val="28"/>
-        </w:rPr>
-        <w:t>hpp</w:t>
-      </w:r>
-      <w:proofErr w:type="spellEnd"/>
-      <w:r>
-        <w:rPr>
-          <w:rFonts w:ascii="Times New Roman" w:hAnsi="Times New Roman" w:cs="Times New Roman"/>
-          <w:sz w:val="28"/>
-          <w:szCs w:val="28"/>
-        </w:rPr>
-        <w:t xml:space="preserve">, </w:t>
-      </w:r>
-      <w:proofErr w:type="spellStart"/>
-      <w:r>
-        <w:rPr>
-          <w:rFonts w:ascii="Times New Roman" w:hAnsi="Times New Roman" w:cs="Times New Roman"/>
-          <w:sz w:val="28"/>
-          <w:szCs w:val="28"/>
-        </w:rPr>
-        <w:t>py</w:t>
-      </w:r>
-      <w:proofErr w:type="spellEnd"/>
-      <w:r>
-        <w:rPr>
-          <w:rFonts w:ascii="Times New Roman" w:hAnsi="Times New Roman" w:cs="Times New Roman"/>
-          <w:sz w:val="28"/>
-          <w:szCs w:val="28"/>
-        </w:rPr>
-        <w:t xml:space="preserve">, </w:t>
-      </w:r>
-      <w:proofErr w:type="spellStart"/>
-      <w:r>
-        <w:rPr>
-          <w:rFonts w:ascii="Times New Roman" w:hAnsi="Times New Roman" w:cs="Times New Roman"/>
-          <w:sz w:val="28"/>
-          <w:szCs w:val="28"/>
-        </w:rPr>
-        <w:t>glsl</w:t>
-      </w:r>
-      <w:proofErr w:type="spellEnd"/>
-      <w:r>
-        <w:rPr>
-          <w:rFonts w:ascii="Times New Roman" w:hAnsi="Times New Roman" w:cs="Times New Roman"/>
-          <w:sz w:val="28"/>
-          <w:szCs w:val="28"/>
-        </w:rPr>
-        <w:t xml:space="preserve">, </w:t>
-      </w:r>
-      <w:proofErr w:type="spellStart"/>
-      <w:r>
-        <w:rPr>
-          <w:rFonts w:ascii="Times New Roman" w:hAnsi="Times New Roman" w:cs="Times New Roman"/>
-          <w:sz w:val="28"/>
-          <w:szCs w:val="28"/>
-        </w:rPr>
-        <w:t>rb</w:t>
-      </w:r>
-      <w:proofErr w:type="spellEnd"/>
-      <w:r>
-        <w:rPr>
-          <w:rFonts w:ascii="Times New Roman" w:hAnsi="Times New Roman" w:cs="Times New Roman"/>
-          <w:sz w:val="28"/>
-          <w:szCs w:val="28"/>
-        </w:rPr>
-        <w:t xml:space="preserve">, </w:t>
-      </w:r>
-      <w:proofErr w:type="spellStart"/>
-      <w:r>
-        <w:rPr>
-          <w:rFonts w:ascii="Times New Roman" w:hAnsi="Times New Roman" w:cs="Times New Roman"/>
-          <w:sz w:val="28"/>
-          <w:szCs w:val="28"/>
-        </w:rPr>
-        <w:t>js</w:t>
-      </w:r>
-      <w:proofErr w:type="spellEnd"/>
-      <w:r>
-        <w:rPr>
-          <w:rFonts w:ascii="Times New Roman" w:hAnsi="Times New Roman" w:cs="Times New Roman"/>
-          <w:sz w:val="28"/>
-          <w:szCs w:val="28"/>
-        </w:rPr>
-        <w:t xml:space="preserve">, </w:t>
-      </w:r>
-      <w:proofErr w:type="spellStart"/>
-      <w:r>
-        <w:rPr>
-          <w:rFonts w:ascii="Times New Roman" w:hAnsi="Times New Roman" w:cs="Times New Roman"/>
-          <w:sz w:val="28"/>
-          <w:szCs w:val="28"/>
-        </w:rPr>
-        <w:t>sql</w:t>
-      </w:r>
-      <w:proofErr w:type="spellEnd"/>
-      <w:r>
-        <w:rPr>
-          <w:rFonts w:ascii="Times New Roman" w:hAnsi="Times New Roman" w:cs="Times New Roman"/>
-          <w:sz w:val="28"/>
-          <w:szCs w:val="28"/>
-        </w:rPr>
-        <w:t>».</w:t>
+        <w:t>Gitinspector не выполняет глубокий синтаксический анализ (как парсеры AST), но умеет фильтровать файлы по их расширениям. По умолчанию он анализирует файлы со следующими расширениями: «java, c, cc, cpp, h, hh, hpp, py, glsl, rb, js, sql».</w:t>
       </w:r>
     </w:p>
     <w:p>
@@ -4148,71 +3422,7 @@
           <w:sz w:val="28"/>
           <w:szCs w:val="28"/>
         </w:rPr>
-        <w:t>Это покрывает большинство популярных языков (C, C++, Java, Python, JavaScript). Пользователь может легко изменить этот список с помощью флага «-f», добавив поддержку любого другого языка, например, Go (</w:t>
-      </w:r>
-      <w:proofErr w:type="gramStart"/>
-      <w:r>
-        <w:rPr>
-          <w:rFonts w:ascii="Times New Roman" w:hAnsi="Times New Roman" w:cs="Times New Roman"/>
-          <w:sz w:val="28"/>
-          <w:szCs w:val="28"/>
-        </w:rPr>
-        <w:t>«.</w:t>
-      </w:r>
-      <w:proofErr w:type="spellStart"/>
-      <w:r>
-        <w:rPr>
-          <w:rFonts w:ascii="Times New Roman" w:hAnsi="Times New Roman" w:cs="Times New Roman"/>
-          <w:sz w:val="28"/>
-          <w:szCs w:val="28"/>
-        </w:rPr>
-        <w:t>go</w:t>
-      </w:r>
-      <w:proofErr w:type="spellEnd"/>
-      <w:proofErr w:type="gramEnd"/>
-      <w:r>
-        <w:rPr>
-          <w:rFonts w:ascii="Times New Roman" w:hAnsi="Times New Roman" w:cs="Times New Roman"/>
-          <w:sz w:val="28"/>
-          <w:szCs w:val="28"/>
-        </w:rPr>
-        <w:t xml:space="preserve">») или </w:t>
-      </w:r>
-      <w:proofErr w:type="spellStart"/>
-      <w:r>
-        <w:rPr>
-          <w:rFonts w:ascii="Times New Roman" w:hAnsi="Times New Roman" w:cs="Times New Roman"/>
-          <w:sz w:val="28"/>
-          <w:szCs w:val="28"/>
-        </w:rPr>
-        <w:t>Rust</w:t>
-      </w:r>
-      <w:proofErr w:type="spellEnd"/>
-      <w:r>
-        <w:rPr>
-          <w:rFonts w:ascii="Times New Roman" w:hAnsi="Times New Roman" w:cs="Times New Roman"/>
-          <w:sz w:val="28"/>
-          <w:szCs w:val="28"/>
-        </w:rPr>
-        <w:t xml:space="preserve"> («.</w:t>
-      </w:r>
-      <w:proofErr w:type="spellStart"/>
-      <w:r>
-        <w:rPr>
-          <w:rFonts w:ascii="Times New Roman" w:hAnsi="Times New Roman" w:cs="Times New Roman"/>
-          <w:sz w:val="28"/>
-          <w:szCs w:val="28"/>
-        </w:rPr>
-        <w:t>rs</w:t>
-      </w:r>
-      <w:proofErr w:type="spellEnd"/>
-      <w:r>
-        <w:rPr>
-          <w:rFonts w:ascii="Times New Roman" w:hAnsi="Times New Roman" w:cs="Times New Roman"/>
-          <w:sz w:val="28"/>
-          <w:szCs w:val="28"/>
-        </w:rPr>
-        <w:t>»).</w:t>
+        <w:t>Это покрывает большинство популярных языков (C, C++, Java, Python, JavaScript). Пользователь может легко изменить этот список с помощью флага «-f», добавив поддержку любого другого языка, например, Go («.go») или Rust («.rs»).</w:t>
       </w:r>
     </w:p>
     <w:p>
@@ -4299,25 +3509,7 @@
           <w:sz w:val="28"/>
           <w:szCs w:val="28"/>
         </w:rPr>
-        <w:t>2.  Примеры «плохого» кода</w:t>
-      </w:r>
-      <w:proofErr w:type="gramStart"/>
-      <w:r>
-        <w:rPr>
-          <w:rFonts w:ascii="Times New Roman" w:hAnsi="Times New Roman" w:cs="Times New Roman"/>
-          <w:sz w:val="28"/>
-          <w:szCs w:val="28"/>
-        </w:rPr>
-        <w:t>: Рекомендуется</w:t>
-      </w:r>
-      <w:proofErr w:type="gramEnd"/>
-      <w:r>
-        <w:rPr>
-          <w:rFonts w:ascii="Times New Roman" w:hAnsi="Times New Roman" w:cs="Times New Roman"/>
-          <w:sz w:val="28"/>
-          <w:szCs w:val="28"/>
-        </w:rPr>
-        <w:t xml:space="preserve"> добавить примеры репозиториев с типовыми анти-паттернами (например, один разработчик, который пишет 90% кода, или "мертвый" код) и показать, как статистика Gitinspector помогает их выявить.</w:t>
+        <w:t>2.  Примеры «плохого» кода: Рекомендуется добавить примеры репозиториев с типовыми анти-паттернами (например, один разработчик, который пишет 90% кода, или "мертвый" код) и показать, как статистика Gitinspector помогает их выявить.</w:t>
       </w:r>
     </w:p>
     <w:p>
@@ -4337,61 +3529,7 @@
           <w:sz w:val="28"/>
           <w:szCs w:val="28"/>
         </w:rPr>
-        <w:t xml:space="preserve">3.  Интеграция в CI/CD: Полезным было бы добавить раздел о том, как интегрировать Gitinspector в конвейеры непрерывной интеграции (например, </w:t>
-      </w:r>
-      <w:proofErr w:type="spellStart"/>
-      <w:r>
-        <w:rPr>
-          <w:rFonts w:ascii="Times New Roman" w:hAnsi="Times New Roman" w:cs="Times New Roman"/>
-          <w:sz w:val="28"/>
-          <w:szCs w:val="28"/>
-        </w:rPr>
-        <w:t>GitLab</w:t>
-      </w:r>
-      <w:proofErr w:type="spellEnd"/>
-      <w:r>
-        <w:rPr>
-          <w:rFonts w:ascii="Times New Roman" w:hAnsi="Times New Roman" w:cs="Times New Roman"/>
-          <w:sz w:val="28"/>
-          <w:szCs w:val="28"/>
-        </w:rPr>
-        <w:t xml:space="preserve"> CI или </w:t>
-      </w:r>
-      <w:proofErr w:type="spellStart"/>
-      <w:r>
-        <w:rPr>
-          <w:rFonts w:ascii="Times New Roman" w:hAnsi="Times New Roman" w:cs="Times New Roman"/>
-          <w:sz w:val="28"/>
-          <w:szCs w:val="28"/>
-        </w:rPr>
-        <w:t>GitHub</w:t>
-      </w:r>
-      <w:proofErr w:type="spellEnd"/>
-      <w:r>
-        <w:rPr>
-          <w:rFonts w:ascii="Times New Roman" w:hAnsi="Times New Roman" w:cs="Times New Roman"/>
-          <w:sz w:val="28"/>
-          <w:szCs w:val="28"/>
-        </w:rPr>
-        <w:t xml:space="preserve"> </w:t>
-      </w:r>
-      <w:proofErr w:type="spellStart"/>
-      <w:r>
-        <w:rPr>
-          <w:rFonts w:ascii="Times New Roman" w:hAnsi="Times New Roman" w:cs="Times New Roman"/>
-          <w:sz w:val="28"/>
-          <w:szCs w:val="28"/>
-        </w:rPr>
-        <w:t>Actions</w:t>
-      </w:r>
-      <w:proofErr w:type="spellEnd"/>
-      <w:r>
-        <w:rPr>
-          <w:rFonts w:ascii="Times New Roman" w:hAnsi="Times New Roman" w:cs="Times New Roman"/>
-          <w:sz w:val="28"/>
-          <w:szCs w:val="28"/>
-        </w:rPr>
-        <w:t>) для автоматического контроля качества и распределения ответственности за код.</w:t>
+        <w:t>3.  Интеграция в CI/CD: Полезным было бы добавить раздел о том, как интегрировать Gitinspector в конвейеры непрерывной интеграции (например, GitLab CI или GitHub Actions) для автоматического контроля качества и распределения ответственности за код.</w:t>
       </w:r>
     </w:p>
     <w:p>
@@ -4411,79 +3549,7 @@
           <w:sz w:val="28"/>
           <w:szCs w:val="28"/>
         </w:rPr>
-        <w:t>4.  Сравнение с аналогами: Четкое сравнение Gitinspector с «</w:t>
-      </w:r>
-      <w:proofErr w:type="spellStart"/>
-      <w:r>
-        <w:rPr>
-          <w:rFonts w:ascii="Times New Roman" w:hAnsi="Times New Roman" w:cs="Times New Roman"/>
-          <w:sz w:val="28"/>
-          <w:szCs w:val="28"/>
-        </w:rPr>
-        <w:t>git</w:t>
-      </w:r>
-      <w:proofErr w:type="spellEnd"/>
-      <w:r>
-        <w:rPr>
-          <w:rFonts w:ascii="Times New Roman" w:hAnsi="Times New Roman" w:cs="Times New Roman"/>
-          <w:sz w:val="28"/>
-          <w:szCs w:val="28"/>
-        </w:rPr>
-        <w:t xml:space="preserve"> </w:t>
-      </w:r>
-      <w:proofErr w:type="spellStart"/>
-      <w:r>
-        <w:rPr>
-          <w:rFonts w:ascii="Times New Roman" w:hAnsi="Times New Roman" w:cs="Times New Roman"/>
-          <w:sz w:val="28"/>
-          <w:szCs w:val="28"/>
-        </w:rPr>
-        <w:t>log</w:t>
-      </w:r>
-      <w:proofErr w:type="spellEnd"/>
-      <w:r>
-        <w:rPr>
-          <w:rFonts w:ascii="Times New Roman" w:hAnsi="Times New Roman" w:cs="Times New Roman"/>
-          <w:sz w:val="28"/>
-          <w:szCs w:val="28"/>
-        </w:rPr>
-        <w:t xml:space="preserve"> --</w:t>
-      </w:r>
-      <w:proofErr w:type="spellStart"/>
-      <w:r>
-        <w:rPr>
-          <w:rFonts w:ascii="Times New Roman" w:hAnsi="Times New Roman" w:cs="Times New Roman"/>
-          <w:sz w:val="28"/>
-          <w:szCs w:val="28"/>
-        </w:rPr>
-        <w:t>shortstat</w:t>
-      </w:r>
-      <w:proofErr w:type="spellEnd"/>
-      <w:r>
-        <w:rPr>
-          <w:rFonts w:ascii="Times New Roman" w:hAnsi="Times New Roman" w:cs="Times New Roman"/>
-          <w:sz w:val="28"/>
-          <w:szCs w:val="28"/>
-        </w:rPr>
-        <w:t>» или «</w:t>
-      </w:r>
-      <w:proofErr w:type="spellStart"/>
-      <w:r>
-        <w:rPr>
-          <w:rFonts w:ascii="Times New Roman" w:hAnsi="Times New Roman" w:cs="Times New Roman"/>
-          <w:sz w:val="28"/>
-          <w:szCs w:val="28"/>
-        </w:rPr>
-        <w:t>cloc</w:t>
-      </w:r>
-      <w:proofErr w:type="spellEnd"/>
-      <w:r>
-        <w:rPr>
-          <w:rFonts w:ascii="Times New Roman" w:hAnsi="Times New Roman" w:cs="Times New Roman"/>
-          <w:sz w:val="28"/>
-          <w:szCs w:val="28"/>
-        </w:rPr>
-        <w:t>», чтобы подчеркнуть уникальность его фичи — анализа ответственности авторов («-r») и временной шкалы («-T»).</w:t>
+        <w:t>4.  Сравнение с аналогами: Четкое сравнение Gitinspector с «git log --shortstat» или «cloc», чтобы подчеркнуть уникальность его фичи — анализа ответственности авторов («-r») и временной шкалы («-T»).</w:t>
       </w:r>
     </w:p>
     <w:p>
@@ -4531,37 +3597,16 @@
           <w:sz w:val="28"/>
           <w:szCs w:val="28"/>
         </w:rPr>
-        <w:t xml:space="preserve">Для выполнения практической части был выбран публичный </w:t>
-      </w:r>
-      <w:proofErr w:type="spellStart"/>
-      <w:r>
-        <w:rPr>
-          <w:rFonts w:ascii="Times New Roman" w:hAnsi="Times New Roman" w:cs="Times New Roman"/>
-          <w:sz w:val="28"/>
-          <w:szCs w:val="28"/>
-        </w:rPr>
-        <w:t>Git</w:t>
-      </w:r>
-      <w:proofErr w:type="spellEnd"/>
-      <w:r>
-        <w:rPr>
-          <w:rFonts w:ascii="Times New Roman" w:hAnsi="Times New Roman" w:cs="Times New Roman"/>
-          <w:sz w:val="28"/>
-          <w:szCs w:val="28"/>
-        </w:rPr>
-        <w:t xml:space="preserve">-репозиторий «TKI-141TFour» (лабораторные работы по курсу C-программирования) по ссылке: </w:t>
-      </w:r>
-      <w:hyperlink r:id="rId10" w:history="1">
-        <w:r>
-          <w:rPr>
-            <w:rStyle w:val="a4"/>
-            <w:rFonts w:ascii="Times New Roman" w:hAnsi="Times New Roman" w:cs="Times New Roman"/>
-            <w:sz w:val="28"/>
-            <w:szCs w:val="28"/>
-          </w:rPr>
-          <w:t>https://github.com/BylaniiSergey/TKI-141TFour</w:t>
-        </w:r>
-      </w:hyperlink>
+        <w:t xml:space="preserve">Для выполнения практической части был выбран публичный Git-репозиторий «TKI-141TFour» (лабораторные работы по курсу C-программирования) по ссылке: </w:t>
+      </w:r>
+      <w:r>
+        <w:rPr>
+          <w:rFonts w:ascii="Times New Roman" w:hAnsi="Times New Roman" w:cs="Times New Roman"/>
+          <w:sz w:val="28"/>
+          <w:szCs w:val="28"/>
+        </w:rPr>
+        <w:t>https://github.com/BylaniiSergey/TKI-141TFour</w:t>
+      </w:r>
       <w:r>
         <w:rPr>
           <w:rFonts w:ascii="Times New Roman" w:hAnsi="Times New Roman" w:cs="Times New Roman"/>
@@ -4588,39 +3633,19 @@
           <w:sz w:val="28"/>
           <w:szCs w:val="28"/>
         </w:rPr>
-        <w:t xml:space="preserve">Репозиторий был </w:t>
-      </w:r>
-      <w:proofErr w:type="spellStart"/>
-      <w:r>
-        <w:rPr>
-          <w:rFonts w:ascii="Times New Roman" w:hAnsi="Times New Roman" w:cs="Times New Roman"/>
-          <w:sz w:val="28"/>
-          <w:szCs w:val="28"/>
-        </w:rPr>
-        <w:t>склонирован</w:t>
-      </w:r>
-      <w:proofErr w:type="spellEnd"/>
-      <w:r>
-        <w:rPr>
-          <w:rFonts w:ascii="Times New Roman" w:hAnsi="Times New Roman" w:cs="Times New Roman"/>
-          <w:sz w:val="28"/>
-          <w:szCs w:val="28"/>
-        </w:rPr>
-        <w:t xml:space="preserve"> на локальную машину:</w:t>
+        <w:t>Репозиторий был склонирован на локальную машину:</w:t>
       </w:r>
     </w:p>
     <w:p>
       <w:pPr>
         <w:pStyle w:val="SourceCode"/>
       </w:pPr>
-      <w:proofErr w:type="spellStart"/>
       <w:r>
         <w:rPr>
           <w:rStyle w:val="BuiltInTok"/>
         </w:rPr>
         <w:t>cd</w:t>
       </w:r>
-      <w:proofErr w:type="spellEnd"/>
       <w:r>
         <w:rPr>
           <w:rStyle w:val="NormalTok"/>
@@ -4630,45 +3655,27 @@
       <w:r>
         <w:br/>
       </w:r>
-      <w:proofErr w:type="spellStart"/>
       <w:r>
         <w:rPr>
           <w:rStyle w:val="FunctionTok"/>
         </w:rPr>
         <w:t>git</w:t>
       </w:r>
-      <w:proofErr w:type="spellEnd"/>
       <w:r>
         <w:rPr>
           <w:rStyle w:val="NormalTok"/>
         </w:rPr>
-        <w:t xml:space="preserve"> </w:t>
-      </w:r>
-      <w:proofErr w:type="spellStart"/>
-      <w:r>
-        <w:rPr>
-          <w:rStyle w:val="NormalTok"/>
-        </w:rPr>
-        <w:t>clone</w:t>
-      </w:r>
-      <w:proofErr w:type="spellEnd"/>
-      <w:r>
-        <w:rPr>
-          <w:rStyle w:val="NormalTok"/>
-        </w:rPr>
-        <w:t xml:space="preserve"> https://github.com/BylaniiSergey/TKI-141TFour.git</w:t>
+        <w:t xml:space="preserve"> clone https://github.com/BylaniiSergey/TKI-141TFour.git</w:t>
       </w:r>
       <w:r>
         <w:br/>
       </w:r>
-      <w:proofErr w:type="spellStart"/>
       <w:r>
         <w:rPr>
           <w:rStyle w:val="BuiltInTok"/>
         </w:rPr>
         <w:t>cd</w:t>
       </w:r>
-      <w:proofErr w:type="spellEnd"/>
       <w:r>
         <w:rPr>
           <w:rStyle w:val="NormalTok"/>
@@ -4728,7 +3735,7 @@
                     </pic:cNvPicPr>
                   </pic:nvPicPr>
                   <pic:blipFill>
-                    <a:blip r:embed="rId11">
+                    <a:blip r:embed="rId9">
                       <a:extLst>
                         <a:ext uri="{28A0092B-C50C-407E-A947-70E740481C1C}">
                           <a14:useLocalDpi xmlns:a14="http://schemas.microsoft.com/office/drawing/2010/main" val="0"/>
@@ -4906,25 +3913,7 @@
           <w:sz w:val="28"/>
           <w:szCs w:val="28"/>
         </w:rPr>
-        <w:t xml:space="preserve">Автор: </w:t>
-      </w:r>
-      <w:proofErr w:type="spellStart"/>
-      <w:r>
-        <w:rPr>
-          <w:rFonts w:ascii="Times New Roman" w:hAnsi="Times New Roman"/>
-          <w:sz w:val="28"/>
-          <w:szCs w:val="28"/>
-        </w:rPr>
-        <w:t>BulaniSergey</w:t>
-      </w:r>
-      <w:proofErr w:type="spellEnd"/>
-      <w:r>
-        <w:rPr>
-          <w:rFonts w:ascii="Times New Roman" w:hAnsi="Times New Roman"/>
-          <w:sz w:val="28"/>
-          <w:szCs w:val="28"/>
-        </w:rPr>
-        <w:t xml:space="preserve"> (100,00% изменений)</w:t>
+        <w:t>Автор: BulaniSergey (100,00% изменений)</w:t>
       </w:r>
     </w:p>
     <w:p>
@@ -4962,25 +3951,7 @@
           <w:sz w:val="28"/>
           <w:szCs w:val="28"/>
         </w:rPr>
-        <w:t>Добавлено строк (</w:t>
-      </w:r>
-      <w:proofErr w:type="spellStart"/>
-      <w:r>
-        <w:rPr>
-          <w:rFonts w:ascii="Times New Roman" w:hAnsi="Times New Roman"/>
-          <w:sz w:val="28"/>
-          <w:szCs w:val="28"/>
-        </w:rPr>
-        <w:t>Insertions</w:t>
-      </w:r>
-      <w:proofErr w:type="spellEnd"/>
-      <w:r>
-        <w:rPr>
-          <w:rFonts w:ascii="Times New Roman" w:hAnsi="Times New Roman"/>
-          <w:sz w:val="28"/>
-          <w:szCs w:val="28"/>
-        </w:rPr>
-        <w:t>): 130</w:t>
+        <w:t>Добавлено строк (Insertions): 130</w:t>
       </w:r>
     </w:p>
     <w:p>
@@ -4999,25 +3970,7 @@
           <w:sz w:val="28"/>
           <w:szCs w:val="28"/>
         </w:rPr>
-        <w:t>Удалено строк (</w:t>
-      </w:r>
-      <w:proofErr w:type="spellStart"/>
-      <w:r>
-        <w:rPr>
-          <w:rFonts w:ascii="Times New Roman" w:hAnsi="Times New Roman"/>
-          <w:sz w:val="28"/>
-          <w:szCs w:val="28"/>
-        </w:rPr>
-        <w:t>Deletions</w:t>
-      </w:r>
-      <w:proofErr w:type="spellEnd"/>
-      <w:r>
-        <w:rPr>
-          <w:rFonts w:ascii="Times New Roman" w:hAnsi="Times New Roman"/>
-          <w:sz w:val="28"/>
-          <w:szCs w:val="28"/>
-        </w:rPr>
-        <w:t>): 32</w:t>
+        <w:t>Удалено строк (Deletions): 32</w:t>
       </w:r>
     </w:p>
     <w:p>
@@ -5036,25 +3989,7 @@
           <w:sz w:val="28"/>
           <w:szCs w:val="28"/>
         </w:rPr>
-        <w:t>Всего строк кода (</w:t>
-      </w:r>
-      <w:proofErr w:type="spellStart"/>
-      <w:r>
-        <w:rPr>
-          <w:rFonts w:ascii="Times New Roman" w:hAnsi="Times New Roman"/>
-          <w:sz w:val="28"/>
-          <w:szCs w:val="28"/>
-        </w:rPr>
-        <w:t>Rows</w:t>
-      </w:r>
-      <w:proofErr w:type="spellEnd"/>
-      <w:r>
-        <w:rPr>
-          <w:rFonts w:ascii="Times New Roman" w:hAnsi="Times New Roman"/>
-          <w:sz w:val="28"/>
-          <w:szCs w:val="28"/>
-        </w:rPr>
-        <w:t>): 2763</w:t>
+        <w:t>Всего строк кода (Rows): 2763</w:t>
       </w:r>
     </w:p>
     <w:p>
@@ -5073,25 +4008,7 @@
           <w:sz w:val="28"/>
           <w:szCs w:val="28"/>
         </w:rPr>
-        <w:t>Стабильность (</w:t>
-      </w:r>
-      <w:proofErr w:type="spellStart"/>
-      <w:r>
-        <w:rPr>
-          <w:rFonts w:ascii="Times New Roman" w:hAnsi="Times New Roman"/>
-          <w:sz w:val="28"/>
-          <w:szCs w:val="28"/>
-        </w:rPr>
-        <w:t>Stability</w:t>
-      </w:r>
-      <w:proofErr w:type="spellEnd"/>
-      <w:r>
-        <w:rPr>
-          <w:rFonts w:ascii="Times New Roman" w:hAnsi="Times New Roman"/>
-          <w:sz w:val="28"/>
-          <w:szCs w:val="28"/>
-        </w:rPr>
-        <w:t>): 2125,4</w:t>
+        <w:t>Стабильность (Stability): 2125,4</w:t>
       </w:r>
     </w:p>
     <w:p>
@@ -5110,43 +4027,7 @@
           <w:sz w:val="28"/>
           <w:szCs w:val="28"/>
         </w:rPr>
-        <w:t xml:space="preserve">Комментарии (% </w:t>
-      </w:r>
-      <w:proofErr w:type="spellStart"/>
-      <w:r>
-        <w:rPr>
-          <w:rFonts w:ascii="Times New Roman" w:hAnsi="Times New Roman"/>
-          <w:sz w:val="28"/>
-          <w:szCs w:val="28"/>
-        </w:rPr>
-        <w:t>in</w:t>
-      </w:r>
-      <w:proofErr w:type="spellEnd"/>
-      <w:r>
-        <w:rPr>
-          <w:rFonts w:ascii="Times New Roman" w:hAnsi="Times New Roman"/>
-          <w:sz w:val="28"/>
-          <w:szCs w:val="28"/>
-        </w:rPr>
-        <w:t xml:space="preserve"> </w:t>
-      </w:r>
-      <w:proofErr w:type="spellStart"/>
-      <w:r>
-        <w:rPr>
-          <w:rFonts w:ascii="Times New Roman" w:hAnsi="Times New Roman"/>
-          <w:sz w:val="28"/>
-          <w:szCs w:val="28"/>
-        </w:rPr>
-        <w:t>comments</w:t>
-      </w:r>
-      <w:proofErr w:type="spellEnd"/>
-      <w:r>
-        <w:rPr>
-          <w:rFonts w:ascii="Times New Roman" w:hAnsi="Times New Roman"/>
-          <w:sz w:val="28"/>
-          <w:szCs w:val="28"/>
-        </w:rPr>
-        <w:t>): 25,15%</w:t>
+        <w:t>Комментарии (% in comments): 25,15%</w:t>
       </w:r>
     </w:p>
     <w:p>
@@ -5182,7 +4063,7 @@
                     </pic:cNvPicPr>
                   </pic:nvPicPr>
                   <pic:blipFill>
-                    <a:blip r:embed="rId12">
+                    <a:blip r:embed="rId10">
                       <a:extLst>
                         <a:ext uri="{28A0092B-C50C-407E-A947-70E740481C1C}">
                           <a14:useLocalDpi xmlns:a14="http://schemas.microsoft.com/office/drawing/2010/main" val="0"/>
@@ -5383,25 +4264,7 @@
           <w:sz w:val="28"/>
           <w:szCs w:val="28"/>
         </w:rPr>
-        <w:t>Как видно из результата (Рисунок 3), вся активность в репозитории пришлась на октябрь 2023 года (</w:t>
-      </w:r>
-      <w:proofErr w:type="gramStart"/>
-      <w:r>
-        <w:rPr>
-          <w:rFonts w:ascii="Times New Roman" w:hAnsi="Times New Roman" w:cs="Times New Roman"/>
-          <w:sz w:val="28"/>
-          <w:szCs w:val="28"/>
-        </w:rPr>
-        <w:t>2023-10</w:t>
-      </w:r>
-      <w:proofErr w:type="gramEnd"/>
-      <w:r>
-        <w:rPr>
-          <w:rFonts w:ascii="Times New Roman" w:hAnsi="Times New Roman" w:cs="Times New Roman"/>
-          <w:sz w:val="28"/>
-          <w:szCs w:val="28"/>
-        </w:rPr>
-        <w:t>), когда было модифицировано 162 строки. Это характерно для учебного проекта, выполненного в рамках одного семестра.</w:t>
+        <w:t>Как видно из результата (Рисунок 3), вся активность в репозитории пришлась на октябрь 2023 года (2023-10), когда было модифицировано 162 строки. Это характерно для учебного проекта, выполненного в рамках одного семестра.</w:t>
       </w:r>
     </w:p>
     <w:p>
@@ -5460,7 +4323,7 @@
                     </pic:cNvPicPr>
                   </pic:nvPicPr>
                   <pic:blipFill>
-                    <a:blip r:embed="rId13">
+                    <a:blip r:embed="rId11">
                       <a:extLst>
                         <a:ext uri="{28A0092B-C50C-407E-A947-70E740481C1C}">
                           <a14:useLocalDpi xmlns:a14="http://schemas.microsoft.com/office/drawing/2010/main" val="0"/>
@@ -5543,7 +4406,6 @@
         </w:rPr>
         <w:t xml:space="preserve"> </w:t>
       </w:r>
-      <w:proofErr w:type="spellStart"/>
       <w:r>
         <w:rPr>
           <w:rFonts w:ascii="Times New Roman" w:hAnsi="Times New Roman" w:cs="Times New Roman"/>
@@ -5552,7 +4414,6 @@
         </w:rPr>
         <w:t>Timeline</w:t>
       </w:r>
-      <w:proofErr w:type="spellEnd"/>
     </w:p>
     <w:p>
       <w:pPr>
@@ -5669,25 +4530,7 @@
           <w:sz w:val="28"/>
           <w:szCs w:val="28"/>
         </w:rPr>
-        <w:t xml:space="preserve">Результаты (Рисунок 4) показывают, что автор </w:t>
-      </w:r>
-      <w:proofErr w:type="spellStart"/>
-      <w:r>
-        <w:rPr>
-          <w:rFonts w:ascii="Times New Roman" w:hAnsi="Times New Roman" w:cs="Times New Roman"/>
-          <w:sz w:val="28"/>
-          <w:szCs w:val="28"/>
-        </w:rPr>
-        <w:t>BulaniSergey</w:t>
-      </w:r>
-      <w:proofErr w:type="spellEnd"/>
-      <w:r>
-        <w:rPr>
-          <w:rFonts w:ascii="Times New Roman" w:hAnsi="Times New Roman" w:cs="Times New Roman"/>
-          <w:sz w:val="28"/>
-          <w:szCs w:val="28"/>
-        </w:rPr>
-        <w:t xml:space="preserve"> в наибольшей степени ответственен за следующие файлы:</w:t>
+        <w:t>Результаты (Рисунок 4) показывают, что автор BulaniSergey в наибольшей степени ответственен за следующие файлы:</w:t>
       </w:r>
     </w:p>
     <w:tbl>
@@ -5763,7 +4606,6 @@
                 <w:lang w:val="en-US" w:eastAsia="en-US"/>
               </w:rPr>
             </w:pPr>
-            <w:proofErr w:type="spellStart"/>
             <w:r>
               <w:rPr>
                 <w:rFonts w:ascii="Times New Roman" w:hAnsi="Times New Roman"/>
@@ -5773,7 +4615,6 @@
               </w:rPr>
               <w:t>Файл</w:t>
             </w:r>
-            <w:proofErr w:type="spellEnd"/>
           </w:p>
         </w:tc>
         <w:tc>
@@ -5794,7 +4635,6 @@
                 <w:lang w:val="en-US" w:eastAsia="en-US"/>
               </w:rPr>
             </w:pPr>
-            <w:proofErr w:type="spellStart"/>
             <w:r>
               <w:rPr>
                 <w:rFonts w:ascii="Times New Roman" w:hAnsi="Times New Roman"/>
@@ -5802,37 +4642,7 @@
                 <w:szCs w:val="28"/>
                 <w:lang w:val="en-US" w:eastAsia="en-US"/>
               </w:rPr>
-              <w:t>Строк</w:t>
-            </w:r>
-            <w:proofErr w:type="spellEnd"/>
-            <w:r>
-              <w:rPr>
-                <w:rFonts w:ascii="Times New Roman" w:hAnsi="Times New Roman"/>
-                <w:sz w:val="28"/>
-                <w:szCs w:val="28"/>
-                <w:lang w:val="en-US" w:eastAsia="en-US"/>
-              </w:rPr>
-              <w:t xml:space="preserve"> (</w:t>
-            </w:r>
-            <w:proofErr w:type="spellStart"/>
-            <w:r>
-              <w:rPr>
-                <w:rFonts w:ascii="Times New Roman" w:hAnsi="Times New Roman"/>
-                <w:sz w:val="28"/>
-                <w:szCs w:val="28"/>
-                <w:lang w:val="en-US" w:eastAsia="en-US"/>
-              </w:rPr>
-              <w:t>eloc</w:t>
-            </w:r>
-            <w:proofErr w:type="spellEnd"/>
-            <w:r>
-              <w:rPr>
-                <w:rFonts w:ascii="Times New Roman" w:hAnsi="Times New Roman"/>
-                <w:sz w:val="28"/>
-                <w:szCs w:val="28"/>
-                <w:lang w:val="en-US" w:eastAsia="en-US"/>
-              </w:rPr>
-              <w:t>)</w:t>
+              <w:t>Строк (eloc)</w:t>
             </w:r>
           </w:p>
         </w:tc>
@@ -6711,7 +5521,7 @@
                     </pic:cNvPicPr>
                   </pic:nvPicPr>
                   <pic:blipFill>
-                    <a:blip r:embed="rId14">
+                    <a:blip r:embed="rId12">
                       <a:extLst>
                         <a:ext uri="{28A0092B-C50C-407E-A947-70E740481C1C}">
                           <a14:useLocalDpi xmlns:a14="http://schemas.microsoft.com/office/drawing/2010/main" val="0"/>
@@ -6891,26 +5701,28 @@
           <w:b/>
           <w:bCs/>
         </w:rPr>
-        <w:t>.</w:t>
-      </w:r>
-      <w:proofErr w:type="spellStart"/>
+        <w:t>.md</w:t>
+      </w:r>
+      <w:r>
+        <w:t xml:space="preserve"> — документация Markdown</w:t>
+      </w:r>
+    </w:p>
+    <w:p>
+      <w:pPr>
+        <w:pStyle w:val="Compact"/>
+        <w:ind w:left="720"/>
+      </w:pPr>
       <w:r>
         <w:rPr>
           <w:rStyle w:val="VerbatimChar"/>
           <w:b/>
           <w:bCs/>
         </w:rPr>
-        <w:t>md</w:t>
-      </w:r>
-      <w:proofErr w:type="spellEnd"/>
-      <w:r>
-        <w:t xml:space="preserve"> — документация </w:t>
-      </w:r>
-      <w:proofErr w:type="spellStart"/>
-      <w:r>
-        <w:t>Markdown</w:t>
-      </w:r>
-      <w:proofErr w:type="spellEnd"/>
+        <w:t>.sln</w:t>
+      </w:r>
+      <w:r>
+        <w:t xml:space="preserve"> — файл решения Visual Studio</w:t>
+      </w:r>
     </w:p>
     <w:p>
       <w:pPr>
@@ -6923,45 +5735,8 @@
           <w:b/>
           <w:bCs/>
         </w:rPr>
-        <w:t>.</w:t>
-      </w:r>
-      <w:proofErr w:type="spellStart"/>
-      <w:r>
-        <w:rPr>
-          <w:rStyle w:val="VerbatimChar"/>
-          <w:b/>
-          <w:bCs/>
-        </w:rPr>
-        <w:t>sln</w:t>
-      </w:r>
-      <w:proofErr w:type="spellEnd"/>
-      <w:r>
-        <w:t xml:space="preserve"> — файл решения Visual Studio</w:t>
-      </w:r>
-    </w:p>
-    <w:p>
-      <w:pPr>
-        <w:pStyle w:val="Compact"/>
-        <w:ind w:left="720"/>
-      </w:pPr>
-      <w:r>
-        <w:rPr>
-          <w:rStyle w:val="VerbatimChar"/>
-          <w:b/>
-          <w:bCs/>
-        </w:rPr>
-        <w:t>.</w:t>
-      </w:r>
-      <w:proofErr w:type="spellStart"/>
-      <w:r>
-        <w:rPr>
-          <w:rStyle w:val="VerbatimChar"/>
-          <w:b/>
-          <w:bCs/>
-        </w:rPr>
-        <w:t>vcxproj</w:t>
-      </w:r>
-      <w:proofErr w:type="spellEnd"/>
+        <w:t>.vcxproj</w:t>
+      </w:r>
       <w:r>
         <w:t xml:space="preserve"> — файл проекта Visual Studio</w:t>
       </w:r>
@@ -7019,7 +5794,7 @@
                     </pic:cNvPicPr>
                   </pic:nvPicPr>
                   <pic:blipFill>
-                    <a:blip r:embed="rId15">
+                    <a:blip r:embed="rId13">
                       <a:extLst>
                         <a:ext uri="{28A0092B-C50C-407E-A947-70E740481C1C}">
                           <a14:useLocalDpi xmlns:a14="http://schemas.microsoft.com/office/drawing/2010/main" val="0"/>
@@ -7217,17 +5992,22 @@
           <w:rStyle w:val="AttributeTok"/>
           <w:lang w:val="en-US"/>
         </w:rPr>
-        <w:t>-</w:t>
-      </w:r>
-      <w:proofErr w:type="spellStart"/>
+        <w:t>-Tlr</w:t>
+      </w:r>
+      <w:r>
+        <w:rPr>
+          <w:rStyle w:val="NormalTok"/>
+          <w:lang w:val="en-US"/>
+        </w:rPr>
+        <w:t xml:space="preserve"> </w:t>
+      </w:r>
       <w:r>
         <w:rPr>
           <w:rStyle w:val="AttributeTok"/>
           <w:lang w:val="en-US"/>
         </w:rPr>
-        <w:t>Tlr</w:t>
-      </w:r>
-      <w:proofErr w:type="spellEnd"/>
+        <w:t>-m</w:t>
+      </w:r>
       <w:r>
         <w:rPr>
           <w:rStyle w:val="NormalTok"/>
@@ -7237,30 +6017,16 @@
       </w:r>
       <w:r>
         <w:rPr>
-          <w:rStyle w:val="AttributeTok"/>
+          <w:rStyle w:val="OperatorTok"/>
           <w:lang w:val="en-US"/>
         </w:rPr>
-        <w:t>-m</w:t>
+        <w:t>&gt;</w:t>
       </w:r>
       <w:r>
         <w:rPr>
           <w:rStyle w:val="NormalTok"/>
           <w:lang w:val="en-US"/>
         </w:rPr>
-        <w:t xml:space="preserve"> </w:t>
-      </w:r>
-      <w:r>
-        <w:rPr>
-          <w:rStyle w:val="OperatorTok"/>
-          <w:lang w:val="en-US"/>
-        </w:rPr>
-        <w:t>&gt;</w:t>
-      </w:r>
-      <w:r>
-        <w:rPr>
-          <w:rStyle w:val="NormalTok"/>
-          <w:lang w:val="en-US"/>
-        </w:rPr>
         <w:t xml:space="preserve"> report.html</w:t>
       </w:r>
     </w:p>
@@ -7299,7 +6065,7 @@
           <w:noProof/>
         </w:rPr>
         <w:drawing>
-          <wp:inline distT="0" distB="0" distL="0" distR="0" wp14:anchorId="59CFF57D" wp14:editId="140DF5F5">
+          <wp:inline distT="0" distB="0" distL="0" distR="0" wp14:anchorId="59CFF57D" wp14:editId="36973C2D">
             <wp:extent cx="3587048" cy="3657600"/>
             <wp:effectExtent l="0" t="0" r="0" b="0"/>
             <wp:docPr id="874299709" name="Рисунок 6"/>
@@ -7316,7 +6082,7 @@
                     </pic:cNvPicPr>
                   </pic:nvPicPr>
                   <pic:blipFill>
-                    <a:blip r:embed="rId16" cstate="print">
+                    <a:blip r:embed="rId14" cstate="print">
                       <a:extLst>
                         <a:ext uri="{28A0092B-C50C-407E-A947-70E740481C1C}">
                           <a14:useLocalDpi xmlns:a14="http://schemas.microsoft.com/office/drawing/2010/main" val="0"/>
@@ -7398,7 +6164,7 @@
                     </pic:cNvPicPr>
                   </pic:nvPicPr>
                   <pic:blipFill>
-                    <a:blip r:embed="rId17">
+                    <a:blip r:embed="rId15">
                       <a:extLst>
                         <a:ext uri="{28A0092B-C50C-407E-A947-70E740481C1C}">
                           <a14:useLocalDpi xmlns:a14="http://schemas.microsoft.com/office/drawing/2010/main" val="0"/>
@@ -7784,59 +6550,13 @@
                 <w:szCs w:val="28"/>
               </w:rPr>
             </w:pPr>
-            <w:proofErr w:type="spellStart"/>
-            <w:r>
-              <w:rPr>
-                <w:rFonts w:ascii="Times New Roman" w:hAnsi="Times New Roman" w:cs="Times New Roman"/>
-                <w:sz w:val="28"/>
-                <w:szCs w:val="28"/>
-              </w:rPr>
-              <w:t>Tasks</w:t>
-            </w:r>
-            <w:proofErr w:type="spellEnd"/>
-            <w:r>
-              <w:rPr>
-                <w:rFonts w:ascii="Times New Roman" w:hAnsi="Times New Roman" w:cs="Times New Roman"/>
-                <w:sz w:val="28"/>
-                <w:szCs w:val="28"/>
-              </w:rPr>
-              <w:t xml:space="preserve"> </w:t>
-            </w:r>
-            <w:proofErr w:type="gramStart"/>
-            <w:r>
-              <w:rPr>
-                <w:rFonts w:ascii="Times New Roman" w:hAnsi="Times New Roman" w:cs="Times New Roman"/>
-                <w:sz w:val="28"/>
-                <w:szCs w:val="28"/>
-              </w:rPr>
-              <w:t>4-3</w:t>
-            </w:r>
-            <w:proofErr w:type="gramEnd"/>
-            <w:r>
-              <w:rPr>
-                <w:rFonts w:ascii="Times New Roman" w:hAnsi="Times New Roman" w:cs="Times New Roman"/>
-                <w:sz w:val="28"/>
-                <w:szCs w:val="28"/>
-              </w:rPr>
-              <w:t xml:space="preserve">/Task </w:t>
-            </w:r>
-            <w:proofErr w:type="gramStart"/>
-            <w:r>
-              <w:rPr>
-                <w:rFonts w:ascii="Times New Roman" w:hAnsi="Times New Roman" w:cs="Times New Roman"/>
-                <w:sz w:val="28"/>
-                <w:szCs w:val="28"/>
-              </w:rPr>
-              <w:t>4-3</w:t>
-            </w:r>
-            <w:proofErr w:type="gramEnd"/>
-            <w:r>
-              <w:rPr>
-                <w:rFonts w:ascii="Times New Roman" w:hAnsi="Times New Roman" w:cs="Times New Roman"/>
-                <w:sz w:val="28"/>
-                <w:szCs w:val="28"/>
-              </w:rPr>
-              <w:t>/main4-3.c</w:t>
+            <w:r>
+              <w:rPr>
+                <w:rFonts w:ascii="Times New Roman" w:hAnsi="Times New Roman" w:cs="Times New Roman"/>
+                <w:sz w:val="28"/>
+                <w:szCs w:val="28"/>
+              </w:rPr>
+              <w:t>Tasks 4-3/Task 4-3/main4-3.c</w:t>
             </w:r>
           </w:p>
         </w:tc>
@@ -7929,59 +6649,13 @@
                 <w:szCs w:val="28"/>
               </w:rPr>
             </w:pPr>
-            <w:proofErr w:type="spellStart"/>
-            <w:r>
-              <w:rPr>
-                <w:rFonts w:ascii="Times New Roman" w:hAnsi="Times New Roman" w:cs="Times New Roman"/>
-                <w:sz w:val="28"/>
-                <w:szCs w:val="28"/>
-              </w:rPr>
-              <w:t>Tasks</w:t>
-            </w:r>
-            <w:proofErr w:type="spellEnd"/>
-            <w:r>
-              <w:rPr>
-                <w:rFonts w:ascii="Times New Roman" w:hAnsi="Times New Roman" w:cs="Times New Roman"/>
-                <w:sz w:val="28"/>
-                <w:szCs w:val="28"/>
-              </w:rPr>
-              <w:t xml:space="preserve"> </w:t>
-            </w:r>
-            <w:proofErr w:type="gramStart"/>
-            <w:r>
-              <w:rPr>
-                <w:rFonts w:ascii="Times New Roman" w:hAnsi="Times New Roman" w:cs="Times New Roman"/>
-                <w:sz w:val="28"/>
-                <w:szCs w:val="28"/>
-              </w:rPr>
-              <w:t>4-2</w:t>
-            </w:r>
-            <w:proofErr w:type="gramEnd"/>
-            <w:r>
-              <w:rPr>
-                <w:rFonts w:ascii="Times New Roman" w:hAnsi="Times New Roman" w:cs="Times New Roman"/>
-                <w:sz w:val="28"/>
-                <w:szCs w:val="28"/>
-              </w:rPr>
-              <w:t xml:space="preserve">/Task </w:t>
-            </w:r>
-            <w:proofErr w:type="gramStart"/>
-            <w:r>
-              <w:rPr>
-                <w:rFonts w:ascii="Times New Roman" w:hAnsi="Times New Roman" w:cs="Times New Roman"/>
-                <w:sz w:val="28"/>
-                <w:szCs w:val="28"/>
-              </w:rPr>
-              <w:t>4-2</w:t>
-            </w:r>
-            <w:proofErr w:type="gramEnd"/>
-            <w:r>
-              <w:rPr>
-                <w:rFonts w:ascii="Times New Roman" w:hAnsi="Times New Roman" w:cs="Times New Roman"/>
-                <w:sz w:val="28"/>
-                <w:szCs w:val="28"/>
-              </w:rPr>
-              <w:t>/main4-2.c</w:t>
+            <w:r>
+              <w:rPr>
+                <w:rFonts w:ascii="Times New Roman" w:hAnsi="Times New Roman" w:cs="Times New Roman"/>
+                <w:sz w:val="28"/>
+                <w:szCs w:val="28"/>
+              </w:rPr>
+              <w:t>Tasks 4-2/Task 4-2/main4-2.c</w:t>
             </w:r>
           </w:p>
         </w:tc>
@@ -8074,23 +6748,13 @@
                 <w:szCs w:val="28"/>
               </w:rPr>
             </w:pPr>
-            <w:proofErr w:type="gramStart"/>
-            <w:r>
-              <w:rPr>
-                <w:rFonts w:ascii="Times New Roman" w:hAnsi="Times New Roman" w:cs="Times New Roman"/>
-                <w:sz w:val="28"/>
-                <w:szCs w:val="28"/>
-              </w:rPr>
-              <w:t>4-2</w:t>
-            </w:r>
-            <w:proofErr w:type="gramEnd"/>
-            <w:r>
-              <w:rPr>
-                <w:rFonts w:ascii="Times New Roman" w:hAnsi="Times New Roman" w:cs="Times New Roman"/>
-                <w:sz w:val="28"/>
-                <w:szCs w:val="28"/>
-              </w:rPr>
-              <w:t>/4-2/4-2.c</w:t>
+            <w:r>
+              <w:rPr>
+                <w:rFonts w:ascii="Times New Roman" w:hAnsi="Times New Roman" w:cs="Times New Roman"/>
+                <w:sz w:val="28"/>
+                <w:szCs w:val="28"/>
+              </w:rPr>
+              <w:t>4-2/4-2/4-2.c</w:t>
             </w:r>
           </w:p>
         </w:tc>
@@ -8153,43 +6817,7 @@
           <w:szCs w:val="28"/>
         </w:rPr>
         <w:lastRenderedPageBreak/>
-        <w:t>ветвлений (</w:t>
-      </w:r>
-      <w:proofErr w:type="spellStart"/>
-      <w:r>
-        <w:rPr>
-          <w:rFonts w:ascii="Times New Roman" w:hAnsi="Times New Roman" w:cs="Times New Roman"/>
-          <w:sz w:val="28"/>
-          <w:szCs w:val="28"/>
-        </w:rPr>
-        <w:t>if</w:t>
-      </w:r>
-      <w:proofErr w:type="spellEnd"/>
-      <w:r>
-        <w:rPr>
-          <w:rFonts w:ascii="Times New Roman" w:hAnsi="Times New Roman" w:cs="Times New Roman"/>
-          <w:sz w:val="28"/>
-          <w:szCs w:val="28"/>
-        </w:rPr>
-        <w:t>, </w:t>
-      </w:r>
-      <w:proofErr w:type="spellStart"/>
-      <w:r>
-        <w:rPr>
-          <w:rFonts w:ascii="Times New Roman" w:hAnsi="Times New Roman" w:cs="Times New Roman"/>
-          <w:sz w:val="28"/>
-          <w:szCs w:val="28"/>
-        </w:rPr>
-        <w:t>switch</w:t>
-      </w:r>
-      <w:proofErr w:type="spellEnd"/>
-      <w:r>
-        <w:rPr>
-          <w:rFonts w:ascii="Times New Roman" w:hAnsi="Times New Roman" w:cs="Times New Roman"/>
-          <w:sz w:val="28"/>
-          <w:szCs w:val="28"/>
-        </w:rPr>
-        <w:t>, циклов), что затрудняет понимание кода, тестирование и поддержку. Данный файл содержит 326 строк эффективного кода и требует рефакторинга — разделения на более мелкие функции, упрощения логики и добавления комментариев.</w:t>
+        <w:t>ветвлений (if, switch, циклов), что затрудняет понимание кода, тестирование и поддержку. Данный файл содержит 326 строк эффективного кода и требует рефакторинга — разделения на более мелкие функции, упрощения логики и добавления комментариев.</w:t>
       </w:r>
     </w:p>
     <w:p>
@@ -8209,25 +6837,7 @@
           <w:sz w:val="28"/>
           <w:szCs w:val="28"/>
         </w:rPr>
-        <w:t>Файлы main4-2.c и </w:t>
-      </w:r>
-      <w:proofErr w:type="gramStart"/>
-      <w:r>
-        <w:rPr>
-          <w:rFonts w:ascii="Times New Roman" w:hAnsi="Times New Roman" w:cs="Times New Roman"/>
-          <w:sz w:val="28"/>
-          <w:szCs w:val="28"/>
-        </w:rPr>
-        <w:t>4-2</w:t>
-      </w:r>
-      <w:proofErr w:type="gramEnd"/>
-      <w:r>
-        <w:rPr>
-          <w:rFonts w:ascii="Times New Roman" w:hAnsi="Times New Roman" w:cs="Times New Roman"/>
-          <w:sz w:val="28"/>
-          <w:szCs w:val="28"/>
-        </w:rPr>
-        <w:t>.c также имеют высокую сложность (56 и 54 соответственно), что свидетельствует о том, что лабораторные работы 4-го раздела являются наиболее сложными в рамках данного курса.</w:t>
+        <w:t>Файлы main4-2.c и 4-2.c также имеют высокую сложность (56 и 54 соответственно), что свидетельствует о том, что лабораторные работы 4-го раздела являются наиболее сложными в рамках данного курса.</w:t>
       </w:r>
     </w:p>
     <w:p>
@@ -8261,21 +6871,7 @@
         <w:rPr>
           <w:bCs/>
         </w:rPr>
-        <w:t xml:space="preserve">Выявление «горячих точек» на основе реляционной модели (повторение эксперимента </w:t>
-      </w:r>
-      <w:proofErr w:type="spellStart"/>
-      <w:r>
-        <w:rPr>
-          <w:bCs/>
-        </w:rPr>
-        <w:t>Макшакова</w:t>
-      </w:r>
-      <w:proofErr w:type="spellEnd"/>
-      <w:r>
-        <w:rPr>
-          <w:bCs/>
-        </w:rPr>
-        <w:t>)</w:t>
+        <w:t>Выявление «горячих точек» на основе реляционной модели (повторение эксперимента Макшакова)</w:t>
       </w:r>
     </w:p>
     <w:p>
@@ -8295,79 +6891,7 @@
           <w:sz w:val="28"/>
           <w:szCs w:val="28"/>
         </w:rPr>
-        <w:t xml:space="preserve">В соответствии с заданием, был воспроизведен эксперимент, описанный в работе Сидоренко </w:t>
-      </w:r>
-      <w:proofErr w:type="gramStart"/>
-      <w:r>
-        <w:rPr>
-          <w:rFonts w:ascii="Times New Roman" w:hAnsi="Times New Roman" w:cs="Times New Roman"/>
-          <w:sz w:val="28"/>
-          <w:szCs w:val="28"/>
-        </w:rPr>
-        <w:t>В.Г.</w:t>
-      </w:r>
-      <w:proofErr w:type="gramEnd"/>
-      <w:r>
-        <w:rPr>
-          <w:rFonts w:ascii="Times New Roman" w:hAnsi="Times New Roman" w:cs="Times New Roman"/>
-          <w:sz w:val="28"/>
-          <w:szCs w:val="28"/>
-        </w:rPr>
-        <w:t xml:space="preserve"> и </w:t>
-      </w:r>
-      <w:proofErr w:type="spellStart"/>
-      <w:r>
-        <w:rPr>
-          <w:rFonts w:ascii="Times New Roman" w:hAnsi="Times New Roman" w:cs="Times New Roman"/>
-          <w:sz w:val="28"/>
-          <w:szCs w:val="28"/>
-        </w:rPr>
-        <w:t>Макшакова</w:t>
-      </w:r>
-      <w:proofErr w:type="spellEnd"/>
-      <w:r>
-        <w:rPr>
-          <w:rFonts w:ascii="Times New Roman" w:hAnsi="Times New Roman" w:cs="Times New Roman"/>
-          <w:sz w:val="28"/>
-          <w:szCs w:val="28"/>
-        </w:rPr>
-        <w:t xml:space="preserve"> </w:t>
-      </w:r>
-      <w:proofErr w:type="gramStart"/>
-      <w:r>
-        <w:rPr>
-          <w:rFonts w:ascii="Times New Roman" w:hAnsi="Times New Roman" w:cs="Times New Roman"/>
-          <w:sz w:val="28"/>
-          <w:szCs w:val="28"/>
-        </w:rPr>
-        <w:t>С.В.</w:t>
-      </w:r>
-      <w:proofErr w:type="gramEnd"/>
-      <w:r>
-        <w:rPr>
-          <w:rFonts w:ascii="Times New Roman" w:hAnsi="Times New Roman" w:cs="Times New Roman"/>
-          <w:sz w:val="28"/>
-          <w:szCs w:val="28"/>
-        </w:rPr>
-        <w:t xml:space="preserve"> «Получение информации о "горячих точках" кода на основе анализа реляционной модели </w:t>
-      </w:r>
-      <w:proofErr w:type="spellStart"/>
-      <w:r>
-        <w:rPr>
-          <w:rFonts w:ascii="Times New Roman" w:hAnsi="Times New Roman" w:cs="Times New Roman"/>
-          <w:sz w:val="28"/>
-          <w:szCs w:val="28"/>
-        </w:rPr>
-        <w:t>git</w:t>
-      </w:r>
-      <w:proofErr w:type="spellEnd"/>
-      <w:r>
-        <w:rPr>
-          <w:rFonts w:ascii="Times New Roman" w:hAnsi="Times New Roman" w:cs="Times New Roman"/>
-          <w:sz w:val="28"/>
-          <w:szCs w:val="28"/>
-        </w:rPr>
-        <w:t>-репозитория» [8]. В отличие от использования готовой утилиты Gitinspector, данный подход предполагает построение собственной структурированной реляционной модели данных и выполнение произвольных аналитических SQL-запросов.</w:t>
+        <w:t>В соответствии с заданием, был воспроизведен эксперимент, описанный в работе Сидоренко В.Г. и Макшакова С.В. «Получение информации о "горячих точках" кода на основе анализа реляционной модели git-репозитория» [8]. В отличие от использования готовой утилиты Gitinspector, данный подход предполагает построение собственной структурированной реляционной модели данных и выполнение произвольных аналитических SQL-запросов.</w:t>
       </w:r>
     </w:p>
     <w:p>
@@ -8387,25 +6911,7 @@
           <w:sz w:val="28"/>
           <w:szCs w:val="28"/>
         </w:rPr>
-        <w:t xml:space="preserve">Для реализации эксперимента был разработан ETL-скрипт на языке Python с использованием библиотеки </w:t>
-      </w:r>
-      <w:proofErr w:type="spellStart"/>
-      <w:r>
-        <w:rPr>
-          <w:rFonts w:ascii="Times New Roman" w:hAnsi="Times New Roman" w:cs="Times New Roman"/>
-          <w:sz w:val="28"/>
-          <w:szCs w:val="28"/>
-        </w:rPr>
-        <w:t>PyDriller</w:t>
-      </w:r>
-      <w:proofErr w:type="spellEnd"/>
-      <w:r>
-        <w:rPr>
-          <w:rFonts w:ascii="Times New Roman" w:hAnsi="Times New Roman" w:cs="Times New Roman"/>
-          <w:sz w:val="28"/>
-          <w:szCs w:val="28"/>
-        </w:rPr>
-        <w:t>. Скрипт выполняет следующие функции:</w:t>
+        <w:t>Для реализации эксперимента был разработан ETL-скрипт на языке Python с использованием библиотеки PyDriller. Скрипт выполняет следующие функции:</w:t>
       </w:r>
     </w:p>
     <w:p>
@@ -8430,55 +6936,15 @@
           <w:sz w:val="28"/>
           <w:szCs w:val="28"/>
         </w:rPr>
-        <w:t>Извлечение (</w:t>
-      </w:r>
-      <w:proofErr w:type="spellStart"/>
-      <w:r>
-        <w:rPr>
-          <w:rFonts w:ascii="Times New Roman" w:hAnsi="Times New Roman" w:cs="Times New Roman"/>
-          <w:b/>
-          <w:bCs/>
-          <w:sz w:val="28"/>
-          <w:szCs w:val="28"/>
-        </w:rPr>
-        <w:t>Extract</w:t>
-      </w:r>
-      <w:proofErr w:type="spellEnd"/>
-      <w:r>
-        <w:rPr>
-          <w:rFonts w:ascii="Times New Roman" w:hAnsi="Times New Roman" w:cs="Times New Roman"/>
-          <w:b/>
-          <w:bCs/>
-          <w:sz w:val="28"/>
-          <w:szCs w:val="28"/>
-        </w:rPr>
-        <w:t>):</w:t>
-      </w:r>
-      <w:r>
-        <w:rPr>
-          <w:rFonts w:ascii="Times New Roman" w:hAnsi="Times New Roman" w:cs="Times New Roman"/>
-          <w:sz w:val="28"/>
-          <w:szCs w:val="28"/>
-        </w:rPr>
-        <w:t xml:space="preserve"> анализ локального </w:t>
-      </w:r>
-      <w:proofErr w:type="spellStart"/>
-      <w:r>
-        <w:rPr>
-          <w:rFonts w:ascii="Times New Roman" w:hAnsi="Times New Roman" w:cs="Times New Roman"/>
-          <w:sz w:val="28"/>
-          <w:szCs w:val="28"/>
-        </w:rPr>
-        <w:t>Git</w:t>
-      </w:r>
-      <w:proofErr w:type="spellEnd"/>
-      <w:r>
-        <w:rPr>
-          <w:rFonts w:ascii="Times New Roman" w:hAnsi="Times New Roman" w:cs="Times New Roman"/>
-          <w:sz w:val="28"/>
-          <w:szCs w:val="28"/>
-        </w:rPr>
-        <w:t>-репозитория TKI-141TFour и извлечение метаданных о коммитах и изменениях файлов.</w:t>
+        <w:t>Извлечение (Extract):</w:t>
+      </w:r>
+      <w:r>
+        <w:rPr>
+          <w:rFonts w:ascii="Times New Roman" w:hAnsi="Times New Roman" w:cs="Times New Roman"/>
+          <w:sz w:val="28"/>
+          <w:szCs w:val="28"/>
+        </w:rPr>
+        <w:t> анализ локального Git-репозитория TKI-141TFour и извлечение метаданных о коммитах и изменениях файлов.</w:t>
       </w:r>
     </w:p>
     <w:p>
@@ -8503,91 +6969,15 @@
           <w:sz w:val="28"/>
           <w:szCs w:val="28"/>
         </w:rPr>
-        <w:t>Трансформация (</w:t>
-      </w:r>
-      <w:proofErr w:type="spellStart"/>
-      <w:r>
-        <w:rPr>
-          <w:rFonts w:ascii="Times New Roman" w:hAnsi="Times New Roman" w:cs="Times New Roman"/>
-          <w:b/>
-          <w:bCs/>
-          <w:sz w:val="28"/>
-          <w:szCs w:val="28"/>
-        </w:rPr>
-        <w:t>Transform</w:t>
-      </w:r>
-      <w:proofErr w:type="spellEnd"/>
-      <w:r>
-        <w:rPr>
-          <w:rFonts w:ascii="Times New Roman" w:hAnsi="Times New Roman" w:cs="Times New Roman"/>
-          <w:b/>
-          <w:bCs/>
-          <w:sz w:val="28"/>
-          <w:szCs w:val="28"/>
-        </w:rPr>
-        <w:t>):</w:t>
-      </w:r>
-      <w:r>
-        <w:rPr>
-          <w:rFonts w:ascii="Times New Roman" w:hAnsi="Times New Roman" w:cs="Times New Roman"/>
-          <w:sz w:val="28"/>
-          <w:szCs w:val="28"/>
-        </w:rPr>
-        <w:t> приведение данных к структуре, соответствующей реляционной модели, описанной в статье (сущности </w:t>
-      </w:r>
-      <w:proofErr w:type="spellStart"/>
-      <w:r>
-        <w:rPr>
-          <w:rFonts w:ascii="Times New Roman" w:hAnsi="Times New Roman" w:cs="Times New Roman"/>
-          <w:sz w:val="28"/>
-          <w:szCs w:val="28"/>
-        </w:rPr>
-        <w:t>repositories</w:t>
-      </w:r>
-      <w:proofErr w:type="spellEnd"/>
-      <w:r>
-        <w:rPr>
-          <w:rFonts w:ascii="Times New Roman" w:hAnsi="Times New Roman" w:cs="Times New Roman"/>
-          <w:sz w:val="28"/>
-          <w:szCs w:val="28"/>
-        </w:rPr>
-        <w:t>, </w:t>
-      </w:r>
-      <w:proofErr w:type="spellStart"/>
-      <w:r>
-        <w:rPr>
-          <w:rFonts w:ascii="Times New Roman" w:hAnsi="Times New Roman" w:cs="Times New Roman"/>
-          <w:sz w:val="28"/>
-          <w:szCs w:val="28"/>
-        </w:rPr>
-        <w:t>commits</w:t>
-      </w:r>
-      <w:proofErr w:type="spellEnd"/>
-      <w:r>
-        <w:rPr>
-          <w:rFonts w:ascii="Times New Roman" w:hAnsi="Times New Roman" w:cs="Times New Roman"/>
-          <w:sz w:val="28"/>
-          <w:szCs w:val="28"/>
-        </w:rPr>
-        <w:t>, </w:t>
-      </w:r>
-      <w:proofErr w:type="spellStart"/>
-      <w:r>
-        <w:rPr>
-          <w:rFonts w:ascii="Times New Roman" w:hAnsi="Times New Roman" w:cs="Times New Roman"/>
-          <w:sz w:val="28"/>
-          <w:szCs w:val="28"/>
-        </w:rPr>
-        <w:t>file_changes</w:t>
-      </w:r>
-      <w:proofErr w:type="spellEnd"/>
-      <w:r>
-        <w:rPr>
-          <w:rFonts w:ascii="Times New Roman" w:hAnsi="Times New Roman" w:cs="Times New Roman"/>
-          <w:sz w:val="28"/>
-          <w:szCs w:val="28"/>
-        </w:rPr>
-        <w:t>).</w:t>
+        <w:t>Трансформация (Transform):</w:t>
+      </w:r>
+      <w:r>
+        <w:rPr>
+          <w:rFonts w:ascii="Times New Roman" w:hAnsi="Times New Roman" w:cs="Times New Roman"/>
+          <w:sz w:val="28"/>
+          <w:szCs w:val="28"/>
+        </w:rPr>
+        <w:t> приведение данных к структуре, соответствующей реляционной модели, описанной в статье (сущности repositories, commits, file_changes).</w:t>
       </w:r>
     </w:p>
     <w:p>
@@ -8612,73 +7002,15 @@
           <w:sz w:val="28"/>
           <w:szCs w:val="28"/>
         </w:rPr>
-        <w:t>Загрузка (</w:t>
-      </w:r>
-      <w:proofErr w:type="spellStart"/>
-      <w:r>
-        <w:rPr>
-          <w:rFonts w:ascii="Times New Roman" w:hAnsi="Times New Roman" w:cs="Times New Roman"/>
-          <w:b/>
-          <w:bCs/>
-          <w:sz w:val="28"/>
-          <w:szCs w:val="28"/>
-        </w:rPr>
-        <w:t>Load</w:t>
-      </w:r>
-      <w:proofErr w:type="spellEnd"/>
-      <w:r>
-        <w:rPr>
-          <w:rFonts w:ascii="Times New Roman" w:hAnsi="Times New Roman" w:cs="Times New Roman"/>
-          <w:b/>
-          <w:bCs/>
-          <w:sz w:val="28"/>
-          <w:szCs w:val="28"/>
-        </w:rPr>
-        <w:t>):</w:t>
-      </w:r>
-      <w:r>
-        <w:rPr>
-          <w:rFonts w:ascii="Times New Roman" w:hAnsi="Times New Roman" w:cs="Times New Roman"/>
-          <w:sz w:val="28"/>
-          <w:szCs w:val="28"/>
-        </w:rPr>
-        <w:t xml:space="preserve"> сохранение преобразованных данных в базу данных </w:t>
-      </w:r>
-      <w:proofErr w:type="spellStart"/>
-      <w:r>
-        <w:rPr>
-          <w:rFonts w:ascii="Times New Roman" w:hAnsi="Times New Roman" w:cs="Times New Roman"/>
-          <w:sz w:val="28"/>
-          <w:szCs w:val="28"/>
-        </w:rPr>
-        <w:t>SQLite</w:t>
-      </w:r>
-      <w:proofErr w:type="spellEnd"/>
-      <w:r>
-        <w:rPr>
-          <w:rFonts w:ascii="Times New Roman" w:hAnsi="Times New Roman" w:cs="Times New Roman"/>
-          <w:sz w:val="28"/>
-          <w:szCs w:val="28"/>
-        </w:rPr>
-        <w:t xml:space="preserve"> (</w:t>
-      </w:r>
-      <w:proofErr w:type="spellStart"/>
-      <w:r>
-        <w:rPr>
-          <w:rFonts w:ascii="Times New Roman" w:hAnsi="Times New Roman" w:cs="Times New Roman"/>
-          <w:sz w:val="28"/>
-          <w:szCs w:val="28"/>
-        </w:rPr>
-        <w:t>relational_git_model.db</w:t>
-      </w:r>
-      <w:proofErr w:type="spellEnd"/>
-      <w:r>
-        <w:rPr>
-          <w:rFonts w:ascii="Times New Roman" w:hAnsi="Times New Roman" w:cs="Times New Roman"/>
-          <w:sz w:val="28"/>
-          <w:szCs w:val="28"/>
-        </w:rPr>
-        <w:t>).</w:t>
+        <w:t>Загрузка (Load):</w:t>
+      </w:r>
+      <w:r>
+        <w:rPr>
+          <w:rFonts w:ascii="Times New Roman" w:hAnsi="Times New Roman" w:cs="Times New Roman"/>
+          <w:sz w:val="28"/>
+          <w:szCs w:val="28"/>
+        </w:rPr>
+        <w:t> сохранение преобразованных данных в базу данных SQLite (relational_git_model.db).</w:t>
       </w:r>
     </w:p>
     <w:p>
@@ -8698,25 +7030,7 @@
           <w:sz w:val="28"/>
           <w:szCs w:val="28"/>
         </w:rPr>
-        <w:t xml:space="preserve">После загрузки данных был выполнен SQL-запрос для выявления файлов, наиболее часто подвергавшихся изменениям (критерий «горячей точки» согласно разделу «Варианты анализа» статьи </w:t>
-      </w:r>
-      <w:proofErr w:type="spellStart"/>
-      <w:r>
-        <w:rPr>
-          <w:rFonts w:ascii="Times New Roman" w:hAnsi="Times New Roman" w:cs="Times New Roman"/>
-          <w:sz w:val="28"/>
-          <w:szCs w:val="28"/>
-        </w:rPr>
-        <w:t>Макшакова</w:t>
-      </w:r>
-      <w:proofErr w:type="spellEnd"/>
-      <w:r>
-        <w:rPr>
-          <w:rFonts w:ascii="Times New Roman" w:hAnsi="Times New Roman" w:cs="Times New Roman"/>
-          <w:sz w:val="28"/>
-          <w:szCs w:val="28"/>
-        </w:rPr>
-        <w:t>):</w:t>
+        <w:t>После загрузки данных был выполнен SQL-запрос для выявления файлов, наиболее часто подвергавшихся изменениям (критерий «горячей точки» согласно разделу «Варианты анализа» статьи Макшакова):</w:t>
       </w:r>
     </w:p>
     <w:p>
@@ -8743,7 +7057,6 @@
           <w:lang w:val="en-US"/>
         </w:rPr>
       </w:pPr>
-      <w:proofErr w:type="spellStart"/>
       <w:r>
         <w:rPr>
           <w:rFonts w:cstheme="minorHAnsi"/>
@@ -8754,7 +7067,6 @@
         <w:lastRenderedPageBreak/>
         <w:t>sql</w:t>
       </w:r>
-      <w:proofErr w:type="spellEnd"/>
     </w:p>
     <w:p>
       <w:pPr>
@@ -8797,19 +7109,21 @@
           <w:szCs w:val="28"/>
           <w:lang w:val="en-US"/>
         </w:rPr>
-        <w:t xml:space="preserve">    </w:t>
-      </w:r>
-      <w:proofErr w:type="spellStart"/>
-      <w:r>
+        <w:t xml:space="preserve">    file_path, </w:t>
+      </w:r>
+    </w:p>
+    <w:p>
+      <w:pPr>
+        <w:spacing w:after="0" w:line="360" w:lineRule="auto"/>
+        <w:ind w:firstLine="709"/>
+        <w:jc w:val="both"/>
         <w:rPr>
           <w:rFonts w:cstheme="minorHAnsi"/>
           <w:sz w:val="28"/>
           <w:szCs w:val="28"/>
           <w:lang w:val="en-US"/>
         </w:rPr>
-        <w:t>file_path</w:t>
-      </w:r>
-      <w:proofErr w:type="spellEnd"/>
+      </w:pPr>
       <w:r>
         <w:rPr>
           <w:rFonts w:cstheme="minorHAnsi"/>
@@ -8817,7 +7131,7 @@
           <w:szCs w:val="28"/>
           <w:lang w:val="en-US"/>
         </w:rPr>
-        <w:t xml:space="preserve">, </w:t>
+        <w:t xml:space="preserve">    COUNT(*) as change_count,</w:t>
       </w:r>
     </w:p>
     <w:p>
@@ -8839,19 +7153,21 @@
           <w:szCs w:val="28"/>
           <w:lang w:val="en-US"/>
         </w:rPr>
-        <w:t xml:space="preserve">    </w:t>
-      </w:r>
-      <w:proofErr w:type="gramStart"/>
-      <w:r>
+        <w:t xml:space="preserve">    SUM(added_lines) as total_added,</w:t>
+      </w:r>
+    </w:p>
+    <w:p>
+      <w:pPr>
+        <w:spacing w:after="0" w:line="360" w:lineRule="auto"/>
+        <w:ind w:firstLine="709"/>
+        <w:jc w:val="both"/>
         <w:rPr>
           <w:rFonts w:cstheme="minorHAnsi"/>
           <w:sz w:val="28"/>
           <w:szCs w:val="28"/>
           <w:lang w:val="en-US"/>
         </w:rPr>
-        <w:t>COUNT(</w:t>
-      </w:r>
-      <w:proofErr w:type="gramEnd"/>
+      </w:pPr>
       <w:r>
         <w:rPr>
           <w:rFonts w:cstheme="minorHAnsi"/>
@@ -8859,19 +7175,21 @@
           <w:szCs w:val="28"/>
           <w:lang w:val="en-US"/>
         </w:rPr>
-        <w:t xml:space="preserve">*) as </w:t>
-      </w:r>
-      <w:proofErr w:type="spellStart"/>
-      <w:r>
+        <w:t xml:space="preserve">    SUM(deleted_lines) as total_deleted</w:t>
+      </w:r>
+    </w:p>
+    <w:p>
+      <w:pPr>
+        <w:spacing w:after="0" w:line="360" w:lineRule="auto"/>
+        <w:ind w:firstLine="709"/>
+        <w:jc w:val="both"/>
         <w:rPr>
           <w:rFonts w:cstheme="minorHAnsi"/>
           <w:sz w:val="28"/>
           <w:szCs w:val="28"/>
           <w:lang w:val="en-US"/>
         </w:rPr>
-        <w:t>change_count</w:t>
-      </w:r>
-      <w:proofErr w:type="spellEnd"/>
+      </w:pPr>
       <w:r>
         <w:rPr>
           <w:rFonts w:cstheme="minorHAnsi"/>
@@ -8879,7 +7197,7 @@
           <w:szCs w:val="28"/>
           <w:lang w:val="en-US"/>
         </w:rPr>
-        <w:t>,</w:t>
+        <w:t>FROM file_changes</w:t>
       </w:r>
     </w:p>
     <w:p>
@@ -8901,20 +7219,21 @@
           <w:szCs w:val="28"/>
           <w:lang w:val="en-US"/>
         </w:rPr>
-        <w:t xml:space="preserve">    </w:t>
-      </w:r>
-      <w:proofErr w:type="gramStart"/>
-      <w:r>
+        <w:t>WHERE file_path LIKE '%.c' OR file_path LIKE '%.h'</w:t>
+      </w:r>
+    </w:p>
+    <w:p>
+      <w:pPr>
+        <w:spacing w:after="0" w:line="360" w:lineRule="auto"/>
+        <w:ind w:firstLine="709"/>
+        <w:jc w:val="both"/>
         <w:rPr>
           <w:rFonts w:cstheme="minorHAnsi"/>
           <w:sz w:val="28"/>
           <w:szCs w:val="28"/>
           <w:lang w:val="en-US"/>
         </w:rPr>
-        <w:t>SUM(</w:t>
-      </w:r>
-      <w:proofErr w:type="spellStart"/>
-      <w:proofErr w:type="gramEnd"/>
+      </w:pPr>
       <w:r>
         <w:rPr>
           <w:rFonts w:cstheme="minorHAnsi"/>
@@ -8922,19 +7241,21 @@
           <w:szCs w:val="28"/>
           <w:lang w:val="en-US"/>
         </w:rPr>
-        <w:t>added_lines</w:t>
-      </w:r>
-      <w:proofErr w:type="spellEnd"/>
-      <w:r>
+        <w:t>GROUP BY file_path</w:t>
+      </w:r>
+    </w:p>
+    <w:p>
+      <w:pPr>
+        <w:spacing w:after="0" w:line="360" w:lineRule="auto"/>
+        <w:ind w:firstLine="709"/>
+        <w:jc w:val="both"/>
         <w:rPr>
           <w:rFonts w:cstheme="minorHAnsi"/>
           <w:sz w:val="28"/>
           <w:szCs w:val="28"/>
           <w:lang w:val="en-US"/>
         </w:rPr>
-        <w:t xml:space="preserve">) as </w:t>
-      </w:r>
-      <w:proofErr w:type="spellStart"/>
+      </w:pPr>
       <w:r>
         <w:rPr>
           <w:rFonts w:cstheme="minorHAnsi"/>
@@ -8942,251 +7263,7 @@
           <w:szCs w:val="28"/>
           <w:lang w:val="en-US"/>
         </w:rPr>
-        <w:t>total_added</w:t>
-      </w:r>
-      <w:proofErr w:type="spellEnd"/>
-      <w:r>
-        <w:rPr>
-          <w:rFonts w:cstheme="minorHAnsi"/>
-          <w:sz w:val="28"/>
-          <w:szCs w:val="28"/>
-          <w:lang w:val="en-US"/>
-        </w:rPr>
-        <w:t>,</w:t>
-      </w:r>
-    </w:p>
-    <w:p>
-      <w:pPr>
-        <w:spacing w:after="0" w:line="360" w:lineRule="auto"/>
-        <w:ind w:firstLine="709"/>
-        <w:jc w:val="both"/>
-        <w:rPr>
-          <w:rFonts w:cstheme="minorHAnsi"/>
-          <w:sz w:val="28"/>
-          <w:szCs w:val="28"/>
-          <w:lang w:val="en-US"/>
-        </w:rPr>
-      </w:pPr>
-      <w:r>
-        <w:rPr>
-          <w:rFonts w:cstheme="minorHAnsi"/>
-          <w:sz w:val="28"/>
-          <w:szCs w:val="28"/>
-          <w:lang w:val="en-US"/>
-        </w:rPr>
-        <w:t xml:space="preserve">    </w:t>
-      </w:r>
-      <w:proofErr w:type="gramStart"/>
-      <w:r>
-        <w:rPr>
-          <w:rFonts w:cstheme="minorHAnsi"/>
-          <w:sz w:val="28"/>
-          <w:szCs w:val="28"/>
-          <w:lang w:val="en-US"/>
-        </w:rPr>
-        <w:t>SUM(</w:t>
-      </w:r>
-      <w:proofErr w:type="spellStart"/>
-      <w:proofErr w:type="gramEnd"/>
-      <w:r>
-        <w:rPr>
-          <w:rFonts w:cstheme="minorHAnsi"/>
-          <w:sz w:val="28"/>
-          <w:szCs w:val="28"/>
-          <w:lang w:val="en-US"/>
-        </w:rPr>
-        <w:t>deleted_lines</w:t>
-      </w:r>
-      <w:proofErr w:type="spellEnd"/>
-      <w:r>
-        <w:rPr>
-          <w:rFonts w:cstheme="minorHAnsi"/>
-          <w:sz w:val="28"/>
-          <w:szCs w:val="28"/>
-          <w:lang w:val="en-US"/>
-        </w:rPr>
-        <w:t xml:space="preserve">) as </w:t>
-      </w:r>
-      <w:proofErr w:type="spellStart"/>
-      <w:r>
-        <w:rPr>
-          <w:rFonts w:cstheme="minorHAnsi"/>
-          <w:sz w:val="28"/>
-          <w:szCs w:val="28"/>
-          <w:lang w:val="en-US"/>
-        </w:rPr>
-        <w:t>total_deleted</w:t>
-      </w:r>
-      <w:proofErr w:type="spellEnd"/>
-    </w:p>
-    <w:p>
-      <w:pPr>
-        <w:spacing w:after="0" w:line="360" w:lineRule="auto"/>
-        <w:ind w:firstLine="709"/>
-        <w:jc w:val="both"/>
-        <w:rPr>
-          <w:rFonts w:cstheme="minorHAnsi"/>
-          <w:sz w:val="28"/>
-          <w:szCs w:val="28"/>
-          <w:lang w:val="en-US"/>
-        </w:rPr>
-      </w:pPr>
-      <w:r>
-        <w:rPr>
-          <w:rFonts w:cstheme="minorHAnsi"/>
-          <w:sz w:val="28"/>
-          <w:szCs w:val="28"/>
-          <w:lang w:val="en-US"/>
-        </w:rPr>
-        <w:t xml:space="preserve">FROM </w:t>
-      </w:r>
-      <w:proofErr w:type="spellStart"/>
-      <w:r>
-        <w:rPr>
-          <w:rFonts w:cstheme="minorHAnsi"/>
-          <w:sz w:val="28"/>
-          <w:szCs w:val="28"/>
-          <w:lang w:val="en-US"/>
-        </w:rPr>
-        <w:t>file_changes</w:t>
-      </w:r>
-      <w:proofErr w:type="spellEnd"/>
-    </w:p>
-    <w:p>
-      <w:pPr>
-        <w:spacing w:after="0" w:line="360" w:lineRule="auto"/>
-        <w:ind w:firstLine="709"/>
-        <w:jc w:val="both"/>
-        <w:rPr>
-          <w:rFonts w:cstheme="minorHAnsi"/>
-          <w:sz w:val="28"/>
-          <w:szCs w:val="28"/>
-          <w:lang w:val="en-US"/>
-        </w:rPr>
-      </w:pPr>
-      <w:r>
-        <w:rPr>
-          <w:rFonts w:cstheme="minorHAnsi"/>
-          <w:sz w:val="28"/>
-          <w:szCs w:val="28"/>
-          <w:lang w:val="en-US"/>
-        </w:rPr>
-        <w:t xml:space="preserve">WHERE </w:t>
-      </w:r>
-      <w:proofErr w:type="spellStart"/>
-      <w:r>
-        <w:rPr>
-          <w:rFonts w:cstheme="minorHAnsi"/>
-          <w:sz w:val="28"/>
-          <w:szCs w:val="28"/>
-          <w:lang w:val="en-US"/>
-        </w:rPr>
-        <w:t>file_path</w:t>
-      </w:r>
-      <w:proofErr w:type="spellEnd"/>
-      <w:r>
-        <w:rPr>
-          <w:rFonts w:cstheme="minorHAnsi"/>
-          <w:sz w:val="28"/>
-          <w:szCs w:val="28"/>
-          <w:lang w:val="en-US"/>
-        </w:rPr>
-        <w:t xml:space="preserve"> LIKE '%.c' OR </w:t>
-      </w:r>
-      <w:proofErr w:type="spellStart"/>
-      <w:r>
-        <w:rPr>
-          <w:rFonts w:cstheme="minorHAnsi"/>
-          <w:sz w:val="28"/>
-          <w:szCs w:val="28"/>
-          <w:lang w:val="en-US"/>
-        </w:rPr>
-        <w:t>file_path</w:t>
-      </w:r>
-      <w:proofErr w:type="spellEnd"/>
-      <w:r>
-        <w:rPr>
-          <w:rFonts w:cstheme="minorHAnsi"/>
-          <w:sz w:val="28"/>
-          <w:szCs w:val="28"/>
-          <w:lang w:val="en-US"/>
-        </w:rPr>
-        <w:t xml:space="preserve"> LIKE '%.h'</w:t>
-      </w:r>
-    </w:p>
-    <w:p>
-      <w:pPr>
-        <w:spacing w:after="0" w:line="360" w:lineRule="auto"/>
-        <w:ind w:firstLine="709"/>
-        <w:jc w:val="both"/>
-        <w:rPr>
-          <w:rFonts w:cstheme="minorHAnsi"/>
-          <w:sz w:val="28"/>
-          <w:szCs w:val="28"/>
-          <w:lang w:val="en-US"/>
-        </w:rPr>
-      </w:pPr>
-      <w:r>
-        <w:rPr>
-          <w:rFonts w:cstheme="minorHAnsi"/>
-          <w:sz w:val="28"/>
-          <w:szCs w:val="28"/>
-          <w:lang w:val="en-US"/>
-        </w:rPr>
-        <w:t xml:space="preserve">GROUP BY </w:t>
-      </w:r>
-      <w:proofErr w:type="spellStart"/>
-      <w:r>
-        <w:rPr>
-          <w:rFonts w:cstheme="minorHAnsi"/>
-          <w:sz w:val="28"/>
-          <w:szCs w:val="28"/>
-          <w:lang w:val="en-US"/>
-        </w:rPr>
-        <w:t>file_path</w:t>
-      </w:r>
-      <w:proofErr w:type="spellEnd"/>
-    </w:p>
-    <w:p>
-      <w:pPr>
-        <w:spacing w:after="0" w:line="360" w:lineRule="auto"/>
-        <w:ind w:firstLine="709"/>
-        <w:jc w:val="both"/>
-        <w:rPr>
-          <w:rFonts w:cstheme="minorHAnsi"/>
-          <w:sz w:val="28"/>
-          <w:szCs w:val="28"/>
-          <w:lang w:val="en-US"/>
-        </w:rPr>
-      </w:pPr>
-      <w:r>
-        <w:rPr>
-          <w:rFonts w:cstheme="minorHAnsi"/>
-          <w:sz w:val="28"/>
-          <w:szCs w:val="28"/>
-          <w:lang w:val="en-US"/>
-        </w:rPr>
-        <w:t xml:space="preserve">ORDER BY </w:t>
-      </w:r>
-      <w:proofErr w:type="spellStart"/>
-      <w:r>
-        <w:rPr>
-          <w:rFonts w:cstheme="minorHAnsi"/>
-          <w:sz w:val="28"/>
-          <w:szCs w:val="28"/>
-          <w:lang w:val="en-US"/>
-        </w:rPr>
-        <w:t>change_count</w:t>
-      </w:r>
-      <w:proofErr w:type="spellEnd"/>
-      <w:r>
-        <w:rPr>
-          <w:rFonts w:cstheme="minorHAnsi"/>
-          <w:sz w:val="28"/>
-          <w:szCs w:val="28"/>
-          <w:lang w:val="en-US"/>
-        </w:rPr>
-        <w:t xml:space="preserve"> DESC</w:t>
+        <w:t>ORDER BY change_count DESC</w:t>
       </w:r>
     </w:p>
     <w:p>
@@ -9470,77 +7547,13 @@
                 <w:szCs w:val="28"/>
               </w:rPr>
             </w:pPr>
-            <w:proofErr w:type="spellStart"/>
-            <w:r>
-              <w:rPr>
-                <w:rFonts w:ascii="Times New Roman" w:hAnsi="Times New Roman" w:cs="Times New Roman"/>
-                <w:sz w:val="28"/>
-                <w:szCs w:val="28"/>
-              </w:rPr>
-              <w:t>Tasks</w:t>
-            </w:r>
-            <w:proofErr w:type="spellEnd"/>
-            <w:r>
-              <w:rPr>
-                <w:rFonts w:ascii="Times New Roman" w:hAnsi="Times New Roman" w:cs="Times New Roman"/>
-                <w:sz w:val="28"/>
-                <w:szCs w:val="28"/>
-              </w:rPr>
-              <w:t xml:space="preserve"> </w:t>
-            </w:r>
-            <w:proofErr w:type="gramStart"/>
-            <w:r>
-              <w:rPr>
-                <w:rFonts w:ascii="Times New Roman" w:hAnsi="Times New Roman" w:cs="Times New Roman"/>
-                <w:sz w:val="28"/>
-                <w:szCs w:val="28"/>
-              </w:rPr>
-              <w:t>4-1</w:t>
-            </w:r>
-            <w:proofErr w:type="gramEnd"/>
-            <w:r>
-              <w:rPr>
-                <w:rFonts w:ascii="Times New Roman" w:hAnsi="Times New Roman" w:cs="Times New Roman"/>
-                <w:sz w:val="28"/>
-                <w:szCs w:val="28"/>
-              </w:rPr>
-              <w:t xml:space="preserve">/Task </w:t>
-            </w:r>
-            <w:proofErr w:type="gramStart"/>
-            <w:r>
-              <w:rPr>
-                <w:rFonts w:ascii="Times New Roman" w:hAnsi="Times New Roman" w:cs="Times New Roman"/>
-                <w:sz w:val="28"/>
-                <w:szCs w:val="28"/>
-              </w:rPr>
-              <w:t>4-1</w:t>
-            </w:r>
-            <w:proofErr w:type="gramEnd"/>
-            <w:r>
-              <w:rPr>
-                <w:rFonts w:ascii="Times New Roman" w:hAnsi="Times New Roman" w:cs="Times New Roman"/>
-                <w:sz w:val="28"/>
-                <w:szCs w:val="28"/>
-              </w:rPr>
-              <w:t xml:space="preserve">/main </w:t>
-            </w:r>
-            <w:proofErr w:type="gramStart"/>
-            <w:r>
-              <w:rPr>
-                <w:rFonts w:ascii="Times New Roman" w:hAnsi="Times New Roman" w:cs="Times New Roman"/>
-                <w:sz w:val="28"/>
-                <w:szCs w:val="28"/>
-              </w:rPr>
-              <w:t>4-1</w:t>
-            </w:r>
-            <w:proofErr w:type="gramEnd"/>
-            <w:r>
-              <w:rPr>
-                <w:rFonts w:ascii="Times New Roman" w:hAnsi="Times New Roman" w:cs="Times New Roman"/>
-                <w:sz w:val="28"/>
-                <w:szCs w:val="28"/>
-              </w:rPr>
-              <w:t>.c</w:t>
+            <w:r>
+              <w:rPr>
+                <w:rFonts w:ascii="Times New Roman" w:hAnsi="Times New Roman" w:cs="Times New Roman"/>
+                <w:sz w:val="28"/>
+                <w:szCs w:val="28"/>
+              </w:rPr>
+              <w:t>Tasks 4-1/Task 4-1/main 4-1.c</w:t>
             </w:r>
           </w:p>
         </w:tc>
@@ -9660,59 +7673,13 @@
                 <w:szCs w:val="28"/>
               </w:rPr>
             </w:pPr>
-            <w:proofErr w:type="spellStart"/>
-            <w:r>
-              <w:rPr>
-                <w:rFonts w:ascii="Times New Roman" w:hAnsi="Times New Roman" w:cs="Times New Roman"/>
-                <w:sz w:val="28"/>
-                <w:szCs w:val="28"/>
-              </w:rPr>
-              <w:t>Tasks</w:t>
-            </w:r>
-            <w:proofErr w:type="spellEnd"/>
-            <w:r>
-              <w:rPr>
-                <w:rFonts w:ascii="Times New Roman" w:hAnsi="Times New Roman" w:cs="Times New Roman"/>
-                <w:sz w:val="28"/>
-                <w:szCs w:val="28"/>
-              </w:rPr>
-              <w:t xml:space="preserve"> </w:t>
-            </w:r>
-            <w:proofErr w:type="gramStart"/>
-            <w:r>
-              <w:rPr>
-                <w:rFonts w:ascii="Times New Roman" w:hAnsi="Times New Roman" w:cs="Times New Roman"/>
-                <w:sz w:val="28"/>
-                <w:szCs w:val="28"/>
-              </w:rPr>
-              <w:t>4-3</w:t>
-            </w:r>
-            <w:proofErr w:type="gramEnd"/>
-            <w:r>
-              <w:rPr>
-                <w:rFonts w:ascii="Times New Roman" w:hAnsi="Times New Roman" w:cs="Times New Roman"/>
-                <w:sz w:val="28"/>
-                <w:szCs w:val="28"/>
-              </w:rPr>
-              <w:t xml:space="preserve">/Task </w:t>
-            </w:r>
-            <w:proofErr w:type="gramStart"/>
-            <w:r>
-              <w:rPr>
-                <w:rFonts w:ascii="Times New Roman" w:hAnsi="Times New Roman" w:cs="Times New Roman"/>
-                <w:sz w:val="28"/>
-                <w:szCs w:val="28"/>
-              </w:rPr>
-              <w:t>4-3</w:t>
-            </w:r>
-            <w:proofErr w:type="gramEnd"/>
-            <w:r>
-              <w:rPr>
-                <w:rFonts w:ascii="Times New Roman" w:hAnsi="Times New Roman" w:cs="Times New Roman"/>
-                <w:sz w:val="28"/>
-                <w:szCs w:val="28"/>
-              </w:rPr>
-              <w:t>/main4-3.c</w:t>
+            <w:r>
+              <w:rPr>
+                <w:rFonts w:ascii="Times New Roman" w:hAnsi="Times New Roman" w:cs="Times New Roman"/>
+                <w:sz w:val="28"/>
+                <w:szCs w:val="28"/>
+              </w:rPr>
+              <w:t>Tasks 4-3/Task 4-3/main4-3.c</w:t>
             </w:r>
           </w:p>
         </w:tc>
@@ -9832,59 +7799,13 @@
                 <w:szCs w:val="28"/>
               </w:rPr>
             </w:pPr>
-            <w:proofErr w:type="spellStart"/>
-            <w:r>
-              <w:rPr>
-                <w:rFonts w:ascii="Times New Roman" w:hAnsi="Times New Roman" w:cs="Times New Roman"/>
-                <w:sz w:val="28"/>
-                <w:szCs w:val="28"/>
-              </w:rPr>
-              <w:t>Tasks</w:t>
-            </w:r>
-            <w:proofErr w:type="spellEnd"/>
-            <w:r>
-              <w:rPr>
-                <w:rFonts w:ascii="Times New Roman" w:hAnsi="Times New Roman" w:cs="Times New Roman"/>
-                <w:sz w:val="28"/>
-                <w:szCs w:val="28"/>
-              </w:rPr>
-              <w:t xml:space="preserve"> </w:t>
-            </w:r>
-            <w:proofErr w:type="gramStart"/>
-            <w:r>
-              <w:rPr>
-                <w:rFonts w:ascii="Times New Roman" w:hAnsi="Times New Roman" w:cs="Times New Roman"/>
-                <w:sz w:val="28"/>
-                <w:szCs w:val="28"/>
-              </w:rPr>
-              <w:t>3-3</w:t>
-            </w:r>
-            <w:proofErr w:type="gramEnd"/>
-            <w:r>
-              <w:rPr>
-                <w:rFonts w:ascii="Times New Roman" w:hAnsi="Times New Roman" w:cs="Times New Roman"/>
-                <w:sz w:val="28"/>
-                <w:szCs w:val="28"/>
-              </w:rPr>
-              <w:t xml:space="preserve">/Task </w:t>
-            </w:r>
-            <w:proofErr w:type="gramStart"/>
-            <w:r>
-              <w:rPr>
-                <w:rFonts w:ascii="Times New Roman" w:hAnsi="Times New Roman" w:cs="Times New Roman"/>
-                <w:sz w:val="28"/>
-                <w:szCs w:val="28"/>
-              </w:rPr>
-              <w:t>3-3</w:t>
-            </w:r>
-            <w:proofErr w:type="gramEnd"/>
-            <w:r>
-              <w:rPr>
-                <w:rFonts w:ascii="Times New Roman" w:hAnsi="Times New Roman" w:cs="Times New Roman"/>
-                <w:sz w:val="28"/>
-                <w:szCs w:val="28"/>
-              </w:rPr>
-              <w:t>/main3-3.c</w:t>
+            <w:r>
+              <w:rPr>
+                <w:rFonts w:ascii="Times New Roman" w:hAnsi="Times New Roman" w:cs="Times New Roman"/>
+                <w:sz w:val="28"/>
+                <w:szCs w:val="28"/>
+              </w:rPr>
+              <w:t>Tasks 3-3/Task 3-3/main3-3.c</w:t>
             </w:r>
           </w:p>
         </w:tc>
@@ -10004,77 +7925,13 @@
                 <w:szCs w:val="28"/>
               </w:rPr>
             </w:pPr>
-            <w:proofErr w:type="spellStart"/>
-            <w:r>
-              <w:rPr>
-                <w:rFonts w:ascii="Times New Roman" w:hAnsi="Times New Roman" w:cs="Times New Roman"/>
-                <w:sz w:val="28"/>
-                <w:szCs w:val="28"/>
-              </w:rPr>
-              <w:t>Tasks</w:t>
-            </w:r>
-            <w:proofErr w:type="spellEnd"/>
-            <w:r>
-              <w:rPr>
-                <w:rFonts w:ascii="Times New Roman" w:hAnsi="Times New Roman" w:cs="Times New Roman"/>
-                <w:sz w:val="28"/>
-                <w:szCs w:val="28"/>
-              </w:rPr>
-              <w:t xml:space="preserve"> </w:t>
-            </w:r>
-            <w:proofErr w:type="gramStart"/>
-            <w:r>
-              <w:rPr>
-                <w:rFonts w:ascii="Times New Roman" w:hAnsi="Times New Roman" w:cs="Times New Roman"/>
-                <w:sz w:val="28"/>
-                <w:szCs w:val="28"/>
-              </w:rPr>
-              <w:t>3-2</w:t>
-            </w:r>
-            <w:proofErr w:type="gramEnd"/>
-            <w:r>
-              <w:rPr>
-                <w:rFonts w:ascii="Times New Roman" w:hAnsi="Times New Roman" w:cs="Times New Roman"/>
-                <w:sz w:val="28"/>
-                <w:szCs w:val="28"/>
-              </w:rPr>
-              <w:t xml:space="preserve">/Task </w:t>
-            </w:r>
-            <w:proofErr w:type="gramStart"/>
-            <w:r>
-              <w:rPr>
-                <w:rFonts w:ascii="Times New Roman" w:hAnsi="Times New Roman" w:cs="Times New Roman"/>
-                <w:sz w:val="28"/>
-                <w:szCs w:val="28"/>
-              </w:rPr>
-              <w:t>3-2</w:t>
-            </w:r>
-            <w:proofErr w:type="gramEnd"/>
-            <w:r>
-              <w:rPr>
-                <w:rFonts w:ascii="Times New Roman" w:hAnsi="Times New Roman" w:cs="Times New Roman"/>
-                <w:sz w:val="28"/>
-                <w:szCs w:val="28"/>
-              </w:rPr>
-              <w:t xml:space="preserve">/main </w:t>
-            </w:r>
-            <w:proofErr w:type="gramStart"/>
-            <w:r>
-              <w:rPr>
-                <w:rFonts w:ascii="Times New Roman" w:hAnsi="Times New Roman" w:cs="Times New Roman"/>
-                <w:sz w:val="28"/>
-                <w:szCs w:val="28"/>
-              </w:rPr>
-              <w:t>3-2</w:t>
-            </w:r>
-            <w:proofErr w:type="gramEnd"/>
-            <w:r>
-              <w:rPr>
-                <w:rFonts w:ascii="Times New Roman" w:hAnsi="Times New Roman" w:cs="Times New Roman"/>
-                <w:sz w:val="28"/>
-                <w:szCs w:val="28"/>
-              </w:rPr>
-              <w:t>.c</w:t>
+            <w:r>
+              <w:rPr>
+                <w:rFonts w:ascii="Times New Roman" w:hAnsi="Times New Roman" w:cs="Times New Roman"/>
+                <w:sz w:val="28"/>
+                <w:szCs w:val="28"/>
+              </w:rPr>
+              <w:t>Tasks 3-2/Task 3-2/main 3-2.c</w:t>
             </w:r>
           </w:p>
         </w:tc>
@@ -10194,59 +8051,13 @@
                 <w:szCs w:val="28"/>
               </w:rPr>
             </w:pPr>
-            <w:proofErr w:type="spellStart"/>
-            <w:r>
-              <w:rPr>
-                <w:rFonts w:ascii="Times New Roman" w:hAnsi="Times New Roman" w:cs="Times New Roman"/>
-                <w:sz w:val="28"/>
-                <w:szCs w:val="28"/>
-              </w:rPr>
-              <w:t>Tasks</w:t>
-            </w:r>
-            <w:proofErr w:type="spellEnd"/>
-            <w:r>
-              <w:rPr>
-                <w:rFonts w:ascii="Times New Roman" w:hAnsi="Times New Roman" w:cs="Times New Roman"/>
-                <w:sz w:val="28"/>
-                <w:szCs w:val="28"/>
-              </w:rPr>
-              <w:t xml:space="preserve"> </w:t>
-            </w:r>
-            <w:proofErr w:type="gramStart"/>
-            <w:r>
-              <w:rPr>
-                <w:rFonts w:ascii="Times New Roman" w:hAnsi="Times New Roman" w:cs="Times New Roman"/>
-                <w:sz w:val="28"/>
-                <w:szCs w:val="28"/>
-              </w:rPr>
-              <w:t>4-2</w:t>
-            </w:r>
-            <w:proofErr w:type="gramEnd"/>
-            <w:r>
-              <w:rPr>
-                <w:rFonts w:ascii="Times New Roman" w:hAnsi="Times New Roman" w:cs="Times New Roman"/>
-                <w:sz w:val="28"/>
-                <w:szCs w:val="28"/>
-              </w:rPr>
-              <w:t xml:space="preserve">/Task </w:t>
-            </w:r>
-            <w:proofErr w:type="gramStart"/>
-            <w:r>
-              <w:rPr>
-                <w:rFonts w:ascii="Times New Roman" w:hAnsi="Times New Roman" w:cs="Times New Roman"/>
-                <w:sz w:val="28"/>
-                <w:szCs w:val="28"/>
-              </w:rPr>
-              <w:t>4-2</w:t>
-            </w:r>
-            <w:proofErr w:type="gramEnd"/>
-            <w:r>
-              <w:rPr>
-                <w:rFonts w:ascii="Times New Roman" w:hAnsi="Times New Roman" w:cs="Times New Roman"/>
-                <w:sz w:val="28"/>
-                <w:szCs w:val="28"/>
-              </w:rPr>
-              <w:t>/main4-2.c</w:t>
+            <w:r>
+              <w:rPr>
+                <w:rFonts w:ascii="Times New Roman" w:hAnsi="Times New Roman" w:cs="Times New Roman"/>
+                <w:sz w:val="28"/>
+                <w:szCs w:val="28"/>
+              </w:rPr>
+              <w:t>Tasks 4-2/Task 4-2/main4-2.c</w:t>
             </w:r>
           </w:p>
         </w:tc>
@@ -10416,7 +8227,7 @@
                     <pic:cNvPicPr/>
                   </pic:nvPicPr>
                   <pic:blipFill>
-                    <a:blip r:embed="rId18"/>
+                    <a:blip r:embed="rId16"/>
                     <a:stretch>
                       <a:fillRect/>
                     </a:stretch>
@@ -10470,25 +8281,7 @@
           <w:sz w:val="28"/>
           <w:szCs w:val="28"/>
         </w:rPr>
-        <w:t xml:space="preserve">Результаты анализа «горячих точек» на основе реляционной модели </w:t>
-      </w:r>
-      <w:proofErr w:type="spellStart"/>
-      <w:r>
-        <w:rPr>
-          <w:rFonts w:ascii="Times New Roman" w:hAnsi="Times New Roman" w:cs="Times New Roman"/>
-          <w:sz w:val="28"/>
-          <w:szCs w:val="28"/>
-        </w:rPr>
-        <w:t>Git</w:t>
-      </w:r>
-      <w:proofErr w:type="spellEnd"/>
-      <w:r>
-        <w:rPr>
-          <w:rFonts w:ascii="Times New Roman" w:hAnsi="Times New Roman" w:cs="Times New Roman"/>
-          <w:sz w:val="28"/>
-          <w:szCs w:val="28"/>
-        </w:rPr>
-        <w:t>-репозитория</w:t>
+        <w:t>Результаты анализа «горячих точек» на основе реляционной модели Git-репозитория</w:t>
       </w:r>
     </w:p>
     <w:p>
@@ -10577,43 +8370,7 @@
           <w:sz w:val="28"/>
           <w:szCs w:val="28"/>
         </w:rPr>
-        <w:t> файлы из раздела </w:t>
-      </w:r>
-      <w:proofErr w:type="spellStart"/>
-      <w:r>
-        <w:rPr>
-          <w:rFonts w:ascii="Times New Roman" w:hAnsi="Times New Roman" w:cs="Times New Roman"/>
-          <w:sz w:val="28"/>
-          <w:szCs w:val="28"/>
-        </w:rPr>
-        <w:t>Tasks</w:t>
-      </w:r>
-      <w:proofErr w:type="spellEnd"/>
-      <w:r>
-        <w:rPr>
-          <w:rFonts w:ascii="Times New Roman" w:hAnsi="Times New Roman" w:cs="Times New Roman"/>
-          <w:sz w:val="28"/>
-          <w:szCs w:val="28"/>
-        </w:rPr>
-        <w:t xml:space="preserve"> 4-x фигурируют в топе обоих методов. Файл main </w:t>
-      </w:r>
-      <w:proofErr w:type="gramStart"/>
-      <w:r>
-        <w:rPr>
-          <w:rFonts w:ascii="Times New Roman" w:hAnsi="Times New Roman" w:cs="Times New Roman"/>
-          <w:sz w:val="28"/>
-          <w:szCs w:val="28"/>
-        </w:rPr>
-        <w:t>4-1</w:t>
-      </w:r>
-      <w:proofErr w:type="gramEnd"/>
-      <w:r>
-        <w:rPr>
-          <w:rFonts w:ascii="Times New Roman" w:hAnsi="Times New Roman" w:cs="Times New Roman"/>
-          <w:sz w:val="28"/>
-          <w:szCs w:val="28"/>
-        </w:rPr>
-        <w:t>.c является абсолютным лидером по частоте изменений (15 коммитов) согласно реляционной модели, а main4-3.c имеет наибольшую цикломатическую сложность (84) согласно Gitinspector.</w:t>
+        <w:t> файлы из раздела Tasks 4-x фигурируют в топе обоих методов. Файл main 4-1.c является абсолютным лидером по частоте изменений (15 коммитов) согласно реляционной модели, а main4-3.c имеет наибольшую цикломатическую сложность (84) согласно Gitinspector.</w:t>
       </w:r>
     </w:p>
     <w:p>
@@ -10664,25 +8421,7 @@
           <w:sz w:val="28"/>
           <w:szCs w:val="28"/>
         </w:rPr>
-        <w:t xml:space="preserve"> (цикломатическая сложность, строки) в его текущем состоянии. Реляционная модель </w:t>
-      </w:r>
-      <w:proofErr w:type="spellStart"/>
-      <w:r>
-        <w:rPr>
-          <w:rFonts w:ascii="Times New Roman" w:hAnsi="Times New Roman" w:cs="Times New Roman"/>
-          <w:sz w:val="28"/>
-          <w:szCs w:val="28"/>
-        </w:rPr>
-        <w:t>Макшакова</w:t>
-      </w:r>
-      <w:proofErr w:type="spellEnd"/>
-      <w:r>
-        <w:rPr>
-          <w:rFonts w:ascii="Times New Roman" w:hAnsi="Times New Roman" w:cs="Times New Roman"/>
-          <w:sz w:val="28"/>
-          <w:szCs w:val="28"/>
-        </w:rPr>
-        <w:t xml:space="preserve"> анализирует </w:t>
+        <w:t> (цикломатическая сложность, строки) в его текущем состоянии. Реляционная модель Макшакова анализирует </w:t>
       </w:r>
       <w:r>
         <w:rPr>
@@ -10754,61 +8493,7 @@
           <w:sz w:val="28"/>
           <w:szCs w:val="28"/>
         </w:rPr>
-        <w:t>Воспроизведение эксперимента подтвердило эффективность реляционной модели для выявления скрытых закономерностей в истории разработки. Преимуществом данного подхода является возможность гибкой настройки запросов (например, фильтрация по типу коммита </w:t>
-      </w:r>
-      <w:proofErr w:type="spellStart"/>
-      <w:r>
-        <w:rPr>
-          <w:rFonts w:ascii="Times New Roman" w:hAnsi="Times New Roman" w:cs="Times New Roman"/>
-          <w:sz w:val="28"/>
-          <w:szCs w:val="28"/>
-        </w:rPr>
-        <w:t>bug</w:t>
-      </w:r>
-      <w:proofErr w:type="spellEnd"/>
-      <w:r>
-        <w:rPr>
-          <w:rFonts w:ascii="Times New Roman" w:hAnsi="Times New Roman" w:cs="Times New Roman"/>
-          <w:sz w:val="28"/>
-          <w:szCs w:val="28"/>
-        </w:rPr>
-        <w:t>/</w:t>
-      </w:r>
-      <w:proofErr w:type="spellStart"/>
-      <w:r>
-        <w:rPr>
-          <w:rFonts w:ascii="Times New Roman" w:hAnsi="Times New Roman" w:cs="Times New Roman"/>
-          <w:sz w:val="28"/>
-          <w:szCs w:val="28"/>
-        </w:rPr>
-        <w:t>fix</w:t>
-      </w:r>
-      <w:proofErr w:type="spellEnd"/>
-      <w:r>
-        <w:rPr>
-          <w:rFonts w:ascii="Times New Roman" w:hAnsi="Times New Roman" w:cs="Times New Roman"/>
-          <w:sz w:val="28"/>
-          <w:szCs w:val="28"/>
-        </w:rPr>
-        <w:t>, что невозможно в Gitinspector без глубокой кастомизации). Недостатком является необходимость написания собственного ETL-</w:t>
-      </w:r>
-      <w:proofErr w:type="spellStart"/>
-      <w:r>
-        <w:rPr>
-          <w:rFonts w:ascii="Times New Roman" w:hAnsi="Times New Roman" w:cs="Times New Roman"/>
-          <w:sz w:val="28"/>
-          <w:szCs w:val="28"/>
-        </w:rPr>
-        <w:t>пайплайна</w:t>
-      </w:r>
-      <w:proofErr w:type="spellEnd"/>
-      <w:r>
-        <w:rPr>
-          <w:rFonts w:ascii="Times New Roman" w:hAnsi="Times New Roman" w:cs="Times New Roman"/>
-          <w:sz w:val="28"/>
-          <w:szCs w:val="28"/>
-        </w:rPr>
-        <w:t>.</w:t>
+        <w:t>Воспроизведение эксперимента подтвердило эффективность реляционной модели для выявления скрытых закономерностей в истории разработки. Преимуществом данного подхода является возможность гибкой настройки запросов (например, фильтрация по типу коммита bug/fix, что невозможно в Gitinspector без глубокой кастомизации). Недостатком является необходимость написания собственного ETL-пайплайна.</w:t>
       </w:r>
     </w:p>
     <w:p>
@@ -10928,25 +8613,7 @@
           <w:sz w:val="28"/>
           <w:szCs w:val="28"/>
         </w:rPr>
-        <w:t xml:space="preserve"> TKI-141TFour с </w:t>
-      </w:r>
-      <w:proofErr w:type="spellStart"/>
-      <w:r>
-        <w:rPr>
-          <w:rFonts w:ascii="Times New Roman" w:hAnsi="Times New Roman" w:cs="Times New Roman"/>
-          <w:sz w:val="28"/>
-          <w:szCs w:val="28"/>
-        </w:rPr>
-        <w:t>GitHub</w:t>
-      </w:r>
-      <w:proofErr w:type="spellEnd"/>
-      <w:r>
-        <w:rPr>
-          <w:rFonts w:ascii="Times New Roman" w:hAnsi="Times New Roman" w:cs="Times New Roman"/>
-          <w:sz w:val="28"/>
-          <w:szCs w:val="28"/>
-        </w:rPr>
-        <w:t>.</w:t>
+        <w:t> TKI-141TFour с GitHub.</w:t>
       </w:r>
     </w:p>
     <w:p>
@@ -11111,61 +8778,7 @@
           <w:sz w:val="28"/>
           <w:szCs w:val="28"/>
         </w:rPr>
-        <w:t> (--</w:t>
-      </w:r>
-      <w:proofErr w:type="spellStart"/>
-      <w:r>
-        <w:rPr>
-          <w:rFonts w:ascii="Times New Roman" w:hAnsi="Times New Roman" w:cs="Times New Roman"/>
-          <w:sz w:val="28"/>
-          <w:szCs w:val="28"/>
-        </w:rPr>
-        <w:t>format</w:t>
-      </w:r>
-      <w:proofErr w:type="spellEnd"/>
-      <w:r>
-        <w:rPr>
-          <w:rFonts w:ascii="Times New Roman" w:hAnsi="Times New Roman" w:cs="Times New Roman"/>
-          <w:sz w:val="28"/>
-          <w:szCs w:val="28"/>
-        </w:rPr>
-        <w:t>=</w:t>
-      </w:r>
-      <w:proofErr w:type="spellStart"/>
-      <w:r>
-        <w:rPr>
-          <w:rFonts w:ascii="Times New Roman" w:hAnsi="Times New Roman" w:cs="Times New Roman"/>
-          <w:sz w:val="28"/>
-          <w:szCs w:val="28"/>
-        </w:rPr>
-        <w:t>html</w:t>
-      </w:r>
-      <w:proofErr w:type="spellEnd"/>
-      <w:r>
-        <w:rPr>
-          <w:rFonts w:ascii="Times New Roman" w:hAnsi="Times New Roman" w:cs="Times New Roman"/>
-          <w:sz w:val="28"/>
-          <w:szCs w:val="28"/>
-        </w:rPr>
-        <w:t xml:space="preserve"> -</w:t>
-      </w:r>
-      <w:proofErr w:type="spellStart"/>
-      <w:r>
-        <w:rPr>
-          <w:rFonts w:ascii="Times New Roman" w:hAnsi="Times New Roman" w:cs="Times New Roman"/>
-          <w:sz w:val="28"/>
-          <w:szCs w:val="28"/>
-        </w:rPr>
-        <w:t>Tlr</w:t>
-      </w:r>
-      <w:proofErr w:type="spellEnd"/>
-      <w:r>
-        <w:rPr>
-          <w:rFonts w:ascii="Times New Roman" w:hAnsi="Times New Roman" w:cs="Times New Roman"/>
-          <w:sz w:val="28"/>
-          <w:szCs w:val="28"/>
-        </w:rPr>
-        <w:t xml:space="preserve"> -m) — получены визуализированные данные с метриками цикломатической сложности.</w:t>
+        <w:t> (--format=html -Tlr -m) — получены визуализированные данные с метриками цикломатической сложности.</w:t>
       </w:r>
     </w:p>
     <w:p>
@@ -11198,43 +8811,7 @@
           <w:sz w:val="28"/>
           <w:szCs w:val="28"/>
         </w:rPr>
-        <w:t xml:space="preserve"> на Python с использованием библиотеки </w:t>
-      </w:r>
-      <w:proofErr w:type="spellStart"/>
-      <w:r>
-        <w:rPr>
-          <w:rFonts w:ascii="Times New Roman" w:hAnsi="Times New Roman" w:cs="Times New Roman"/>
-          <w:sz w:val="28"/>
-          <w:szCs w:val="28"/>
-        </w:rPr>
-        <w:t>PyDriller</w:t>
-      </w:r>
-      <w:proofErr w:type="spellEnd"/>
-      <w:r>
-        <w:rPr>
-          <w:rFonts w:ascii="Times New Roman" w:hAnsi="Times New Roman" w:cs="Times New Roman"/>
-          <w:sz w:val="28"/>
-          <w:szCs w:val="28"/>
-        </w:rPr>
-        <w:t xml:space="preserve"> для построения реляционной модели </w:t>
-      </w:r>
-      <w:proofErr w:type="spellStart"/>
-      <w:r>
-        <w:rPr>
-          <w:rFonts w:ascii="Times New Roman" w:hAnsi="Times New Roman" w:cs="Times New Roman"/>
-          <w:sz w:val="28"/>
-          <w:szCs w:val="28"/>
-        </w:rPr>
-        <w:t>Git</w:t>
-      </w:r>
-      <w:proofErr w:type="spellEnd"/>
-      <w:r>
-        <w:rPr>
-          <w:rFonts w:ascii="Times New Roman" w:hAnsi="Times New Roman" w:cs="Times New Roman"/>
-          <w:sz w:val="28"/>
-          <w:szCs w:val="28"/>
-        </w:rPr>
-        <w:t>-репозитория.</w:t>
+        <w:t> на Python с использованием библиотеки PyDriller для построения реляционной модели Git-репозитория.</w:t>
       </w:r>
     </w:p>
     <w:p>
@@ -11259,45 +8836,15 @@
           <w:sz w:val="28"/>
           <w:szCs w:val="28"/>
         </w:rPr>
-        <w:t xml:space="preserve">Загрузка данных в </w:t>
-      </w:r>
-      <w:proofErr w:type="spellStart"/>
-      <w:r>
-        <w:rPr>
-          <w:rFonts w:ascii="Times New Roman" w:hAnsi="Times New Roman" w:cs="Times New Roman"/>
-          <w:b/>
-          <w:bCs/>
-          <w:sz w:val="28"/>
-          <w:szCs w:val="28"/>
-        </w:rPr>
-        <w:t>SQLite</w:t>
-      </w:r>
-      <w:proofErr w:type="spellEnd"/>
-      <w:r>
-        <w:rPr>
-          <w:rFonts w:ascii="Times New Roman" w:hAnsi="Times New Roman" w:cs="Times New Roman"/>
-          <w:sz w:val="28"/>
-          <w:szCs w:val="28"/>
-        </w:rPr>
-        <w:t xml:space="preserve"> и выполнение SQL-запросов для выявления «горячих точек» по методологии </w:t>
-      </w:r>
-      <w:proofErr w:type="spellStart"/>
-      <w:r>
-        <w:rPr>
-          <w:rFonts w:ascii="Times New Roman" w:hAnsi="Times New Roman" w:cs="Times New Roman"/>
-          <w:sz w:val="28"/>
-          <w:szCs w:val="28"/>
-        </w:rPr>
-        <w:t>Макшакова</w:t>
-      </w:r>
-      <w:proofErr w:type="spellEnd"/>
-      <w:r>
-        <w:rPr>
-          <w:rFonts w:ascii="Times New Roman" w:hAnsi="Times New Roman" w:cs="Times New Roman"/>
-          <w:sz w:val="28"/>
-          <w:szCs w:val="28"/>
-        </w:rPr>
-        <w:t>.</w:t>
+        <w:t>Загрузка данных в SQLite</w:t>
+      </w:r>
+      <w:r>
+        <w:rPr>
+          <w:rFonts w:ascii="Times New Roman" w:hAnsi="Times New Roman" w:cs="Times New Roman"/>
+          <w:sz w:val="28"/>
+          <w:szCs w:val="28"/>
+        </w:rPr>
+        <w:t> и выполнение SQL-запросов для выявления «горячих точек» по методологии Макшакова.</w:t>
       </w:r>
     </w:p>
     <w:p>
@@ -11399,25 +8946,7 @@
           <w:sz w:val="28"/>
           <w:szCs w:val="28"/>
         </w:rPr>
-        <w:t xml:space="preserve">В ходе выполнения работы был изучен и применен инструмент статического анализа </w:t>
-      </w:r>
-      <w:proofErr w:type="spellStart"/>
-      <w:r>
-        <w:rPr>
-          <w:rFonts w:ascii="Times New Roman" w:hAnsi="Times New Roman" w:cs="Times New Roman"/>
-          <w:sz w:val="28"/>
-          <w:szCs w:val="28"/>
-        </w:rPr>
-        <w:t>Git</w:t>
-      </w:r>
-      <w:proofErr w:type="spellEnd"/>
-      <w:r>
-        <w:rPr>
-          <w:rFonts w:ascii="Times New Roman" w:hAnsi="Times New Roman" w:cs="Times New Roman"/>
-          <w:sz w:val="28"/>
-          <w:szCs w:val="28"/>
-        </w:rPr>
-        <w:t>-репозиториев Gitinspector.</w:t>
+        <w:t>В ходе выполнения работы был изучен и применен инструмент статического анализа Git-репозиториев Gitinspector.</w:t>
       </w:r>
     </w:p>
     <w:p>
@@ -11505,25 +9034,7 @@
           <w:sz w:val="28"/>
           <w:szCs w:val="28"/>
         </w:rPr>
-        <w:t xml:space="preserve">" кода на основе анализа реляционной модели </w:t>
-      </w:r>
-      <w:proofErr w:type="spellStart"/>
-      <w:r>
-        <w:rPr>
-          <w:rFonts w:ascii="Times New Roman" w:hAnsi="Times New Roman" w:cs="Times New Roman"/>
-          <w:sz w:val="28"/>
-          <w:szCs w:val="28"/>
-        </w:rPr>
-        <w:t>Git</w:t>
-      </w:r>
-      <w:proofErr w:type="spellEnd"/>
-      <w:r>
-        <w:rPr>
-          <w:rFonts w:ascii="Times New Roman" w:hAnsi="Times New Roman" w:cs="Times New Roman"/>
-          <w:sz w:val="28"/>
-          <w:szCs w:val="28"/>
-        </w:rPr>
-        <w:t>-репозитория. Используя флаги «-r» (ответственность) и «-m» (метрики), можно определить, какой файл или функция требует наибольшего внимания из-за частоты изменений или сложности.</w:t>
+        <w:t>" кода на основе анализа реляционной модели Git-репозитория. Используя флаги «-r» (ответственность) и «-m» (метрики), можно определить, какой файл или функция требует наибольшего внимания из-за частоты изменений или сложности.</w:t>
       </w:r>
     </w:p>
     <w:p>
@@ -11579,43 +9090,7 @@
           <w:sz w:val="28"/>
           <w:szCs w:val="28"/>
         </w:rPr>
-        <w:t xml:space="preserve">4.  Ограничения: В отличие от </w:t>
-      </w:r>
-      <w:proofErr w:type="spellStart"/>
-      <w:r>
-        <w:rPr>
-          <w:rFonts w:ascii="Times New Roman" w:hAnsi="Times New Roman" w:cs="Times New Roman"/>
-          <w:sz w:val="28"/>
-          <w:szCs w:val="28"/>
-        </w:rPr>
-        <w:t>Joern</w:t>
-      </w:r>
-      <w:proofErr w:type="spellEnd"/>
-      <w:r>
-        <w:rPr>
-          <w:rFonts w:ascii="Times New Roman" w:hAnsi="Times New Roman" w:cs="Times New Roman"/>
-          <w:sz w:val="28"/>
-          <w:szCs w:val="28"/>
-        </w:rPr>
-        <w:t xml:space="preserve">/CPG, Gitinspector не строит граф потока управления (CFG) или зависимостей (PDG). Он работает на уровне статистики коммитов и метрик. Это делает его дополнительным, а не альтернативным инструментом по отношению к </w:t>
-      </w:r>
-      <w:proofErr w:type="spellStart"/>
-      <w:r>
-        <w:rPr>
-          <w:rFonts w:ascii="Times New Roman" w:hAnsi="Times New Roman" w:cs="Times New Roman"/>
-          <w:sz w:val="28"/>
-          <w:szCs w:val="28"/>
-        </w:rPr>
-        <w:t>Joern</w:t>
-      </w:r>
-      <w:proofErr w:type="spellEnd"/>
-      <w:r>
-        <w:rPr>
-          <w:rFonts w:ascii="Times New Roman" w:hAnsi="Times New Roman" w:cs="Times New Roman"/>
-          <w:sz w:val="28"/>
-          <w:szCs w:val="28"/>
-        </w:rPr>
-        <w:t>.</w:t>
+        <w:t>4.  Ограничения: В отличие от Joern/CPG, Gitinspector не строит граф потока управления (CFG) или зависимостей (PDG). Он работает на уровне статистики коммитов и метрик. Это делает его дополнительным, а не альтернативным инструментом по отношению к Joern.</w:t>
       </w:r>
       <w:r>
         <w:rPr>
@@ -11647,25 +9122,7 @@
           <w:sz w:val="28"/>
           <w:szCs w:val="28"/>
         </w:rPr>
-        <w:t xml:space="preserve">для поиска подозрительных файлов (много изменений), а затем </w:t>
-      </w:r>
-      <w:proofErr w:type="spellStart"/>
-      <w:r>
-        <w:rPr>
-          <w:rFonts w:ascii="Times New Roman" w:hAnsi="Times New Roman" w:cs="Times New Roman"/>
-          <w:sz w:val="28"/>
-          <w:szCs w:val="28"/>
-        </w:rPr>
-        <w:t>Joern</w:t>
-      </w:r>
-      <w:proofErr w:type="spellEnd"/>
-      <w:r>
-        <w:rPr>
-          <w:rFonts w:ascii="Times New Roman" w:hAnsi="Times New Roman" w:cs="Times New Roman"/>
-          <w:sz w:val="28"/>
-          <w:szCs w:val="28"/>
-        </w:rPr>
-        <w:t xml:space="preserve"> для глубокого анализа уязвимостей внутри этих файлов.</w:t>
+        <w:t>для поиска подозрительных файлов (много изменений), а затем Joern для глубокого анализа уязвимостей внутри этих файлов.</w:t>
       </w:r>
     </w:p>
     <w:p>
@@ -11764,7 +9221,6 @@
         </w:rPr>
         <w:t xml:space="preserve">1.Interactive-Design-and-Technology. (2023). </w:t>
       </w:r>
-      <w:proofErr w:type="gramStart"/>
       <w:r>
         <w:rPr>
           <w:rFonts w:ascii="Times New Roman" w:hAnsi="Times New Roman" w:cs="Times New Roman"/>
@@ -11772,17 +9228,30 @@
           <w:szCs w:val="28"/>
           <w:lang w:val="en-US"/>
         </w:rPr>
-        <w:t>«gitinspector/README.md».</w:t>
-      </w:r>
-      <w:proofErr w:type="gramEnd"/>
-      <w:r>
+        <w:t xml:space="preserve">«gitinspector/README.md». GitHub. </w:t>
+      </w:r>
+    </w:p>
+    <w:p>
+      <w:pPr>
+        <w:spacing w:after="0" w:line="360" w:lineRule="auto"/>
+        <w:ind w:firstLine="709"/>
+        <w:jc w:val="both"/>
         <w:rPr>
           <w:rFonts w:ascii="Times New Roman" w:hAnsi="Times New Roman" w:cs="Times New Roman"/>
           <w:sz w:val="28"/>
           <w:szCs w:val="28"/>
           <w:lang w:val="en-US"/>
         </w:rPr>
-        <w:t xml:space="preserve"> GitHub. </w:t>
+      </w:pPr>
+      <w:r>
+        <w:rPr>
+          <w:rFonts w:ascii="Times New Roman" w:hAnsi="Times New Roman" w:cs="Times New Roman"/>
+          <w:sz w:val="28"/>
+          <w:szCs w:val="28"/>
+          <w:lang w:val="en-US"/>
+        </w:rPr>
+        <w:lastRenderedPageBreak/>
+        <w:t xml:space="preserve">2. van Beek, B. (2025). «gitinspectorgui». PyPI. </w:t>
       </w:r>
     </w:p>
     <w:p>
@@ -11804,20 +9273,21 @@
           <w:szCs w:val="28"/>
           <w:lang w:val="en-US"/>
         </w:rPr>
-        <w:lastRenderedPageBreak/>
-        <w:t xml:space="preserve">2. van Beek, B. (2025). </w:t>
-      </w:r>
-      <w:proofErr w:type="gramStart"/>
-      <w:r>
+        <w:t xml:space="preserve">3. Debian. (2025). «gitinspector(1) — gitinspector — Debian unstable». Debian Manpages. </w:t>
+      </w:r>
+    </w:p>
+    <w:p>
+      <w:pPr>
+        <w:spacing w:after="0" w:line="360" w:lineRule="auto"/>
+        <w:ind w:firstLine="709"/>
+        <w:jc w:val="both"/>
         <w:rPr>
           <w:rFonts w:ascii="Times New Roman" w:hAnsi="Times New Roman" w:cs="Times New Roman"/>
           <w:sz w:val="28"/>
           <w:szCs w:val="28"/>
           <w:lang w:val="en-US"/>
         </w:rPr>
-        <w:t>«</w:t>
-      </w:r>
-      <w:proofErr w:type="spellStart"/>
+      </w:pPr>
       <w:r>
         <w:rPr>
           <w:rFonts w:ascii="Times New Roman" w:hAnsi="Times New Roman" w:cs="Times New Roman"/>
@@ -11825,19 +9295,21 @@
           <w:szCs w:val="28"/>
           <w:lang w:val="en-US"/>
         </w:rPr>
-        <w:t>gitinspectorgui</w:t>
-      </w:r>
-      <w:proofErr w:type="spellEnd"/>
-      <w:r>
+        <w:t xml:space="preserve">4. alex-quan-001. (2025). «gitinspector». GitHub Gist. </w:t>
+      </w:r>
+    </w:p>
+    <w:p>
+      <w:pPr>
+        <w:spacing w:after="0" w:line="360" w:lineRule="auto"/>
+        <w:ind w:firstLine="709"/>
+        <w:jc w:val="both"/>
         <w:rPr>
           <w:rFonts w:ascii="Times New Roman" w:hAnsi="Times New Roman" w:cs="Times New Roman"/>
           <w:sz w:val="28"/>
           <w:szCs w:val="28"/>
           <w:lang w:val="en-US"/>
         </w:rPr>
-        <w:t>».</w:t>
-      </w:r>
-      <w:proofErr w:type="gramEnd"/>
+      </w:pPr>
       <w:r>
         <w:rPr>
           <w:rFonts w:ascii="Times New Roman" w:hAnsi="Times New Roman" w:cs="Times New Roman"/>
@@ -11845,19 +9317,21 @@
           <w:szCs w:val="28"/>
           <w:lang w:val="en-US"/>
         </w:rPr>
-        <w:t xml:space="preserve"> </w:t>
-      </w:r>
-      <w:proofErr w:type="spellStart"/>
-      <w:r>
+        <w:t xml:space="preserve">5. FreshPorts. (2024). «devel/gitinspector». FreshPorts. </w:t>
+      </w:r>
+    </w:p>
+    <w:p>
+      <w:pPr>
+        <w:spacing w:after="0" w:line="360" w:lineRule="auto"/>
+        <w:ind w:firstLine="709"/>
+        <w:jc w:val="both"/>
         <w:rPr>
           <w:rFonts w:ascii="Times New Roman" w:hAnsi="Times New Roman" w:cs="Times New Roman"/>
           <w:sz w:val="28"/>
           <w:szCs w:val="28"/>
           <w:lang w:val="en-US"/>
         </w:rPr>
-        <w:t>PyPI</w:t>
-      </w:r>
-      <w:proofErr w:type="spellEnd"/>
+      </w:pPr>
       <w:r>
         <w:rPr>
           <w:rFonts w:ascii="Times New Roman" w:hAnsi="Times New Roman" w:cs="Times New Roman"/>
@@ -11865,7 +9339,16 @@
           <w:szCs w:val="28"/>
           <w:lang w:val="en-US"/>
         </w:rPr>
-        <w:t xml:space="preserve">. </w:t>
+        <w:t>6</w:t>
+      </w:r>
+      <w:r>
+        <w:rPr>
+          <w:rFonts w:ascii="Times New Roman" w:hAnsi="Times New Roman" w:cs="Times New Roman"/>
+          <w:sz w:val="28"/>
+          <w:szCs w:val="28"/>
+          <w:lang w:val="en-US"/>
+        </w:rPr>
+        <w:t>. Ubuntu. (n.d.). «gitinspector». Ubuntu Manpage.</w:t>
       </w:r>
     </w:p>
     <w:p>
@@ -11877,9 +9360,17 @@
           <w:rFonts w:ascii="Times New Roman" w:hAnsi="Times New Roman" w:cs="Times New Roman"/>
           <w:sz w:val="28"/>
           <w:szCs w:val="28"/>
+        </w:rPr>
+      </w:pPr>
+      <w:r>
+        <w:rPr>
+          <w:rFonts w:ascii="Times New Roman" w:hAnsi="Times New Roman" w:cs="Times New Roman"/>
+          <w:sz w:val="28"/>
+          <w:szCs w:val="28"/>
           <w:lang w:val="en-US"/>
         </w:rPr>
-      </w:pPr>
+        <w:t xml:space="preserve">7. </w:t>
+      </w:r>
       <w:r>
         <w:rPr>
           <w:rFonts w:ascii="Times New Roman" w:hAnsi="Times New Roman" w:cs="Times New Roman"/>
@@ -11887,47 +9378,7 @@
           <w:szCs w:val="28"/>
           <w:lang w:val="en-US"/>
         </w:rPr>
-        <w:t>3. Debian. (2025). «</w:t>
-      </w:r>
-      <w:proofErr w:type="gramStart"/>
-      <w:r>
-        <w:rPr>
-          <w:rFonts w:ascii="Times New Roman" w:hAnsi="Times New Roman" w:cs="Times New Roman"/>
-          <w:sz w:val="28"/>
-          <w:szCs w:val="28"/>
-          <w:lang w:val="en-US"/>
-        </w:rPr>
-        <w:t>gitinspector(</w:t>
-      </w:r>
-      <w:proofErr w:type="gramEnd"/>
-      <w:r>
-        <w:rPr>
-          <w:rFonts w:ascii="Times New Roman" w:hAnsi="Times New Roman" w:cs="Times New Roman"/>
-          <w:sz w:val="28"/>
-          <w:szCs w:val="28"/>
-          <w:lang w:val="en-US"/>
-        </w:rPr>
-        <w:t xml:space="preserve">1) — gitinspector — Debian unstable». Debian </w:t>
-      </w:r>
-      <w:proofErr w:type="spellStart"/>
-      <w:r>
-        <w:rPr>
-          <w:rFonts w:ascii="Times New Roman" w:hAnsi="Times New Roman" w:cs="Times New Roman"/>
-          <w:sz w:val="28"/>
-          <w:szCs w:val="28"/>
-          <w:lang w:val="en-US"/>
-        </w:rPr>
-        <w:t>Manpages</w:t>
-      </w:r>
-      <w:proofErr w:type="spellEnd"/>
-      <w:r>
-        <w:rPr>
-          <w:rFonts w:ascii="Times New Roman" w:hAnsi="Times New Roman" w:cs="Times New Roman"/>
-          <w:sz w:val="28"/>
-          <w:szCs w:val="28"/>
-          <w:lang w:val="en-US"/>
-        </w:rPr>
-        <w:t xml:space="preserve">. </w:t>
+        <w:t>Linux Packages. (2024). "Install gitinspector on Debian 12". PKV Games.</w:t>
       </w:r>
     </w:p>
     <w:p>
@@ -11939,37 +9390,15 @@
           <w:rFonts w:ascii="Times New Roman" w:hAnsi="Times New Roman" w:cs="Times New Roman"/>
           <w:sz w:val="28"/>
           <w:szCs w:val="28"/>
-          <w:lang w:val="en-US"/>
-        </w:rPr>
-      </w:pPr>
-      <w:r>
-        <w:rPr>
-          <w:rFonts w:ascii="Times New Roman" w:hAnsi="Times New Roman" w:cs="Times New Roman"/>
-          <w:sz w:val="28"/>
-          <w:szCs w:val="28"/>
-          <w:lang w:val="en-US"/>
-        </w:rPr>
-        <w:t xml:space="preserve">4. alex-quan-001. (2025). </w:t>
-      </w:r>
-      <w:proofErr w:type="gramStart"/>
-      <w:r>
-        <w:rPr>
-          <w:rFonts w:ascii="Times New Roman" w:hAnsi="Times New Roman" w:cs="Times New Roman"/>
-          <w:sz w:val="28"/>
-          <w:szCs w:val="28"/>
-          <w:lang w:val="en-US"/>
-        </w:rPr>
-        <w:t>«gitinspector».</w:t>
-      </w:r>
-      <w:proofErr w:type="gramEnd"/>
-      <w:r>
-        <w:rPr>
-          <w:rFonts w:ascii="Times New Roman" w:hAnsi="Times New Roman" w:cs="Times New Roman"/>
-          <w:sz w:val="28"/>
-          <w:szCs w:val="28"/>
-          <w:lang w:val="en-US"/>
-        </w:rPr>
-        <w:t xml:space="preserve"> GitHub Gist. </w:t>
+        </w:rPr>
+      </w:pPr>
+      <w:r>
+        <w:rPr>
+          <w:rFonts w:ascii="Times New Roman" w:hAnsi="Times New Roman" w:cs="Times New Roman"/>
+          <w:sz w:val="28"/>
+          <w:szCs w:val="28"/>
+        </w:rPr>
+        <w:t>8. Сидоренко В.Г., Макшаков С.В. Получение информации о «горячих точках» кода на основе анализа реляционной модели git-репозитория. — М.: РУТ (МИИТ), 2025.</w:t>
       </w:r>
     </w:p>
     <w:p>
@@ -11981,248 +9410,11 @@
           <w:rFonts w:ascii="Times New Roman" w:hAnsi="Times New Roman" w:cs="Times New Roman"/>
           <w:sz w:val="28"/>
           <w:szCs w:val="28"/>
-          <w:lang w:val="en-US"/>
-        </w:rPr>
-      </w:pPr>
-      <w:r>
-        <w:rPr>
-          <w:rFonts w:ascii="Times New Roman" w:hAnsi="Times New Roman" w:cs="Times New Roman"/>
-          <w:sz w:val="28"/>
-          <w:szCs w:val="28"/>
-          <w:lang w:val="en-US"/>
-        </w:rPr>
-        <w:t xml:space="preserve">5. </w:t>
-      </w:r>
-      <w:proofErr w:type="spellStart"/>
-      <w:r>
-        <w:rPr>
-          <w:rFonts w:ascii="Times New Roman" w:hAnsi="Times New Roman" w:cs="Times New Roman"/>
-          <w:sz w:val="28"/>
-          <w:szCs w:val="28"/>
-          <w:lang w:val="en-US"/>
-        </w:rPr>
-        <w:t>FreshPorts</w:t>
-      </w:r>
-      <w:proofErr w:type="spellEnd"/>
-      <w:r>
-        <w:rPr>
-          <w:rFonts w:ascii="Times New Roman" w:hAnsi="Times New Roman" w:cs="Times New Roman"/>
-          <w:sz w:val="28"/>
-          <w:szCs w:val="28"/>
-          <w:lang w:val="en-US"/>
-        </w:rPr>
-        <w:t xml:space="preserve">. (2024). «devel/gitinspector». </w:t>
-      </w:r>
-      <w:proofErr w:type="spellStart"/>
-      <w:r>
-        <w:rPr>
-          <w:rFonts w:ascii="Times New Roman" w:hAnsi="Times New Roman" w:cs="Times New Roman"/>
-          <w:sz w:val="28"/>
-          <w:szCs w:val="28"/>
-          <w:lang w:val="en-US"/>
-        </w:rPr>
-        <w:t>FreshPorts</w:t>
-      </w:r>
-      <w:proofErr w:type="spellEnd"/>
-      <w:r>
-        <w:rPr>
-          <w:rFonts w:ascii="Times New Roman" w:hAnsi="Times New Roman" w:cs="Times New Roman"/>
-          <w:sz w:val="28"/>
-          <w:szCs w:val="28"/>
-          <w:lang w:val="en-US"/>
-        </w:rPr>
-        <w:t xml:space="preserve">. </w:t>
-      </w:r>
-    </w:p>
-    <w:p>
-      <w:pPr>
-        <w:spacing w:after="0" w:line="360" w:lineRule="auto"/>
-        <w:ind w:firstLine="709"/>
-        <w:jc w:val="both"/>
-        <w:rPr>
-          <w:rFonts w:ascii="Times New Roman" w:hAnsi="Times New Roman" w:cs="Times New Roman"/>
-          <w:sz w:val="28"/>
-          <w:szCs w:val="28"/>
-          <w:lang w:val="en-US"/>
-        </w:rPr>
-      </w:pPr>
-      <w:r>
-        <w:rPr>
-          <w:rFonts w:ascii="Times New Roman" w:hAnsi="Times New Roman" w:cs="Times New Roman"/>
-          <w:sz w:val="28"/>
-          <w:szCs w:val="28"/>
-          <w:lang w:val="en-US"/>
-        </w:rPr>
-        <w:t>6</w:t>
-      </w:r>
-      <w:r>
-        <w:rPr>
-          <w:rFonts w:ascii="Times New Roman" w:hAnsi="Times New Roman" w:cs="Times New Roman"/>
-          <w:sz w:val="28"/>
-          <w:szCs w:val="28"/>
-          <w:lang w:val="en-US"/>
-        </w:rPr>
-        <w:t xml:space="preserve">. Ubuntu. (n.d.). </w:t>
-      </w:r>
-      <w:proofErr w:type="gramStart"/>
-      <w:r>
-        <w:rPr>
-          <w:rFonts w:ascii="Times New Roman" w:hAnsi="Times New Roman" w:cs="Times New Roman"/>
-          <w:sz w:val="28"/>
-          <w:szCs w:val="28"/>
-          <w:lang w:val="en-US"/>
-        </w:rPr>
-        <w:t>«gitinspector».</w:t>
-      </w:r>
-      <w:proofErr w:type="gramEnd"/>
-      <w:r>
-        <w:rPr>
-          <w:rFonts w:ascii="Times New Roman" w:hAnsi="Times New Roman" w:cs="Times New Roman"/>
-          <w:sz w:val="28"/>
-          <w:szCs w:val="28"/>
-          <w:lang w:val="en-US"/>
-        </w:rPr>
-        <w:t xml:space="preserve"> Ubuntu </w:t>
-      </w:r>
-      <w:proofErr w:type="spellStart"/>
-      <w:r>
-        <w:rPr>
-          <w:rFonts w:ascii="Times New Roman" w:hAnsi="Times New Roman" w:cs="Times New Roman"/>
-          <w:sz w:val="28"/>
-          <w:szCs w:val="28"/>
-          <w:lang w:val="en-US"/>
-        </w:rPr>
-        <w:t>Manpage</w:t>
-      </w:r>
-      <w:proofErr w:type="spellEnd"/>
-      <w:r>
-        <w:rPr>
-          <w:rFonts w:ascii="Times New Roman" w:hAnsi="Times New Roman" w:cs="Times New Roman"/>
-          <w:sz w:val="28"/>
-          <w:szCs w:val="28"/>
-          <w:lang w:val="en-US"/>
-        </w:rPr>
-        <w:t>.</w:t>
-      </w:r>
-    </w:p>
-    <w:p>
-      <w:pPr>
-        <w:spacing w:after="0" w:line="360" w:lineRule="auto"/>
-        <w:ind w:firstLine="709"/>
-        <w:jc w:val="both"/>
-        <w:rPr>
-          <w:rFonts w:ascii="Times New Roman" w:hAnsi="Times New Roman" w:cs="Times New Roman"/>
-          <w:sz w:val="28"/>
-          <w:szCs w:val="28"/>
-        </w:rPr>
-      </w:pPr>
-      <w:r>
-        <w:rPr>
-          <w:rFonts w:ascii="Times New Roman" w:hAnsi="Times New Roman" w:cs="Times New Roman"/>
-          <w:sz w:val="28"/>
-          <w:szCs w:val="28"/>
-          <w:lang w:val="en-US"/>
-        </w:rPr>
-        <w:t xml:space="preserve">7. </w:t>
-      </w:r>
-      <w:r>
-        <w:rPr>
-          <w:rFonts w:ascii="Times New Roman" w:hAnsi="Times New Roman" w:cs="Times New Roman"/>
-          <w:sz w:val="28"/>
-          <w:szCs w:val="28"/>
-          <w:lang w:val="en-US"/>
-        </w:rPr>
-        <w:t>Linux Packages. (2024). "Install gitinspector on Debian 12". PKV Games.</w:t>
-      </w:r>
-    </w:p>
-    <w:p>
-      <w:pPr>
-        <w:spacing w:after="0" w:line="360" w:lineRule="auto"/>
-        <w:ind w:firstLine="709"/>
-        <w:jc w:val="both"/>
-        <w:rPr>
-          <w:rFonts w:ascii="Times New Roman" w:hAnsi="Times New Roman" w:cs="Times New Roman"/>
-          <w:sz w:val="28"/>
-          <w:szCs w:val="28"/>
-        </w:rPr>
-      </w:pPr>
-      <w:r>
-        <w:rPr>
-          <w:rFonts w:ascii="Times New Roman" w:hAnsi="Times New Roman" w:cs="Times New Roman"/>
-          <w:sz w:val="28"/>
-          <w:szCs w:val="28"/>
-        </w:rPr>
-        <w:t xml:space="preserve">8. Сидоренко </w:t>
-      </w:r>
-      <w:proofErr w:type="gramStart"/>
-      <w:r>
-        <w:rPr>
-          <w:rFonts w:ascii="Times New Roman" w:hAnsi="Times New Roman" w:cs="Times New Roman"/>
-          <w:sz w:val="28"/>
-          <w:szCs w:val="28"/>
-        </w:rPr>
-        <w:t>В.Г.</w:t>
-      </w:r>
-      <w:proofErr w:type="gramEnd"/>
-      <w:r>
-        <w:rPr>
-          <w:rFonts w:ascii="Times New Roman" w:hAnsi="Times New Roman" w:cs="Times New Roman"/>
-          <w:sz w:val="28"/>
-          <w:szCs w:val="28"/>
-        </w:rPr>
-        <w:t xml:space="preserve">, </w:t>
-      </w:r>
-      <w:proofErr w:type="spellStart"/>
-      <w:r>
-        <w:rPr>
-          <w:rFonts w:ascii="Times New Roman" w:hAnsi="Times New Roman" w:cs="Times New Roman"/>
-          <w:sz w:val="28"/>
-          <w:szCs w:val="28"/>
-        </w:rPr>
-        <w:t>Макшаков</w:t>
-      </w:r>
-      <w:proofErr w:type="spellEnd"/>
-      <w:r>
-        <w:rPr>
-          <w:rFonts w:ascii="Times New Roman" w:hAnsi="Times New Roman" w:cs="Times New Roman"/>
-          <w:sz w:val="28"/>
-          <w:szCs w:val="28"/>
-        </w:rPr>
-        <w:t xml:space="preserve"> С.В. Получение информации о «горячих точках» кода на основе анализа реляционной модели </w:t>
-      </w:r>
-      <w:proofErr w:type="spellStart"/>
-      <w:r>
-        <w:rPr>
-          <w:rFonts w:ascii="Times New Roman" w:hAnsi="Times New Roman" w:cs="Times New Roman"/>
-          <w:sz w:val="28"/>
-          <w:szCs w:val="28"/>
-        </w:rPr>
-        <w:t>git</w:t>
-      </w:r>
-      <w:proofErr w:type="spellEnd"/>
-      <w:r>
-        <w:rPr>
-          <w:rFonts w:ascii="Times New Roman" w:hAnsi="Times New Roman" w:cs="Times New Roman"/>
-          <w:sz w:val="28"/>
-          <w:szCs w:val="28"/>
-        </w:rPr>
-        <w:t>-репозитория. — М.: РУТ (МИИТ), 2025.</w:t>
-      </w:r>
-    </w:p>
-    <w:p>
-      <w:pPr>
-        <w:spacing w:after="0" w:line="360" w:lineRule="auto"/>
-        <w:ind w:firstLine="709"/>
-        <w:jc w:val="both"/>
-        <w:rPr>
-          <w:rFonts w:ascii="Times New Roman" w:hAnsi="Times New Roman" w:cs="Times New Roman"/>
-          <w:sz w:val="28"/>
-          <w:szCs w:val="28"/>
         </w:rPr>
       </w:pPr>
     </w:p>
     <w:sectPr>
-      <w:footerReference w:type="default" r:id="rId19"/>
+      <w:footerReference w:type="default" r:id="rId17"/>
       <w:pgSz w:w="11906" w:h="16838"/>
       <w:pgMar w:top="1134" w:right="850" w:bottom="709" w:left="1701" w:header="0" w:footer="0" w:gutter="0"/>
       <w:cols w:space="720"/>
@@ -14201,6 +11393,7 @@
   <w:style w:type="character" w:default="1" w:styleId="a0">
     <w:name w:val="Default Paragraph Font"/>
     <w:uiPriority w:val="1"/>
+    <w:semiHidden/>
     <w:unhideWhenUsed/>
   </w:style>
   <w:style w:type="table" w:default="1" w:styleId="a1">

--- a/Лабораторная работа №7 Буланый Горковец.docx
+++ b/Лабораторная работа №7 Буланый Горковец.docx
@@ -418,6 +418,7 @@
           <w:szCs w:val="24"/>
         </w:rPr>
       </w:pPr>
+      <w:proofErr w:type="spellStart"/>
       <w:r>
         <w:rPr>
           <w:rFonts w:ascii="Times New Roman" w:hAnsi="Times New Roman" w:cs="Times New Roman"/>
@@ -425,7 +426,17 @@
           <w:sz w:val="24"/>
           <w:szCs w:val="24"/>
         </w:rPr>
-        <w:t>Горковец А. С.</w:t>
+        <w:t>Горковец</w:t>
+      </w:r>
+      <w:proofErr w:type="spellEnd"/>
+      <w:r>
+        <w:rPr>
+          <w:rFonts w:ascii="Times New Roman" w:hAnsi="Times New Roman" w:cs="Times New Roman"/>
+          <w:color w:val="000000"/>
+          <w:sz w:val="24"/>
+          <w:szCs w:val="24"/>
+        </w:rPr>
+        <w:t xml:space="preserve"> А. С.</w:t>
       </w:r>
       <w:r>
         <w:rPr>
@@ -456,7 +467,27 @@
           <w:sz w:val="24"/>
           <w:szCs w:val="24"/>
         </w:rPr>
-        <w:t xml:space="preserve">Проверили: доцент кафедры УиЗИ, к. т. н.  </w:t>
+        <w:t xml:space="preserve">Проверили: доцент кафедры </w:t>
+      </w:r>
+      <w:proofErr w:type="spellStart"/>
+      <w:r>
+        <w:rPr>
+          <w:rFonts w:ascii="Times New Roman" w:hAnsi="Times New Roman" w:cs="Times New Roman"/>
+          <w:color w:val="000000"/>
+          <w:sz w:val="24"/>
+          <w:szCs w:val="24"/>
+        </w:rPr>
+        <w:t>УиЗИ</w:t>
+      </w:r>
+      <w:proofErr w:type="spellEnd"/>
+      <w:r>
+        <w:rPr>
+          <w:rFonts w:ascii="Times New Roman" w:hAnsi="Times New Roman" w:cs="Times New Roman"/>
+          <w:color w:val="000000"/>
+          <w:sz w:val="24"/>
+          <w:szCs w:val="24"/>
+        </w:rPr>
+        <w:t xml:space="preserve">, к.т.н.  </w:t>
       </w:r>
     </w:p>
     <w:p>
@@ -477,8 +508,9 @@
           <w:sz w:val="24"/>
           <w:szCs w:val="24"/>
         </w:rPr>
-        <w:t>Сафронов А.И.</w:t>
-      </w:r>
+        <w:t xml:space="preserve">Сафронов </w:t>
+      </w:r>
+      <w:proofErr w:type="gramStart"/>
       <w:r>
         <w:rPr>
           <w:rFonts w:ascii="Times New Roman" w:hAnsi="Times New Roman" w:cs="Times New Roman"/>
@@ -486,9 +518,50 @@
           <w:sz w:val="24"/>
           <w:szCs w:val="24"/>
         </w:rPr>
+        <w:t>А.И.</w:t>
+      </w:r>
+      <w:proofErr w:type="gramEnd"/>
+      <w:r>
+        <w:rPr>
+          <w:rFonts w:ascii="Times New Roman" w:hAnsi="Times New Roman" w:cs="Times New Roman"/>
+          <w:color w:val="000000"/>
+          <w:sz w:val="24"/>
+          <w:szCs w:val="24"/>
+        </w:rPr>
         <w:br/>
-        <w:t>профессор кафедры УиЗИ д.т.н. Сидоренко В.Г.</w:t>
-      </w:r>
+        <w:t xml:space="preserve">профессор кафедры </w:t>
+      </w:r>
+      <w:proofErr w:type="spellStart"/>
+      <w:r>
+        <w:rPr>
+          <w:rFonts w:ascii="Times New Roman" w:hAnsi="Times New Roman" w:cs="Times New Roman"/>
+          <w:color w:val="000000"/>
+          <w:sz w:val="24"/>
+          <w:szCs w:val="24"/>
+        </w:rPr>
+        <w:t>УиЗИ</w:t>
+      </w:r>
+      <w:proofErr w:type="spellEnd"/>
+      <w:r>
+        <w:rPr>
+          <w:rFonts w:ascii="Times New Roman" w:hAnsi="Times New Roman" w:cs="Times New Roman"/>
+          <w:color w:val="000000"/>
+          <w:sz w:val="24"/>
+          <w:szCs w:val="24"/>
+        </w:rPr>
+        <w:t xml:space="preserve"> д.т.н. Сидоренко </w:t>
+      </w:r>
+      <w:proofErr w:type="gramStart"/>
+      <w:r>
+        <w:rPr>
+          <w:rFonts w:ascii="Times New Roman" w:hAnsi="Times New Roman" w:cs="Times New Roman"/>
+          <w:color w:val="000000"/>
+          <w:sz w:val="24"/>
+          <w:szCs w:val="24"/>
+        </w:rPr>
+        <w:t>В.Г.</w:t>
+      </w:r>
+      <w:proofErr w:type="gramEnd"/>
     </w:p>
     <w:p>
       <w:pPr>
@@ -616,7 +689,7 @@
             </w:rPr>
             <w:fldChar w:fldCharType="separate"/>
           </w:r>
-          <w:hyperlink w:anchor="_Toc226574981" w:history="1">
+          <w:hyperlink w:anchor="_Toc226635768" w:history="1">
             <w:r>
               <w:rPr>
                 <w:rStyle w:val="a4"/>
@@ -656,7 +729,7 @@
                 <w:sz w:val="28"/>
                 <w:szCs w:val="28"/>
               </w:rPr>
-              <w:instrText xml:space="preserve"> PAGEREF _Toc226574981 \h </w:instrText>
+              <w:instrText xml:space="preserve"> PAGEREF _Toc226635768 \h </w:instrText>
             </w:r>
             <w:r>
               <w:rPr>
@@ -715,7 +788,7 @@
               <w14:ligatures w14:val="standardContextual"/>
             </w:rPr>
           </w:pPr>
-          <w:hyperlink w:anchor="_Toc226574982" w:history="1">
+          <w:hyperlink w:anchor="_Toc226635769" w:history="1">
             <w:r>
               <w:rPr>
                 <w:rStyle w:val="a4"/>
@@ -755,7 +828,7 @@
                 <w:sz w:val="28"/>
                 <w:szCs w:val="28"/>
               </w:rPr>
-              <w:instrText xml:space="preserve"> PAGEREF _Toc226574982 \h </w:instrText>
+              <w:instrText xml:space="preserve"> PAGEREF _Toc226635769 \h </w:instrText>
             </w:r>
             <w:r>
               <w:rPr>
@@ -814,7 +887,7 @@
               <w14:ligatures w14:val="standardContextual"/>
             </w:rPr>
           </w:pPr>
-          <w:hyperlink w:anchor="_Toc226574983" w:history="1">
+          <w:hyperlink w:anchor="_Toc226635770" w:history="1">
             <w:r>
               <w:rPr>
                 <w:rStyle w:val="a4"/>
@@ -854,7 +927,7 @@
                 <w:sz w:val="28"/>
                 <w:szCs w:val="28"/>
               </w:rPr>
-              <w:instrText xml:space="preserve"> PAGEREF _Toc226574983 \h </w:instrText>
+              <w:instrText xml:space="preserve"> PAGEREF _Toc226635770 \h </w:instrText>
             </w:r>
             <w:r>
               <w:rPr>
@@ -913,7 +986,7 @@
               <w14:ligatures w14:val="standardContextual"/>
             </w:rPr>
           </w:pPr>
-          <w:hyperlink w:anchor="_Toc226574984" w:history="1">
+          <w:hyperlink w:anchor="_Toc226635771" w:history="1">
             <w:r>
               <w:rPr>
                 <w:rStyle w:val="a4"/>
@@ -953,7 +1026,7 @@
                 <w:sz w:val="28"/>
                 <w:szCs w:val="28"/>
               </w:rPr>
-              <w:instrText xml:space="preserve"> PAGEREF _Toc226574984 \h </w:instrText>
+              <w:instrText xml:space="preserve"> PAGEREF _Toc226635771 \h </w:instrText>
             </w:r>
             <w:r>
               <w:rPr>
@@ -1012,7 +1085,7 @@
               <w14:ligatures w14:val="standardContextual"/>
             </w:rPr>
           </w:pPr>
-          <w:hyperlink w:anchor="_Toc226574985" w:history="1">
+          <w:hyperlink w:anchor="_Toc226635772" w:history="1">
             <w:r>
               <w:rPr>
                 <w:rStyle w:val="a4"/>
@@ -1052,7 +1125,7 @@
                 <w:sz w:val="28"/>
                 <w:szCs w:val="28"/>
               </w:rPr>
-              <w:instrText xml:space="preserve"> PAGEREF _Toc226574985 \h </w:instrText>
+              <w:instrText xml:space="preserve"> PAGEREF _Toc226635772 \h </w:instrText>
             </w:r>
             <w:r>
               <w:rPr>
@@ -1111,7 +1184,7 @@
               <w14:ligatures w14:val="standardContextual"/>
             </w:rPr>
           </w:pPr>
-          <w:hyperlink w:anchor="_Toc226574986" w:history="1">
+          <w:hyperlink w:anchor="_Toc226635773" w:history="1">
             <w:r>
               <w:rPr>
                 <w:rStyle w:val="a4"/>
@@ -1151,7 +1224,7 @@
                 <w:sz w:val="28"/>
                 <w:szCs w:val="28"/>
               </w:rPr>
-              <w:instrText xml:space="preserve"> PAGEREF _Toc226574986 \h </w:instrText>
+              <w:instrText xml:space="preserve"> PAGEREF _Toc226635773 \h </w:instrText>
             </w:r>
             <w:r>
               <w:rPr>
@@ -1210,7 +1283,7 @@
               <w14:ligatures w14:val="standardContextual"/>
             </w:rPr>
           </w:pPr>
-          <w:hyperlink w:anchor="_Toc226574987" w:history="1">
+          <w:hyperlink w:anchor="_Toc226635774" w:history="1">
             <w:r>
               <w:rPr>
                 <w:rStyle w:val="a4"/>
@@ -1250,7 +1323,7 @@
                 <w:sz w:val="28"/>
                 <w:szCs w:val="28"/>
               </w:rPr>
-              <w:instrText xml:space="preserve"> PAGEREF _Toc226574987 \h </w:instrText>
+              <w:instrText xml:space="preserve"> PAGEREF _Toc226635774 \h </w:instrText>
             </w:r>
             <w:r>
               <w:rPr>
@@ -1309,7 +1382,7 @@
               <w14:ligatures w14:val="standardContextual"/>
             </w:rPr>
           </w:pPr>
-          <w:hyperlink w:anchor="_Toc226574988" w:history="1">
+          <w:hyperlink w:anchor="_Toc226635775" w:history="1">
             <w:r>
               <w:rPr>
                 <w:rStyle w:val="a4"/>
@@ -1318,20 +1391,8 @@
                 <w:noProof/>
                 <w:sz w:val="28"/>
                 <w:szCs w:val="28"/>
-                <w:lang w:val="en-US"/>
-              </w:rPr>
-              <w:t xml:space="preserve">6.1. </w:t>
-            </w:r>
-            <w:r>
-              <w:rPr>
-                <w:rStyle w:val="a4"/>
-                <w:rFonts w:ascii="Times New Roman" w:hAnsi="Times New Roman" w:cs="Times New Roman"/>
-                <w:iCs/>
-                <w:noProof/>
-                <w:sz w:val="28"/>
-                <w:szCs w:val="28"/>
-              </w:rPr>
-              <w:t>Базовая статистика</w:t>
+              </w:rPr>
+              <w:t>6.1. Базовая статистика</w:t>
             </w:r>
             <w:r>
               <w:rPr>
@@ -1361,7 +1422,7 @@
                 <w:sz w:val="28"/>
                 <w:szCs w:val="28"/>
               </w:rPr>
-              <w:instrText xml:space="preserve"> PAGEREF _Toc226574988 \h </w:instrText>
+              <w:instrText xml:space="preserve"> PAGEREF _Toc226635775 \h </w:instrText>
             </w:r>
             <w:r>
               <w:rPr>
@@ -1420,7 +1481,7 @@
               <w14:ligatures w14:val="standardContextual"/>
             </w:rPr>
           </w:pPr>
-          <w:hyperlink w:anchor="_Toc226574989" w:history="1">
+          <w:hyperlink w:anchor="_Toc226635776" w:history="1">
             <w:r>
               <w:rPr>
                 <w:rStyle w:val="a4"/>
@@ -1460,7 +1521,7 @@
                 <w:sz w:val="28"/>
                 <w:szCs w:val="28"/>
               </w:rPr>
-              <w:instrText xml:space="preserve"> PAGEREF _Toc226574989 \h </w:instrText>
+              <w:instrText xml:space="preserve"> PAGEREF _Toc226635776 \h </w:instrText>
             </w:r>
             <w:r>
               <w:rPr>
@@ -1519,7 +1580,7 @@
               <w14:ligatures w14:val="standardContextual"/>
             </w:rPr>
           </w:pPr>
-          <w:hyperlink w:anchor="_Toc226574990" w:history="1">
+          <w:hyperlink w:anchor="_Toc226635777" w:history="1">
             <w:r>
               <w:rPr>
                 <w:rStyle w:val="a4"/>
@@ -1559,7 +1620,7 @@
                 <w:sz w:val="28"/>
                 <w:szCs w:val="28"/>
               </w:rPr>
-              <w:instrText xml:space="preserve"> PAGEREF _Toc226574990 \h </w:instrText>
+              <w:instrText xml:space="preserve"> PAGEREF _Toc226635777 \h </w:instrText>
             </w:r>
             <w:r>
               <w:rPr>
@@ -1618,7 +1679,7 @@
               <w14:ligatures w14:val="standardContextual"/>
             </w:rPr>
           </w:pPr>
-          <w:hyperlink w:anchor="_Toc226574991" w:history="1">
+          <w:hyperlink w:anchor="_Toc226635778" w:history="1">
             <w:r>
               <w:rPr>
                 <w:rStyle w:val="a4"/>
@@ -1658,7 +1719,7 @@
                 <w:sz w:val="28"/>
                 <w:szCs w:val="28"/>
               </w:rPr>
-              <w:instrText xml:space="preserve"> PAGEREF _Toc226574991 \h </w:instrText>
+              <w:instrText xml:space="preserve"> PAGEREF _Toc226635778 \h </w:instrText>
             </w:r>
             <w:r>
               <w:rPr>
@@ -1707,14 +1768,18 @@
             <w:tabs>
               <w:tab w:val="right" w:leader="dot" w:pos="9345"/>
             </w:tabs>
+            <w:ind w:left="0"/>
             <w:rPr>
-              <w:rFonts w:ascii="Times New Roman" w:hAnsi="Times New Roman" w:cs="Times New Roman"/>
+              <w:rFonts w:ascii="Times New Roman" w:eastAsiaTheme="minorEastAsia" w:hAnsi="Times New Roman" w:cs="Times New Roman"/>
               <w:noProof/>
+              <w:kern w:val="2"/>
               <w:sz w:val="28"/>
               <w:szCs w:val="28"/>
+              <w:lang w:eastAsia="ru-RU"/>
+              <w14:ligatures w14:val="standardContextual"/>
             </w:rPr>
           </w:pPr>
-          <w:hyperlink w:anchor="_Toc226574992" w:history="1">
+          <w:hyperlink w:anchor="_Toc226635779" w:history="1">
             <w:r>
               <w:rPr>
                 <w:rStyle w:val="a4"/>
@@ -1775,7 +1840,7 @@
                 <w:sz w:val="28"/>
                 <w:szCs w:val="28"/>
               </w:rPr>
-              <w:instrText xml:space="preserve"> PAGEREF _Toc226574992 \h </w:instrText>
+              <w:instrText xml:space="preserve"> PAGEREF _Toc226635779 \h </w:instrText>
             </w:r>
             <w:r>
               <w:rPr>
@@ -1824,14 +1889,18 @@
             <w:tabs>
               <w:tab w:val="right" w:leader="dot" w:pos="9345"/>
             </w:tabs>
+            <w:ind w:left="0"/>
             <w:rPr>
-              <w:rFonts w:ascii="Times New Roman" w:hAnsi="Times New Roman" w:cs="Times New Roman"/>
+              <w:rFonts w:ascii="Times New Roman" w:eastAsiaTheme="minorEastAsia" w:hAnsi="Times New Roman" w:cs="Times New Roman"/>
               <w:noProof/>
+              <w:kern w:val="2"/>
               <w:sz w:val="28"/>
               <w:szCs w:val="28"/>
+              <w:lang w:eastAsia="ru-RU"/>
+              <w14:ligatures w14:val="standardContextual"/>
             </w:rPr>
           </w:pPr>
-          <w:hyperlink w:anchor="_Toc226574993" w:history="1">
+          <w:hyperlink w:anchor="_Toc226635780" w:history="1">
             <w:r>
               <w:rPr>
                 <w:rStyle w:val="a4"/>
@@ -1858,11 +1927,12 @@
               <w:rPr>
                 <w:rStyle w:val="a4"/>
                 <w:rFonts w:ascii="Times New Roman" w:hAnsi="Times New Roman" w:cs="Times New Roman"/>
-                <w:noProof/>
-                <w:sz w:val="28"/>
-                <w:szCs w:val="28"/>
-              </w:rPr>
-              <w:t>Выявленные «горячие точки» репозитория</w:t>
+                <w:bCs/>
+                <w:noProof/>
+                <w:sz w:val="28"/>
+                <w:szCs w:val="28"/>
+              </w:rPr>
+              <w:t>Выявление «горячих точек» с помощью Gitinspector (метрики сложности)</w:t>
             </w:r>
             <w:r>
               <w:rPr>
@@ -1892,7 +1962,7 @@
                 <w:sz w:val="28"/>
                 <w:szCs w:val="28"/>
               </w:rPr>
-              <w:instrText xml:space="preserve"> PAGEREF _Toc226574993 \h </w:instrText>
+              <w:instrText xml:space="preserve"> PAGEREF _Toc226635780 \h </w:instrText>
             </w:r>
             <w:r>
               <w:rPr>
@@ -1941,14 +2011,18 @@
             <w:tabs>
               <w:tab w:val="right" w:leader="dot" w:pos="9345"/>
             </w:tabs>
+            <w:ind w:left="0"/>
             <w:rPr>
-              <w:rFonts w:ascii="Times New Roman" w:hAnsi="Times New Roman" w:cs="Times New Roman"/>
+              <w:rFonts w:ascii="Times New Roman" w:eastAsiaTheme="minorEastAsia" w:hAnsi="Times New Roman" w:cs="Times New Roman"/>
               <w:noProof/>
+              <w:kern w:val="2"/>
               <w:sz w:val="28"/>
               <w:szCs w:val="28"/>
+              <w:lang w:eastAsia="ru-RU"/>
+              <w14:ligatures w14:val="standardContextual"/>
             </w:rPr>
           </w:pPr>
-          <w:hyperlink w:anchor="_Toc226574994" w:history="1">
+          <w:hyperlink w:anchor="_Toc226635781" w:history="1">
             <w:r>
               <w:rPr>
                 <w:rStyle w:val="a4"/>
@@ -1975,6 +2049,251 @@
               <w:rPr>
                 <w:rStyle w:val="a4"/>
                 <w:rFonts w:ascii="Times New Roman" w:hAnsi="Times New Roman" w:cs="Times New Roman"/>
+                <w:bCs/>
+                <w:noProof/>
+                <w:sz w:val="28"/>
+                <w:szCs w:val="28"/>
+              </w:rPr>
+              <w:t>Выявление «горячих точек» на основе реляционной модели (повторение эксперимента Макшакова)</w:t>
+            </w:r>
+            <w:r>
+              <w:rPr>
+                <w:rFonts w:ascii="Times New Roman" w:hAnsi="Times New Roman" w:cs="Times New Roman"/>
+                <w:noProof/>
+                <w:webHidden/>
+                <w:sz w:val="28"/>
+                <w:szCs w:val="28"/>
+              </w:rPr>
+              <w:tab/>
+            </w:r>
+            <w:r>
+              <w:rPr>
+                <w:rFonts w:ascii="Times New Roman" w:hAnsi="Times New Roman" w:cs="Times New Roman"/>
+                <w:noProof/>
+                <w:webHidden/>
+                <w:sz w:val="28"/>
+                <w:szCs w:val="28"/>
+              </w:rPr>
+              <w:fldChar w:fldCharType="begin"/>
+            </w:r>
+            <w:r>
+              <w:rPr>
+                <w:rFonts w:ascii="Times New Roman" w:hAnsi="Times New Roman" w:cs="Times New Roman"/>
+                <w:noProof/>
+                <w:webHidden/>
+                <w:sz w:val="28"/>
+                <w:szCs w:val="28"/>
+              </w:rPr>
+              <w:instrText xml:space="preserve"> PAGEREF _Toc226635781 \h </w:instrText>
+            </w:r>
+            <w:r>
+              <w:rPr>
+                <w:rFonts w:ascii="Times New Roman" w:hAnsi="Times New Roman" w:cs="Times New Roman"/>
+                <w:noProof/>
+                <w:webHidden/>
+                <w:sz w:val="28"/>
+                <w:szCs w:val="28"/>
+              </w:rPr>
+            </w:r>
+            <w:r>
+              <w:rPr>
+                <w:rFonts w:ascii="Times New Roman" w:hAnsi="Times New Roman" w:cs="Times New Roman"/>
+                <w:noProof/>
+                <w:webHidden/>
+                <w:sz w:val="28"/>
+                <w:szCs w:val="28"/>
+              </w:rPr>
+              <w:fldChar w:fldCharType="separate"/>
+            </w:r>
+            <w:r>
+              <w:rPr>
+                <w:rFonts w:ascii="Times New Roman" w:hAnsi="Times New Roman" w:cs="Times New Roman"/>
+                <w:noProof/>
+                <w:webHidden/>
+                <w:sz w:val="28"/>
+                <w:szCs w:val="28"/>
+              </w:rPr>
+              <w:t>11</w:t>
+            </w:r>
+            <w:r>
+              <w:rPr>
+                <w:rFonts w:ascii="Times New Roman" w:hAnsi="Times New Roman" w:cs="Times New Roman"/>
+                <w:noProof/>
+                <w:webHidden/>
+                <w:sz w:val="28"/>
+                <w:szCs w:val="28"/>
+              </w:rPr>
+              <w:fldChar w:fldCharType="end"/>
+            </w:r>
+          </w:hyperlink>
+        </w:p>
+        <w:p>
+          <w:pPr>
+            <w:pStyle w:val="21"/>
+            <w:tabs>
+              <w:tab w:val="right" w:leader="dot" w:pos="9345"/>
+            </w:tabs>
+            <w:ind w:left="0"/>
+            <w:rPr>
+              <w:rFonts w:ascii="Times New Roman" w:eastAsiaTheme="minorEastAsia" w:hAnsi="Times New Roman" w:cs="Times New Roman"/>
+              <w:noProof/>
+              <w:kern w:val="2"/>
+              <w:sz w:val="28"/>
+              <w:szCs w:val="28"/>
+              <w:lang w:eastAsia="ru-RU"/>
+              <w14:ligatures w14:val="standardContextual"/>
+            </w:rPr>
+          </w:pPr>
+          <w:hyperlink w:anchor="_Toc226635782" w:history="1">
+            <w:r>
+              <w:rPr>
+                <w:rStyle w:val="a4"/>
+                <w:rFonts w:ascii="Times New Roman" w:hAnsi="Times New Roman" w:cs="Times New Roman"/>
+                <w:noProof/>
+                <w:sz w:val="28"/>
+                <w:szCs w:val="28"/>
+              </w:rPr>
+              <w:t>6.8</w:t>
+            </w:r>
+            <w:r>
+              <w:rPr>
+                <w:rStyle w:val="a4"/>
+                <w:rFonts w:ascii="Times New Roman" w:hAnsi="Times New Roman" w:cs="Times New Roman"/>
+                <w:i/>
+                <w:iCs/>
+                <w:noProof/>
+                <w:sz w:val="28"/>
+                <w:szCs w:val="28"/>
+              </w:rPr>
+              <w:t xml:space="preserve">.  </w:t>
+            </w:r>
+            <w:r>
+              <w:rPr>
+                <w:rStyle w:val="a4"/>
+                <w:rFonts w:ascii="Times New Roman" w:hAnsi="Times New Roman" w:cs="Times New Roman"/>
+                <w:bCs/>
+                <w:noProof/>
+                <w:sz w:val="28"/>
+                <w:szCs w:val="28"/>
+              </w:rPr>
+              <w:t>Сравнение результатов двух подходов</w:t>
+            </w:r>
+            <w:r>
+              <w:rPr>
+                <w:rFonts w:ascii="Times New Roman" w:hAnsi="Times New Roman" w:cs="Times New Roman"/>
+                <w:noProof/>
+                <w:webHidden/>
+                <w:sz w:val="28"/>
+                <w:szCs w:val="28"/>
+              </w:rPr>
+              <w:tab/>
+            </w:r>
+            <w:r>
+              <w:rPr>
+                <w:rFonts w:ascii="Times New Roman" w:hAnsi="Times New Roman" w:cs="Times New Roman"/>
+                <w:noProof/>
+                <w:webHidden/>
+                <w:sz w:val="28"/>
+                <w:szCs w:val="28"/>
+              </w:rPr>
+              <w:fldChar w:fldCharType="begin"/>
+            </w:r>
+            <w:r>
+              <w:rPr>
+                <w:rFonts w:ascii="Times New Roman" w:hAnsi="Times New Roman" w:cs="Times New Roman"/>
+                <w:noProof/>
+                <w:webHidden/>
+                <w:sz w:val="28"/>
+                <w:szCs w:val="28"/>
+              </w:rPr>
+              <w:instrText xml:space="preserve"> PAGEREF _Toc226635782 \h </w:instrText>
+            </w:r>
+            <w:r>
+              <w:rPr>
+                <w:rFonts w:ascii="Times New Roman" w:hAnsi="Times New Roman" w:cs="Times New Roman"/>
+                <w:noProof/>
+                <w:webHidden/>
+                <w:sz w:val="28"/>
+                <w:szCs w:val="28"/>
+              </w:rPr>
+            </w:r>
+            <w:r>
+              <w:rPr>
+                <w:rFonts w:ascii="Times New Roman" w:hAnsi="Times New Roman" w:cs="Times New Roman"/>
+                <w:noProof/>
+                <w:webHidden/>
+                <w:sz w:val="28"/>
+                <w:szCs w:val="28"/>
+              </w:rPr>
+              <w:fldChar w:fldCharType="separate"/>
+            </w:r>
+            <w:r>
+              <w:rPr>
+                <w:rFonts w:ascii="Times New Roman" w:hAnsi="Times New Roman" w:cs="Times New Roman"/>
+                <w:noProof/>
+                <w:webHidden/>
+                <w:sz w:val="28"/>
+                <w:szCs w:val="28"/>
+              </w:rPr>
+              <w:t>13</w:t>
+            </w:r>
+            <w:r>
+              <w:rPr>
+                <w:rFonts w:ascii="Times New Roman" w:hAnsi="Times New Roman" w:cs="Times New Roman"/>
+                <w:noProof/>
+                <w:webHidden/>
+                <w:sz w:val="28"/>
+                <w:szCs w:val="28"/>
+              </w:rPr>
+              <w:fldChar w:fldCharType="end"/>
+            </w:r>
+          </w:hyperlink>
+        </w:p>
+        <w:p>
+          <w:pPr>
+            <w:pStyle w:val="21"/>
+            <w:tabs>
+              <w:tab w:val="right" w:leader="dot" w:pos="9345"/>
+            </w:tabs>
+            <w:ind w:left="0"/>
+            <w:rPr>
+              <w:rFonts w:ascii="Times New Roman" w:eastAsiaTheme="minorEastAsia" w:hAnsi="Times New Roman" w:cs="Times New Roman"/>
+              <w:noProof/>
+              <w:kern w:val="2"/>
+              <w:sz w:val="28"/>
+              <w:szCs w:val="28"/>
+              <w:lang w:eastAsia="ru-RU"/>
+              <w14:ligatures w14:val="standardContextual"/>
+            </w:rPr>
+          </w:pPr>
+          <w:hyperlink w:anchor="_Toc226635783" w:history="1">
+            <w:r>
+              <w:rPr>
+                <w:rStyle w:val="a4"/>
+                <w:rFonts w:ascii="Times New Roman" w:hAnsi="Times New Roman" w:cs="Times New Roman"/>
+                <w:noProof/>
+                <w:sz w:val="28"/>
+                <w:szCs w:val="28"/>
+              </w:rPr>
+              <w:t>6.9</w:t>
+            </w:r>
+            <w:r>
+              <w:rPr>
+                <w:rStyle w:val="a4"/>
+                <w:rFonts w:ascii="Times New Roman" w:hAnsi="Times New Roman" w:cs="Times New Roman"/>
+                <w:i/>
+                <w:iCs/>
+                <w:noProof/>
+                <w:sz w:val="28"/>
+                <w:szCs w:val="28"/>
+              </w:rPr>
+              <w:t xml:space="preserve">.  </w:t>
+            </w:r>
+            <w:r>
+              <w:rPr>
+                <w:rStyle w:val="a4"/>
+                <w:rFonts w:ascii="Times New Roman" w:hAnsi="Times New Roman" w:cs="Times New Roman"/>
+                <w:bCs/>
                 <w:noProof/>
                 <w:sz w:val="28"/>
                 <w:szCs w:val="28"/>
@@ -2009,7 +2328,7 @@
                 <w:sz w:val="28"/>
                 <w:szCs w:val="28"/>
               </w:rPr>
-              <w:instrText xml:space="preserve"> PAGEREF _Toc226574994 \h </w:instrText>
+              <w:instrText xml:space="preserve"> PAGEREF _Toc226635783 \h </w:instrText>
             </w:r>
             <w:r>
               <w:rPr>
@@ -2038,7 +2357,7 @@
                 <w:sz w:val="28"/>
                 <w:szCs w:val="28"/>
               </w:rPr>
-              <w:t>11</w:t>
+              <w:t>14</w:t>
             </w:r>
             <w:r>
               <w:rPr>
@@ -2068,7 +2387,7 @@
               <w14:ligatures w14:val="standardContextual"/>
             </w:rPr>
           </w:pPr>
-          <w:hyperlink w:anchor="_Toc226574995" w:history="1">
+          <w:hyperlink w:anchor="_Toc226635784" w:history="1">
             <w:r>
               <w:rPr>
                 <w:rStyle w:val="a4"/>
@@ -2108,7 +2427,7 @@
                 <w:sz w:val="28"/>
                 <w:szCs w:val="28"/>
               </w:rPr>
-              <w:instrText xml:space="preserve"> PAGEREF _Toc226574995 \h </w:instrText>
+              <w:instrText xml:space="preserve"> PAGEREF _Toc226635784 \h </w:instrText>
             </w:r>
             <w:r>
               <w:rPr>
@@ -2137,7 +2456,7 @@
                 <w:sz w:val="28"/>
                 <w:szCs w:val="28"/>
               </w:rPr>
-              <w:t>11</w:t>
+              <w:t>15</w:t>
             </w:r>
             <w:r>
               <w:rPr>
@@ -2158,16 +2477,16 @@
               <w:tab w:val="right" w:leader="dot" w:pos="9345"/>
             </w:tabs>
             <w:rPr>
-              <w:rFonts w:ascii="Times New Roman" w:eastAsiaTheme="minorEastAsia" w:hAnsi="Times New Roman" w:cs="Times New Roman"/>
+              <w:rFonts w:eastAsiaTheme="minorEastAsia"/>
               <w:noProof/>
               <w:kern w:val="2"/>
-              <w:sz w:val="28"/>
-              <w:szCs w:val="28"/>
+              <w:sz w:val="24"/>
+              <w:szCs w:val="24"/>
               <w:lang w:eastAsia="ru-RU"/>
               <w14:ligatures w14:val="standardContextual"/>
             </w:rPr>
           </w:pPr>
-          <w:hyperlink w:anchor="_Toc226574996" w:history="1">
+          <w:hyperlink w:anchor="_Toc226635785" w:history="1">
             <w:r>
               <w:rPr>
                 <w:rStyle w:val="a4"/>
@@ -2207,7 +2526,7 @@
                 <w:sz w:val="28"/>
                 <w:szCs w:val="28"/>
               </w:rPr>
-              <w:instrText xml:space="preserve"> PAGEREF _Toc226574996 \h </w:instrText>
+              <w:instrText xml:space="preserve"> PAGEREF _Toc226635785 \h </w:instrText>
             </w:r>
             <w:r>
               <w:rPr>
@@ -2236,7 +2555,7 @@
                 <w:sz w:val="28"/>
                 <w:szCs w:val="28"/>
               </w:rPr>
-              <w:t>12</w:t>
+              <w:t>15</w:t>
             </w:r>
             <w:r>
               <w:rPr>
@@ -2288,7 +2607,7 @@
           <w:iCs/>
         </w:rPr>
       </w:pPr>
-      <w:bookmarkStart w:id="0" w:name="_Toc226574981"/>
+      <w:bookmarkStart w:id="0" w:name="_Toc226635768"/>
       <w:r>
         <w:rPr>
           <w:i w:val="0"/>
@@ -2449,7 +2768,25 @@
                 <w:sz w:val="28"/>
                 <w:szCs w:val="28"/>
               </w:rPr>
-              <w:t>Получение информации о «горячих точках» кода на основе анализа реляционной модели git-репозитория</w:t>
+              <w:t xml:space="preserve">Получение информации о «горячих точках» кода на основе анализа реляционной модели </w:t>
+            </w:r>
+            <w:proofErr w:type="spellStart"/>
+            <w:r>
+              <w:rPr>
+                <w:rFonts w:ascii="Times New Roman" w:eastAsia="Times New Roman" w:hAnsi="Times New Roman" w:cs="Times New Roman"/>
+                <w:sz w:val="28"/>
+                <w:szCs w:val="28"/>
+              </w:rPr>
+              <w:t>git</w:t>
+            </w:r>
+            <w:proofErr w:type="spellEnd"/>
+            <w:r>
+              <w:rPr>
+                <w:rFonts w:ascii="Times New Roman" w:eastAsia="Times New Roman" w:hAnsi="Times New Roman" w:cs="Times New Roman"/>
+                <w:sz w:val="28"/>
+                <w:szCs w:val="28"/>
+              </w:rPr>
+              <w:t>-репозитория</w:t>
             </w:r>
           </w:p>
         </w:tc>
@@ -2531,7 +2868,25 @@
           <w:sz w:val="28"/>
           <w:szCs w:val="28"/>
         </w:rPr>
-        <w:t xml:space="preserve"> анализатор Git-репозиториев, который выявляет «горячие точки» кода на основе анализа истории коммитов, авторов, метрик.</w:t>
+        <w:t xml:space="preserve"> анализатор </w:t>
+      </w:r>
+      <w:proofErr w:type="spellStart"/>
+      <w:r>
+        <w:rPr>
+          <w:rFonts w:ascii="Times New Roman" w:hAnsi="Times New Roman" w:cs="Times New Roman"/>
+          <w:sz w:val="28"/>
+          <w:szCs w:val="28"/>
+        </w:rPr>
+        <w:t>Git</w:t>
+      </w:r>
+      <w:proofErr w:type="spellEnd"/>
+      <w:r>
+        <w:rPr>
+          <w:rFonts w:ascii="Times New Roman" w:hAnsi="Times New Roman" w:cs="Times New Roman"/>
+          <w:sz w:val="28"/>
+          <w:szCs w:val="28"/>
+        </w:rPr>
+        <w:t>-репозиториев, который выявляет «горячие точки» кода на основе анализа истории коммитов, авторов, метрик.</w:t>
       </w:r>
     </w:p>
     <w:p>
@@ -2552,7 +2907,7 @@
         </w:rPr>
         <w:t xml:space="preserve"> </w:t>
       </w:r>
-      <w:bookmarkStart w:id="1" w:name="_Toc226574982"/>
+      <w:bookmarkStart w:id="1" w:name="_Toc226635769"/>
       <w:r>
         <w:rPr>
           <w:i w:val="0"/>
@@ -2595,8 +2950,18 @@
           <w:sz w:val="28"/>
           <w:szCs w:val="28"/>
         </w:rPr>
-        <w:t xml:space="preserve"> Исходный код и документация доступны в официальном репозитории на GitHub</w:t>
-      </w:r>
+        <w:t xml:space="preserve"> Исходный код и документация доступны в официальном репозитории на </w:t>
+      </w:r>
+      <w:proofErr w:type="spellStart"/>
+      <w:r>
+        <w:rPr>
+          <w:rFonts w:ascii="Times New Roman" w:hAnsi="Times New Roman" w:cs="Times New Roman"/>
+          <w:sz w:val="28"/>
+          <w:szCs w:val="28"/>
+        </w:rPr>
+        <w:t>GitHub</w:t>
+      </w:r>
+      <w:proofErr w:type="spellEnd"/>
       <w:r>
         <w:rPr>
           <w:rFonts w:ascii="Times New Roman" w:hAnsi="Times New Roman" w:cs="Times New Roman"/>
@@ -2627,7 +2992,25 @@
           <w:sz w:val="28"/>
           <w:szCs w:val="28"/>
         </w:rPr>
-        <w:t>). Инструмент доступен для установки на всех основных операционных системах (Windows, macOS, Linux) через различные менеджеры пакетов, что делает его очень доступным для широкого круга пользователей.</w:t>
+        <w:t xml:space="preserve">). Инструмент доступен для установки на всех основных операционных системах (Windows, </w:t>
+      </w:r>
+      <w:proofErr w:type="spellStart"/>
+      <w:r>
+        <w:rPr>
+          <w:rFonts w:ascii="Times New Roman" w:hAnsi="Times New Roman" w:cs="Times New Roman"/>
+          <w:sz w:val="28"/>
+          <w:szCs w:val="28"/>
+        </w:rPr>
+        <w:t>macOS</w:t>
+      </w:r>
+      <w:proofErr w:type="spellEnd"/>
+      <w:r>
+        <w:rPr>
+          <w:rFonts w:ascii="Times New Roman" w:hAnsi="Times New Roman" w:cs="Times New Roman"/>
+          <w:sz w:val="28"/>
+          <w:szCs w:val="28"/>
+        </w:rPr>
+        <w:t>, Linux) через различные менеджеры пакетов, что делает его очень доступным для широкого круга пользователей.</w:t>
       </w:r>
     </w:p>
     <w:p>
@@ -2640,7 +3023,7 @@
           <w:iCs/>
         </w:rPr>
       </w:pPr>
-      <w:bookmarkStart w:id="2" w:name="_Toc226574983"/>
+      <w:bookmarkStart w:id="2" w:name="_Toc226635770"/>
       <w:r>
         <w:rPr>
           <w:i w:val="0"/>
@@ -2686,13 +3069,23 @@
           <w:szCs w:val="28"/>
         </w:rPr>
       </w:pPr>
-      <w:r>
-        <w:rPr>
-          <w:rFonts w:ascii="Times New Roman" w:hAnsi="Times New Roman" w:cs="Times New Roman"/>
-          <w:sz w:val="28"/>
-          <w:szCs w:val="28"/>
-        </w:rPr>
-        <w:t>Debian/Ubuntu (Linux): Установка производится из официальных репозиториев стандартной командой:</w:t>
+      <w:proofErr w:type="spellStart"/>
+      <w:r>
+        <w:rPr>
+          <w:rFonts w:ascii="Times New Roman" w:hAnsi="Times New Roman" w:cs="Times New Roman"/>
+          <w:sz w:val="28"/>
+          <w:szCs w:val="28"/>
+        </w:rPr>
+        <w:t>Debian</w:t>
+      </w:r>
+      <w:proofErr w:type="spellEnd"/>
+      <w:r>
+        <w:rPr>
+          <w:rFonts w:ascii="Times New Roman" w:hAnsi="Times New Roman" w:cs="Times New Roman"/>
+          <w:sz w:val="28"/>
+          <w:szCs w:val="28"/>
+        </w:rPr>
+        <w:t>/Ubuntu (Linux): Установка производится из официальных репозиториев стандартной командой:</w:t>
       </w:r>
     </w:p>
     <w:p>
@@ -2739,6 +3132,7 @@
           <w:lang w:val="en-US"/>
         </w:rPr>
       </w:pPr>
+      <w:proofErr w:type="spellStart"/>
       <w:r>
         <w:rPr>
           <w:rFonts w:ascii="Times New Roman" w:hAnsi="Times New Roman" w:cs="Times New Roman"/>
@@ -2746,7 +3140,17 @@
           <w:szCs w:val="28"/>
           <w:lang w:val="en-US"/>
         </w:rPr>
-        <w:t>sudo apt update</w:t>
+        <w:t>sudo</w:t>
+      </w:r>
+      <w:proofErr w:type="spellEnd"/>
+      <w:r>
+        <w:rPr>
+          <w:rFonts w:ascii="Times New Roman" w:hAnsi="Times New Roman" w:cs="Times New Roman"/>
+          <w:sz w:val="28"/>
+          <w:szCs w:val="28"/>
+          <w:lang w:val="en-US"/>
+        </w:rPr>
+        <w:t xml:space="preserve"> apt update</w:t>
       </w:r>
     </w:p>
     <w:p>
@@ -2766,6 +3170,7 @@
           <w:lang w:val="en-US"/>
         </w:rPr>
       </w:pPr>
+      <w:proofErr w:type="spellStart"/>
       <w:r>
         <w:rPr>
           <w:rFonts w:ascii="Times New Roman" w:hAnsi="Times New Roman" w:cs="Times New Roman"/>
@@ -2773,7 +3178,17 @@
           <w:szCs w:val="28"/>
           <w:lang w:val="en-US"/>
         </w:rPr>
-        <w:t>sudo apt install gitinspector</w:t>
+        <w:t>sudo</w:t>
+      </w:r>
+      <w:proofErr w:type="spellEnd"/>
+      <w:r>
+        <w:rPr>
+          <w:rFonts w:ascii="Times New Roman" w:hAnsi="Times New Roman" w:cs="Times New Roman"/>
+          <w:sz w:val="28"/>
+          <w:szCs w:val="28"/>
+          <w:lang w:val="en-US"/>
+        </w:rPr>
+        <w:t xml:space="preserve"> apt install gitinspector</w:t>
       </w:r>
     </w:p>
     <w:p>
@@ -2813,7 +3228,43 @@
           <w:sz w:val="28"/>
           <w:szCs w:val="28"/>
         </w:rPr>
-        <w:t xml:space="preserve">   macOS: Рекомендуемый способ — использование менеджера пакетов Homebrew:</w:t>
+        <w:t xml:space="preserve">   </w:t>
+      </w:r>
+      <w:proofErr w:type="spellStart"/>
+      <w:r>
+        <w:rPr>
+          <w:rFonts w:ascii="Times New Roman" w:hAnsi="Times New Roman" w:cs="Times New Roman"/>
+          <w:sz w:val="28"/>
+          <w:szCs w:val="28"/>
+        </w:rPr>
+        <w:t>macOS</w:t>
+      </w:r>
+      <w:proofErr w:type="spellEnd"/>
+      <w:r>
+        <w:rPr>
+          <w:rFonts w:ascii="Times New Roman" w:hAnsi="Times New Roman" w:cs="Times New Roman"/>
+          <w:sz w:val="28"/>
+          <w:szCs w:val="28"/>
+        </w:rPr>
+        <w:t xml:space="preserve">: Рекомендуемый способ — использование менеджера пакетов </w:t>
+      </w:r>
+      <w:proofErr w:type="spellStart"/>
+      <w:r>
+        <w:rPr>
+          <w:rFonts w:ascii="Times New Roman" w:hAnsi="Times New Roman" w:cs="Times New Roman"/>
+          <w:sz w:val="28"/>
+          <w:szCs w:val="28"/>
+        </w:rPr>
+        <w:t>Homebrew</w:t>
+      </w:r>
+      <w:proofErr w:type="spellEnd"/>
+      <w:r>
+        <w:rPr>
+          <w:rFonts w:ascii="Times New Roman" w:hAnsi="Times New Roman" w:cs="Times New Roman"/>
+          <w:sz w:val="28"/>
+          <w:szCs w:val="28"/>
+        </w:rPr>
+        <w:t>:</w:t>
       </w:r>
     </w:p>
     <w:p>
@@ -2832,6 +3283,7 @@
           <w:szCs w:val="28"/>
         </w:rPr>
       </w:pPr>
+      <w:proofErr w:type="spellStart"/>
       <w:r>
         <w:rPr>
           <w:rFonts w:ascii="Times New Roman" w:hAnsi="Times New Roman" w:cs="Times New Roman"/>
@@ -2841,6 +3293,7 @@
         <w:lastRenderedPageBreak/>
         <w:t>bash</w:t>
       </w:r>
+      <w:proofErr w:type="spellEnd"/>
     </w:p>
     <w:p>
       <w:pPr>
@@ -2858,13 +3311,41 @@
           <w:szCs w:val="28"/>
         </w:rPr>
       </w:pPr>
-      <w:r>
-        <w:rPr>
-          <w:rFonts w:ascii="Times New Roman" w:hAnsi="Times New Roman" w:cs="Times New Roman"/>
-          <w:sz w:val="28"/>
-          <w:szCs w:val="28"/>
-        </w:rPr>
-        <w:t>brew install gitinspector</w:t>
+      <w:proofErr w:type="spellStart"/>
+      <w:r>
+        <w:rPr>
+          <w:rFonts w:ascii="Times New Roman" w:hAnsi="Times New Roman" w:cs="Times New Roman"/>
+          <w:sz w:val="28"/>
+          <w:szCs w:val="28"/>
+        </w:rPr>
+        <w:t>brew</w:t>
+      </w:r>
+      <w:proofErr w:type="spellEnd"/>
+      <w:r>
+        <w:rPr>
+          <w:rFonts w:ascii="Times New Roman" w:hAnsi="Times New Roman" w:cs="Times New Roman"/>
+          <w:sz w:val="28"/>
+          <w:szCs w:val="28"/>
+        </w:rPr>
+        <w:t xml:space="preserve"> </w:t>
+      </w:r>
+      <w:proofErr w:type="spellStart"/>
+      <w:r>
+        <w:rPr>
+          <w:rFonts w:ascii="Times New Roman" w:hAnsi="Times New Roman" w:cs="Times New Roman"/>
+          <w:sz w:val="28"/>
+          <w:szCs w:val="28"/>
+        </w:rPr>
+        <w:t>install</w:t>
+      </w:r>
+      <w:proofErr w:type="spellEnd"/>
+      <w:r>
+        <w:rPr>
+          <w:rFonts w:ascii="Times New Roman" w:hAnsi="Times New Roman" w:cs="Times New Roman"/>
+          <w:sz w:val="28"/>
+          <w:szCs w:val="28"/>
+        </w:rPr>
+        <w:t xml:space="preserve"> gitinspector</w:t>
       </w:r>
     </w:p>
     <w:p>
@@ -2884,7 +3365,25 @@
           <w:sz w:val="28"/>
           <w:szCs w:val="28"/>
         </w:rPr>
-        <w:t xml:space="preserve">    Windows: Самый простой способ — использовать менеджер пакетов npm (требует предустановленного Node.js):</w:t>
+        <w:t xml:space="preserve">    Windows: Самый простой способ — использовать менеджер пакетов </w:t>
+      </w:r>
+      <w:proofErr w:type="spellStart"/>
+      <w:r>
+        <w:rPr>
+          <w:rFonts w:ascii="Times New Roman" w:hAnsi="Times New Roman" w:cs="Times New Roman"/>
+          <w:sz w:val="28"/>
+          <w:szCs w:val="28"/>
+        </w:rPr>
+        <w:t>npm</w:t>
+      </w:r>
+      <w:proofErr w:type="spellEnd"/>
+      <w:r>
+        <w:rPr>
+          <w:rFonts w:ascii="Times New Roman" w:hAnsi="Times New Roman" w:cs="Times New Roman"/>
+          <w:sz w:val="28"/>
+          <w:szCs w:val="28"/>
+        </w:rPr>
+        <w:t xml:space="preserve"> (требует предустановленного Node.js):</w:t>
       </w:r>
     </w:p>
     <w:p>
@@ -2935,6 +3434,7 @@
         </w:rPr>
         <w:t xml:space="preserve">    </w:t>
       </w:r>
+      <w:proofErr w:type="spellStart"/>
       <w:r>
         <w:rPr>
           <w:rFonts w:ascii="Times New Roman" w:hAnsi="Times New Roman" w:cs="Times New Roman"/>
@@ -2944,6 +3444,7 @@
         </w:rPr>
         <w:t>npm</w:t>
       </w:r>
+      <w:proofErr w:type="spellEnd"/>
       <w:r>
         <w:rPr>
           <w:rFonts w:ascii="Times New Roman" w:hAnsi="Times New Roman" w:cs="Times New Roman"/>
@@ -3013,7 +3514,25 @@
           <w:sz w:val="28"/>
           <w:szCs w:val="28"/>
         </w:rPr>
-        <w:t xml:space="preserve">    Также существует отдельный проект «gitinspectorgui», предоставляющий графический интерфейс и устанавливаемый через отдельный инсталлятор.</w:t>
+        <w:t xml:space="preserve">    Также существует отдельный проект «</w:t>
+      </w:r>
+      <w:proofErr w:type="spellStart"/>
+      <w:r>
+        <w:rPr>
+          <w:rFonts w:ascii="Times New Roman" w:hAnsi="Times New Roman" w:cs="Times New Roman"/>
+          <w:sz w:val="28"/>
+          <w:szCs w:val="28"/>
+        </w:rPr>
+        <w:t>gitinspectorgui</w:t>
+      </w:r>
+      <w:proofErr w:type="spellEnd"/>
+      <w:r>
+        <w:rPr>
+          <w:rFonts w:ascii="Times New Roman" w:hAnsi="Times New Roman" w:cs="Times New Roman"/>
+          <w:sz w:val="28"/>
+          <w:szCs w:val="28"/>
+        </w:rPr>
+        <w:t>», предоставляющий графический интерфейс и устанавливаемый через отдельный инсталлятор.</w:t>
       </w:r>
     </w:p>
     <w:p>
@@ -3033,7 +3552,34 @@
           <w:sz w:val="28"/>
           <w:szCs w:val="28"/>
         </w:rPr>
-        <w:t xml:space="preserve">   Кроссплатформенная установка (через Python/pip):</w:t>
+        <w:t xml:space="preserve">   Кроссплатформенная установка (через Python/</w:t>
+      </w:r>
+      <w:proofErr w:type="spellStart"/>
+      <w:r>
+        <w:rPr>
+          <w:rFonts w:ascii="Times New Roman" w:hAnsi="Times New Roman" w:cs="Times New Roman"/>
+          <w:sz w:val="28"/>
+          <w:szCs w:val="28"/>
+        </w:rPr>
+        <w:t>pip</w:t>
+      </w:r>
+      <w:proofErr w:type="spellEnd"/>
+      <w:r>
+        <w:rPr>
+          <w:rFonts w:ascii="Times New Roman" w:hAnsi="Times New Roman" w:cs="Times New Roman"/>
+          <w:sz w:val="28"/>
+          <w:szCs w:val="28"/>
+        </w:rPr>
+        <w:t>)</w:t>
+      </w:r>
+      <w:proofErr w:type="gramStart"/>
+      <w:r>
+        <w:rPr>
+          <w:rFonts w:ascii="Times New Roman" w:hAnsi="Times New Roman" w:cs="Times New Roman"/>
+          <w:sz w:val="28"/>
+          <w:szCs w:val="28"/>
+        </w:rPr>
+        <w:t>:</w:t>
       </w:r>
       <w:r>
         <w:rPr>
@@ -3049,7 +3595,52 @@
           <w:sz w:val="28"/>
           <w:szCs w:val="28"/>
         </w:rPr>
-        <w:t>Так как инструмент написан на Python, он доступен в репозитории PyPI. Его можно установить с помощью «pip», что делает его доступным на любой системе с интерпретатором Python:</w:t>
+        <w:t>Так</w:t>
+      </w:r>
+      <w:proofErr w:type="gramEnd"/>
+      <w:r>
+        <w:rPr>
+          <w:rFonts w:ascii="Times New Roman" w:hAnsi="Times New Roman" w:cs="Times New Roman"/>
+          <w:sz w:val="28"/>
+          <w:szCs w:val="28"/>
+        </w:rPr>
+        <w:t xml:space="preserve"> как инструмент написан на Python, он доступен в репозитории </w:t>
+      </w:r>
+      <w:proofErr w:type="spellStart"/>
+      <w:r>
+        <w:rPr>
+          <w:rFonts w:ascii="Times New Roman" w:hAnsi="Times New Roman" w:cs="Times New Roman"/>
+          <w:sz w:val="28"/>
+          <w:szCs w:val="28"/>
+        </w:rPr>
+        <w:t>PyPI</w:t>
+      </w:r>
+      <w:proofErr w:type="spellEnd"/>
+      <w:r>
+        <w:rPr>
+          <w:rFonts w:ascii="Times New Roman" w:hAnsi="Times New Roman" w:cs="Times New Roman"/>
+          <w:sz w:val="28"/>
+          <w:szCs w:val="28"/>
+        </w:rPr>
+        <w:t>. Его можно установить с помощью «</w:t>
+      </w:r>
+      <w:proofErr w:type="spellStart"/>
+      <w:r>
+        <w:rPr>
+          <w:rFonts w:ascii="Times New Roman" w:hAnsi="Times New Roman" w:cs="Times New Roman"/>
+          <w:sz w:val="28"/>
+          <w:szCs w:val="28"/>
+        </w:rPr>
+        <w:t>pip</w:t>
+      </w:r>
+      <w:proofErr w:type="spellEnd"/>
+      <w:r>
+        <w:rPr>
+          <w:rFonts w:ascii="Times New Roman" w:hAnsi="Times New Roman" w:cs="Times New Roman"/>
+          <w:sz w:val="28"/>
+          <w:szCs w:val="28"/>
+        </w:rPr>
+        <w:t>», что делает его доступным на любой системе с интерпретатором Python:</w:t>
       </w:r>
     </w:p>
     <w:p>
@@ -3101,8 +3692,39 @@
           <w:szCs w:val="28"/>
           <w:lang w:val="en-US"/>
         </w:rPr>
-        <w:t xml:space="preserve">    pip install gitinspector</w:t>
-      </w:r>
+        <w:t xml:space="preserve">    </w:t>
+      </w:r>
+      <w:proofErr w:type="gramStart"/>
+      <w:r>
+        <w:rPr>
+          <w:rFonts w:ascii="Times New Roman" w:hAnsi="Times New Roman" w:cs="Times New Roman"/>
+          <w:sz w:val="28"/>
+          <w:szCs w:val="28"/>
+          <w:lang w:val="en-US"/>
+        </w:rPr>
+        <w:t>pip</w:t>
+      </w:r>
+      <w:proofErr w:type="gramEnd"/>
+      <w:r>
+        <w:rPr>
+          <w:rFonts w:ascii="Times New Roman" w:hAnsi="Times New Roman" w:cs="Times New Roman"/>
+          <w:sz w:val="28"/>
+          <w:szCs w:val="28"/>
+          <w:lang w:val="en-US"/>
+        </w:rPr>
+        <w:t xml:space="preserve"> </w:t>
+      </w:r>
+      <w:proofErr w:type="gramStart"/>
+      <w:r>
+        <w:rPr>
+          <w:rFonts w:ascii="Times New Roman" w:hAnsi="Times New Roman" w:cs="Times New Roman"/>
+          <w:sz w:val="28"/>
+          <w:szCs w:val="28"/>
+          <w:lang w:val="en-US"/>
+        </w:rPr>
+        <w:t>install gitinspector</w:t>
+      </w:r>
+      <w:proofErr w:type="gramEnd"/>
     </w:p>
     <w:p>
       <w:pPr>
@@ -3175,7 +3797,27 @@
           <w:szCs w:val="28"/>
           <w:lang w:val="en-US"/>
         </w:rPr>
-        <w:t xml:space="preserve">    pip install gitinspectorgui (</w:t>
+        <w:t xml:space="preserve">    pip install </w:t>
+      </w:r>
+      <w:proofErr w:type="spellStart"/>
+      <w:r>
+        <w:rPr>
+          <w:rFonts w:ascii="Times New Roman" w:hAnsi="Times New Roman" w:cs="Times New Roman"/>
+          <w:sz w:val="28"/>
+          <w:szCs w:val="28"/>
+          <w:lang w:val="en-US"/>
+        </w:rPr>
+        <w:t>gitinspectorgui</w:t>
+      </w:r>
+      <w:proofErr w:type="spellEnd"/>
+      <w:r>
+        <w:rPr>
+          <w:rFonts w:ascii="Times New Roman" w:hAnsi="Times New Roman" w:cs="Times New Roman"/>
+          <w:sz w:val="28"/>
+          <w:szCs w:val="28"/>
+          <w:lang w:val="en-US"/>
+        </w:rPr>
+        <w:t xml:space="preserve"> (</w:t>
       </w:r>
       <w:r>
         <w:rPr>
@@ -3226,8 +3868,19 @@
           <w:szCs w:val="28"/>
           <w:lang w:val="en-US"/>
         </w:rPr>
-        <w:t xml:space="preserve"> GUI) .</w:t>
-      </w:r>
+        <w:t xml:space="preserve"> GUI</w:t>
+      </w:r>
+      <w:proofErr w:type="gramStart"/>
+      <w:r>
+        <w:rPr>
+          <w:rFonts w:ascii="Times New Roman" w:hAnsi="Times New Roman" w:cs="Times New Roman"/>
+          <w:sz w:val="28"/>
+          <w:szCs w:val="28"/>
+          <w:lang w:val="en-US"/>
+        </w:rPr>
+        <w:t>) .</w:t>
+      </w:r>
+      <w:proofErr w:type="gramEnd"/>
     </w:p>
     <w:p>
       <w:pPr>
@@ -3247,7 +3900,7 @@
         </w:rPr>
         <w:t xml:space="preserve"> </w:t>
       </w:r>
-      <w:bookmarkStart w:id="3" w:name="_Toc226574984"/>
+      <w:bookmarkStart w:id="3" w:name="_Toc226635771"/>
       <w:r>
         <w:rPr>
           <w:i w:val="0"/>
@@ -3294,7 +3947,43 @@
           <w:sz w:val="28"/>
           <w:szCs w:val="28"/>
         </w:rPr>
-        <w:t xml:space="preserve">   Официальная документация: На GitHub-странице проекта представлено подробное «README», в котором описаны основные функции, примеры использования и список поддерживаемых языков.</w:t>
+        <w:t xml:space="preserve">   Официальная документация</w:t>
+      </w:r>
+      <w:proofErr w:type="gramStart"/>
+      <w:r>
+        <w:rPr>
+          <w:rFonts w:ascii="Times New Roman" w:hAnsi="Times New Roman" w:cs="Times New Roman"/>
+          <w:sz w:val="28"/>
+          <w:szCs w:val="28"/>
+        </w:rPr>
+        <w:t>: На</w:t>
+      </w:r>
+      <w:proofErr w:type="gramEnd"/>
+      <w:r>
+        <w:rPr>
+          <w:rFonts w:ascii="Times New Roman" w:hAnsi="Times New Roman" w:cs="Times New Roman"/>
+          <w:sz w:val="28"/>
+          <w:szCs w:val="28"/>
+        </w:rPr>
+        <w:t xml:space="preserve"> </w:t>
+      </w:r>
+      <w:proofErr w:type="spellStart"/>
+      <w:r>
+        <w:rPr>
+          <w:rFonts w:ascii="Times New Roman" w:hAnsi="Times New Roman" w:cs="Times New Roman"/>
+          <w:sz w:val="28"/>
+          <w:szCs w:val="28"/>
+        </w:rPr>
+        <w:t>GitHub</w:t>
+      </w:r>
+      <w:proofErr w:type="spellEnd"/>
+      <w:r>
+        <w:rPr>
+          <w:rFonts w:ascii="Times New Roman" w:hAnsi="Times New Roman" w:cs="Times New Roman"/>
+          <w:sz w:val="28"/>
+          <w:szCs w:val="28"/>
+        </w:rPr>
+        <w:t>-странице проекта представлено подробное «README», в котором описаны основные функции, примеры использования и список поддерживаемых языков.</w:t>
       </w:r>
     </w:p>
     <w:p>
@@ -3314,8 +4003,54 @@
           <w:sz w:val="28"/>
           <w:szCs w:val="28"/>
         </w:rPr>
-        <w:t xml:space="preserve">   Man-страницы (Linux): В системах Linux и Unix доступны стандартные man-страницы («man gitinspector»), которые детально описывают все возможные флаги и опции командной строки .</w:t>
-      </w:r>
+        <w:t xml:space="preserve">   Man-страницы (Linux): В системах Linux и Unix доступны стандартные </w:t>
+      </w:r>
+      <w:proofErr w:type="spellStart"/>
+      <w:r>
+        <w:rPr>
+          <w:rFonts w:ascii="Times New Roman" w:hAnsi="Times New Roman" w:cs="Times New Roman"/>
+          <w:sz w:val="28"/>
+          <w:szCs w:val="28"/>
+        </w:rPr>
+        <w:t>man</w:t>
+      </w:r>
+      <w:proofErr w:type="spellEnd"/>
+      <w:r>
+        <w:rPr>
+          <w:rFonts w:ascii="Times New Roman" w:hAnsi="Times New Roman" w:cs="Times New Roman"/>
+          <w:sz w:val="28"/>
+          <w:szCs w:val="28"/>
+        </w:rPr>
+        <w:t>-страницы («</w:t>
+      </w:r>
+      <w:proofErr w:type="spellStart"/>
+      <w:r>
+        <w:rPr>
+          <w:rFonts w:ascii="Times New Roman" w:hAnsi="Times New Roman" w:cs="Times New Roman"/>
+          <w:sz w:val="28"/>
+          <w:szCs w:val="28"/>
+        </w:rPr>
+        <w:t>man</w:t>
+      </w:r>
+      <w:proofErr w:type="spellEnd"/>
+      <w:r>
+        <w:rPr>
+          <w:rFonts w:ascii="Times New Roman" w:hAnsi="Times New Roman" w:cs="Times New Roman"/>
+          <w:sz w:val="28"/>
+          <w:szCs w:val="28"/>
+        </w:rPr>
+        <w:t xml:space="preserve"> gitinspector»), которые детально описывают все возможные флаги и опции командной </w:t>
+      </w:r>
+      <w:proofErr w:type="gramStart"/>
+      <w:r>
+        <w:rPr>
+          <w:rFonts w:ascii="Times New Roman" w:hAnsi="Times New Roman" w:cs="Times New Roman"/>
+          <w:sz w:val="28"/>
+          <w:szCs w:val="28"/>
+        </w:rPr>
+        <w:t>строки .</w:t>
+      </w:r>
+      <w:proofErr w:type="gramEnd"/>
     </w:p>
     <w:p>
       <w:pPr>
@@ -3334,7 +4069,43 @@
           <w:sz w:val="28"/>
           <w:szCs w:val="28"/>
         </w:rPr>
-        <w:t xml:space="preserve">   Сторонние руководства: Существует множество туториалов и статей, например, на CSDN и GitCode, которые описывают процесс установки и базовое использование инструмента, что делает его особенно понятным для новичков.</w:t>
+        <w:t xml:space="preserve">   Сторонние руководства</w:t>
+      </w:r>
+      <w:proofErr w:type="gramStart"/>
+      <w:r>
+        <w:rPr>
+          <w:rFonts w:ascii="Times New Roman" w:hAnsi="Times New Roman" w:cs="Times New Roman"/>
+          <w:sz w:val="28"/>
+          <w:szCs w:val="28"/>
+        </w:rPr>
+        <w:t>: Существует</w:t>
+      </w:r>
+      <w:proofErr w:type="gramEnd"/>
+      <w:r>
+        <w:rPr>
+          <w:rFonts w:ascii="Times New Roman" w:hAnsi="Times New Roman" w:cs="Times New Roman"/>
+          <w:sz w:val="28"/>
+          <w:szCs w:val="28"/>
+        </w:rPr>
+        <w:t xml:space="preserve"> множество туториалов и статей, например, на CSDN и </w:t>
+      </w:r>
+      <w:proofErr w:type="spellStart"/>
+      <w:r>
+        <w:rPr>
+          <w:rFonts w:ascii="Times New Roman" w:hAnsi="Times New Roman" w:cs="Times New Roman"/>
+          <w:sz w:val="28"/>
+          <w:szCs w:val="28"/>
+        </w:rPr>
+        <w:t>GitCode</w:t>
+      </w:r>
+      <w:proofErr w:type="spellEnd"/>
+      <w:r>
+        <w:rPr>
+          <w:rFonts w:ascii="Times New Roman" w:hAnsi="Times New Roman" w:cs="Times New Roman"/>
+          <w:sz w:val="28"/>
+          <w:szCs w:val="28"/>
+        </w:rPr>
+        <w:t>, которые описывают процесс установки и базовое использование инструмента, что делает его особенно понятным для новичков.</w:t>
       </w:r>
     </w:p>
     <w:p>
@@ -3355,7 +4126,25 @@
           <w:szCs w:val="28"/>
         </w:rPr>
         <w:lastRenderedPageBreak/>
-        <w:t xml:space="preserve">   Актуальность: Инструмент поддерживается сообществом, хотя и не развивается активно. Последние обновления в репозиториях датированы 2024-2025 годом, что говорит о его стабильности и поддержке.</w:t>
+        <w:t xml:space="preserve">   Актуальность: Инструмент поддерживается сообществом, хотя и не развивается активно. Последние обновления в репозиториях датированы </w:t>
+      </w:r>
+      <w:proofErr w:type="gramStart"/>
+      <w:r>
+        <w:rPr>
+          <w:rFonts w:ascii="Times New Roman" w:hAnsi="Times New Roman" w:cs="Times New Roman"/>
+          <w:sz w:val="28"/>
+          <w:szCs w:val="28"/>
+        </w:rPr>
+        <w:t>2024-2025</w:t>
+      </w:r>
+      <w:proofErr w:type="gramEnd"/>
+      <w:r>
+        <w:rPr>
+          <w:rFonts w:ascii="Times New Roman" w:hAnsi="Times New Roman" w:cs="Times New Roman"/>
+          <w:sz w:val="28"/>
+          <w:szCs w:val="28"/>
+        </w:rPr>
+        <w:t xml:space="preserve"> годом, что говорит о его стабильности и поддержке.</w:t>
       </w:r>
     </w:p>
     <w:p>
@@ -3375,7 +4164,7 @@
         </w:rPr>
         <w:t xml:space="preserve"> </w:t>
       </w:r>
-      <w:bookmarkStart w:id="4" w:name="_Toc226574985"/>
+      <w:bookmarkStart w:id="4" w:name="_Toc226635772"/>
       <w:r>
         <w:rPr>
           <w:i w:val="0"/>
@@ -3402,7 +4191,187 @@
           <w:sz w:val="28"/>
           <w:szCs w:val="28"/>
         </w:rPr>
-        <w:t>Gitinspector не выполняет глубокий синтаксический анализ (как парсеры AST), но умеет фильтровать файлы по их расширениям. По умолчанию он анализирует файлы со следующими расширениями: «java, c, cc, cpp, h, hh, hpp, py, glsl, rb, js, sql».</w:t>
+        <w:t>Gitinspector не выполняет глубокий синтаксический анализ (как парсеры AST), но умеет фильтровать файлы по их расширениям. По умолчанию он анализирует файлы со следующими расширениями: «</w:t>
+      </w:r>
+      <w:proofErr w:type="spellStart"/>
+      <w:r>
+        <w:rPr>
+          <w:rFonts w:ascii="Times New Roman" w:hAnsi="Times New Roman" w:cs="Times New Roman"/>
+          <w:sz w:val="28"/>
+          <w:szCs w:val="28"/>
+        </w:rPr>
+        <w:t>java</w:t>
+      </w:r>
+      <w:proofErr w:type="spellEnd"/>
+      <w:r>
+        <w:rPr>
+          <w:rFonts w:ascii="Times New Roman" w:hAnsi="Times New Roman" w:cs="Times New Roman"/>
+          <w:sz w:val="28"/>
+          <w:szCs w:val="28"/>
+        </w:rPr>
+        <w:t xml:space="preserve">, c, </w:t>
+      </w:r>
+      <w:proofErr w:type="spellStart"/>
+      <w:r>
+        <w:rPr>
+          <w:rFonts w:ascii="Times New Roman" w:hAnsi="Times New Roman" w:cs="Times New Roman"/>
+          <w:sz w:val="28"/>
+          <w:szCs w:val="28"/>
+        </w:rPr>
+        <w:t>cc</w:t>
+      </w:r>
+      <w:proofErr w:type="spellEnd"/>
+      <w:r>
+        <w:rPr>
+          <w:rFonts w:ascii="Times New Roman" w:hAnsi="Times New Roman" w:cs="Times New Roman"/>
+          <w:sz w:val="28"/>
+          <w:szCs w:val="28"/>
+        </w:rPr>
+        <w:t xml:space="preserve">, </w:t>
+      </w:r>
+      <w:proofErr w:type="spellStart"/>
+      <w:r>
+        <w:rPr>
+          <w:rFonts w:ascii="Times New Roman" w:hAnsi="Times New Roman" w:cs="Times New Roman"/>
+          <w:sz w:val="28"/>
+          <w:szCs w:val="28"/>
+        </w:rPr>
+        <w:t>cpp</w:t>
+      </w:r>
+      <w:proofErr w:type="spellEnd"/>
+      <w:r>
+        <w:rPr>
+          <w:rFonts w:ascii="Times New Roman" w:hAnsi="Times New Roman" w:cs="Times New Roman"/>
+          <w:sz w:val="28"/>
+          <w:szCs w:val="28"/>
+        </w:rPr>
+        <w:t xml:space="preserve">, h, </w:t>
+      </w:r>
+      <w:proofErr w:type="spellStart"/>
+      <w:r>
+        <w:rPr>
+          <w:rFonts w:ascii="Times New Roman" w:hAnsi="Times New Roman" w:cs="Times New Roman"/>
+          <w:sz w:val="28"/>
+          <w:szCs w:val="28"/>
+        </w:rPr>
+        <w:t>hh</w:t>
+      </w:r>
+      <w:proofErr w:type="spellEnd"/>
+      <w:r>
+        <w:rPr>
+          <w:rFonts w:ascii="Times New Roman" w:hAnsi="Times New Roman" w:cs="Times New Roman"/>
+          <w:sz w:val="28"/>
+          <w:szCs w:val="28"/>
+        </w:rPr>
+        <w:t xml:space="preserve">, </w:t>
+      </w:r>
+      <w:proofErr w:type="spellStart"/>
+      <w:r>
+        <w:rPr>
+          <w:rFonts w:ascii="Times New Roman" w:hAnsi="Times New Roman" w:cs="Times New Roman"/>
+          <w:sz w:val="28"/>
+          <w:szCs w:val="28"/>
+        </w:rPr>
+        <w:t>hpp</w:t>
+      </w:r>
+      <w:proofErr w:type="spellEnd"/>
+      <w:r>
+        <w:rPr>
+          <w:rFonts w:ascii="Times New Roman" w:hAnsi="Times New Roman" w:cs="Times New Roman"/>
+          <w:sz w:val="28"/>
+          <w:szCs w:val="28"/>
+        </w:rPr>
+        <w:t xml:space="preserve">, </w:t>
+      </w:r>
+      <w:proofErr w:type="spellStart"/>
+      <w:r>
+        <w:rPr>
+          <w:rFonts w:ascii="Times New Roman" w:hAnsi="Times New Roman" w:cs="Times New Roman"/>
+          <w:sz w:val="28"/>
+          <w:szCs w:val="28"/>
+        </w:rPr>
+        <w:t>py</w:t>
+      </w:r>
+      <w:proofErr w:type="spellEnd"/>
+      <w:r>
+        <w:rPr>
+          <w:rFonts w:ascii="Times New Roman" w:hAnsi="Times New Roman" w:cs="Times New Roman"/>
+          <w:sz w:val="28"/>
+          <w:szCs w:val="28"/>
+        </w:rPr>
+        <w:t xml:space="preserve">, </w:t>
+      </w:r>
+      <w:proofErr w:type="spellStart"/>
+      <w:r>
+        <w:rPr>
+          <w:rFonts w:ascii="Times New Roman" w:hAnsi="Times New Roman" w:cs="Times New Roman"/>
+          <w:sz w:val="28"/>
+          <w:szCs w:val="28"/>
+        </w:rPr>
+        <w:t>glsl</w:t>
+      </w:r>
+      <w:proofErr w:type="spellEnd"/>
+      <w:r>
+        <w:rPr>
+          <w:rFonts w:ascii="Times New Roman" w:hAnsi="Times New Roman" w:cs="Times New Roman"/>
+          <w:sz w:val="28"/>
+          <w:szCs w:val="28"/>
+        </w:rPr>
+        <w:t xml:space="preserve">, </w:t>
+      </w:r>
+      <w:proofErr w:type="spellStart"/>
+      <w:r>
+        <w:rPr>
+          <w:rFonts w:ascii="Times New Roman" w:hAnsi="Times New Roman" w:cs="Times New Roman"/>
+          <w:sz w:val="28"/>
+          <w:szCs w:val="28"/>
+        </w:rPr>
+        <w:t>rb</w:t>
+      </w:r>
+      <w:proofErr w:type="spellEnd"/>
+      <w:r>
+        <w:rPr>
+          <w:rFonts w:ascii="Times New Roman" w:hAnsi="Times New Roman" w:cs="Times New Roman"/>
+          <w:sz w:val="28"/>
+          <w:szCs w:val="28"/>
+        </w:rPr>
+        <w:t xml:space="preserve">, </w:t>
+      </w:r>
+      <w:proofErr w:type="spellStart"/>
+      <w:r>
+        <w:rPr>
+          <w:rFonts w:ascii="Times New Roman" w:hAnsi="Times New Roman" w:cs="Times New Roman"/>
+          <w:sz w:val="28"/>
+          <w:szCs w:val="28"/>
+        </w:rPr>
+        <w:t>js</w:t>
+      </w:r>
+      <w:proofErr w:type="spellEnd"/>
+      <w:r>
+        <w:rPr>
+          <w:rFonts w:ascii="Times New Roman" w:hAnsi="Times New Roman" w:cs="Times New Roman"/>
+          <w:sz w:val="28"/>
+          <w:szCs w:val="28"/>
+        </w:rPr>
+        <w:t xml:space="preserve">, </w:t>
+      </w:r>
+      <w:proofErr w:type="spellStart"/>
+      <w:r>
+        <w:rPr>
+          <w:rFonts w:ascii="Times New Roman" w:hAnsi="Times New Roman" w:cs="Times New Roman"/>
+          <w:sz w:val="28"/>
+          <w:szCs w:val="28"/>
+        </w:rPr>
+        <w:t>sql</w:t>
+      </w:r>
+      <w:proofErr w:type="spellEnd"/>
+      <w:r>
+        <w:rPr>
+          <w:rFonts w:ascii="Times New Roman" w:hAnsi="Times New Roman" w:cs="Times New Roman"/>
+          <w:sz w:val="28"/>
+          <w:szCs w:val="28"/>
+        </w:rPr>
+        <w:t>».</w:t>
       </w:r>
     </w:p>
     <w:p>
@@ -3422,7 +4391,71 @@
           <w:sz w:val="28"/>
           <w:szCs w:val="28"/>
         </w:rPr>
-        <w:t>Это покрывает большинство популярных языков (C, C++, Java, Python, JavaScript). Пользователь может легко изменить этот список с помощью флага «-f», добавив поддержку любого другого языка, например, Go («.go») или Rust («.rs»).</w:t>
+        <w:t>Это покрывает большинство популярных языков (C, C++, Java, Python, JavaScript). Пользователь может легко изменить этот список с помощью флага «-f», добавив поддержку любого другого языка, например, Go (</w:t>
+      </w:r>
+      <w:proofErr w:type="gramStart"/>
+      <w:r>
+        <w:rPr>
+          <w:rFonts w:ascii="Times New Roman" w:hAnsi="Times New Roman" w:cs="Times New Roman"/>
+          <w:sz w:val="28"/>
+          <w:szCs w:val="28"/>
+        </w:rPr>
+        <w:t>«.</w:t>
+      </w:r>
+      <w:proofErr w:type="spellStart"/>
+      <w:r>
+        <w:rPr>
+          <w:rFonts w:ascii="Times New Roman" w:hAnsi="Times New Roman" w:cs="Times New Roman"/>
+          <w:sz w:val="28"/>
+          <w:szCs w:val="28"/>
+        </w:rPr>
+        <w:t>go</w:t>
+      </w:r>
+      <w:proofErr w:type="spellEnd"/>
+      <w:proofErr w:type="gramEnd"/>
+      <w:r>
+        <w:rPr>
+          <w:rFonts w:ascii="Times New Roman" w:hAnsi="Times New Roman" w:cs="Times New Roman"/>
+          <w:sz w:val="28"/>
+          <w:szCs w:val="28"/>
+        </w:rPr>
+        <w:t xml:space="preserve">») или </w:t>
+      </w:r>
+      <w:proofErr w:type="spellStart"/>
+      <w:r>
+        <w:rPr>
+          <w:rFonts w:ascii="Times New Roman" w:hAnsi="Times New Roman" w:cs="Times New Roman"/>
+          <w:sz w:val="28"/>
+          <w:szCs w:val="28"/>
+        </w:rPr>
+        <w:t>Rust</w:t>
+      </w:r>
+      <w:proofErr w:type="spellEnd"/>
+      <w:r>
+        <w:rPr>
+          <w:rFonts w:ascii="Times New Roman" w:hAnsi="Times New Roman" w:cs="Times New Roman"/>
+          <w:sz w:val="28"/>
+          <w:szCs w:val="28"/>
+        </w:rPr>
+        <w:t xml:space="preserve"> («.</w:t>
+      </w:r>
+      <w:proofErr w:type="spellStart"/>
+      <w:r>
+        <w:rPr>
+          <w:rFonts w:ascii="Times New Roman" w:hAnsi="Times New Roman" w:cs="Times New Roman"/>
+          <w:sz w:val="28"/>
+          <w:szCs w:val="28"/>
+        </w:rPr>
+        <w:t>rs</w:t>
+      </w:r>
+      <w:proofErr w:type="spellEnd"/>
+      <w:r>
+        <w:rPr>
+          <w:rFonts w:ascii="Times New Roman" w:hAnsi="Times New Roman" w:cs="Times New Roman"/>
+          <w:sz w:val="28"/>
+          <w:szCs w:val="28"/>
+        </w:rPr>
+        <w:t>»).</w:t>
       </w:r>
     </w:p>
     <w:p>
@@ -3442,7 +4475,7 @@
         </w:rPr>
         <w:t xml:space="preserve"> </w:t>
       </w:r>
-      <w:bookmarkStart w:id="5" w:name="_Toc226574986"/>
+      <w:bookmarkStart w:id="5" w:name="_Toc226635773"/>
       <w:r>
         <w:rPr>
           <w:i w:val="0"/>
@@ -3509,7 +4542,25 @@
           <w:sz w:val="28"/>
           <w:szCs w:val="28"/>
         </w:rPr>
-        <w:t>2.  Примеры «плохого» кода: Рекомендуется добавить примеры репозиториев с типовыми анти-паттернами (например, один разработчик, который пишет 90% кода, или "мертвый" код) и показать, как статистика Gitinspector помогает их выявить.</w:t>
+        <w:t>2.  Примеры «плохого» кода</w:t>
+      </w:r>
+      <w:proofErr w:type="gramStart"/>
+      <w:r>
+        <w:rPr>
+          <w:rFonts w:ascii="Times New Roman" w:hAnsi="Times New Roman" w:cs="Times New Roman"/>
+          <w:sz w:val="28"/>
+          <w:szCs w:val="28"/>
+        </w:rPr>
+        <w:t>: Рекомендуется</w:t>
+      </w:r>
+      <w:proofErr w:type="gramEnd"/>
+      <w:r>
+        <w:rPr>
+          <w:rFonts w:ascii="Times New Roman" w:hAnsi="Times New Roman" w:cs="Times New Roman"/>
+          <w:sz w:val="28"/>
+          <w:szCs w:val="28"/>
+        </w:rPr>
+        <w:t xml:space="preserve"> добавить примеры репозиториев с типовыми анти-паттернами (например, один разработчик, который пишет 90% кода, или "мертвый" код) и показать, как статистика Gitinspector помогает их выявить.</w:t>
       </w:r>
     </w:p>
     <w:p>
@@ -3529,7 +4580,61 @@
           <w:sz w:val="28"/>
           <w:szCs w:val="28"/>
         </w:rPr>
-        <w:t>3.  Интеграция в CI/CD: Полезным было бы добавить раздел о том, как интегрировать Gitinspector в конвейеры непрерывной интеграции (например, GitLab CI или GitHub Actions) для автоматического контроля качества и распределения ответственности за код.</w:t>
+        <w:t xml:space="preserve">3.  Интеграция в CI/CD: Полезным было бы добавить раздел о том, как интегрировать Gitinspector в конвейеры непрерывной интеграции (например, </w:t>
+      </w:r>
+      <w:proofErr w:type="spellStart"/>
+      <w:r>
+        <w:rPr>
+          <w:rFonts w:ascii="Times New Roman" w:hAnsi="Times New Roman" w:cs="Times New Roman"/>
+          <w:sz w:val="28"/>
+          <w:szCs w:val="28"/>
+        </w:rPr>
+        <w:t>GitLab</w:t>
+      </w:r>
+      <w:proofErr w:type="spellEnd"/>
+      <w:r>
+        <w:rPr>
+          <w:rFonts w:ascii="Times New Roman" w:hAnsi="Times New Roman" w:cs="Times New Roman"/>
+          <w:sz w:val="28"/>
+          <w:szCs w:val="28"/>
+        </w:rPr>
+        <w:t xml:space="preserve"> CI или </w:t>
+      </w:r>
+      <w:proofErr w:type="spellStart"/>
+      <w:r>
+        <w:rPr>
+          <w:rFonts w:ascii="Times New Roman" w:hAnsi="Times New Roman" w:cs="Times New Roman"/>
+          <w:sz w:val="28"/>
+          <w:szCs w:val="28"/>
+        </w:rPr>
+        <w:t>GitHub</w:t>
+      </w:r>
+      <w:proofErr w:type="spellEnd"/>
+      <w:r>
+        <w:rPr>
+          <w:rFonts w:ascii="Times New Roman" w:hAnsi="Times New Roman" w:cs="Times New Roman"/>
+          <w:sz w:val="28"/>
+          <w:szCs w:val="28"/>
+        </w:rPr>
+        <w:t xml:space="preserve"> </w:t>
+      </w:r>
+      <w:proofErr w:type="spellStart"/>
+      <w:r>
+        <w:rPr>
+          <w:rFonts w:ascii="Times New Roman" w:hAnsi="Times New Roman" w:cs="Times New Roman"/>
+          <w:sz w:val="28"/>
+          <w:szCs w:val="28"/>
+        </w:rPr>
+        <w:t>Actions</w:t>
+      </w:r>
+      <w:proofErr w:type="spellEnd"/>
+      <w:r>
+        <w:rPr>
+          <w:rFonts w:ascii="Times New Roman" w:hAnsi="Times New Roman" w:cs="Times New Roman"/>
+          <w:sz w:val="28"/>
+          <w:szCs w:val="28"/>
+        </w:rPr>
+        <w:t>) для автоматического контроля качества и распределения ответственности за код.</w:t>
       </w:r>
     </w:p>
     <w:p>
@@ -3549,7 +4654,79 @@
           <w:sz w:val="28"/>
           <w:szCs w:val="28"/>
         </w:rPr>
-        <w:t>4.  Сравнение с аналогами: Четкое сравнение Gitinspector с «git log --shortstat» или «cloc», чтобы подчеркнуть уникальность его фичи — анализа ответственности авторов («-r») и временной шкалы («-T»).</w:t>
+        <w:t>4.  Сравнение с аналогами: Четкое сравнение Gitinspector с «</w:t>
+      </w:r>
+      <w:proofErr w:type="spellStart"/>
+      <w:r>
+        <w:rPr>
+          <w:rFonts w:ascii="Times New Roman" w:hAnsi="Times New Roman" w:cs="Times New Roman"/>
+          <w:sz w:val="28"/>
+          <w:szCs w:val="28"/>
+        </w:rPr>
+        <w:t>git</w:t>
+      </w:r>
+      <w:proofErr w:type="spellEnd"/>
+      <w:r>
+        <w:rPr>
+          <w:rFonts w:ascii="Times New Roman" w:hAnsi="Times New Roman" w:cs="Times New Roman"/>
+          <w:sz w:val="28"/>
+          <w:szCs w:val="28"/>
+        </w:rPr>
+        <w:t xml:space="preserve"> </w:t>
+      </w:r>
+      <w:proofErr w:type="spellStart"/>
+      <w:r>
+        <w:rPr>
+          <w:rFonts w:ascii="Times New Roman" w:hAnsi="Times New Roman" w:cs="Times New Roman"/>
+          <w:sz w:val="28"/>
+          <w:szCs w:val="28"/>
+        </w:rPr>
+        <w:t>log</w:t>
+      </w:r>
+      <w:proofErr w:type="spellEnd"/>
+      <w:r>
+        <w:rPr>
+          <w:rFonts w:ascii="Times New Roman" w:hAnsi="Times New Roman" w:cs="Times New Roman"/>
+          <w:sz w:val="28"/>
+          <w:szCs w:val="28"/>
+        </w:rPr>
+        <w:t xml:space="preserve"> --</w:t>
+      </w:r>
+      <w:proofErr w:type="spellStart"/>
+      <w:r>
+        <w:rPr>
+          <w:rFonts w:ascii="Times New Roman" w:hAnsi="Times New Roman" w:cs="Times New Roman"/>
+          <w:sz w:val="28"/>
+          <w:szCs w:val="28"/>
+        </w:rPr>
+        <w:t>shortstat</w:t>
+      </w:r>
+      <w:proofErr w:type="spellEnd"/>
+      <w:r>
+        <w:rPr>
+          <w:rFonts w:ascii="Times New Roman" w:hAnsi="Times New Roman" w:cs="Times New Roman"/>
+          <w:sz w:val="28"/>
+          <w:szCs w:val="28"/>
+        </w:rPr>
+        <w:t>» или «</w:t>
+      </w:r>
+      <w:proofErr w:type="spellStart"/>
+      <w:r>
+        <w:rPr>
+          <w:rFonts w:ascii="Times New Roman" w:hAnsi="Times New Roman" w:cs="Times New Roman"/>
+          <w:sz w:val="28"/>
+          <w:szCs w:val="28"/>
+        </w:rPr>
+        <w:t>cloc</w:t>
+      </w:r>
+      <w:proofErr w:type="spellEnd"/>
+      <w:r>
+        <w:rPr>
+          <w:rFonts w:ascii="Times New Roman" w:hAnsi="Times New Roman" w:cs="Times New Roman"/>
+          <w:sz w:val="28"/>
+          <w:szCs w:val="28"/>
+        </w:rPr>
+        <w:t>», чтобы подчеркнуть уникальность его фичи — анализа ответственности авторов («-r») и временной шкалы («-T»).</w:t>
       </w:r>
     </w:p>
     <w:p>
@@ -3570,7 +4747,7 @@
         <w:lastRenderedPageBreak/>
         <w:t xml:space="preserve"> </w:t>
       </w:r>
-      <w:bookmarkStart w:id="6" w:name="_Toc226574987"/>
+      <w:bookmarkStart w:id="6" w:name="_Toc226635774"/>
       <w:r>
         <w:rPr>
           <w:i w:val="0"/>
@@ -3597,7 +4774,25 @@
           <w:sz w:val="28"/>
           <w:szCs w:val="28"/>
         </w:rPr>
-        <w:t xml:space="preserve">Для выполнения практической части был выбран публичный Git-репозиторий «TKI-141TFour» (лабораторные работы по курсу C-программирования) по ссылке: </w:t>
+        <w:t xml:space="preserve">Для выполнения практической части был выбран публичный </w:t>
+      </w:r>
+      <w:proofErr w:type="spellStart"/>
+      <w:r>
+        <w:rPr>
+          <w:rFonts w:ascii="Times New Roman" w:hAnsi="Times New Roman" w:cs="Times New Roman"/>
+          <w:sz w:val="28"/>
+          <w:szCs w:val="28"/>
+        </w:rPr>
+        <w:t>Git</w:t>
+      </w:r>
+      <w:proofErr w:type="spellEnd"/>
+      <w:r>
+        <w:rPr>
+          <w:rFonts w:ascii="Times New Roman" w:hAnsi="Times New Roman" w:cs="Times New Roman"/>
+          <w:sz w:val="28"/>
+          <w:szCs w:val="28"/>
+        </w:rPr>
+        <w:t xml:space="preserve">-репозиторий «TKI-141TFour» (лабораторные работы по курсу C-программирования) по ссылке: </w:t>
       </w:r>
       <w:r>
         <w:rPr>
@@ -3633,19 +4828,39 @@
           <w:sz w:val="28"/>
           <w:szCs w:val="28"/>
         </w:rPr>
-        <w:t>Репозиторий был склонирован на локальную машину:</w:t>
+        <w:t xml:space="preserve">Репозиторий был </w:t>
+      </w:r>
+      <w:proofErr w:type="spellStart"/>
+      <w:r>
+        <w:rPr>
+          <w:rFonts w:ascii="Times New Roman" w:hAnsi="Times New Roman" w:cs="Times New Roman"/>
+          <w:sz w:val="28"/>
+          <w:szCs w:val="28"/>
+        </w:rPr>
+        <w:t>склонирован</w:t>
+      </w:r>
+      <w:proofErr w:type="spellEnd"/>
+      <w:r>
+        <w:rPr>
+          <w:rFonts w:ascii="Times New Roman" w:hAnsi="Times New Roman" w:cs="Times New Roman"/>
+          <w:sz w:val="28"/>
+          <w:szCs w:val="28"/>
+        </w:rPr>
+        <w:t xml:space="preserve"> на локальную машину:</w:t>
       </w:r>
     </w:p>
     <w:p>
       <w:pPr>
         <w:pStyle w:val="SourceCode"/>
       </w:pPr>
+      <w:proofErr w:type="spellStart"/>
       <w:r>
         <w:rPr>
           <w:rStyle w:val="BuiltInTok"/>
         </w:rPr>
         <w:t>cd</w:t>
       </w:r>
+      <w:proofErr w:type="spellEnd"/>
       <w:r>
         <w:rPr>
           <w:rStyle w:val="NormalTok"/>
@@ -3655,27 +4870,45 @@
       <w:r>
         <w:br/>
       </w:r>
+      <w:proofErr w:type="spellStart"/>
       <w:r>
         <w:rPr>
           <w:rStyle w:val="FunctionTok"/>
         </w:rPr>
         <w:t>git</w:t>
       </w:r>
+      <w:proofErr w:type="spellEnd"/>
       <w:r>
         <w:rPr>
           <w:rStyle w:val="NormalTok"/>
         </w:rPr>
-        <w:t xml:space="preserve"> clone https://github.com/BylaniiSergey/TKI-141TFour.git</w:t>
+        <w:t xml:space="preserve"> </w:t>
+      </w:r>
+      <w:proofErr w:type="spellStart"/>
+      <w:r>
+        <w:rPr>
+          <w:rStyle w:val="NormalTok"/>
+        </w:rPr>
+        <w:t>clone</w:t>
+      </w:r>
+      <w:proofErr w:type="spellEnd"/>
+      <w:r>
+        <w:rPr>
+          <w:rStyle w:val="NormalTok"/>
+        </w:rPr>
+        <w:t xml:space="preserve"> https://github.com/BylaniiSergey/TKI-141TFour.git</w:t>
       </w:r>
       <w:r>
         <w:br/>
       </w:r>
+      <w:proofErr w:type="spellStart"/>
       <w:r>
         <w:rPr>
           <w:rStyle w:val="BuiltInTok"/>
         </w:rPr>
         <w:t>cd</w:t>
       </w:r>
+      <w:proofErr w:type="spellEnd"/>
       <w:r>
         <w:rPr>
           <w:rStyle w:val="NormalTok"/>
@@ -3824,7 +5057,7 @@
           <w:szCs w:val="26"/>
         </w:rPr>
       </w:pPr>
-      <w:bookmarkStart w:id="7" w:name="_Toc226574988"/>
+      <w:bookmarkStart w:id="7" w:name="_Toc226635775"/>
       <w:r>
         <w:rPr>
           <w:i w:val="0"/>
@@ -3913,7 +5146,25 @@
           <w:sz w:val="28"/>
           <w:szCs w:val="28"/>
         </w:rPr>
-        <w:t>Автор: BulaniSergey (100,00% изменений)</w:t>
+        <w:t xml:space="preserve">Автор: </w:t>
+      </w:r>
+      <w:proofErr w:type="spellStart"/>
+      <w:r>
+        <w:rPr>
+          <w:rFonts w:ascii="Times New Roman" w:hAnsi="Times New Roman"/>
+          <w:sz w:val="28"/>
+          <w:szCs w:val="28"/>
+        </w:rPr>
+        <w:t>BulaniSergey</w:t>
+      </w:r>
+      <w:proofErr w:type="spellEnd"/>
+      <w:r>
+        <w:rPr>
+          <w:rFonts w:ascii="Times New Roman" w:hAnsi="Times New Roman"/>
+          <w:sz w:val="28"/>
+          <w:szCs w:val="28"/>
+        </w:rPr>
+        <w:t xml:space="preserve"> (100,00% изменений)</w:t>
       </w:r>
     </w:p>
     <w:p>
@@ -3951,7 +5202,25 @@
           <w:sz w:val="28"/>
           <w:szCs w:val="28"/>
         </w:rPr>
-        <w:t>Добавлено строк (Insertions): 130</w:t>
+        <w:t>Добавлено строк (</w:t>
+      </w:r>
+      <w:proofErr w:type="spellStart"/>
+      <w:r>
+        <w:rPr>
+          <w:rFonts w:ascii="Times New Roman" w:hAnsi="Times New Roman"/>
+          <w:sz w:val="28"/>
+          <w:szCs w:val="28"/>
+        </w:rPr>
+        <w:t>Insertions</w:t>
+      </w:r>
+      <w:proofErr w:type="spellEnd"/>
+      <w:r>
+        <w:rPr>
+          <w:rFonts w:ascii="Times New Roman" w:hAnsi="Times New Roman"/>
+          <w:sz w:val="28"/>
+          <w:szCs w:val="28"/>
+        </w:rPr>
+        <w:t>): 130</w:t>
       </w:r>
     </w:p>
     <w:p>
@@ -3970,7 +5239,25 @@
           <w:sz w:val="28"/>
           <w:szCs w:val="28"/>
         </w:rPr>
-        <w:t>Удалено строк (Deletions): 32</w:t>
+        <w:t>Удалено строк (</w:t>
+      </w:r>
+      <w:proofErr w:type="spellStart"/>
+      <w:r>
+        <w:rPr>
+          <w:rFonts w:ascii="Times New Roman" w:hAnsi="Times New Roman"/>
+          <w:sz w:val="28"/>
+          <w:szCs w:val="28"/>
+        </w:rPr>
+        <w:t>Deletions</w:t>
+      </w:r>
+      <w:proofErr w:type="spellEnd"/>
+      <w:r>
+        <w:rPr>
+          <w:rFonts w:ascii="Times New Roman" w:hAnsi="Times New Roman"/>
+          <w:sz w:val="28"/>
+          <w:szCs w:val="28"/>
+        </w:rPr>
+        <w:t>): 32</w:t>
       </w:r>
     </w:p>
     <w:p>
@@ -3989,7 +5276,25 @@
           <w:sz w:val="28"/>
           <w:szCs w:val="28"/>
         </w:rPr>
-        <w:t>Всего строк кода (Rows): 2763</w:t>
+        <w:t>Всего строк кода (</w:t>
+      </w:r>
+      <w:proofErr w:type="spellStart"/>
+      <w:r>
+        <w:rPr>
+          <w:rFonts w:ascii="Times New Roman" w:hAnsi="Times New Roman"/>
+          <w:sz w:val="28"/>
+          <w:szCs w:val="28"/>
+        </w:rPr>
+        <w:t>Rows</w:t>
+      </w:r>
+      <w:proofErr w:type="spellEnd"/>
+      <w:r>
+        <w:rPr>
+          <w:rFonts w:ascii="Times New Roman" w:hAnsi="Times New Roman"/>
+          <w:sz w:val="28"/>
+          <w:szCs w:val="28"/>
+        </w:rPr>
+        <w:t>): 2763</w:t>
       </w:r>
     </w:p>
     <w:p>
@@ -4008,7 +5313,25 @@
           <w:sz w:val="28"/>
           <w:szCs w:val="28"/>
         </w:rPr>
-        <w:t>Стабильность (Stability): 2125,4</w:t>
+        <w:t>Стабильность (</w:t>
+      </w:r>
+      <w:proofErr w:type="spellStart"/>
+      <w:r>
+        <w:rPr>
+          <w:rFonts w:ascii="Times New Roman" w:hAnsi="Times New Roman"/>
+          <w:sz w:val="28"/>
+          <w:szCs w:val="28"/>
+        </w:rPr>
+        <w:t>Stability</w:t>
+      </w:r>
+      <w:proofErr w:type="spellEnd"/>
+      <w:r>
+        <w:rPr>
+          <w:rFonts w:ascii="Times New Roman" w:hAnsi="Times New Roman"/>
+          <w:sz w:val="28"/>
+          <w:szCs w:val="28"/>
+        </w:rPr>
+        <w:t>): 2125,4</w:t>
       </w:r>
     </w:p>
     <w:p>
@@ -4027,7 +5350,43 @@
           <w:sz w:val="28"/>
           <w:szCs w:val="28"/>
         </w:rPr>
-        <w:t>Комментарии (% in comments): 25,15%</w:t>
+        <w:t xml:space="preserve">Комментарии (% </w:t>
+      </w:r>
+      <w:proofErr w:type="spellStart"/>
+      <w:r>
+        <w:rPr>
+          <w:rFonts w:ascii="Times New Roman" w:hAnsi="Times New Roman"/>
+          <w:sz w:val="28"/>
+          <w:szCs w:val="28"/>
+        </w:rPr>
+        <w:t>in</w:t>
+      </w:r>
+      <w:proofErr w:type="spellEnd"/>
+      <w:r>
+        <w:rPr>
+          <w:rFonts w:ascii="Times New Roman" w:hAnsi="Times New Roman"/>
+          <w:sz w:val="28"/>
+          <w:szCs w:val="28"/>
+        </w:rPr>
+        <w:t xml:space="preserve"> </w:t>
+      </w:r>
+      <w:proofErr w:type="spellStart"/>
+      <w:r>
+        <w:rPr>
+          <w:rFonts w:ascii="Times New Roman" w:hAnsi="Times New Roman"/>
+          <w:sz w:val="28"/>
+          <w:szCs w:val="28"/>
+        </w:rPr>
+        <w:t>comments</w:t>
+      </w:r>
+      <w:proofErr w:type="spellEnd"/>
+      <w:r>
+        <w:rPr>
+          <w:rFonts w:ascii="Times New Roman" w:hAnsi="Times New Roman"/>
+          <w:sz w:val="28"/>
+          <w:szCs w:val="28"/>
+        </w:rPr>
+        <w:t>): 25,15%</w:t>
       </w:r>
     </w:p>
     <w:p>
@@ -4171,7 +5530,7 @@
           <w:szCs w:val="26"/>
         </w:rPr>
       </w:pPr>
-      <w:bookmarkStart w:id="8" w:name="_Toc226574989"/>
+      <w:bookmarkStart w:id="8" w:name="_Toc226635776"/>
       <w:r>
         <w:rPr>
           <w:i w:val="0"/>
@@ -4264,7 +5623,25 @@
           <w:sz w:val="28"/>
           <w:szCs w:val="28"/>
         </w:rPr>
-        <w:t>Как видно из результата (Рисунок 3), вся активность в репозитории пришлась на октябрь 2023 года (2023-10), когда было модифицировано 162 строки. Это характерно для учебного проекта, выполненного в рамках одного семестра.</w:t>
+        <w:t>Как видно из результата (Рисунок 3), вся активность в репозитории пришлась на октябрь 2023 года (</w:t>
+      </w:r>
+      <w:proofErr w:type="gramStart"/>
+      <w:r>
+        <w:rPr>
+          <w:rFonts w:ascii="Times New Roman" w:hAnsi="Times New Roman" w:cs="Times New Roman"/>
+          <w:sz w:val="28"/>
+          <w:szCs w:val="28"/>
+        </w:rPr>
+        <w:t>2023-10</w:t>
+      </w:r>
+      <w:proofErr w:type="gramEnd"/>
+      <w:r>
+        <w:rPr>
+          <w:rFonts w:ascii="Times New Roman" w:hAnsi="Times New Roman" w:cs="Times New Roman"/>
+          <w:sz w:val="28"/>
+          <w:szCs w:val="28"/>
+        </w:rPr>
+        <w:t>), когда было модифицировано 162 строки. Это характерно для учебного проекта, выполненного в рамках одного семестра.</w:t>
       </w:r>
     </w:p>
     <w:p>
@@ -4406,6 +5783,7 @@
         </w:rPr>
         <w:t xml:space="preserve"> </w:t>
       </w:r>
+      <w:proofErr w:type="spellStart"/>
       <w:r>
         <w:rPr>
           <w:rFonts w:ascii="Times New Roman" w:hAnsi="Times New Roman" w:cs="Times New Roman"/>
@@ -4414,6 +5792,7 @@
         </w:rPr>
         <w:t>Timeline</w:t>
       </w:r>
+      <w:proofErr w:type="spellEnd"/>
     </w:p>
     <w:p>
       <w:pPr>
@@ -4431,7 +5810,7 @@
           <w:szCs w:val="26"/>
         </w:rPr>
       </w:pPr>
-      <w:bookmarkStart w:id="9" w:name="_Toc226574990"/>
+      <w:bookmarkStart w:id="9" w:name="_Toc226635777"/>
       <w:r>
         <w:rPr>
           <w:i w:val="0"/>
@@ -4530,7 +5909,25 @@
           <w:sz w:val="28"/>
           <w:szCs w:val="28"/>
         </w:rPr>
-        <w:t>Результаты (Рисунок 4) показывают, что автор BulaniSergey в наибольшей степени ответственен за следующие файлы:</w:t>
+        <w:t xml:space="preserve">Результаты (Рисунок 4) показывают, что автор </w:t>
+      </w:r>
+      <w:proofErr w:type="spellStart"/>
+      <w:r>
+        <w:rPr>
+          <w:rFonts w:ascii="Times New Roman" w:hAnsi="Times New Roman" w:cs="Times New Roman"/>
+          <w:sz w:val="28"/>
+          <w:szCs w:val="28"/>
+        </w:rPr>
+        <w:t>BulaniSergey</w:t>
+      </w:r>
+      <w:proofErr w:type="spellEnd"/>
+      <w:r>
+        <w:rPr>
+          <w:rFonts w:ascii="Times New Roman" w:hAnsi="Times New Roman" w:cs="Times New Roman"/>
+          <w:sz w:val="28"/>
+          <w:szCs w:val="28"/>
+        </w:rPr>
+        <w:t xml:space="preserve"> в наибольшей степени ответственен за следующие файлы:</w:t>
       </w:r>
     </w:p>
     <w:tbl>
@@ -4606,6 +6003,7 @@
                 <w:lang w:val="en-US" w:eastAsia="en-US"/>
               </w:rPr>
             </w:pPr>
+            <w:proofErr w:type="spellStart"/>
             <w:r>
               <w:rPr>
                 <w:rFonts w:ascii="Times New Roman" w:hAnsi="Times New Roman"/>
@@ -4615,6 +6013,7 @@
               </w:rPr>
               <w:t>Файл</w:t>
             </w:r>
+            <w:proofErr w:type="spellEnd"/>
           </w:p>
         </w:tc>
         <w:tc>
@@ -4635,6 +6034,7 @@
                 <w:lang w:val="en-US" w:eastAsia="en-US"/>
               </w:rPr>
             </w:pPr>
+            <w:proofErr w:type="spellStart"/>
             <w:r>
               <w:rPr>
                 <w:rFonts w:ascii="Times New Roman" w:hAnsi="Times New Roman"/>
@@ -4642,7 +6042,37 @@
                 <w:szCs w:val="28"/>
                 <w:lang w:val="en-US" w:eastAsia="en-US"/>
               </w:rPr>
-              <w:t>Строк (eloc)</w:t>
+              <w:t>Строк</w:t>
+            </w:r>
+            <w:proofErr w:type="spellEnd"/>
+            <w:r>
+              <w:rPr>
+                <w:rFonts w:ascii="Times New Roman" w:hAnsi="Times New Roman"/>
+                <w:sz w:val="28"/>
+                <w:szCs w:val="28"/>
+                <w:lang w:val="en-US" w:eastAsia="en-US"/>
+              </w:rPr>
+              <w:t xml:space="preserve"> (</w:t>
+            </w:r>
+            <w:proofErr w:type="spellStart"/>
+            <w:r>
+              <w:rPr>
+                <w:rFonts w:ascii="Times New Roman" w:hAnsi="Times New Roman"/>
+                <w:sz w:val="28"/>
+                <w:szCs w:val="28"/>
+                <w:lang w:val="en-US" w:eastAsia="en-US"/>
+              </w:rPr>
+              <w:t>eloc</w:t>
+            </w:r>
+            <w:proofErr w:type="spellEnd"/>
+            <w:r>
+              <w:rPr>
+                <w:rFonts w:ascii="Times New Roman" w:hAnsi="Times New Roman"/>
+                <w:sz w:val="28"/>
+                <w:szCs w:val="28"/>
+                <w:lang w:val="en-US" w:eastAsia="en-US"/>
+              </w:rPr>
+              <w:t>)</w:t>
             </w:r>
           </w:p>
         </w:tc>
@@ -5614,7 +7044,7 @@
           <w:szCs w:val="26"/>
         </w:rPr>
       </w:pPr>
-      <w:bookmarkStart w:id="10" w:name="_Toc226574991"/>
+      <w:bookmarkStart w:id="10" w:name="_Toc226635778"/>
       <w:r>
         <w:rPr>
           <w:i w:val="0"/>
@@ -5701,28 +7131,26 @@
           <w:b/>
           <w:bCs/>
         </w:rPr>
-        <w:t>.md</w:t>
-      </w:r>
-      <w:r>
-        <w:t xml:space="preserve"> — документация Markdown</w:t>
-      </w:r>
-    </w:p>
-    <w:p>
-      <w:pPr>
-        <w:pStyle w:val="Compact"/>
-        <w:ind w:left="720"/>
-      </w:pPr>
+        <w:t>.</w:t>
+      </w:r>
+      <w:proofErr w:type="spellStart"/>
       <w:r>
         <w:rPr>
           <w:rStyle w:val="VerbatimChar"/>
           <w:b/>
           <w:bCs/>
         </w:rPr>
-        <w:t>.sln</w:t>
-      </w:r>
-      <w:r>
-        <w:t xml:space="preserve"> — файл решения Visual Studio</w:t>
-      </w:r>
+        <w:t>md</w:t>
+      </w:r>
+      <w:proofErr w:type="spellEnd"/>
+      <w:r>
+        <w:t xml:space="preserve"> — документация </w:t>
+      </w:r>
+      <w:proofErr w:type="spellStart"/>
+      <w:r>
+        <w:t>Markdown</w:t>
+      </w:r>
+      <w:proofErr w:type="spellEnd"/>
     </w:p>
     <w:p>
       <w:pPr>
@@ -5735,8 +7163,45 @@
           <w:b/>
           <w:bCs/>
         </w:rPr>
-        <w:t>.vcxproj</w:t>
-      </w:r>
+        <w:t>.</w:t>
+      </w:r>
+      <w:proofErr w:type="spellStart"/>
+      <w:r>
+        <w:rPr>
+          <w:rStyle w:val="VerbatimChar"/>
+          <w:b/>
+          <w:bCs/>
+        </w:rPr>
+        <w:t>sln</w:t>
+      </w:r>
+      <w:proofErr w:type="spellEnd"/>
+      <w:r>
+        <w:t xml:space="preserve"> — файл решения Visual Studio</w:t>
+      </w:r>
+    </w:p>
+    <w:p>
+      <w:pPr>
+        <w:pStyle w:val="Compact"/>
+        <w:ind w:left="720"/>
+      </w:pPr>
+      <w:r>
+        <w:rPr>
+          <w:rStyle w:val="VerbatimChar"/>
+          <w:b/>
+          <w:bCs/>
+        </w:rPr>
+        <w:t>.</w:t>
+      </w:r>
+      <w:proofErr w:type="spellStart"/>
+      <w:r>
+        <w:rPr>
+          <w:rStyle w:val="VerbatimChar"/>
+          <w:b/>
+          <w:bCs/>
+        </w:rPr>
+        <w:t>vcxproj</w:t>
+      </w:r>
+      <w:proofErr w:type="spellEnd"/>
       <w:r>
         <w:t xml:space="preserve"> — файл проекта Visual Studio</w:t>
       </w:r>
@@ -5895,7 +7360,7 @@
           <w:sz w:val="26"/>
         </w:rPr>
       </w:pPr>
-      <w:bookmarkStart w:id="11" w:name="_Toc226574992"/>
+      <w:bookmarkStart w:id="11" w:name="_Toc226635779"/>
       <w:r>
         <w:rPr>
           <w:sz w:val="26"/>
@@ -5992,8 +7457,17 @@
           <w:rStyle w:val="AttributeTok"/>
           <w:lang w:val="en-US"/>
         </w:rPr>
-        <w:t>-Tlr</w:t>
-      </w:r>
+        <w:t>-</w:t>
+      </w:r>
+      <w:proofErr w:type="spellStart"/>
+      <w:r>
+        <w:rPr>
+          <w:rStyle w:val="AttributeTok"/>
+          <w:lang w:val="en-US"/>
+        </w:rPr>
+        <w:t>Tlr</w:t>
+      </w:r>
+      <w:proofErr w:type="spellEnd"/>
       <w:r>
         <w:rPr>
           <w:rStyle w:val="NormalTok"/>
@@ -6065,7 +7539,7 @@
           <w:noProof/>
         </w:rPr>
         <w:drawing>
-          <wp:inline distT="0" distB="0" distL="0" distR="0" wp14:anchorId="59CFF57D" wp14:editId="36973C2D">
+          <wp:inline distT="0" distB="0" distL="0" distR="0" wp14:anchorId="59CFF57D" wp14:editId="05C36C45">
             <wp:extent cx="3587048" cy="3657600"/>
             <wp:effectExtent l="0" t="0" r="0" b="0"/>
             <wp:docPr id="874299709" name="Рисунок 6"/>
@@ -6298,7 +7772,7 @@
           <w:bCs/>
         </w:rPr>
       </w:pPr>
-      <w:bookmarkStart w:id="12" w:name="_Toc226574993"/>
+      <w:bookmarkStart w:id="12" w:name="_Toc226635780"/>
       <w:r>
         <w:rPr>
           <w:sz w:val="26"/>
@@ -6319,13 +7793,13 @@
         </w:rPr>
         <w:t xml:space="preserve">.  </w:t>
       </w:r>
+      <w:r>
+        <w:rPr>
+          <w:bCs/>
+        </w:rPr>
+        <w:t>Выявление «горячих точек» с помощью Gitinspector (метрики сложности)</w:t>
+      </w:r>
       <w:bookmarkEnd w:id="12"/>
-      <w:r>
-        <w:rPr>
-          <w:bCs/>
-        </w:rPr>
-        <w:t>Выявление «горячих точек» с помощью Gitinspector (метрики сложности)</w:t>
-      </w:r>
     </w:p>
     <w:p>
       <w:pPr>
@@ -6550,13 +8024,59 @@
                 <w:szCs w:val="28"/>
               </w:rPr>
             </w:pPr>
-            <w:r>
-              <w:rPr>
-                <w:rFonts w:ascii="Times New Roman" w:hAnsi="Times New Roman" w:cs="Times New Roman"/>
-                <w:sz w:val="28"/>
-                <w:szCs w:val="28"/>
-              </w:rPr>
-              <w:t>Tasks 4-3/Task 4-3/main4-3.c</w:t>
+            <w:proofErr w:type="spellStart"/>
+            <w:r>
+              <w:rPr>
+                <w:rFonts w:ascii="Times New Roman" w:hAnsi="Times New Roman" w:cs="Times New Roman"/>
+                <w:sz w:val="28"/>
+                <w:szCs w:val="28"/>
+              </w:rPr>
+              <w:t>Tasks</w:t>
+            </w:r>
+            <w:proofErr w:type="spellEnd"/>
+            <w:r>
+              <w:rPr>
+                <w:rFonts w:ascii="Times New Roman" w:hAnsi="Times New Roman" w:cs="Times New Roman"/>
+                <w:sz w:val="28"/>
+                <w:szCs w:val="28"/>
+              </w:rPr>
+              <w:t xml:space="preserve"> </w:t>
+            </w:r>
+            <w:proofErr w:type="gramStart"/>
+            <w:r>
+              <w:rPr>
+                <w:rFonts w:ascii="Times New Roman" w:hAnsi="Times New Roman" w:cs="Times New Roman"/>
+                <w:sz w:val="28"/>
+                <w:szCs w:val="28"/>
+              </w:rPr>
+              <w:t>4-3</w:t>
+            </w:r>
+            <w:proofErr w:type="gramEnd"/>
+            <w:r>
+              <w:rPr>
+                <w:rFonts w:ascii="Times New Roman" w:hAnsi="Times New Roman" w:cs="Times New Roman"/>
+                <w:sz w:val="28"/>
+                <w:szCs w:val="28"/>
+              </w:rPr>
+              <w:t xml:space="preserve">/Task </w:t>
+            </w:r>
+            <w:proofErr w:type="gramStart"/>
+            <w:r>
+              <w:rPr>
+                <w:rFonts w:ascii="Times New Roman" w:hAnsi="Times New Roman" w:cs="Times New Roman"/>
+                <w:sz w:val="28"/>
+                <w:szCs w:val="28"/>
+              </w:rPr>
+              <w:t>4-3</w:t>
+            </w:r>
+            <w:proofErr w:type="gramEnd"/>
+            <w:r>
+              <w:rPr>
+                <w:rFonts w:ascii="Times New Roman" w:hAnsi="Times New Roman" w:cs="Times New Roman"/>
+                <w:sz w:val="28"/>
+                <w:szCs w:val="28"/>
+              </w:rPr>
+              <w:t>/main4-3.c</w:t>
             </w:r>
           </w:p>
         </w:tc>
@@ -6649,13 +8169,59 @@
                 <w:szCs w:val="28"/>
               </w:rPr>
             </w:pPr>
-            <w:r>
-              <w:rPr>
-                <w:rFonts w:ascii="Times New Roman" w:hAnsi="Times New Roman" w:cs="Times New Roman"/>
-                <w:sz w:val="28"/>
-                <w:szCs w:val="28"/>
-              </w:rPr>
-              <w:t>Tasks 4-2/Task 4-2/main4-2.c</w:t>
+            <w:proofErr w:type="spellStart"/>
+            <w:r>
+              <w:rPr>
+                <w:rFonts w:ascii="Times New Roman" w:hAnsi="Times New Roman" w:cs="Times New Roman"/>
+                <w:sz w:val="28"/>
+                <w:szCs w:val="28"/>
+              </w:rPr>
+              <w:t>Tasks</w:t>
+            </w:r>
+            <w:proofErr w:type="spellEnd"/>
+            <w:r>
+              <w:rPr>
+                <w:rFonts w:ascii="Times New Roman" w:hAnsi="Times New Roman" w:cs="Times New Roman"/>
+                <w:sz w:val="28"/>
+                <w:szCs w:val="28"/>
+              </w:rPr>
+              <w:t xml:space="preserve"> </w:t>
+            </w:r>
+            <w:proofErr w:type="gramStart"/>
+            <w:r>
+              <w:rPr>
+                <w:rFonts w:ascii="Times New Roman" w:hAnsi="Times New Roman" w:cs="Times New Roman"/>
+                <w:sz w:val="28"/>
+                <w:szCs w:val="28"/>
+              </w:rPr>
+              <w:t>4-2</w:t>
+            </w:r>
+            <w:proofErr w:type="gramEnd"/>
+            <w:r>
+              <w:rPr>
+                <w:rFonts w:ascii="Times New Roman" w:hAnsi="Times New Roman" w:cs="Times New Roman"/>
+                <w:sz w:val="28"/>
+                <w:szCs w:val="28"/>
+              </w:rPr>
+              <w:t xml:space="preserve">/Task </w:t>
+            </w:r>
+            <w:proofErr w:type="gramStart"/>
+            <w:r>
+              <w:rPr>
+                <w:rFonts w:ascii="Times New Roman" w:hAnsi="Times New Roman" w:cs="Times New Roman"/>
+                <w:sz w:val="28"/>
+                <w:szCs w:val="28"/>
+              </w:rPr>
+              <w:t>4-2</w:t>
+            </w:r>
+            <w:proofErr w:type="gramEnd"/>
+            <w:r>
+              <w:rPr>
+                <w:rFonts w:ascii="Times New Roman" w:hAnsi="Times New Roman" w:cs="Times New Roman"/>
+                <w:sz w:val="28"/>
+                <w:szCs w:val="28"/>
+              </w:rPr>
+              <w:t>/main4-2.c</w:t>
             </w:r>
           </w:p>
         </w:tc>
@@ -6748,13 +8314,23 @@
                 <w:szCs w:val="28"/>
               </w:rPr>
             </w:pPr>
-            <w:r>
-              <w:rPr>
-                <w:rFonts w:ascii="Times New Roman" w:hAnsi="Times New Roman" w:cs="Times New Roman"/>
-                <w:sz w:val="28"/>
-                <w:szCs w:val="28"/>
-              </w:rPr>
-              <w:t>4-2/4-2/4-2.c</w:t>
+            <w:proofErr w:type="gramStart"/>
+            <w:r>
+              <w:rPr>
+                <w:rFonts w:ascii="Times New Roman" w:hAnsi="Times New Roman" w:cs="Times New Roman"/>
+                <w:sz w:val="28"/>
+                <w:szCs w:val="28"/>
+              </w:rPr>
+              <w:t>4-2</w:t>
+            </w:r>
+            <w:proofErr w:type="gramEnd"/>
+            <w:r>
+              <w:rPr>
+                <w:rFonts w:ascii="Times New Roman" w:hAnsi="Times New Roman" w:cs="Times New Roman"/>
+                <w:sz w:val="28"/>
+                <w:szCs w:val="28"/>
+              </w:rPr>
+              <w:t>/4-2/4-2.c</w:t>
             </w:r>
           </w:p>
         </w:tc>
@@ -6817,7 +8393,43 @@
           <w:szCs w:val="28"/>
         </w:rPr>
         <w:lastRenderedPageBreak/>
-        <w:t>ветвлений (if, switch, циклов), что затрудняет понимание кода, тестирование и поддержку. Данный файл содержит 326 строк эффективного кода и требует рефакторинга — разделения на более мелкие функции, упрощения логики и добавления комментариев.</w:t>
+        <w:t>ветвлений (</w:t>
+      </w:r>
+      <w:proofErr w:type="spellStart"/>
+      <w:r>
+        <w:rPr>
+          <w:rFonts w:ascii="Times New Roman" w:hAnsi="Times New Roman" w:cs="Times New Roman"/>
+          <w:sz w:val="28"/>
+          <w:szCs w:val="28"/>
+        </w:rPr>
+        <w:t>if</w:t>
+      </w:r>
+      <w:proofErr w:type="spellEnd"/>
+      <w:r>
+        <w:rPr>
+          <w:rFonts w:ascii="Times New Roman" w:hAnsi="Times New Roman" w:cs="Times New Roman"/>
+          <w:sz w:val="28"/>
+          <w:szCs w:val="28"/>
+        </w:rPr>
+        <w:t>, </w:t>
+      </w:r>
+      <w:proofErr w:type="spellStart"/>
+      <w:r>
+        <w:rPr>
+          <w:rFonts w:ascii="Times New Roman" w:hAnsi="Times New Roman" w:cs="Times New Roman"/>
+          <w:sz w:val="28"/>
+          <w:szCs w:val="28"/>
+        </w:rPr>
+        <w:t>switch</w:t>
+      </w:r>
+      <w:proofErr w:type="spellEnd"/>
+      <w:r>
+        <w:rPr>
+          <w:rFonts w:ascii="Times New Roman" w:hAnsi="Times New Roman" w:cs="Times New Roman"/>
+          <w:sz w:val="28"/>
+          <w:szCs w:val="28"/>
+        </w:rPr>
+        <w:t>, циклов), что затрудняет понимание кода, тестирование и поддержку. Данный файл содержит 326 строк эффективного кода и требует рефакторинга — разделения на более мелкие функции, упрощения логики и добавления комментариев.</w:t>
       </w:r>
     </w:p>
     <w:p>
@@ -6837,7 +8449,25 @@
           <w:sz w:val="28"/>
           <w:szCs w:val="28"/>
         </w:rPr>
-        <w:t>Файлы main4-2.c и 4-2.c также имеют высокую сложность (56 и 54 соответственно), что свидетельствует о том, что лабораторные работы 4-го раздела являются наиболее сложными в рамках данного курса.</w:t>
+        <w:t>Файлы main4-2.c и </w:t>
+      </w:r>
+      <w:proofErr w:type="gramStart"/>
+      <w:r>
+        <w:rPr>
+          <w:rFonts w:ascii="Times New Roman" w:hAnsi="Times New Roman" w:cs="Times New Roman"/>
+          <w:sz w:val="28"/>
+          <w:szCs w:val="28"/>
+        </w:rPr>
+        <w:t>4-2</w:t>
+      </w:r>
+      <w:proofErr w:type="gramEnd"/>
+      <w:r>
+        <w:rPr>
+          <w:rFonts w:ascii="Times New Roman" w:hAnsi="Times New Roman" w:cs="Times New Roman"/>
+          <w:sz w:val="28"/>
+          <w:szCs w:val="28"/>
+        </w:rPr>
+        <w:t>.c также имеют высокую сложность (56 и 54 соответственно), что свидетельствует о том, что лабораторные работы 4-го раздела являются наиболее сложными в рамках данного курса.</w:t>
       </w:r>
     </w:p>
     <w:p>
@@ -6847,6 +8477,7 @@
           <w:bCs/>
         </w:rPr>
       </w:pPr>
+      <w:bookmarkStart w:id="13" w:name="_Toc226635781"/>
       <w:r>
         <w:rPr>
           <w:sz w:val="26"/>
@@ -6871,8 +8502,23 @@
         <w:rPr>
           <w:bCs/>
         </w:rPr>
-        <w:t>Выявление «горячих точек» на основе реляционной модели (повторение эксперимента Макшакова)</w:t>
-      </w:r>
+        <w:t xml:space="preserve">Выявление «горячих точек» на основе реляционной модели (повторение эксперимента </w:t>
+      </w:r>
+      <w:proofErr w:type="spellStart"/>
+      <w:r>
+        <w:rPr>
+          <w:bCs/>
+        </w:rPr>
+        <w:t>Макшакова</w:t>
+      </w:r>
+      <w:proofErr w:type="spellEnd"/>
+      <w:r>
+        <w:rPr>
+          <w:bCs/>
+        </w:rPr>
+        <w:t>)</w:t>
+      </w:r>
+      <w:bookmarkEnd w:id="13"/>
     </w:p>
     <w:p>
       <w:pPr>
@@ -6891,7 +8537,79 @@
           <w:sz w:val="28"/>
           <w:szCs w:val="28"/>
         </w:rPr>
-        <w:t>В соответствии с заданием, был воспроизведен эксперимент, описанный в работе Сидоренко В.Г. и Макшакова С.В. «Получение информации о "горячих точках" кода на основе анализа реляционной модели git-репозитория» [8]. В отличие от использования готовой утилиты Gitinspector, данный подход предполагает построение собственной структурированной реляционной модели данных и выполнение произвольных аналитических SQL-запросов.</w:t>
+        <w:t xml:space="preserve">В соответствии с заданием, был воспроизведен эксперимент, описанный в работе Сидоренко </w:t>
+      </w:r>
+      <w:proofErr w:type="gramStart"/>
+      <w:r>
+        <w:rPr>
+          <w:rFonts w:ascii="Times New Roman" w:hAnsi="Times New Roman" w:cs="Times New Roman"/>
+          <w:sz w:val="28"/>
+          <w:szCs w:val="28"/>
+        </w:rPr>
+        <w:t>В.Г.</w:t>
+      </w:r>
+      <w:proofErr w:type="gramEnd"/>
+      <w:r>
+        <w:rPr>
+          <w:rFonts w:ascii="Times New Roman" w:hAnsi="Times New Roman" w:cs="Times New Roman"/>
+          <w:sz w:val="28"/>
+          <w:szCs w:val="28"/>
+        </w:rPr>
+        <w:t xml:space="preserve"> и </w:t>
+      </w:r>
+      <w:proofErr w:type="spellStart"/>
+      <w:r>
+        <w:rPr>
+          <w:rFonts w:ascii="Times New Roman" w:hAnsi="Times New Roman" w:cs="Times New Roman"/>
+          <w:sz w:val="28"/>
+          <w:szCs w:val="28"/>
+        </w:rPr>
+        <w:t>Макшакова</w:t>
+      </w:r>
+      <w:proofErr w:type="spellEnd"/>
+      <w:r>
+        <w:rPr>
+          <w:rFonts w:ascii="Times New Roman" w:hAnsi="Times New Roman" w:cs="Times New Roman"/>
+          <w:sz w:val="28"/>
+          <w:szCs w:val="28"/>
+        </w:rPr>
+        <w:t xml:space="preserve"> </w:t>
+      </w:r>
+      <w:proofErr w:type="gramStart"/>
+      <w:r>
+        <w:rPr>
+          <w:rFonts w:ascii="Times New Roman" w:hAnsi="Times New Roman" w:cs="Times New Roman"/>
+          <w:sz w:val="28"/>
+          <w:szCs w:val="28"/>
+        </w:rPr>
+        <w:t>С.В.</w:t>
+      </w:r>
+      <w:proofErr w:type="gramEnd"/>
+      <w:r>
+        <w:rPr>
+          <w:rFonts w:ascii="Times New Roman" w:hAnsi="Times New Roman" w:cs="Times New Roman"/>
+          <w:sz w:val="28"/>
+          <w:szCs w:val="28"/>
+        </w:rPr>
+        <w:t xml:space="preserve"> «Получение информации о "горячих точках" кода на основе анализа реляционной модели </w:t>
+      </w:r>
+      <w:proofErr w:type="spellStart"/>
+      <w:r>
+        <w:rPr>
+          <w:rFonts w:ascii="Times New Roman" w:hAnsi="Times New Roman" w:cs="Times New Roman"/>
+          <w:sz w:val="28"/>
+          <w:szCs w:val="28"/>
+        </w:rPr>
+        <w:t>git</w:t>
+      </w:r>
+      <w:proofErr w:type="spellEnd"/>
+      <w:r>
+        <w:rPr>
+          <w:rFonts w:ascii="Times New Roman" w:hAnsi="Times New Roman" w:cs="Times New Roman"/>
+          <w:sz w:val="28"/>
+          <w:szCs w:val="28"/>
+        </w:rPr>
+        <w:t>-репозитория» [8]. В отличие от использования готовой утилиты Gitinspector, данный подход предполагает построение собственной структурированной реляционной модели данных и выполнение произвольных аналитических SQL-запросов.</w:t>
       </w:r>
     </w:p>
     <w:p>
@@ -6911,7 +8629,25 @@
           <w:sz w:val="28"/>
           <w:szCs w:val="28"/>
         </w:rPr>
-        <w:t>Для реализации эксперимента был разработан ETL-скрипт на языке Python с использованием библиотеки PyDriller. Скрипт выполняет следующие функции:</w:t>
+        <w:t xml:space="preserve">Для реализации эксперимента был разработан ETL-скрипт на языке Python с использованием библиотеки </w:t>
+      </w:r>
+      <w:proofErr w:type="spellStart"/>
+      <w:r>
+        <w:rPr>
+          <w:rFonts w:ascii="Times New Roman" w:hAnsi="Times New Roman" w:cs="Times New Roman"/>
+          <w:sz w:val="28"/>
+          <w:szCs w:val="28"/>
+        </w:rPr>
+        <w:t>PyDriller</w:t>
+      </w:r>
+      <w:proofErr w:type="spellEnd"/>
+      <w:r>
+        <w:rPr>
+          <w:rFonts w:ascii="Times New Roman" w:hAnsi="Times New Roman" w:cs="Times New Roman"/>
+          <w:sz w:val="28"/>
+          <w:szCs w:val="28"/>
+        </w:rPr>
+        <w:t>. Скрипт выполняет следующие функции:</w:t>
       </w:r>
     </w:p>
     <w:p>
@@ -6936,15 +8672,55 @@
           <w:sz w:val="28"/>
           <w:szCs w:val="28"/>
         </w:rPr>
-        <w:t>Извлечение (Extract):</w:t>
-      </w:r>
-      <w:r>
-        <w:rPr>
-          <w:rFonts w:ascii="Times New Roman" w:hAnsi="Times New Roman" w:cs="Times New Roman"/>
-          <w:sz w:val="28"/>
-          <w:szCs w:val="28"/>
-        </w:rPr>
-        <w:t> анализ локального Git-репозитория TKI-141TFour и извлечение метаданных о коммитах и изменениях файлов.</w:t>
+        <w:t>Извлечение (</w:t>
+      </w:r>
+      <w:proofErr w:type="spellStart"/>
+      <w:r>
+        <w:rPr>
+          <w:rFonts w:ascii="Times New Roman" w:hAnsi="Times New Roman" w:cs="Times New Roman"/>
+          <w:b/>
+          <w:bCs/>
+          <w:sz w:val="28"/>
+          <w:szCs w:val="28"/>
+        </w:rPr>
+        <w:t>Extract</w:t>
+      </w:r>
+      <w:proofErr w:type="spellEnd"/>
+      <w:r>
+        <w:rPr>
+          <w:rFonts w:ascii="Times New Roman" w:hAnsi="Times New Roman" w:cs="Times New Roman"/>
+          <w:b/>
+          <w:bCs/>
+          <w:sz w:val="28"/>
+          <w:szCs w:val="28"/>
+        </w:rPr>
+        <w:t>):</w:t>
+      </w:r>
+      <w:r>
+        <w:rPr>
+          <w:rFonts w:ascii="Times New Roman" w:hAnsi="Times New Roman" w:cs="Times New Roman"/>
+          <w:sz w:val="28"/>
+          <w:szCs w:val="28"/>
+        </w:rPr>
+        <w:t xml:space="preserve"> анализ локального </w:t>
+      </w:r>
+      <w:proofErr w:type="spellStart"/>
+      <w:r>
+        <w:rPr>
+          <w:rFonts w:ascii="Times New Roman" w:hAnsi="Times New Roman" w:cs="Times New Roman"/>
+          <w:sz w:val="28"/>
+          <w:szCs w:val="28"/>
+        </w:rPr>
+        <w:t>Git</w:t>
+      </w:r>
+      <w:proofErr w:type="spellEnd"/>
+      <w:r>
+        <w:rPr>
+          <w:rFonts w:ascii="Times New Roman" w:hAnsi="Times New Roman" w:cs="Times New Roman"/>
+          <w:sz w:val="28"/>
+          <w:szCs w:val="28"/>
+        </w:rPr>
+        <w:t>-репозитория TKI-141TFour и извлечение метаданных о коммитах и изменениях файлов.</w:t>
       </w:r>
     </w:p>
     <w:p>
@@ -6969,15 +8745,91 @@
           <w:sz w:val="28"/>
           <w:szCs w:val="28"/>
         </w:rPr>
-        <w:t>Трансформация (Transform):</w:t>
-      </w:r>
-      <w:r>
-        <w:rPr>
-          <w:rFonts w:ascii="Times New Roman" w:hAnsi="Times New Roman" w:cs="Times New Roman"/>
-          <w:sz w:val="28"/>
-          <w:szCs w:val="28"/>
-        </w:rPr>
-        <w:t> приведение данных к структуре, соответствующей реляционной модели, описанной в статье (сущности repositories, commits, file_changes).</w:t>
+        <w:t>Трансформация (</w:t>
+      </w:r>
+      <w:proofErr w:type="spellStart"/>
+      <w:r>
+        <w:rPr>
+          <w:rFonts w:ascii="Times New Roman" w:hAnsi="Times New Roman" w:cs="Times New Roman"/>
+          <w:b/>
+          <w:bCs/>
+          <w:sz w:val="28"/>
+          <w:szCs w:val="28"/>
+        </w:rPr>
+        <w:t>Transform</w:t>
+      </w:r>
+      <w:proofErr w:type="spellEnd"/>
+      <w:r>
+        <w:rPr>
+          <w:rFonts w:ascii="Times New Roman" w:hAnsi="Times New Roman" w:cs="Times New Roman"/>
+          <w:b/>
+          <w:bCs/>
+          <w:sz w:val="28"/>
+          <w:szCs w:val="28"/>
+        </w:rPr>
+        <w:t>):</w:t>
+      </w:r>
+      <w:r>
+        <w:rPr>
+          <w:rFonts w:ascii="Times New Roman" w:hAnsi="Times New Roman" w:cs="Times New Roman"/>
+          <w:sz w:val="28"/>
+          <w:szCs w:val="28"/>
+        </w:rPr>
+        <w:t> приведение данных к структуре, соответствующей реляционной модели, описанной в статье (сущности </w:t>
+      </w:r>
+      <w:proofErr w:type="spellStart"/>
+      <w:r>
+        <w:rPr>
+          <w:rFonts w:ascii="Times New Roman" w:hAnsi="Times New Roman" w:cs="Times New Roman"/>
+          <w:sz w:val="28"/>
+          <w:szCs w:val="28"/>
+        </w:rPr>
+        <w:t>repositories</w:t>
+      </w:r>
+      <w:proofErr w:type="spellEnd"/>
+      <w:r>
+        <w:rPr>
+          <w:rFonts w:ascii="Times New Roman" w:hAnsi="Times New Roman" w:cs="Times New Roman"/>
+          <w:sz w:val="28"/>
+          <w:szCs w:val="28"/>
+        </w:rPr>
+        <w:t>, </w:t>
+      </w:r>
+      <w:proofErr w:type="spellStart"/>
+      <w:r>
+        <w:rPr>
+          <w:rFonts w:ascii="Times New Roman" w:hAnsi="Times New Roman" w:cs="Times New Roman"/>
+          <w:sz w:val="28"/>
+          <w:szCs w:val="28"/>
+        </w:rPr>
+        <w:t>commits</w:t>
+      </w:r>
+      <w:proofErr w:type="spellEnd"/>
+      <w:r>
+        <w:rPr>
+          <w:rFonts w:ascii="Times New Roman" w:hAnsi="Times New Roman" w:cs="Times New Roman"/>
+          <w:sz w:val="28"/>
+          <w:szCs w:val="28"/>
+        </w:rPr>
+        <w:t>, </w:t>
+      </w:r>
+      <w:proofErr w:type="spellStart"/>
+      <w:r>
+        <w:rPr>
+          <w:rFonts w:ascii="Times New Roman" w:hAnsi="Times New Roman" w:cs="Times New Roman"/>
+          <w:sz w:val="28"/>
+          <w:szCs w:val="28"/>
+        </w:rPr>
+        <w:t>file_changes</w:t>
+      </w:r>
+      <w:proofErr w:type="spellEnd"/>
+      <w:r>
+        <w:rPr>
+          <w:rFonts w:ascii="Times New Roman" w:hAnsi="Times New Roman" w:cs="Times New Roman"/>
+          <w:sz w:val="28"/>
+          <w:szCs w:val="28"/>
+        </w:rPr>
+        <w:t>).</w:t>
       </w:r>
     </w:p>
     <w:p>
@@ -7002,15 +8854,73 @@
           <w:sz w:val="28"/>
           <w:szCs w:val="28"/>
         </w:rPr>
-        <w:t>Загрузка (Load):</w:t>
-      </w:r>
-      <w:r>
-        <w:rPr>
-          <w:rFonts w:ascii="Times New Roman" w:hAnsi="Times New Roman" w:cs="Times New Roman"/>
-          <w:sz w:val="28"/>
-          <w:szCs w:val="28"/>
-        </w:rPr>
-        <w:t> сохранение преобразованных данных в базу данных SQLite (relational_git_model.db).</w:t>
+        <w:t>Загрузка (</w:t>
+      </w:r>
+      <w:proofErr w:type="spellStart"/>
+      <w:r>
+        <w:rPr>
+          <w:rFonts w:ascii="Times New Roman" w:hAnsi="Times New Roman" w:cs="Times New Roman"/>
+          <w:b/>
+          <w:bCs/>
+          <w:sz w:val="28"/>
+          <w:szCs w:val="28"/>
+        </w:rPr>
+        <w:t>Load</w:t>
+      </w:r>
+      <w:proofErr w:type="spellEnd"/>
+      <w:r>
+        <w:rPr>
+          <w:rFonts w:ascii="Times New Roman" w:hAnsi="Times New Roman" w:cs="Times New Roman"/>
+          <w:b/>
+          <w:bCs/>
+          <w:sz w:val="28"/>
+          <w:szCs w:val="28"/>
+        </w:rPr>
+        <w:t>):</w:t>
+      </w:r>
+      <w:r>
+        <w:rPr>
+          <w:rFonts w:ascii="Times New Roman" w:hAnsi="Times New Roman" w:cs="Times New Roman"/>
+          <w:sz w:val="28"/>
+          <w:szCs w:val="28"/>
+        </w:rPr>
+        <w:t xml:space="preserve"> сохранение преобразованных данных в базу данных </w:t>
+      </w:r>
+      <w:proofErr w:type="spellStart"/>
+      <w:r>
+        <w:rPr>
+          <w:rFonts w:ascii="Times New Roman" w:hAnsi="Times New Roman" w:cs="Times New Roman"/>
+          <w:sz w:val="28"/>
+          <w:szCs w:val="28"/>
+        </w:rPr>
+        <w:t>SQLite</w:t>
+      </w:r>
+      <w:proofErr w:type="spellEnd"/>
+      <w:r>
+        <w:rPr>
+          <w:rFonts w:ascii="Times New Roman" w:hAnsi="Times New Roman" w:cs="Times New Roman"/>
+          <w:sz w:val="28"/>
+          <w:szCs w:val="28"/>
+        </w:rPr>
+        <w:t xml:space="preserve"> (</w:t>
+      </w:r>
+      <w:proofErr w:type="spellStart"/>
+      <w:r>
+        <w:rPr>
+          <w:rFonts w:ascii="Times New Roman" w:hAnsi="Times New Roman" w:cs="Times New Roman"/>
+          <w:sz w:val="28"/>
+          <w:szCs w:val="28"/>
+        </w:rPr>
+        <w:t>relational_git_model.db</w:t>
+      </w:r>
+      <w:proofErr w:type="spellEnd"/>
+      <w:r>
+        <w:rPr>
+          <w:rFonts w:ascii="Times New Roman" w:hAnsi="Times New Roman" w:cs="Times New Roman"/>
+          <w:sz w:val="28"/>
+          <w:szCs w:val="28"/>
+        </w:rPr>
+        <w:t>).</w:t>
       </w:r>
     </w:p>
     <w:p>
@@ -7030,7 +8940,25 @@
           <w:sz w:val="28"/>
           <w:szCs w:val="28"/>
         </w:rPr>
-        <w:t>После загрузки данных был выполнен SQL-запрос для выявления файлов, наиболее часто подвергавшихся изменениям (критерий «горячей точки» согласно разделу «Варианты анализа» статьи Макшакова):</w:t>
+        <w:t xml:space="preserve">После загрузки данных был выполнен SQL-запрос для выявления файлов, наиболее часто подвергавшихся изменениям (критерий «горячей точки» согласно разделу «Варианты анализа» статьи </w:t>
+      </w:r>
+      <w:proofErr w:type="spellStart"/>
+      <w:r>
+        <w:rPr>
+          <w:rFonts w:ascii="Times New Roman" w:hAnsi="Times New Roman" w:cs="Times New Roman"/>
+          <w:sz w:val="28"/>
+          <w:szCs w:val="28"/>
+        </w:rPr>
+        <w:t>Макшакова</w:t>
+      </w:r>
+      <w:proofErr w:type="spellEnd"/>
+      <w:r>
+        <w:rPr>
+          <w:rFonts w:ascii="Times New Roman" w:hAnsi="Times New Roman" w:cs="Times New Roman"/>
+          <w:sz w:val="28"/>
+          <w:szCs w:val="28"/>
+        </w:rPr>
+        <w:t>):</w:t>
       </w:r>
     </w:p>
     <w:p>
@@ -7057,6 +8985,7 @@
           <w:lang w:val="en-US"/>
         </w:rPr>
       </w:pPr>
+      <w:proofErr w:type="spellStart"/>
       <w:r>
         <w:rPr>
           <w:rFonts w:cstheme="minorHAnsi"/>
@@ -7067,6 +8996,7 @@
         <w:lastRenderedPageBreak/>
         <w:t>sql</w:t>
       </w:r>
+      <w:proofErr w:type="spellEnd"/>
     </w:p>
     <w:p>
       <w:pPr>
@@ -7109,7 +9039,27 @@
           <w:szCs w:val="28"/>
           <w:lang w:val="en-US"/>
         </w:rPr>
-        <w:t xml:space="preserve">    file_path, </w:t>
+        <w:t xml:space="preserve">    </w:t>
+      </w:r>
+      <w:proofErr w:type="spellStart"/>
+      <w:r>
+        <w:rPr>
+          <w:rFonts w:cstheme="minorHAnsi"/>
+          <w:sz w:val="28"/>
+          <w:szCs w:val="28"/>
+          <w:lang w:val="en-US"/>
+        </w:rPr>
+        <w:t>file_path</w:t>
+      </w:r>
+      <w:proofErr w:type="spellEnd"/>
+      <w:r>
+        <w:rPr>
+          <w:rFonts w:cstheme="minorHAnsi"/>
+          <w:sz w:val="28"/>
+          <w:szCs w:val="28"/>
+          <w:lang w:val="en-US"/>
+        </w:rPr>
+        <w:t xml:space="preserve">, </w:t>
       </w:r>
     </w:p>
     <w:p>
@@ -7131,7 +9081,47 @@
           <w:szCs w:val="28"/>
           <w:lang w:val="en-US"/>
         </w:rPr>
-        <w:t xml:space="preserve">    COUNT(*) as change_count,</w:t>
+        <w:t xml:space="preserve">    </w:t>
+      </w:r>
+      <w:proofErr w:type="gramStart"/>
+      <w:r>
+        <w:rPr>
+          <w:rFonts w:cstheme="minorHAnsi"/>
+          <w:sz w:val="28"/>
+          <w:szCs w:val="28"/>
+          <w:lang w:val="en-US"/>
+        </w:rPr>
+        <w:t>COUNT(</w:t>
+      </w:r>
+      <w:proofErr w:type="gramEnd"/>
+      <w:r>
+        <w:rPr>
+          <w:rFonts w:cstheme="minorHAnsi"/>
+          <w:sz w:val="28"/>
+          <w:szCs w:val="28"/>
+          <w:lang w:val="en-US"/>
+        </w:rPr>
+        <w:t xml:space="preserve">*) as </w:t>
+      </w:r>
+      <w:proofErr w:type="spellStart"/>
+      <w:r>
+        <w:rPr>
+          <w:rFonts w:cstheme="minorHAnsi"/>
+          <w:sz w:val="28"/>
+          <w:szCs w:val="28"/>
+          <w:lang w:val="en-US"/>
+        </w:rPr>
+        <w:t>change_count</w:t>
+      </w:r>
+      <w:proofErr w:type="spellEnd"/>
+      <w:r>
+        <w:rPr>
+          <w:rFonts w:cstheme="minorHAnsi"/>
+          <w:sz w:val="28"/>
+          <w:szCs w:val="28"/>
+          <w:lang w:val="en-US"/>
+        </w:rPr>
+        <w:t>,</w:t>
       </w:r>
     </w:p>
     <w:p>
@@ -7153,7 +9143,58 @@
           <w:szCs w:val="28"/>
           <w:lang w:val="en-US"/>
         </w:rPr>
-        <w:t xml:space="preserve">    SUM(added_lines) as total_added,</w:t>
+        <w:t xml:space="preserve">    </w:t>
+      </w:r>
+      <w:proofErr w:type="gramStart"/>
+      <w:r>
+        <w:rPr>
+          <w:rFonts w:cstheme="minorHAnsi"/>
+          <w:sz w:val="28"/>
+          <w:szCs w:val="28"/>
+          <w:lang w:val="en-US"/>
+        </w:rPr>
+        <w:t>SUM(</w:t>
+      </w:r>
+      <w:proofErr w:type="spellStart"/>
+      <w:proofErr w:type="gramEnd"/>
+      <w:r>
+        <w:rPr>
+          <w:rFonts w:cstheme="minorHAnsi"/>
+          <w:sz w:val="28"/>
+          <w:szCs w:val="28"/>
+          <w:lang w:val="en-US"/>
+        </w:rPr>
+        <w:t>added_lines</w:t>
+      </w:r>
+      <w:proofErr w:type="spellEnd"/>
+      <w:r>
+        <w:rPr>
+          <w:rFonts w:cstheme="minorHAnsi"/>
+          <w:sz w:val="28"/>
+          <w:szCs w:val="28"/>
+          <w:lang w:val="en-US"/>
+        </w:rPr>
+        <w:t xml:space="preserve">) as </w:t>
+      </w:r>
+      <w:proofErr w:type="spellStart"/>
+      <w:r>
+        <w:rPr>
+          <w:rFonts w:cstheme="minorHAnsi"/>
+          <w:sz w:val="28"/>
+          <w:szCs w:val="28"/>
+          <w:lang w:val="en-US"/>
+        </w:rPr>
+        <w:t>total_added</w:t>
+      </w:r>
+      <w:proofErr w:type="spellEnd"/>
+      <w:r>
+        <w:rPr>
+          <w:rFonts w:cstheme="minorHAnsi"/>
+          <w:sz w:val="28"/>
+          <w:szCs w:val="28"/>
+          <w:lang w:val="en-US"/>
+        </w:rPr>
+        <w:t>,</w:t>
       </w:r>
     </w:p>
     <w:p>
@@ -7175,8 +9216,50 @@
           <w:szCs w:val="28"/>
           <w:lang w:val="en-US"/>
         </w:rPr>
-        <w:t xml:space="preserve">    SUM(deleted_lines) as total_deleted</w:t>
-      </w:r>
+        <w:t xml:space="preserve">    </w:t>
+      </w:r>
+      <w:proofErr w:type="gramStart"/>
+      <w:r>
+        <w:rPr>
+          <w:rFonts w:cstheme="minorHAnsi"/>
+          <w:sz w:val="28"/>
+          <w:szCs w:val="28"/>
+          <w:lang w:val="en-US"/>
+        </w:rPr>
+        <w:t>SUM(</w:t>
+      </w:r>
+      <w:proofErr w:type="spellStart"/>
+      <w:proofErr w:type="gramEnd"/>
+      <w:r>
+        <w:rPr>
+          <w:rFonts w:cstheme="minorHAnsi"/>
+          <w:sz w:val="28"/>
+          <w:szCs w:val="28"/>
+          <w:lang w:val="en-US"/>
+        </w:rPr>
+        <w:t>deleted_lines</w:t>
+      </w:r>
+      <w:proofErr w:type="spellEnd"/>
+      <w:r>
+        <w:rPr>
+          <w:rFonts w:cstheme="minorHAnsi"/>
+          <w:sz w:val="28"/>
+          <w:szCs w:val="28"/>
+          <w:lang w:val="en-US"/>
+        </w:rPr>
+        <w:t xml:space="preserve">) as </w:t>
+      </w:r>
+      <w:proofErr w:type="spellStart"/>
+      <w:r>
+        <w:rPr>
+          <w:rFonts w:cstheme="minorHAnsi"/>
+          <w:sz w:val="28"/>
+          <w:szCs w:val="28"/>
+          <w:lang w:val="en-US"/>
+        </w:rPr>
+        <w:t>total_deleted</w:t>
+      </w:r>
+      <w:proofErr w:type="spellEnd"/>
     </w:p>
     <w:p>
       <w:pPr>
@@ -7197,8 +9280,19 @@
           <w:szCs w:val="28"/>
           <w:lang w:val="en-US"/>
         </w:rPr>
-        <w:t>FROM file_changes</w:t>
-      </w:r>
+        <w:t xml:space="preserve">FROM </w:t>
+      </w:r>
+      <w:proofErr w:type="spellStart"/>
+      <w:r>
+        <w:rPr>
+          <w:rFonts w:cstheme="minorHAnsi"/>
+          <w:sz w:val="28"/>
+          <w:szCs w:val="28"/>
+          <w:lang w:val="en-US"/>
+        </w:rPr>
+        <w:t>file_changes</w:t>
+      </w:r>
+      <w:proofErr w:type="spellEnd"/>
     </w:p>
     <w:p>
       <w:pPr>
@@ -7219,7 +9313,47 @@
           <w:szCs w:val="28"/>
           <w:lang w:val="en-US"/>
         </w:rPr>
-        <w:t>WHERE file_path LIKE '%.c' OR file_path LIKE '%.h'</w:t>
+        <w:t xml:space="preserve">WHERE </w:t>
+      </w:r>
+      <w:proofErr w:type="spellStart"/>
+      <w:r>
+        <w:rPr>
+          <w:rFonts w:cstheme="minorHAnsi"/>
+          <w:sz w:val="28"/>
+          <w:szCs w:val="28"/>
+          <w:lang w:val="en-US"/>
+        </w:rPr>
+        <w:t>file_path</w:t>
+      </w:r>
+      <w:proofErr w:type="spellEnd"/>
+      <w:r>
+        <w:rPr>
+          <w:rFonts w:cstheme="minorHAnsi"/>
+          <w:sz w:val="28"/>
+          <w:szCs w:val="28"/>
+          <w:lang w:val="en-US"/>
+        </w:rPr>
+        <w:t xml:space="preserve"> LIKE '%.c' OR </w:t>
+      </w:r>
+      <w:proofErr w:type="spellStart"/>
+      <w:r>
+        <w:rPr>
+          <w:rFonts w:cstheme="minorHAnsi"/>
+          <w:sz w:val="28"/>
+          <w:szCs w:val="28"/>
+          <w:lang w:val="en-US"/>
+        </w:rPr>
+        <w:t>file_path</w:t>
+      </w:r>
+      <w:proofErr w:type="spellEnd"/>
+      <w:r>
+        <w:rPr>
+          <w:rFonts w:cstheme="minorHAnsi"/>
+          <w:sz w:val="28"/>
+          <w:szCs w:val="28"/>
+          <w:lang w:val="en-US"/>
+        </w:rPr>
+        <w:t xml:space="preserve"> LIKE '%.h'</w:t>
       </w:r>
     </w:p>
     <w:p>
@@ -7241,8 +9375,19 @@
           <w:szCs w:val="28"/>
           <w:lang w:val="en-US"/>
         </w:rPr>
-        <w:t>GROUP BY file_path</w:t>
-      </w:r>
+        <w:t xml:space="preserve">GROUP BY </w:t>
+      </w:r>
+      <w:proofErr w:type="spellStart"/>
+      <w:r>
+        <w:rPr>
+          <w:rFonts w:cstheme="minorHAnsi"/>
+          <w:sz w:val="28"/>
+          <w:szCs w:val="28"/>
+          <w:lang w:val="en-US"/>
+        </w:rPr>
+        <w:t>file_path</w:t>
+      </w:r>
+      <w:proofErr w:type="spellEnd"/>
     </w:p>
     <w:p>
       <w:pPr>
@@ -7263,7 +9408,27 @@
           <w:szCs w:val="28"/>
           <w:lang w:val="en-US"/>
         </w:rPr>
-        <w:t>ORDER BY change_count DESC</w:t>
+        <w:t xml:space="preserve">ORDER BY </w:t>
+      </w:r>
+      <w:proofErr w:type="spellStart"/>
+      <w:r>
+        <w:rPr>
+          <w:rFonts w:cstheme="minorHAnsi"/>
+          <w:sz w:val="28"/>
+          <w:szCs w:val="28"/>
+          <w:lang w:val="en-US"/>
+        </w:rPr>
+        <w:t>change_count</w:t>
+      </w:r>
+      <w:proofErr w:type="spellEnd"/>
+      <w:r>
+        <w:rPr>
+          <w:rFonts w:cstheme="minorHAnsi"/>
+          <w:sz w:val="28"/>
+          <w:szCs w:val="28"/>
+          <w:lang w:val="en-US"/>
+        </w:rPr>
+        <w:t xml:space="preserve"> DESC</w:t>
       </w:r>
     </w:p>
     <w:p>
@@ -7547,13 +9712,77 @@
                 <w:szCs w:val="28"/>
               </w:rPr>
             </w:pPr>
-            <w:r>
-              <w:rPr>
-                <w:rFonts w:ascii="Times New Roman" w:hAnsi="Times New Roman" w:cs="Times New Roman"/>
-                <w:sz w:val="28"/>
-                <w:szCs w:val="28"/>
-              </w:rPr>
-              <w:t>Tasks 4-1/Task 4-1/main 4-1.c</w:t>
+            <w:proofErr w:type="spellStart"/>
+            <w:r>
+              <w:rPr>
+                <w:rFonts w:ascii="Times New Roman" w:hAnsi="Times New Roman" w:cs="Times New Roman"/>
+                <w:sz w:val="28"/>
+                <w:szCs w:val="28"/>
+              </w:rPr>
+              <w:t>Tasks</w:t>
+            </w:r>
+            <w:proofErr w:type="spellEnd"/>
+            <w:r>
+              <w:rPr>
+                <w:rFonts w:ascii="Times New Roman" w:hAnsi="Times New Roman" w:cs="Times New Roman"/>
+                <w:sz w:val="28"/>
+                <w:szCs w:val="28"/>
+              </w:rPr>
+              <w:t xml:space="preserve"> </w:t>
+            </w:r>
+            <w:proofErr w:type="gramStart"/>
+            <w:r>
+              <w:rPr>
+                <w:rFonts w:ascii="Times New Roman" w:hAnsi="Times New Roman" w:cs="Times New Roman"/>
+                <w:sz w:val="28"/>
+                <w:szCs w:val="28"/>
+              </w:rPr>
+              <w:t>4-1</w:t>
+            </w:r>
+            <w:proofErr w:type="gramEnd"/>
+            <w:r>
+              <w:rPr>
+                <w:rFonts w:ascii="Times New Roman" w:hAnsi="Times New Roman" w:cs="Times New Roman"/>
+                <w:sz w:val="28"/>
+                <w:szCs w:val="28"/>
+              </w:rPr>
+              <w:t xml:space="preserve">/Task </w:t>
+            </w:r>
+            <w:proofErr w:type="gramStart"/>
+            <w:r>
+              <w:rPr>
+                <w:rFonts w:ascii="Times New Roman" w:hAnsi="Times New Roman" w:cs="Times New Roman"/>
+                <w:sz w:val="28"/>
+                <w:szCs w:val="28"/>
+              </w:rPr>
+              <w:t>4-1</w:t>
+            </w:r>
+            <w:proofErr w:type="gramEnd"/>
+            <w:r>
+              <w:rPr>
+                <w:rFonts w:ascii="Times New Roman" w:hAnsi="Times New Roman" w:cs="Times New Roman"/>
+                <w:sz w:val="28"/>
+                <w:szCs w:val="28"/>
+              </w:rPr>
+              <w:t xml:space="preserve">/main </w:t>
+            </w:r>
+            <w:proofErr w:type="gramStart"/>
+            <w:r>
+              <w:rPr>
+                <w:rFonts w:ascii="Times New Roman" w:hAnsi="Times New Roman" w:cs="Times New Roman"/>
+                <w:sz w:val="28"/>
+                <w:szCs w:val="28"/>
+              </w:rPr>
+              <w:t>4-1</w:t>
+            </w:r>
+            <w:proofErr w:type="gramEnd"/>
+            <w:r>
+              <w:rPr>
+                <w:rFonts w:ascii="Times New Roman" w:hAnsi="Times New Roman" w:cs="Times New Roman"/>
+                <w:sz w:val="28"/>
+                <w:szCs w:val="28"/>
+              </w:rPr>
+              <w:t>.c</w:t>
             </w:r>
           </w:p>
         </w:tc>
@@ -7673,13 +9902,59 @@
                 <w:szCs w:val="28"/>
               </w:rPr>
             </w:pPr>
-            <w:r>
-              <w:rPr>
-                <w:rFonts w:ascii="Times New Roman" w:hAnsi="Times New Roman" w:cs="Times New Roman"/>
-                <w:sz w:val="28"/>
-                <w:szCs w:val="28"/>
-              </w:rPr>
-              <w:t>Tasks 4-3/Task 4-3/main4-3.c</w:t>
+            <w:proofErr w:type="spellStart"/>
+            <w:r>
+              <w:rPr>
+                <w:rFonts w:ascii="Times New Roman" w:hAnsi="Times New Roman" w:cs="Times New Roman"/>
+                <w:sz w:val="28"/>
+                <w:szCs w:val="28"/>
+              </w:rPr>
+              <w:t>Tasks</w:t>
+            </w:r>
+            <w:proofErr w:type="spellEnd"/>
+            <w:r>
+              <w:rPr>
+                <w:rFonts w:ascii="Times New Roman" w:hAnsi="Times New Roman" w:cs="Times New Roman"/>
+                <w:sz w:val="28"/>
+                <w:szCs w:val="28"/>
+              </w:rPr>
+              <w:t xml:space="preserve"> </w:t>
+            </w:r>
+            <w:proofErr w:type="gramStart"/>
+            <w:r>
+              <w:rPr>
+                <w:rFonts w:ascii="Times New Roman" w:hAnsi="Times New Roman" w:cs="Times New Roman"/>
+                <w:sz w:val="28"/>
+                <w:szCs w:val="28"/>
+              </w:rPr>
+              <w:t>4-3</w:t>
+            </w:r>
+            <w:proofErr w:type="gramEnd"/>
+            <w:r>
+              <w:rPr>
+                <w:rFonts w:ascii="Times New Roman" w:hAnsi="Times New Roman" w:cs="Times New Roman"/>
+                <w:sz w:val="28"/>
+                <w:szCs w:val="28"/>
+              </w:rPr>
+              <w:t xml:space="preserve">/Task </w:t>
+            </w:r>
+            <w:proofErr w:type="gramStart"/>
+            <w:r>
+              <w:rPr>
+                <w:rFonts w:ascii="Times New Roman" w:hAnsi="Times New Roman" w:cs="Times New Roman"/>
+                <w:sz w:val="28"/>
+                <w:szCs w:val="28"/>
+              </w:rPr>
+              <w:t>4-3</w:t>
+            </w:r>
+            <w:proofErr w:type="gramEnd"/>
+            <w:r>
+              <w:rPr>
+                <w:rFonts w:ascii="Times New Roman" w:hAnsi="Times New Roman" w:cs="Times New Roman"/>
+                <w:sz w:val="28"/>
+                <w:szCs w:val="28"/>
+              </w:rPr>
+              <w:t>/main4-3.c</w:t>
             </w:r>
           </w:p>
         </w:tc>
@@ -7799,13 +10074,59 @@
                 <w:szCs w:val="28"/>
               </w:rPr>
             </w:pPr>
-            <w:r>
-              <w:rPr>
-                <w:rFonts w:ascii="Times New Roman" w:hAnsi="Times New Roman" w:cs="Times New Roman"/>
-                <w:sz w:val="28"/>
-                <w:szCs w:val="28"/>
-              </w:rPr>
-              <w:t>Tasks 3-3/Task 3-3/main3-3.c</w:t>
+            <w:proofErr w:type="spellStart"/>
+            <w:r>
+              <w:rPr>
+                <w:rFonts w:ascii="Times New Roman" w:hAnsi="Times New Roman" w:cs="Times New Roman"/>
+                <w:sz w:val="28"/>
+                <w:szCs w:val="28"/>
+              </w:rPr>
+              <w:t>Tasks</w:t>
+            </w:r>
+            <w:proofErr w:type="spellEnd"/>
+            <w:r>
+              <w:rPr>
+                <w:rFonts w:ascii="Times New Roman" w:hAnsi="Times New Roman" w:cs="Times New Roman"/>
+                <w:sz w:val="28"/>
+                <w:szCs w:val="28"/>
+              </w:rPr>
+              <w:t xml:space="preserve"> </w:t>
+            </w:r>
+            <w:proofErr w:type="gramStart"/>
+            <w:r>
+              <w:rPr>
+                <w:rFonts w:ascii="Times New Roman" w:hAnsi="Times New Roman" w:cs="Times New Roman"/>
+                <w:sz w:val="28"/>
+                <w:szCs w:val="28"/>
+              </w:rPr>
+              <w:t>3-3</w:t>
+            </w:r>
+            <w:proofErr w:type="gramEnd"/>
+            <w:r>
+              <w:rPr>
+                <w:rFonts w:ascii="Times New Roman" w:hAnsi="Times New Roman" w:cs="Times New Roman"/>
+                <w:sz w:val="28"/>
+                <w:szCs w:val="28"/>
+              </w:rPr>
+              <w:t xml:space="preserve">/Task </w:t>
+            </w:r>
+            <w:proofErr w:type="gramStart"/>
+            <w:r>
+              <w:rPr>
+                <w:rFonts w:ascii="Times New Roman" w:hAnsi="Times New Roman" w:cs="Times New Roman"/>
+                <w:sz w:val="28"/>
+                <w:szCs w:val="28"/>
+              </w:rPr>
+              <w:t>3-3</w:t>
+            </w:r>
+            <w:proofErr w:type="gramEnd"/>
+            <w:r>
+              <w:rPr>
+                <w:rFonts w:ascii="Times New Roman" w:hAnsi="Times New Roman" w:cs="Times New Roman"/>
+                <w:sz w:val="28"/>
+                <w:szCs w:val="28"/>
+              </w:rPr>
+              <w:t>/main3-3.c</w:t>
             </w:r>
           </w:p>
         </w:tc>
@@ -7925,13 +10246,77 @@
                 <w:szCs w:val="28"/>
               </w:rPr>
             </w:pPr>
-            <w:r>
-              <w:rPr>
-                <w:rFonts w:ascii="Times New Roman" w:hAnsi="Times New Roman" w:cs="Times New Roman"/>
-                <w:sz w:val="28"/>
-                <w:szCs w:val="28"/>
-              </w:rPr>
-              <w:t>Tasks 3-2/Task 3-2/main 3-2.c</w:t>
+            <w:proofErr w:type="spellStart"/>
+            <w:r>
+              <w:rPr>
+                <w:rFonts w:ascii="Times New Roman" w:hAnsi="Times New Roman" w:cs="Times New Roman"/>
+                <w:sz w:val="28"/>
+                <w:szCs w:val="28"/>
+              </w:rPr>
+              <w:t>Tasks</w:t>
+            </w:r>
+            <w:proofErr w:type="spellEnd"/>
+            <w:r>
+              <w:rPr>
+                <w:rFonts w:ascii="Times New Roman" w:hAnsi="Times New Roman" w:cs="Times New Roman"/>
+                <w:sz w:val="28"/>
+                <w:szCs w:val="28"/>
+              </w:rPr>
+              <w:t xml:space="preserve"> </w:t>
+            </w:r>
+            <w:proofErr w:type="gramStart"/>
+            <w:r>
+              <w:rPr>
+                <w:rFonts w:ascii="Times New Roman" w:hAnsi="Times New Roman" w:cs="Times New Roman"/>
+                <w:sz w:val="28"/>
+                <w:szCs w:val="28"/>
+              </w:rPr>
+              <w:t>3-2</w:t>
+            </w:r>
+            <w:proofErr w:type="gramEnd"/>
+            <w:r>
+              <w:rPr>
+                <w:rFonts w:ascii="Times New Roman" w:hAnsi="Times New Roman" w:cs="Times New Roman"/>
+                <w:sz w:val="28"/>
+                <w:szCs w:val="28"/>
+              </w:rPr>
+              <w:t xml:space="preserve">/Task </w:t>
+            </w:r>
+            <w:proofErr w:type="gramStart"/>
+            <w:r>
+              <w:rPr>
+                <w:rFonts w:ascii="Times New Roman" w:hAnsi="Times New Roman" w:cs="Times New Roman"/>
+                <w:sz w:val="28"/>
+                <w:szCs w:val="28"/>
+              </w:rPr>
+              <w:t>3-2</w:t>
+            </w:r>
+            <w:proofErr w:type="gramEnd"/>
+            <w:r>
+              <w:rPr>
+                <w:rFonts w:ascii="Times New Roman" w:hAnsi="Times New Roman" w:cs="Times New Roman"/>
+                <w:sz w:val="28"/>
+                <w:szCs w:val="28"/>
+              </w:rPr>
+              <w:t xml:space="preserve">/main </w:t>
+            </w:r>
+            <w:proofErr w:type="gramStart"/>
+            <w:r>
+              <w:rPr>
+                <w:rFonts w:ascii="Times New Roman" w:hAnsi="Times New Roman" w:cs="Times New Roman"/>
+                <w:sz w:val="28"/>
+                <w:szCs w:val="28"/>
+              </w:rPr>
+              <w:t>3-2</w:t>
+            </w:r>
+            <w:proofErr w:type="gramEnd"/>
+            <w:r>
+              <w:rPr>
+                <w:rFonts w:ascii="Times New Roman" w:hAnsi="Times New Roman" w:cs="Times New Roman"/>
+                <w:sz w:val="28"/>
+                <w:szCs w:val="28"/>
+              </w:rPr>
+              <w:t>.c</w:t>
             </w:r>
           </w:p>
         </w:tc>
@@ -8051,13 +10436,59 @@
                 <w:szCs w:val="28"/>
               </w:rPr>
             </w:pPr>
-            <w:r>
-              <w:rPr>
-                <w:rFonts w:ascii="Times New Roman" w:hAnsi="Times New Roman" w:cs="Times New Roman"/>
-                <w:sz w:val="28"/>
-                <w:szCs w:val="28"/>
-              </w:rPr>
-              <w:t>Tasks 4-2/Task 4-2/main4-2.c</w:t>
+            <w:proofErr w:type="spellStart"/>
+            <w:r>
+              <w:rPr>
+                <w:rFonts w:ascii="Times New Roman" w:hAnsi="Times New Roman" w:cs="Times New Roman"/>
+                <w:sz w:val="28"/>
+                <w:szCs w:val="28"/>
+              </w:rPr>
+              <w:t>Tasks</w:t>
+            </w:r>
+            <w:proofErr w:type="spellEnd"/>
+            <w:r>
+              <w:rPr>
+                <w:rFonts w:ascii="Times New Roman" w:hAnsi="Times New Roman" w:cs="Times New Roman"/>
+                <w:sz w:val="28"/>
+                <w:szCs w:val="28"/>
+              </w:rPr>
+              <w:t xml:space="preserve"> </w:t>
+            </w:r>
+            <w:proofErr w:type="gramStart"/>
+            <w:r>
+              <w:rPr>
+                <w:rFonts w:ascii="Times New Roman" w:hAnsi="Times New Roman" w:cs="Times New Roman"/>
+                <w:sz w:val="28"/>
+                <w:szCs w:val="28"/>
+              </w:rPr>
+              <w:t>4-2</w:t>
+            </w:r>
+            <w:proofErr w:type="gramEnd"/>
+            <w:r>
+              <w:rPr>
+                <w:rFonts w:ascii="Times New Roman" w:hAnsi="Times New Roman" w:cs="Times New Roman"/>
+                <w:sz w:val="28"/>
+                <w:szCs w:val="28"/>
+              </w:rPr>
+              <w:t xml:space="preserve">/Task </w:t>
+            </w:r>
+            <w:proofErr w:type="gramStart"/>
+            <w:r>
+              <w:rPr>
+                <w:rFonts w:ascii="Times New Roman" w:hAnsi="Times New Roman" w:cs="Times New Roman"/>
+                <w:sz w:val="28"/>
+                <w:szCs w:val="28"/>
+              </w:rPr>
+              <w:t>4-2</w:t>
+            </w:r>
+            <w:proofErr w:type="gramEnd"/>
+            <w:r>
+              <w:rPr>
+                <w:rFonts w:ascii="Times New Roman" w:hAnsi="Times New Roman" w:cs="Times New Roman"/>
+                <w:sz w:val="28"/>
+                <w:szCs w:val="28"/>
+              </w:rPr>
+              <w:t>/main4-2.c</w:t>
             </w:r>
           </w:p>
         </w:tc>
@@ -8281,7 +10712,25 @@
           <w:sz w:val="28"/>
           <w:szCs w:val="28"/>
         </w:rPr>
-        <w:t>Результаты анализа «горячих точек» на основе реляционной модели Git-репозитория</w:t>
+        <w:t xml:space="preserve">Результаты анализа «горячих точек» на основе реляционной модели </w:t>
+      </w:r>
+      <w:proofErr w:type="spellStart"/>
+      <w:r>
+        <w:rPr>
+          <w:rFonts w:ascii="Times New Roman" w:hAnsi="Times New Roman" w:cs="Times New Roman"/>
+          <w:sz w:val="28"/>
+          <w:szCs w:val="28"/>
+        </w:rPr>
+        <w:t>Git</w:t>
+      </w:r>
+      <w:proofErr w:type="spellEnd"/>
+      <w:r>
+        <w:rPr>
+          <w:rFonts w:ascii="Times New Roman" w:hAnsi="Times New Roman" w:cs="Times New Roman"/>
+          <w:sz w:val="28"/>
+          <w:szCs w:val="28"/>
+        </w:rPr>
+        <w:t>-репозитория</w:t>
       </w:r>
     </w:p>
     <w:p>
@@ -8291,7 +10740,7 @@
           <w:bCs/>
         </w:rPr>
       </w:pPr>
-      <w:bookmarkStart w:id="13" w:name="_Toc226574994"/>
+      <w:bookmarkStart w:id="14" w:name="_Toc226635782"/>
       <w:r>
         <w:rPr>
           <w:sz w:val="26"/>
@@ -8312,13 +10761,13 @@
         </w:rPr>
         <w:t xml:space="preserve">.  </w:t>
       </w:r>
-      <w:bookmarkEnd w:id="13"/>
       <w:r>
         <w:rPr>
           <w:bCs/>
         </w:rPr>
         <w:t>Сравнение результатов двух подходов</w:t>
       </w:r>
+      <w:bookmarkEnd w:id="14"/>
     </w:p>
     <w:p>
       <w:pPr>
@@ -8370,7 +10819,43 @@
           <w:sz w:val="28"/>
           <w:szCs w:val="28"/>
         </w:rPr>
-        <w:t> файлы из раздела Tasks 4-x фигурируют в топе обоих методов. Файл main 4-1.c является абсолютным лидером по частоте изменений (15 коммитов) согласно реляционной модели, а main4-3.c имеет наибольшую цикломатическую сложность (84) согласно Gitinspector.</w:t>
+        <w:t> файлы из раздела </w:t>
+      </w:r>
+      <w:proofErr w:type="spellStart"/>
+      <w:r>
+        <w:rPr>
+          <w:rFonts w:ascii="Times New Roman" w:hAnsi="Times New Roman" w:cs="Times New Roman"/>
+          <w:sz w:val="28"/>
+          <w:szCs w:val="28"/>
+        </w:rPr>
+        <w:t>Tasks</w:t>
+      </w:r>
+      <w:proofErr w:type="spellEnd"/>
+      <w:r>
+        <w:rPr>
+          <w:rFonts w:ascii="Times New Roman" w:hAnsi="Times New Roman" w:cs="Times New Roman"/>
+          <w:sz w:val="28"/>
+          <w:szCs w:val="28"/>
+        </w:rPr>
+        <w:t xml:space="preserve"> 4-x фигурируют в топе обоих методов. Файл main </w:t>
+      </w:r>
+      <w:proofErr w:type="gramStart"/>
+      <w:r>
+        <w:rPr>
+          <w:rFonts w:ascii="Times New Roman" w:hAnsi="Times New Roman" w:cs="Times New Roman"/>
+          <w:sz w:val="28"/>
+          <w:szCs w:val="28"/>
+        </w:rPr>
+        <w:t>4-1</w:t>
+      </w:r>
+      <w:proofErr w:type="gramEnd"/>
+      <w:r>
+        <w:rPr>
+          <w:rFonts w:ascii="Times New Roman" w:hAnsi="Times New Roman" w:cs="Times New Roman"/>
+          <w:sz w:val="28"/>
+          <w:szCs w:val="28"/>
+        </w:rPr>
+        <w:t>.c является абсолютным лидером по частоте изменений (15 коммитов) согласно реляционной модели, а main4-3.c имеет наибольшую цикломатическую сложность (84) согласно Gitinspector.</w:t>
       </w:r>
     </w:p>
     <w:p>
@@ -8421,7 +10906,25 @@
           <w:sz w:val="28"/>
           <w:szCs w:val="28"/>
         </w:rPr>
-        <w:t> (цикломатическая сложность, строки) в его текущем состоянии. Реляционная модель Макшакова анализирует </w:t>
+        <w:t xml:space="preserve"> (цикломатическая сложность, строки) в его текущем состоянии. Реляционная модель </w:t>
+      </w:r>
+      <w:proofErr w:type="spellStart"/>
+      <w:r>
+        <w:rPr>
+          <w:rFonts w:ascii="Times New Roman" w:hAnsi="Times New Roman" w:cs="Times New Roman"/>
+          <w:sz w:val="28"/>
+          <w:szCs w:val="28"/>
+        </w:rPr>
+        <w:t>Макшакова</w:t>
+      </w:r>
+      <w:proofErr w:type="spellEnd"/>
+      <w:r>
+        <w:rPr>
+          <w:rFonts w:ascii="Times New Roman" w:hAnsi="Times New Roman" w:cs="Times New Roman"/>
+          <w:sz w:val="28"/>
+          <w:szCs w:val="28"/>
+        </w:rPr>
+        <w:t xml:space="preserve"> анализирует </w:t>
       </w:r>
       <w:r>
         <w:rPr>
@@ -8493,7 +10996,61 @@
           <w:sz w:val="28"/>
           <w:szCs w:val="28"/>
         </w:rPr>
-        <w:t>Воспроизведение эксперимента подтвердило эффективность реляционной модели для выявления скрытых закономерностей в истории разработки. Преимуществом данного подхода является возможность гибкой настройки запросов (например, фильтрация по типу коммита bug/fix, что невозможно в Gitinspector без глубокой кастомизации). Недостатком является необходимость написания собственного ETL-пайплайна.</w:t>
+        <w:t>Воспроизведение эксперимента подтвердило эффективность реляционной модели для выявления скрытых закономерностей в истории разработки. Преимуществом данного подхода является возможность гибкой настройки запросов (например, фильтрация по типу коммита </w:t>
+      </w:r>
+      <w:proofErr w:type="spellStart"/>
+      <w:r>
+        <w:rPr>
+          <w:rFonts w:ascii="Times New Roman" w:hAnsi="Times New Roman" w:cs="Times New Roman"/>
+          <w:sz w:val="28"/>
+          <w:szCs w:val="28"/>
+        </w:rPr>
+        <w:t>bug</w:t>
+      </w:r>
+      <w:proofErr w:type="spellEnd"/>
+      <w:r>
+        <w:rPr>
+          <w:rFonts w:ascii="Times New Roman" w:hAnsi="Times New Roman" w:cs="Times New Roman"/>
+          <w:sz w:val="28"/>
+          <w:szCs w:val="28"/>
+        </w:rPr>
+        <w:t>/</w:t>
+      </w:r>
+      <w:proofErr w:type="spellStart"/>
+      <w:r>
+        <w:rPr>
+          <w:rFonts w:ascii="Times New Roman" w:hAnsi="Times New Roman" w:cs="Times New Roman"/>
+          <w:sz w:val="28"/>
+          <w:szCs w:val="28"/>
+        </w:rPr>
+        <w:t>fix</w:t>
+      </w:r>
+      <w:proofErr w:type="spellEnd"/>
+      <w:r>
+        <w:rPr>
+          <w:rFonts w:ascii="Times New Roman" w:hAnsi="Times New Roman" w:cs="Times New Roman"/>
+          <w:sz w:val="28"/>
+          <w:szCs w:val="28"/>
+        </w:rPr>
+        <w:t>, что невозможно в Gitinspector без глубокой кастомизации). Недостатком является необходимость написания собственного ETL-</w:t>
+      </w:r>
+      <w:proofErr w:type="spellStart"/>
+      <w:r>
+        <w:rPr>
+          <w:rFonts w:ascii="Times New Roman" w:hAnsi="Times New Roman" w:cs="Times New Roman"/>
+          <w:sz w:val="28"/>
+          <w:szCs w:val="28"/>
+        </w:rPr>
+        <w:t>пайплайна</w:t>
+      </w:r>
+      <w:proofErr w:type="spellEnd"/>
+      <w:r>
+        <w:rPr>
+          <w:rFonts w:ascii="Times New Roman" w:hAnsi="Times New Roman" w:cs="Times New Roman"/>
+          <w:sz w:val="28"/>
+          <w:szCs w:val="28"/>
+        </w:rPr>
+        <w:t>.</w:t>
       </w:r>
     </w:p>
     <w:p>
@@ -8503,6 +11060,7 @@
           <w:bCs/>
         </w:rPr>
       </w:pPr>
+      <w:bookmarkStart w:id="15" w:name="_Toc226635783"/>
       <w:r>
         <w:rPr>
           <w:sz w:val="26"/>
@@ -8529,6 +11087,7 @@
         </w:rPr>
         <w:t>Общее описание проведённого анализа</w:t>
       </w:r>
+      <w:bookmarkEnd w:id="15"/>
     </w:p>
     <w:p>
       <w:pPr>
@@ -8613,7 +11172,25 @@
           <w:sz w:val="28"/>
           <w:szCs w:val="28"/>
         </w:rPr>
-        <w:t> TKI-141TFour с GitHub.</w:t>
+        <w:t xml:space="preserve"> TKI-141TFour с </w:t>
+      </w:r>
+      <w:proofErr w:type="spellStart"/>
+      <w:r>
+        <w:rPr>
+          <w:rFonts w:ascii="Times New Roman" w:hAnsi="Times New Roman" w:cs="Times New Roman"/>
+          <w:sz w:val="28"/>
+          <w:szCs w:val="28"/>
+        </w:rPr>
+        <w:t>GitHub</w:t>
+      </w:r>
+      <w:proofErr w:type="spellEnd"/>
+      <w:r>
+        <w:rPr>
+          <w:rFonts w:ascii="Times New Roman" w:hAnsi="Times New Roman" w:cs="Times New Roman"/>
+          <w:sz w:val="28"/>
+          <w:szCs w:val="28"/>
+        </w:rPr>
+        <w:t>.</w:t>
       </w:r>
     </w:p>
     <w:p>
@@ -8778,7 +11355,61 @@
           <w:sz w:val="28"/>
           <w:szCs w:val="28"/>
         </w:rPr>
-        <w:t> (--format=html -Tlr -m) — получены визуализированные данные с метриками цикломатической сложности.</w:t>
+        <w:t> (--</w:t>
+      </w:r>
+      <w:proofErr w:type="spellStart"/>
+      <w:r>
+        <w:rPr>
+          <w:rFonts w:ascii="Times New Roman" w:hAnsi="Times New Roman" w:cs="Times New Roman"/>
+          <w:sz w:val="28"/>
+          <w:szCs w:val="28"/>
+        </w:rPr>
+        <w:t>format</w:t>
+      </w:r>
+      <w:proofErr w:type="spellEnd"/>
+      <w:r>
+        <w:rPr>
+          <w:rFonts w:ascii="Times New Roman" w:hAnsi="Times New Roman" w:cs="Times New Roman"/>
+          <w:sz w:val="28"/>
+          <w:szCs w:val="28"/>
+        </w:rPr>
+        <w:t>=</w:t>
+      </w:r>
+      <w:proofErr w:type="spellStart"/>
+      <w:r>
+        <w:rPr>
+          <w:rFonts w:ascii="Times New Roman" w:hAnsi="Times New Roman" w:cs="Times New Roman"/>
+          <w:sz w:val="28"/>
+          <w:szCs w:val="28"/>
+        </w:rPr>
+        <w:t>html</w:t>
+      </w:r>
+      <w:proofErr w:type="spellEnd"/>
+      <w:r>
+        <w:rPr>
+          <w:rFonts w:ascii="Times New Roman" w:hAnsi="Times New Roman" w:cs="Times New Roman"/>
+          <w:sz w:val="28"/>
+          <w:szCs w:val="28"/>
+        </w:rPr>
+        <w:t xml:space="preserve"> -</w:t>
+      </w:r>
+      <w:proofErr w:type="spellStart"/>
+      <w:r>
+        <w:rPr>
+          <w:rFonts w:ascii="Times New Roman" w:hAnsi="Times New Roman" w:cs="Times New Roman"/>
+          <w:sz w:val="28"/>
+          <w:szCs w:val="28"/>
+        </w:rPr>
+        <w:t>Tlr</w:t>
+      </w:r>
+      <w:proofErr w:type="spellEnd"/>
+      <w:r>
+        <w:rPr>
+          <w:rFonts w:ascii="Times New Roman" w:hAnsi="Times New Roman" w:cs="Times New Roman"/>
+          <w:sz w:val="28"/>
+          <w:szCs w:val="28"/>
+        </w:rPr>
+        <w:t xml:space="preserve"> -m) — получены визуализированные данные с метриками цикломатической сложности.</w:t>
       </w:r>
     </w:p>
     <w:p>
@@ -8811,7 +11442,43 @@
           <w:sz w:val="28"/>
           <w:szCs w:val="28"/>
         </w:rPr>
-        <w:t> на Python с использованием библиотеки PyDriller для построения реляционной модели Git-репозитория.</w:t>
+        <w:t xml:space="preserve"> на Python с использованием библиотеки </w:t>
+      </w:r>
+      <w:proofErr w:type="spellStart"/>
+      <w:r>
+        <w:rPr>
+          <w:rFonts w:ascii="Times New Roman" w:hAnsi="Times New Roman" w:cs="Times New Roman"/>
+          <w:sz w:val="28"/>
+          <w:szCs w:val="28"/>
+        </w:rPr>
+        <w:t>PyDriller</w:t>
+      </w:r>
+      <w:proofErr w:type="spellEnd"/>
+      <w:r>
+        <w:rPr>
+          <w:rFonts w:ascii="Times New Roman" w:hAnsi="Times New Roman" w:cs="Times New Roman"/>
+          <w:sz w:val="28"/>
+          <w:szCs w:val="28"/>
+        </w:rPr>
+        <w:t xml:space="preserve"> для построения реляционной модели </w:t>
+      </w:r>
+      <w:proofErr w:type="spellStart"/>
+      <w:r>
+        <w:rPr>
+          <w:rFonts w:ascii="Times New Roman" w:hAnsi="Times New Roman" w:cs="Times New Roman"/>
+          <w:sz w:val="28"/>
+          <w:szCs w:val="28"/>
+        </w:rPr>
+        <w:t>Git</w:t>
+      </w:r>
+      <w:proofErr w:type="spellEnd"/>
+      <w:r>
+        <w:rPr>
+          <w:rFonts w:ascii="Times New Roman" w:hAnsi="Times New Roman" w:cs="Times New Roman"/>
+          <w:sz w:val="28"/>
+          <w:szCs w:val="28"/>
+        </w:rPr>
+        <w:t>-репозитория.</w:t>
       </w:r>
     </w:p>
     <w:p>
@@ -8836,15 +11503,45 @@
           <w:sz w:val="28"/>
           <w:szCs w:val="28"/>
         </w:rPr>
-        <w:t>Загрузка данных в SQLite</w:t>
-      </w:r>
-      <w:r>
-        <w:rPr>
-          <w:rFonts w:ascii="Times New Roman" w:hAnsi="Times New Roman" w:cs="Times New Roman"/>
-          <w:sz w:val="28"/>
-          <w:szCs w:val="28"/>
-        </w:rPr>
-        <w:t> и выполнение SQL-запросов для выявления «горячих точек» по методологии Макшакова.</w:t>
+        <w:t xml:space="preserve">Загрузка данных в </w:t>
+      </w:r>
+      <w:proofErr w:type="spellStart"/>
+      <w:r>
+        <w:rPr>
+          <w:rFonts w:ascii="Times New Roman" w:hAnsi="Times New Roman" w:cs="Times New Roman"/>
+          <w:b/>
+          <w:bCs/>
+          <w:sz w:val="28"/>
+          <w:szCs w:val="28"/>
+        </w:rPr>
+        <w:t>SQLite</w:t>
+      </w:r>
+      <w:proofErr w:type="spellEnd"/>
+      <w:r>
+        <w:rPr>
+          <w:rFonts w:ascii="Times New Roman" w:hAnsi="Times New Roman" w:cs="Times New Roman"/>
+          <w:sz w:val="28"/>
+          <w:szCs w:val="28"/>
+        </w:rPr>
+        <w:t xml:space="preserve"> и выполнение SQL-запросов для выявления «горячих точек» по методологии </w:t>
+      </w:r>
+      <w:proofErr w:type="spellStart"/>
+      <w:r>
+        <w:rPr>
+          <w:rFonts w:ascii="Times New Roman" w:hAnsi="Times New Roman" w:cs="Times New Roman"/>
+          <w:sz w:val="28"/>
+          <w:szCs w:val="28"/>
+        </w:rPr>
+        <w:t>Макшакова</w:t>
+      </w:r>
+      <w:proofErr w:type="spellEnd"/>
+      <w:r>
+        <w:rPr>
+          <w:rFonts w:ascii="Times New Roman" w:hAnsi="Times New Roman" w:cs="Times New Roman"/>
+          <w:sz w:val="28"/>
+          <w:szCs w:val="28"/>
+        </w:rPr>
+        <w:t>.</w:t>
       </w:r>
     </w:p>
     <w:p>
@@ -8919,7 +11616,7 @@
           <w:iCs/>
         </w:rPr>
       </w:pPr>
-      <w:bookmarkStart w:id="14" w:name="_Toc226574995"/>
+      <w:bookmarkStart w:id="16" w:name="_Toc226635784"/>
       <w:r>
         <w:rPr>
           <w:i w:val="0"/>
@@ -8927,7 +11624,7 @@
         </w:rPr>
         <w:t>7. Выводы</w:t>
       </w:r>
-      <w:bookmarkEnd w:id="14"/>
+      <w:bookmarkEnd w:id="16"/>
     </w:p>
     <w:p>
       <w:pPr>
@@ -8946,7 +11643,25 @@
           <w:sz w:val="28"/>
           <w:szCs w:val="28"/>
         </w:rPr>
-        <w:t>В ходе выполнения работы был изучен и применен инструмент статического анализа Git-репозиториев Gitinspector.</w:t>
+        <w:t xml:space="preserve">В ходе выполнения работы был изучен и применен инструмент статического анализа </w:t>
+      </w:r>
+      <w:proofErr w:type="spellStart"/>
+      <w:r>
+        <w:rPr>
+          <w:rFonts w:ascii="Times New Roman" w:hAnsi="Times New Roman" w:cs="Times New Roman"/>
+          <w:sz w:val="28"/>
+          <w:szCs w:val="28"/>
+        </w:rPr>
+        <w:t>Git</w:t>
+      </w:r>
+      <w:proofErr w:type="spellEnd"/>
+      <w:r>
+        <w:rPr>
+          <w:rFonts w:ascii="Times New Roman" w:hAnsi="Times New Roman" w:cs="Times New Roman"/>
+          <w:sz w:val="28"/>
+          <w:szCs w:val="28"/>
+        </w:rPr>
+        <w:t>-репозиториев Gitinspector.</w:t>
       </w:r>
     </w:p>
     <w:p>
@@ -9034,7 +11749,25 @@
           <w:sz w:val="28"/>
           <w:szCs w:val="28"/>
         </w:rPr>
-        <w:t>" кода на основе анализа реляционной модели Git-репозитория. Используя флаги «-r» (ответственность) и «-m» (метрики), можно определить, какой файл или функция требует наибольшего внимания из-за частоты изменений или сложности.</w:t>
+        <w:t xml:space="preserve">" кода на основе анализа реляционной модели </w:t>
+      </w:r>
+      <w:proofErr w:type="spellStart"/>
+      <w:r>
+        <w:rPr>
+          <w:rFonts w:ascii="Times New Roman" w:hAnsi="Times New Roman" w:cs="Times New Roman"/>
+          <w:sz w:val="28"/>
+          <w:szCs w:val="28"/>
+        </w:rPr>
+        <w:t>Git</w:t>
+      </w:r>
+      <w:proofErr w:type="spellEnd"/>
+      <w:r>
+        <w:rPr>
+          <w:rFonts w:ascii="Times New Roman" w:hAnsi="Times New Roman" w:cs="Times New Roman"/>
+          <w:sz w:val="28"/>
+          <w:szCs w:val="28"/>
+        </w:rPr>
+        <w:t>-репозитория. Используя флаги «-r» (ответственность) и «-m» (метрики), можно определить, какой файл или функция требует наибольшего внимания из-за частоты изменений или сложности.</w:t>
       </w:r>
     </w:p>
     <w:p>
@@ -9090,7 +11823,43 @@
           <w:sz w:val="28"/>
           <w:szCs w:val="28"/>
         </w:rPr>
-        <w:t>4.  Ограничения: В отличие от Joern/CPG, Gitinspector не строит граф потока управления (CFG) или зависимостей (PDG). Он работает на уровне статистики коммитов и метрик. Это делает его дополнительным, а не альтернативным инструментом по отношению к Joern.</w:t>
+        <w:t xml:space="preserve">4.  Ограничения: В отличие от </w:t>
+      </w:r>
+      <w:proofErr w:type="spellStart"/>
+      <w:r>
+        <w:rPr>
+          <w:rFonts w:ascii="Times New Roman" w:hAnsi="Times New Roman" w:cs="Times New Roman"/>
+          <w:sz w:val="28"/>
+          <w:szCs w:val="28"/>
+        </w:rPr>
+        <w:t>Joern</w:t>
+      </w:r>
+      <w:proofErr w:type="spellEnd"/>
+      <w:r>
+        <w:rPr>
+          <w:rFonts w:ascii="Times New Roman" w:hAnsi="Times New Roman" w:cs="Times New Roman"/>
+          <w:sz w:val="28"/>
+          <w:szCs w:val="28"/>
+        </w:rPr>
+        <w:t xml:space="preserve">/CPG, Gitinspector не строит граф потока управления (CFG) или зависимостей (PDG). Он работает на уровне статистики коммитов и метрик. Это делает его дополнительным, а не альтернативным инструментом по отношению к </w:t>
+      </w:r>
+      <w:proofErr w:type="spellStart"/>
+      <w:r>
+        <w:rPr>
+          <w:rFonts w:ascii="Times New Roman" w:hAnsi="Times New Roman" w:cs="Times New Roman"/>
+          <w:sz w:val="28"/>
+          <w:szCs w:val="28"/>
+        </w:rPr>
+        <w:t>Joern</w:t>
+      </w:r>
+      <w:proofErr w:type="spellEnd"/>
+      <w:r>
+        <w:rPr>
+          <w:rFonts w:ascii="Times New Roman" w:hAnsi="Times New Roman" w:cs="Times New Roman"/>
+          <w:sz w:val="28"/>
+          <w:szCs w:val="28"/>
+        </w:rPr>
+        <w:t>.</w:t>
       </w:r>
       <w:r>
         <w:rPr>
@@ -9122,7 +11891,25 @@
           <w:sz w:val="28"/>
           <w:szCs w:val="28"/>
         </w:rPr>
-        <w:t>для поиска подозрительных файлов (много изменений), а затем Joern для глубокого анализа уязвимостей внутри этих файлов.</w:t>
+        <w:t xml:space="preserve">для поиска подозрительных файлов (много изменений), а затем </w:t>
+      </w:r>
+      <w:proofErr w:type="spellStart"/>
+      <w:r>
+        <w:rPr>
+          <w:rFonts w:ascii="Times New Roman" w:hAnsi="Times New Roman" w:cs="Times New Roman"/>
+          <w:sz w:val="28"/>
+          <w:szCs w:val="28"/>
+        </w:rPr>
+        <w:t>Joern</w:t>
+      </w:r>
+      <w:proofErr w:type="spellEnd"/>
+      <w:r>
+        <w:rPr>
+          <w:rFonts w:ascii="Times New Roman" w:hAnsi="Times New Roman" w:cs="Times New Roman"/>
+          <w:sz w:val="28"/>
+          <w:szCs w:val="28"/>
+        </w:rPr>
+        <w:t xml:space="preserve"> для глубокого анализа уязвимостей внутри этих файлов.</w:t>
       </w:r>
     </w:p>
     <w:p>
@@ -9190,7 +11977,7 @@
       <w:r>
         <w:t xml:space="preserve"> </w:t>
       </w:r>
-      <w:bookmarkStart w:id="15" w:name="_Toc226574996"/>
+      <w:bookmarkStart w:id="17" w:name="_Toc226635785"/>
       <w:r>
         <w:rPr>
           <w:i w:val="0"/>
@@ -9198,7 +11985,7 @@
         </w:rPr>
         <w:t>8. Список использованных источников информации</w:t>
       </w:r>
-      <w:bookmarkEnd w:id="15"/>
+      <w:bookmarkEnd w:id="17"/>
     </w:p>
     <w:p>
       <w:pPr>
@@ -9217,9 +12004,25 @@
           <w:rFonts w:ascii="Times New Roman" w:hAnsi="Times New Roman" w:cs="Times New Roman"/>
           <w:sz w:val="28"/>
           <w:szCs w:val="28"/>
+        </w:rPr>
+        <w:t>1.</w:t>
+      </w:r>
+      <w:r>
+        <w:rPr>
+          <w:rFonts w:ascii="Times New Roman" w:hAnsi="Times New Roman" w:cs="Times New Roman"/>
+          <w:sz w:val="28"/>
+          <w:szCs w:val="28"/>
           <w:lang w:val="en-US"/>
         </w:rPr>
-        <w:t xml:space="preserve">1.Interactive-Design-and-Technology. (2023). </w:t>
+        <w:t>Interactive</w:t>
+      </w:r>
+      <w:r>
+        <w:rPr>
+          <w:rFonts w:ascii="Times New Roman" w:hAnsi="Times New Roman" w:cs="Times New Roman"/>
+          <w:sz w:val="28"/>
+          <w:szCs w:val="28"/>
+        </w:rPr>
+        <w:t>-</w:t>
       </w:r>
       <w:r>
         <w:rPr>
@@ -9228,7 +12031,69 @@
           <w:szCs w:val="28"/>
           <w:lang w:val="en-US"/>
         </w:rPr>
-        <w:t xml:space="preserve">«gitinspector/README.md». GitHub. </w:t>
+        <w:t>Design</w:t>
+      </w:r>
+      <w:r>
+        <w:rPr>
+          <w:rFonts w:ascii="Times New Roman" w:hAnsi="Times New Roman" w:cs="Times New Roman"/>
+          <w:sz w:val="28"/>
+          <w:szCs w:val="28"/>
+        </w:rPr>
+        <w:t>-</w:t>
+      </w:r>
+      <w:r>
+        <w:rPr>
+          <w:rFonts w:ascii="Times New Roman" w:hAnsi="Times New Roman" w:cs="Times New Roman"/>
+          <w:sz w:val="28"/>
+          <w:szCs w:val="28"/>
+          <w:lang w:val="en-US"/>
+        </w:rPr>
+        <w:t>and</w:t>
+      </w:r>
+      <w:r>
+        <w:rPr>
+          <w:rFonts w:ascii="Times New Roman" w:hAnsi="Times New Roman" w:cs="Times New Roman"/>
+          <w:sz w:val="28"/>
+          <w:szCs w:val="28"/>
+        </w:rPr>
+        <w:t>-</w:t>
+      </w:r>
+      <w:r>
+        <w:rPr>
+          <w:rFonts w:ascii="Times New Roman" w:hAnsi="Times New Roman" w:cs="Times New Roman"/>
+          <w:sz w:val="28"/>
+          <w:szCs w:val="28"/>
+          <w:lang w:val="en-US"/>
+        </w:rPr>
+        <w:t>Technology</w:t>
+      </w:r>
+      <w:r>
+        <w:rPr>
+          <w:rFonts w:ascii="Times New Roman" w:hAnsi="Times New Roman" w:cs="Times New Roman"/>
+          <w:sz w:val="28"/>
+          <w:szCs w:val="28"/>
+        </w:rPr>
+        <w:t xml:space="preserve">. (2023). </w:t>
+      </w:r>
+      <w:proofErr w:type="gramStart"/>
+      <w:r>
+        <w:rPr>
+          <w:rFonts w:ascii="Times New Roman" w:hAnsi="Times New Roman" w:cs="Times New Roman"/>
+          <w:sz w:val="28"/>
+          <w:szCs w:val="28"/>
+          <w:lang w:val="en-US"/>
+        </w:rPr>
+        <w:t>«gitinspector/README.md».</w:t>
+      </w:r>
+      <w:proofErr w:type="gramEnd"/>
+      <w:r>
+        <w:rPr>
+          <w:rFonts w:ascii="Times New Roman" w:hAnsi="Times New Roman" w:cs="Times New Roman"/>
+          <w:sz w:val="28"/>
+          <w:szCs w:val="28"/>
+          <w:lang w:val="en-US"/>
+        </w:rPr>
+        <w:t xml:space="preserve"> GitHub. </w:t>
       </w:r>
     </w:p>
     <w:p>
@@ -9251,7 +12116,67 @@
           <w:lang w:val="en-US"/>
         </w:rPr>
         <w:lastRenderedPageBreak/>
-        <w:t xml:space="preserve">2. van Beek, B. (2025). «gitinspectorgui». PyPI. </w:t>
+        <w:t xml:space="preserve">2. van Beek, B. (2025). </w:t>
+      </w:r>
+      <w:proofErr w:type="gramStart"/>
+      <w:r>
+        <w:rPr>
+          <w:rFonts w:ascii="Times New Roman" w:hAnsi="Times New Roman" w:cs="Times New Roman"/>
+          <w:sz w:val="28"/>
+          <w:szCs w:val="28"/>
+          <w:lang w:val="en-US"/>
+        </w:rPr>
+        <w:t>«</w:t>
+      </w:r>
+      <w:proofErr w:type="spellStart"/>
+      <w:r>
+        <w:rPr>
+          <w:rFonts w:ascii="Times New Roman" w:hAnsi="Times New Roman" w:cs="Times New Roman"/>
+          <w:sz w:val="28"/>
+          <w:szCs w:val="28"/>
+          <w:lang w:val="en-US"/>
+        </w:rPr>
+        <w:t>gitinspectorgui</w:t>
+      </w:r>
+      <w:proofErr w:type="spellEnd"/>
+      <w:r>
+        <w:rPr>
+          <w:rFonts w:ascii="Times New Roman" w:hAnsi="Times New Roman" w:cs="Times New Roman"/>
+          <w:sz w:val="28"/>
+          <w:szCs w:val="28"/>
+          <w:lang w:val="en-US"/>
+        </w:rPr>
+        <w:t>».</w:t>
+      </w:r>
+      <w:proofErr w:type="gramEnd"/>
+      <w:r>
+        <w:rPr>
+          <w:rFonts w:ascii="Times New Roman" w:hAnsi="Times New Roman" w:cs="Times New Roman"/>
+          <w:sz w:val="28"/>
+          <w:szCs w:val="28"/>
+          <w:lang w:val="en-US"/>
+        </w:rPr>
+        <w:t xml:space="preserve"> </w:t>
+      </w:r>
+      <w:proofErr w:type="spellStart"/>
+      <w:r>
+        <w:rPr>
+          <w:rFonts w:ascii="Times New Roman" w:hAnsi="Times New Roman" w:cs="Times New Roman"/>
+          <w:sz w:val="28"/>
+          <w:szCs w:val="28"/>
+          <w:lang w:val="en-US"/>
+        </w:rPr>
+        <w:t>PyPI</w:t>
+      </w:r>
+      <w:proofErr w:type="spellEnd"/>
+      <w:r>
+        <w:rPr>
+          <w:rFonts w:ascii="Times New Roman" w:hAnsi="Times New Roman" w:cs="Times New Roman"/>
+          <w:sz w:val="28"/>
+          <w:szCs w:val="28"/>
+          <w:lang w:val="en-US"/>
+        </w:rPr>
+        <w:t xml:space="preserve">. </w:t>
       </w:r>
     </w:p>
     <w:p>
@@ -9273,7 +12198,47 @@
           <w:szCs w:val="28"/>
           <w:lang w:val="en-US"/>
         </w:rPr>
-        <w:t xml:space="preserve">3. Debian. (2025). «gitinspector(1) — gitinspector — Debian unstable». Debian Manpages. </w:t>
+        <w:t>3. Debian. (2025). «</w:t>
+      </w:r>
+      <w:proofErr w:type="gramStart"/>
+      <w:r>
+        <w:rPr>
+          <w:rFonts w:ascii="Times New Roman" w:hAnsi="Times New Roman" w:cs="Times New Roman"/>
+          <w:sz w:val="28"/>
+          <w:szCs w:val="28"/>
+          <w:lang w:val="en-US"/>
+        </w:rPr>
+        <w:t>gitinspector(</w:t>
+      </w:r>
+      <w:proofErr w:type="gramEnd"/>
+      <w:r>
+        <w:rPr>
+          <w:rFonts w:ascii="Times New Roman" w:hAnsi="Times New Roman" w:cs="Times New Roman"/>
+          <w:sz w:val="28"/>
+          <w:szCs w:val="28"/>
+          <w:lang w:val="en-US"/>
+        </w:rPr>
+        <w:t xml:space="preserve">1) — gitinspector — Debian unstable». Debian </w:t>
+      </w:r>
+      <w:proofErr w:type="spellStart"/>
+      <w:r>
+        <w:rPr>
+          <w:rFonts w:ascii="Times New Roman" w:hAnsi="Times New Roman" w:cs="Times New Roman"/>
+          <w:sz w:val="28"/>
+          <w:szCs w:val="28"/>
+          <w:lang w:val="en-US"/>
+        </w:rPr>
+        <w:t>Manpages</w:t>
+      </w:r>
+      <w:proofErr w:type="spellEnd"/>
+      <w:r>
+        <w:rPr>
+          <w:rFonts w:ascii="Times New Roman" w:hAnsi="Times New Roman" w:cs="Times New Roman"/>
+          <w:sz w:val="28"/>
+          <w:szCs w:val="28"/>
+          <w:lang w:val="en-US"/>
+        </w:rPr>
+        <w:t xml:space="preserve">. </w:t>
       </w:r>
     </w:p>
     <w:p>
@@ -9295,7 +12260,27 @@
           <w:szCs w:val="28"/>
           <w:lang w:val="en-US"/>
         </w:rPr>
-        <w:t xml:space="preserve">4. alex-quan-001. (2025). «gitinspector». GitHub Gist. </w:t>
+        <w:t xml:space="preserve">4. alex-quan-001. (2025). </w:t>
+      </w:r>
+      <w:proofErr w:type="gramStart"/>
+      <w:r>
+        <w:rPr>
+          <w:rFonts w:ascii="Times New Roman" w:hAnsi="Times New Roman" w:cs="Times New Roman"/>
+          <w:sz w:val="28"/>
+          <w:szCs w:val="28"/>
+          <w:lang w:val="en-US"/>
+        </w:rPr>
+        <w:t>«gitinspector».</w:t>
+      </w:r>
+      <w:proofErr w:type="gramEnd"/>
+      <w:r>
+        <w:rPr>
+          <w:rFonts w:ascii="Times New Roman" w:hAnsi="Times New Roman" w:cs="Times New Roman"/>
+          <w:sz w:val="28"/>
+          <w:szCs w:val="28"/>
+          <w:lang w:val="en-US"/>
+        </w:rPr>
+        <w:t xml:space="preserve"> GitHub Gist. </w:t>
       </w:r>
     </w:p>
     <w:p>
@@ -9317,7 +12302,47 @@
           <w:szCs w:val="28"/>
           <w:lang w:val="en-US"/>
         </w:rPr>
-        <w:t xml:space="preserve">5. FreshPorts. (2024). «devel/gitinspector». FreshPorts. </w:t>
+        <w:t xml:space="preserve">5. </w:t>
+      </w:r>
+      <w:proofErr w:type="spellStart"/>
+      <w:r>
+        <w:rPr>
+          <w:rFonts w:ascii="Times New Roman" w:hAnsi="Times New Roman" w:cs="Times New Roman"/>
+          <w:sz w:val="28"/>
+          <w:szCs w:val="28"/>
+          <w:lang w:val="en-US"/>
+        </w:rPr>
+        <w:t>FreshPorts</w:t>
+      </w:r>
+      <w:proofErr w:type="spellEnd"/>
+      <w:r>
+        <w:rPr>
+          <w:rFonts w:ascii="Times New Roman" w:hAnsi="Times New Roman" w:cs="Times New Roman"/>
+          <w:sz w:val="28"/>
+          <w:szCs w:val="28"/>
+          <w:lang w:val="en-US"/>
+        </w:rPr>
+        <w:t xml:space="preserve">. (2024). «devel/gitinspector». </w:t>
+      </w:r>
+      <w:proofErr w:type="spellStart"/>
+      <w:r>
+        <w:rPr>
+          <w:rFonts w:ascii="Times New Roman" w:hAnsi="Times New Roman" w:cs="Times New Roman"/>
+          <w:sz w:val="28"/>
+          <w:szCs w:val="28"/>
+          <w:lang w:val="en-US"/>
+        </w:rPr>
+        <w:t>FreshPorts</w:t>
+      </w:r>
+      <w:proofErr w:type="spellEnd"/>
+      <w:r>
+        <w:rPr>
+          <w:rFonts w:ascii="Times New Roman" w:hAnsi="Times New Roman" w:cs="Times New Roman"/>
+          <w:sz w:val="28"/>
+          <w:szCs w:val="28"/>
+          <w:lang w:val="en-US"/>
+        </w:rPr>
+        <w:t xml:space="preserve">. </w:t>
       </w:r>
     </w:p>
     <w:p>
@@ -9348,7 +12373,47 @@
           <w:szCs w:val="28"/>
           <w:lang w:val="en-US"/>
         </w:rPr>
-        <w:t>. Ubuntu. (n.d.). «gitinspector». Ubuntu Manpage.</w:t>
+        <w:t xml:space="preserve">. Ubuntu. (n.d.). </w:t>
+      </w:r>
+      <w:proofErr w:type="gramStart"/>
+      <w:r>
+        <w:rPr>
+          <w:rFonts w:ascii="Times New Roman" w:hAnsi="Times New Roman" w:cs="Times New Roman"/>
+          <w:sz w:val="28"/>
+          <w:szCs w:val="28"/>
+          <w:lang w:val="en-US"/>
+        </w:rPr>
+        <w:t>«gitinspector».</w:t>
+      </w:r>
+      <w:proofErr w:type="gramEnd"/>
+      <w:r>
+        <w:rPr>
+          <w:rFonts w:ascii="Times New Roman" w:hAnsi="Times New Roman" w:cs="Times New Roman"/>
+          <w:sz w:val="28"/>
+          <w:szCs w:val="28"/>
+          <w:lang w:val="en-US"/>
+        </w:rPr>
+        <w:t xml:space="preserve"> Ubuntu </w:t>
+      </w:r>
+      <w:proofErr w:type="spellStart"/>
+      <w:r>
+        <w:rPr>
+          <w:rFonts w:ascii="Times New Roman" w:hAnsi="Times New Roman" w:cs="Times New Roman"/>
+          <w:sz w:val="28"/>
+          <w:szCs w:val="28"/>
+          <w:lang w:val="en-US"/>
+        </w:rPr>
+        <w:t>Manpage</w:t>
+      </w:r>
+      <w:proofErr w:type="spellEnd"/>
+      <w:r>
+        <w:rPr>
+          <w:rFonts w:ascii="Times New Roman" w:hAnsi="Times New Roman" w:cs="Times New Roman"/>
+          <w:sz w:val="28"/>
+          <w:szCs w:val="28"/>
+          <w:lang w:val="en-US"/>
+        </w:rPr>
+        <w:t>.</w:t>
       </w:r>
     </w:p>
     <w:p>
@@ -9378,7 +12443,32 @@
           <w:szCs w:val="28"/>
           <w:lang w:val="en-US"/>
         </w:rPr>
-        <w:t>Linux Packages. (2024). "Install gitinspector on Debian 12". PKV Games.</w:t>
+        <w:t>Linux Packages. (2024). "Install gitinspector on Debian 12". PKV</w:t>
+      </w:r>
+      <w:r>
+        <w:rPr>
+          <w:rFonts w:ascii="Times New Roman" w:hAnsi="Times New Roman" w:cs="Times New Roman"/>
+          <w:sz w:val="28"/>
+          <w:szCs w:val="28"/>
+        </w:rPr>
+        <w:t xml:space="preserve"> </w:t>
+      </w:r>
+      <w:r>
+        <w:rPr>
+          <w:rFonts w:ascii="Times New Roman" w:hAnsi="Times New Roman" w:cs="Times New Roman"/>
+          <w:sz w:val="28"/>
+          <w:szCs w:val="28"/>
+          <w:lang w:val="en-US"/>
+        </w:rPr>
+        <w:t>Games</w:t>
+      </w:r>
+      <w:r>
+        <w:rPr>
+          <w:rFonts w:ascii="Times New Roman" w:hAnsi="Times New Roman" w:cs="Times New Roman"/>
+          <w:sz w:val="28"/>
+          <w:szCs w:val="28"/>
+        </w:rPr>
+        <w:t>.</w:t>
       </w:r>
     </w:p>
     <w:p>
@@ -9398,7 +12488,61 @@
           <w:sz w:val="28"/>
           <w:szCs w:val="28"/>
         </w:rPr>
-        <w:t>8. Сидоренко В.Г., Макшаков С.В. Получение информации о «горячих точках» кода на основе анализа реляционной модели git-репозитория. — М.: РУТ (МИИТ), 2025.</w:t>
+        <w:t xml:space="preserve">8. Сидоренко </w:t>
+      </w:r>
+      <w:proofErr w:type="gramStart"/>
+      <w:r>
+        <w:rPr>
+          <w:rFonts w:ascii="Times New Roman" w:hAnsi="Times New Roman" w:cs="Times New Roman"/>
+          <w:sz w:val="28"/>
+          <w:szCs w:val="28"/>
+        </w:rPr>
+        <w:t>В.Г.</w:t>
+      </w:r>
+      <w:proofErr w:type="gramEnd"/>
+      <w:r>
+        <w:rPr>
+          <w:rFonts w:ascii="Times New Roman" w:hAnsi="Times New Roman" w:cs="Times New Roman"/>
+          <w:sz w:val="28"/>
+          <w:szCs w:val="28"/>
+        </w:rPr>
+        <w:t xml:space="preserve">, </w:t>
+      </w:r>
+      <w:proofErr w:type="spellStart"/>
+      <w:r>
+        <w:rPr>
+          <w:rFonts w:ascii="Times New Roman" w:hAnsi="Times New Roman" w:cs="Times New Roman"/>
+          <w:sz w:val="28"/>
+          <w:szCs w:val="28"/>
+        </w:rPr>
+        <w:t>Макшаков</w:t>
+      </w:r>
+      <w:proofErr w:type="spellEnd"/>
+      <w:r>
+        <w:rPr>
+          <w:rFonts w:ascii="Times New Roman" w:hAnsi="Times New Roman" w:cs="Times New Roman"/>
+          <w:sz w:val="28"/>
+          <w:szCs w:val="28"/>
+        </w:rPr>
+        <w:t xml:space="preserve"> С.В. Получение информации о «горячих точках» кода на основе анализа реляционной модели </w:t>
+      </w:r>
+      <w:proofErr w:type="spellStart"/>
+      <w:r>
+        <w:rPr>
+          <w:rFonts w:ascii="Times New Roman" w:hAnsi="Times New Roman" w:cs="Times New Roman"/>
+          <w:sz w:val="28"/>
+          <w:szCs w:val="28"/>
+        </w:rPr>
+        <w:t>git</w:t>
+      </w:r>
+      <w:proofErr w:type="spellEnd"/>
+      <w:r>
+        <w:rPr>
+          <w:rFonts w:ascii="Times New Roman" w:hAnsi="Times New Roman" w:cs="Times New Roman"/>
+          <w:sz w:val="28"/>
+          <w:szCs w:val="28"/>
+        </w:rPr>
+        <w:t>-репозитория. — М.: РУТ (МИИТ), 2025.</w:t>
       </w:r>
     </w:p>
     <w:p>
